--- a/Readme.docx
+++ b/Readme.docx
@@ -3457,11 +3457,25 @@
           <w:szCs w:val="24"/>
           <w:lang w:val="ru-RU" w:eastAsia="en-GB"/>
         </w:rPr>
-        <w:t xml:space="preserve"> следующие элементы.</w:t>
-      </w:r>
-    </w:p>
-    <w:p>
-      <w:pPr>
+        <w:t xml:space="preserve"> следующие элементы</w:t>
+      </w:r>
+      <w:r>
+        <w:rPr>
+          <w:rFonts w:ascii="Times New Roman" w:eastAsia="Times New Roman" w:hAnsi="Times New Roman" w:cs="Times New Roman"/>
+          <w:sz w:val="24"/>
+          <w:szCs w:val="24"/>
+          <w:lang w:val="ru-RU" w:eastAsia="en-GB"/>
+        </w:rPr>
+        <w:t>:</w:t>
+      </w:r>
+    </w:p>
+    <w:p>
+      <w:pPr>
+        <w:pStyle w:val="a8"/>
+        <w:numPr>
+          <w:ilvl w:val="0"/>
+          <w:numId w:val="19"/>
+        </w:numPr>
         <w:rPr>
           <w:rFonts w:ascii="Times New Roman" w:eastAsia="Times New Roman" w:hAnsi="Times New Roman" w:cs="Times New Roman"/>
           <w:sz w:val="24"/>
@@ -3489,38 +3503,69 @@
           <w:szCs w:val="24"/>
           <w:lang w:val="ru-RU" w:eastAsia="en-GB"/>
         </w:rPr>
-        <w:t>.</w:t>
-      </w:r>
-      <w:r>
-        <w:rPr>
-          <w:rFonts w:ascii="Times New Roman" w:eastAsia="Times New Roman" w:hAnsi="Times New Roman" w:cs="Times New Roman"/>
-          <w:sz w:val="24"/>
-          <w:szCs w:val="24"/>
-          <w:lang w:val="ru-RU" w:eastAsia="en-GB"/>
-        </w:rPr>
-        <w:t xml:space="preserve"> </w:t>
-      </w:r>
-      <w:r>
-        <w:rPr>
-          <w:rFonts w:ascii="Times New Roman" w:eastAsia="Times New Roman" w:hAnsi="Times New Roman" w:cs="Times New Roman"/>
-          <w:sz w:val="24"/>
-          <w:szCs w:val="24"/>
-          <w:lang w:val="ru-RU" w:eastAsia="en-GB"/>
-        </w:rPr>
-        <w:t>Клиент</w:t>
-      </w:r>
-      <w:r>
-        <w:rPr>
-          <w:rFonts w:ascii="Times New Roman" w:eastAsia="Times New Roman" w:hAnsi="Times New Roman" w:cs="Times New Roman"/>
-          <w:sz w:val="24"/>
-          <w:szCs w:val="24"/>
-          <w:lang w:val="ru-RU" w:eastAsia="en-GB"/>
-        </w:rPr>
-        <w:t>, Администратор, Оператор поддержки</w:t>
-      </w:r>
-    </w:p>
-    <w:p>
-      <w:pPr>
+        <w:t>:</w:t>
+      </w:r>
+      <w:r>
+        <w:rPr>
+          <w:rFonts w:ascii="Times New Roman" w:eastAsia="Times New Roman" w:hAnsi="Times New Roman" w:cs="Times New Roman"/>
+          <w:sz w:val="24"/>
+          <w:szCs w:val="24"/>
+          <w:lang w:val="ru-RU" w:eastAsia="en-GB"/>
+        </w:rPr>
+        <w:t xml:space="preserve"> Клиент, Администратор, Оператор поддержки</w:t>
+      </w:r>
+    </w:p>
+    <w:p>
+      <w:pPr>
+        <w:pStyle w:val="a8"/>
+        <w:numPr>
+          <w:ilvl w:val="0"/>
+          <w:numId w:val="19"/>
+        </w:numPr>
+        <w:rPr>
+          <w:rFonts w:eastAsia="Times New Roman" w:cs="Times New Roman"/>
+          <w:sz w:val="24"/>
+          <w:szCs w:val="24"/>
+          <w:lang w:val="ru-RU" w:eastAsia="en-GB"/>
+        </w:rPr>
+      </w:pPr>
+      <w:proofErr w:type="spellStart"/>
+      <w:r>
+        <w:rPr>
+          <w:rFonts w:ascii="Times New Roman" w:eastAsia="Times New Roman" w:hAnsi="Times New Roman" w:cs="Times New Roman"/>
+          <w:sz w:val="24"/>
+          <w:szCs w:val="24"/>
+          <w:lang w:val="ru-RU" w:eastAsia="en-GB"/>
+        </w:rPr>
+        <w:t>Фронтенд</w:t>
+      </w:r>
+      <w:proofErr w:type="spellEnd"/>
+      <w:r>
+        <w:rPr>
+          <w:rFonts w:ascii="Times New Roman" w:eastAsia="Times New Roman" w:hAnsi="Times New Roman" w:cs="Times New Roman"/>
+          <w:sz w:val="24"/>
+          <w:szCs w:val="24"/>
+          <w:lang w:val="ru-RU" w:eastAsia="en-GB"/>
+        </w:rPr>
+        <w:t xml:space="preserve"> «</w:t>
+      </w:r>
+      <w:r>
+        <w:rPr>
+          <w:rFonts w:ascii="Times New Roman" w:eastAsia="Times New Roman" w:hAnsi="Times New Roman" w:cs="Times New Roman"/>
+          <w:sz w:val="24"/>
+          <w:szCs w:val="24"/>
+          <w:lang w:val="ru-RU" w:eastAsia="en-GB"/>
+        </w:rPr>
+        <w:t>Портал электронной площадки»</w:t>
+      </w:r>
+    </w:p>
+    <w:p>
+      <w:pPr>
+        <w:pStyle w:val="a8"/>
+        <w:numPr>
+          <w:ilvl w:val="0"/>
+          <w:numId w:val="19"/>
+        </w:numPr>
         <w:rPr>
           <w:rFonts w:ascii="Times New Roman" w:eastAsia="Times New Roman" w:hAnsi="Times New Roman" w:cs="Times New Roman"/>
           <w:sz w:val="24"/>
@@ -3717,7 +3762,83 @@
           <w:szCs w:val="24"/>
           <w:lang w:val="ru-RU" w:eastAsia="en-GB"/>
         </w:rPr>
-        <w:t xml:space="preserve"> Будет использоваться в качестве единой точкой входа для всех запросов от клиентских приложений (веб-портал, админ-панель). Отвечает за маршрутизацию запросов к нужным </w:t>
+        <w:t xml:space="preserve"> Будет использоваться в качестве единой точкой входа для всех запросов от клиентских приложений (веб-портал, админ-панель)</w:t>
+      </w:r>
+      <w:r>
+        <w:rPr>
+          <w:rFonts w:ascii="Times New Roman" w:eastAsia="Times New Roman" w:hAnsi="Times New Roman" w:cs="Times New Roman"/>
+          <w:sz w:val="24"/>
+          <w:szCs w:val="24"/>
+          <w:lang w:val="ru-RU" w:eastAsia="en-GB"/>
+        </w:rPr>
+        <w:t xml:space="preserve"> и </w:t>
+      </w:r>
+      <w:proofErr w:type="spellStart"/>
+      <w:r>
+        <w:rPr>
+          <w:rFonts w:ascii="Times New Roman" w:eastAsia="Times New Roman" w:hAnsi="Times New Roman" w:cs="Times New Roman"/>
+          <w:sz w:val="24"/>
+          <w:szCs w:val="24"/>
+          <w:lang w:val="ru-RU" w:eastAsia="en-GB"/>
+        </w:rPr>
+        <w:t>микросервисов</w:t>
+      </w:r>
+      <w:proofErr w:type="spellEnd"/>
+      <w:r>
+        <w:rPr>
+          <w:rFonts w:ascii="Times New Roman" w:eastAsia="Times New Roman" w:hAnsi="Times New Roman" w:cs="Times New Roman"/>
+          <w:sz w:val="24"/>
+          <w:szCs w:val="24"/>
+          <w:lang w:val="ru-RU" w:eastAsia="en-GB"/>
+        </w:rPr>
+        <w:t xml:space="preserve"> друг к другу</w:t>
+      </w:r>
+      <w:r>
+        <w:rPr>
+          <w:rFonts w:ascii="Times New Roman" w:eastAsia="Times New Roman" w:hAnsi="Times New Roman" w:cs="Times New Roman"/>
+          <w:sz w:val="24"/>
+          <w:szCs w:val="24"/>
+          <w:lang w:val="ru-RU" w:eastAsia="en-GB"/>
+        </w:rPr>
+        <w:t xml:space="preserve">. </w:t>
+      </w:r>
+      <w:r>
+        <w:rPr>
+          <w:rFonts w:ascii="Times New Roman" w:eastAsia="Times New Roman" w:hAnsi="Times New Roman" w:cs="Times New Roman"/>
+          <w:sz w:val="24"/>
+          <w:szCs w:val="24"/>
+          <w:lang w:val="ru-RU" w:eastAsia="en-GB"/>
+        </w:rPr>
+        <w:t>Ч</w:t>
+      </w:r>
+      <w:r>
+        <w:rPr>
+          <w:rFonts w:ascii="Times New Roman" w:eastAsia="Times New Roman" w:hAnsi="Times New Roman" w:cs="Times New Roman"/>
+          <w:sz w:val="24"/>
+          <w:szCs w:val="24"/>
+          <w:lang w:val="ru-RU" w:eastAsia="en-GB"/>
+        </w:rPr>
+        <w:t xml:space="preserve">ерез него проходят все синхронные запросы: как от </w:t>
+      </w:r>
+      <w:proofErr w:type="spellStart"/>
+      <w:r>
+        <w:rPr>
+          <w:rFonts w:ascii="Times New Roman" w:eastAsia="Times New Roman" w:hAnsi="Times New Roman" w:cs="Times New Roman"/>
+          <w:sz w:val="24"/>
+          <w:szCs w:val="24"/>
+          <w:lang w:val="ru-RU" w:eastAsia="en-GB"/>
+        </w:rPr>
+        <w:t>фронтенда</w:t>
+      </w:r>
+      <w:proofErr w:type="spellEnd"/>
+      <w:r>
+        <w:rPr>
+          <w:rFonts w:ascii="Times New Roman" w:eastAsia="Times New Roman" w:hAnsi="Times New Roman" w:cs="Times New Roman"/>
+          <w:sz w:val="24"/>
+          <w:szCs w:val="24"/>
+          <w:lang w:val="ru-RU" w:eastAsia="en-GB"/>
+        </w:rPr>
+        <w:t xml:space="preserve"> к </w:t>
       </w:r>
       <w:proofErr w:type="spellStart"/>
       <w:r>
@@ -3737,22 +3858,43 @@
           <w:szCs w:val="24"/>
           <w:lang w:val="ru-RU" w:eastAsia="en-GB"/>
         </w:rPr>
-        <w:t>, может выполнять аутентификацию и другие сквозные задачи.</w:t>
-      </w:r>
-    </w:p>
-    <w:p>
-      <w:pPr>
-        <w:rPr>
-          <w:rFonts w:ascii="Times New Roman" w:eastAsia="Times New Roman" w:hAnsi="Times New Roman" w:cs="Times New Roman"/>
-          <w:sz w:val="24"/>
-          <w:szCs w:val="24"/>
-          <w:lang w:val="ru-RU" w:eastAsia="en-GB"/>
-        </w:rPr>
-      </w:pPr>
-      <w:proofErr w:type="spellStart"/>
-      <w:r>
-        <w:rPr>
-          <w:rFonts w:ascii="Times New Roman" w:eastAsia="Times New Roman" w:hAnsi="Times New Roman" w:cs="Times New Roman"/>
+        <w:t xml:space="preserve">, так и между </w:t>
+      </w:r>
+      <w:proofErr w:type="spellStart"/>
+      <w:r>
+        <w:rPr>
+          <w:rFonts w:ascii="Times New Roman" w:eastAsia="Times New Roman" w:hAnsi="Times New Roman" w:cs="Times New Roman"/>
+          <w:sz w:val="24"/>
+          <w:szCs w:val="24"/>
+          <w:lang w:val="ru-RU" w:eastAsia="en-GB"/>
+        </w:rPr>
+        <w:t>микросервисами</w:t>
+      </w:r>
+      <w:proofErr w:type="spellEnd"/>
+      <w:r>
+        <w:rPr>
+          <w:rFonts w:ascii="Times New Roman" w:eastAsia="Times New Roman" w:hAnsi="Times New Roman" w:cs="Times New Roman"/>
+          <w:sz w:val="24"/>
+          <w:szCs w:val="24"/>
+          <w:lang w:val="ru-RU" w:eastAsia="en-GB"/>
+        </w:rPr>
+        <w:t>. Это обеспечивает централизованный контроль и управление API</w:t>
+      </w:r>
+    </w:p>
+    <w:p>
+      <w:pPr>
+        <w:rPr>
+          <w:rFonts w:ascii="Times New Roman" w:eastAsia="Times New Roman" w:hAnsi="Times New Roman" w:cs="Times New Roman"/>
+          <w:sz w:val="24"/>
+          <w:szCs w:val="24"/>
+          <w:lang w:val="ru-RU" w:eastAsia="en-GB"/>
+        </w:rPr>
+      </w:pPr>
+      <w:proofErr w:type="spellStart"/>
+      <w:r>
+        <w:rPr>
+          <w:rFonts w:ascii="Times New Roman" w:eastAsia="Times New Roman" w:hAnsi="Times New Roman" w:cs="Times New Roman"/>
+          <w:b/>
           <w:bCs/>
           <w:sz w:val="24"/>
           <w:szCs w:val="24"/>
@@ -4421,6 +4563,7 @@
           <w:szCs w:val="24"/>
           <w:lang w:eastAsia="en-GB"/>
         </w:rPr>
+        <w:lastRenderedPageBreak/>
         <w:t>Reporting</w:t>
       </w:r>
       <w:r>
@@ -4547,7 +4690,7 @@
           <w:rFonts w:ascii="Times New Roman" w:eastAsia="Times New Roman" w:hAnsi="Times New Roman" w:cs="Times New Roman"/>
           <w:sz w:val="24"/>
           <w:szCs w:val="24"/>
-          <w:lang w:val="ru-RU" w:eastAsia="en-GB"/>
+          <w:lang w:eastAsia="en-GB"/>
         </w:rPr>
       </w:pPr>
       <w:r>
@@ -4560,1611 +4703,6417 @@
           <w:szCs w:val="24"/>
           <w:lang w:val="ru-RU" w:eastAsia="en-GB"/>
         </w:rPr>
+        <w:t>Базы Данных.</w:t>
+      </w:r>
+      <w:r>
+        <w:rPr>
+          <w:rFonts w:ascii="Times New Roman" w:eastAsia="Times New Roman" w:hAnsi="Times New Roman" w:cs="Times New Roman"/>
+          <w:sz w:val="24"/>
+          <w:szCs w:val="24"/>
+          <w:lang w:val="ru-RU" w:eastAsia="en-GB"/>
+        </w:rPr>
+        <w:t xml:space="preserve"> Вместо единой базы данных монолита я выделил для каждого микросервиса свою собственную, изолированную базу данных. Это обеспечивает независимость сервисов.</w:t>
+      </w:r>
+      <w:r>
+        <w:rPr>
+          <w:rFonts w:ascii="Times New Roman" w:eastAsia="Times New Roman" w:hAnsi="Times New Roman" w:cs="Times New Roman"/>
+          <w:sz w:val="24"/>
+          <w:szCs w:val="24"/>
+          <w:lang w:val="ru-RU" w:eastAsia="en-GB"/>
+        </w:rPr>
+        <w:br/>
+      </w:r>
+      <w:r>
+        <w:rPr>
+          <w:rFonts w:ascii="Times New Roman" w:eastAsia="Times New Roman" w:hAnsi="Times New Roman" w:cs="Times New Roman"/>
+          <w:sz w:val="24"/>
+          <w:szCs w:val="24"/>
+          <w:lang w:val="ru-RU" w:eastAsia="en-GB"/>
+        </w:rPr>
+        <w:t xml:space="preserve">Предлагаемые </w:t>
+      </w:r>
+      <w:r>
+        <w:rPr>
+          <w:rFonts w:ascii="Times New Roman" w:eastAsia="Times New Roman" w:hAnsi="Times New Roman" w:cs="Times New Roman"/>
+          <w:sz w:val="24"/>
+          <w:szCs w:val="24"/>
+          <w:lang w:eastAsia="en-GB"/>
+        </w:rPr>
+        <w:t>технологии</w:t>
+      </w:r>
+      <w:r>
+        <w:rPr>
+          <w:rFonts w:ascii="Times New Roman" w:eastAsia="Times New Roman" w:hAnsi="Times New Roman" w:cs="Times New Roman"/>
+          <w:sz w:val="24"/>
+          <w:szCs w:val="24"/>
+          <w:lang w:val="ru-RU" w:eastAsia="en-GB"/>
+        </w:rPr>
+        <w:t xml:space="preserve"> для локальных БД</w:t>
+      </w:r>
+      <w:r>
+        <w:rPr>
+          <w:rFonts w:ascii="Times New Roman" w:eastAsia="Times New Roman" w:hAnsi="Times New Roman" w:cs="Times New Roman"/>
+          <w:sz w:val="24"/>
+          <w:szCs w:val="24"/>
+          <w:lang w:eastAsia="en-GB"/>
+        </w:rPr>
+        <w:t xml:space="preserve">: </w:t>
+      </w:r>
+    </w:p>
+    <w:p>
+      <w:pPr>
+        <w:numPr>
+          <w:ilvl w:val="0"/>
+          <w:numId w:val="17"/>
+        </w:numPr>
+        <w:spacing w:before="100" w:beforeAutospacing="1" w:after="100" w:afterAutospacing="1" w:line="240" w:lineRule="auto"/>
+        <w:rPr>
+          <w:rFonts w:ascii="Times New Roman" w:eastAsia="Times New Roman" w:hAnsi="Times New Roman" w:cs="Times New Roman"/>
+          <w:sz w:val="24"/>
+          <w:szCs w:val="24"/>
+          <w:lang w:eastAsia="en-GB"/>
+        </w:rPr>
+      </w:pPr>
+      <w:r>
+        <w:rPr>
+          <w:rFonts w:ascii="Times New Roman" w:eastAsia="Times New Roman" w:hAnsi="Times New Roman" w:cs="Times New Roman"/>
+          <w:iCs/>
+          <w:sz w:val="24"/>
+          <w:szCs w:val="24"/>
+          <w:lang w:eastAsia="en-GB"/>
+        </w:rPr>
+        <w:t>Auth, Product, Order, Payment, Notification, Content, Support DB:</w:t>
+      </w:r>
+      <w:r>
+        <w:rPr>
+          <w:rFonts w:ascii="Times New Roman" w:eastAsia="Times New Roman" w:hAnsi="Times New Roman" w:cs="Times New Roman"/>
+          <w:sz w:val="24"/>
+          <w:szCs w:val="24"/>
+          <w:lang w:eastAsia="en-GB"/>
+        </w:rPr>
+        <w:t xml:space="preserve"> </w:t>
+      </w:r>
+      <w:r>
+        <w:rPr>
+          <w:rFonts w:ascii="Times New Roman" w:eastAsia="Times New Roman" w:hAnsi="Times New Roman" w:cs="Times New Roman"/>
+          <w:bCs/>
+          <w:sz w:val="24"/>
+          <w:szCs w:val="24"/>
+          <w:lang w:eastAsia="en-GB"/>
+        </w:rPr>
+        <w:t>PostgreSQL</w:t>
+      </w:r>
+      <w:r>
+        <w:rPr>
+          <w:rFonts w:ascii="Times New Roman" w:eastAsia="Times New Roman" w:hAnsi="Times New Roman" w:cs="Times New Roman"/>
+          <w:sz w:val="24"/>
+          <w:szCs w:val="24"/>
+          <w:lang w:eastAsia="en-GB"/>
+        </w:rPr>
+        <w:t>.</w:t>
+      </w:r>
+    </w:p>
+    <w:p>
+      <w:pPr>
+        <w:numPr>
+          <w:ilvl w:val="0"/>
+          <w:numId w:val="17"/>
+        </w:numPr>
+        <w:spacing w:before="100" w:beforeAutospacing="1" w:after="100" w:afterAutospacing="1" w:line="240" w:lineRule="auto"/>
+        <w:rPr>
+          <w:rFonts w:ascii="Times New Roman" w:eastAsia="Times New Roman" w:hAnsi="Times New Roman" w:cs="Times New Roman"/>
+          <w:sz w:val="24"/>
+          <w:szCs w:val="24"/>
+          <w:lang w:eastAsia="en-GB"/>
+        </w:rPr>
+      </w:pPr>
+      <w:r>
+        <w:rPr>
+          <w:rFonts w:ascii="Times New Roman" w:eastAsia="Times New Roman" w:hAnsi="Times New Roman" w:cs="Times New Roman"/>
+          <w:iCs/>
+          <w:sz w:val="24"/>
+          <w:szCs w:val="24"/>
+          <w:lang w:eastAsia="en-GB"/>
+        </w:rPr>
+        <w:t>Cart DB:</w:t>
+      </w:r>
+      <w:r>
+        <w:rPr>
+          <w:rFonts w:ascii="Times New Roman" w:eastAsia="Times New Roman" w:hAnsi="Times New Roman" w:cs="Times New Roman"/>
+          <w:sz w:val="24"/>
+          <w:szCs w:val="24"/>
+          <w:lang w:eastAsia="en-GB"/>
+        </w:rPr>
+        <w:t xml:space="preserve"> </w:t>
+      </w:r>
+      <w:r>
+        <w:rPr>
+          <w:rFonts w:ascii="Times New Roman" w:eastAsia="Times New Roman" w:hAnsi="Times New Roman" w:cs="Times New Roman"/>
+          <w:bCs/>
+          <w:sz w:val="24"/>
+          <w:szCs w:val="24"/>
+          <w:lang w:eastAsia="en-GB"/>
+        </w:rPr>
+        <w:t>Redis</w:t>
+      </w:r>
+      <w:r>
+        <w:rPr>
+          <w:rFonts w:ascii="Times New Roman" w:eastAsia="Times New Roman" w:hAnsi="Times New Roman" w:cs="Times New Roman"/>
+          <w:sz w:val="24"/>
+          <w:szCs w:val="24"/>
+          <w:lang w:eastAsia="en-GB"/>
+        </w:rPr>
+        <w:t>.</w:t>
+      </w:r>
+    </w:p>
+    <w:p>
+      <w:pPr>
+        <w:numPr>
+          <w:ilvl w:val="0"/>
+          <w:numId w:val="17"/>
+        </w:numPr>
+        <w:spacing w:before="100" w:beforeAutospacing="1" w:after="100" w:afterAutospacing="1" w:line="240" w:lineRule="auto"/>
+        <w:rPr>
+          <w:rFonts w:ascii="Times New Roman" w:eastAsia="Times New Roman" w:hAnsi="Times New Roman" w:cs="Times New Roman"/>
+          <w:sz w:val="24"/>
+          <w:szCs w:val="24"/>
+          <w:lang w:eastAsia="en-GB"/>
+        </w:rPr>
+      </w:pPr>
+      <w:r>
+        <w:rPr>
+          <w:rFonts w:ascii="Times New Roman" w:eastAsia="Times New Roman" w:hAnsi="Times New Roman" w:cs="Times New Roman"/>
+          <w:iCs/>
+          <w:sz w:val="24"/>
+          <w:szCs w:val="24"/>
+          <w:lang w:eastAsia="en-GB"/>
+        </w:rPr>
+        <w:t>Reporting DB:</w:t>
+      </w:r>
+      <w:r>
+        <w:rPr>
+          <w:rFonts w:ascii="Times New Roman" w:eastAsia="Times New Roman" w:hAnsi="Times New Roman" w:cs="Times New Roman"/>
+          <w:sz w:val="24"/>
+          <w:szCs w:val="24"/>
+          <w:lang w:eastAsia="en-GB"/>
+        </w:rPr>
+        <w:t xml:space="preserve"> </w:t>
+      </w:r>
+      <w:proofErr w:type="spellStart"/>
+      <w:r>
+        <w:rPr>
+          <w:rFonts w:ascii="Times New Roman" w:eastAsia="Times New Roman" w:hAnsi="Times New Roman" w:cs="Times New Roman"/>
+          <w:bCs/>
+          <w:sz w:val="24"/>
+          <w:szCs w:val="24"/>
+          <w:lang w:eastAsia="en-GB"/>
+        </w:rPr>
+        <w:t>ClickHouse</w:t>
+      </w:r>
+      <w:proofErr w:type="spellEnd"/>
+      <w:r>
+        <w:rPr>
+          <w:rFonts w:ascii="Times New Roman" w:eastAsia="Times New Roman" w:hAnsi="Times New Roman" w:cs="Times New Roman"/>
+          <w:bCs/>
+          <w:sz w:val="24"/>
+          <w:szCs w:val="24"/>
+          <w:lang w:eastAsia="en-GB"/>
+        </w:rPr>
+        <w:t>/PostgreSQL</w:t>
+      </w:r>
+      <w:r>
+        <w:rPr>
+          <w:rFonts w:ascii="Times New Roman" w:eastAsia="Times New Roman" w:hAnsi="Times New Roman" w:cs="Times New Roman"/>
+          <w:sz w:val="24"/>
+          <w:szCs w:val="24"/>
+          <w:lang w:eastAsia="en-GB"/>
+        </w:rPr>
+        <w:t xml:space="preserve"> (</w:t>
+      </w:r>
+      <w:proofErr w:type="spellStart"/>
+      <w:r>
+        <w:rPr>
+          <w:rFonts w:ascii="Times New Roman" w:eastAsia="Times New Roman" w:hAnsi="Times New Roman" w:cs="Times New Roman"/>
+          <w:sz w:val="24"/>
+          <w:szCs w:val="24"/>
+          <w:lang w:eastAsia="en-GB"/>
+        </w:rPr>
+        <w:t>для</w:t>
+      </w:r>
+      <w:proofErr w:type="spellEnd"/>
+      <w:r>
+        <w:rPr>
+          <w:rFonts w:ascii="Times New Roman" w:eastAsia="Times New Roman" w:hAnsi="Times New Roman" w:cs="Times New Roman"/>
+          <w:sz w:val="24"/>
+          <w:szCs w:val="24"/>
+          <w:lang w:eastAsia="en-GB"/>
+        </w:rPr>
+        <w:t xml:space="preserve"> </w:t>
+      </w:r>
+      <w:proofErr w:type="spellStart"/>
+      <w:r>
+        <w:rPr>
+          <w:rFonts w:ascii="Times New Roman" w:eastAsia="Times New Roman" w:hAnsi="Times New Roman" w:cs="Times New Roman"/>
+          <w:sz w:val="24"/>
+          <w:szCs w:val="24"/>
+          <w:lang w:eastAsia="en-GB"/>
+        </w:rPr>
+        <w:t>агрегированных</w:t>
+      </w:r>
+      <w:proofErr w:type="spellEnd"/>
+      <w:r>
+        <w:rPr>
+          <w:rFonts w:ascii="Times New Roman" w:eastAsia="Times New Roman" w:hAnsi="Times New Roman" w:cs="Times New Roman"/>
+          <w:sz w:val="24"/>
+          <w:szCs w:val="24"/>
+          <w:lang w:eastAsia="en-GB"/>
+        </w:rPr>
+        <w:t xml:space="preserve"> данных).</w:t>
+      </w:r>
+    </w:p>
+    <w:p>
+      <w:pPr>
+        <w:jc w:val="both"/>
+        <w:rPr>
+          <w:rFonts w:ascii="Times New Roman" w:eastAsia="Times New Roman" w:hAnsi="Times New Roman" w:cs="Times New Roman"/>
+          <w:sz w:val="24"/>
+          <w:szCs w:val="24"/>
+          <w:lang w:val="ru-RU" w:eastAsia="en-GB"/>
+        </w:rPr>
+      </w:pPr>
+      <w:r>
+        <w:rPr>
+          <w:rFonts w:ascii="Times New Roman" w:eastAsia="Times New Roman" w:hAnsi="Times New Roman" w:cs="Times New Roman"/>
+          <w:b/>
+          <w:bCs/>
+          <w:i/>
+          <w:sz w:val="24"/>
+          <w:szCs w:val="24"/>
+          <w:lang w:eastAsia="en-GB"/>
+        </w:rPr>
+        <w:t>Message</w:t>
+      </w:r>
+      <w:r>
+        <w:rPr>
+          <w:rFonts w:ascii="Times New Roman" w:eastAsia="Times New Roman" w:hAnsi="Times New Roman" w:cs="Times New Roman"/>
+          <w:b/>
+          <w:bCs/>
+          <w:i/>
+          <w:sz w:val="24"/>
+          <w:szCs w:val="24"/>
+          <w:lang w:val="ru-RU" w:eastAsia="en-GB"/>
+        </w:rPr>
+        <w:t xml:space="preserve"> </w:t>
+      </w:r>
+      <w:r>
+        <w:rPr>
+          <w:rFonts w:ascii="Times New Roman" w:eastAsia="Times New Roman" w:hAnsi="Times New Roman" w:cs="Times New Roman"/>
+          <w:b/>
+          <w:bCs/>
+          <w:i/>
+          <w:sz w:val="24"/>
+          <w:szCs w:val="24"/>
+          <w:lang w:eastAsia="en-GB"/>
+        </w:rPr>
+        <w:t>Broker</w:t>
+      </w:r>
+      <w:r>
+        <w:rPr>
+          <w:rFonts w:ascii="Times New Roman" w:eastAsia="Times New Roman" w:hAnsi="Times New Roman" w:cs="Times New Roman"/>
+          <w:b/>
+          <w:bCs/>
+          <w:i/>
+          <w:sz w:val="24"/>
+          <w:szCs w:val="24"/>
+          <w:lang w:val="ru-RU" w:eastAsia="en-GB"/>
+        </w:rPr>
+        <w:t xml:space="preserve"> (</w:t>
+      </w:r>
+      <w:r>
+        <w:rPr>
+          <w:rFonts w:ascii="Times New Roman" w:eastAsia="Times New Roman" w:hAnsi="Times New Roman" w:cs="Times New Roman"/>
+          <w:b/>
+          <w:bCs/>
+          <w:i/>
+          <w:sz w:val="24"/>
+          <w:szCs w:val="24"/>
+          <w:lang w:eastAsia="en-GB"/>
+        </w:rPr>
+        <w:t>Kafka</w:t>
+      </w:r>
+      <w:r>
+        <w:rPr>
+          <w:rFonts w:ascii="Times New Roman" w:eastAsia="Times New Roman" w:hAnsi="Times New Roman" w:cs="Times New Roman"/>
+          <w:b/>
+          <w:bCs/>
+          <w:i/>
+          <w:sz w:val="24"/>
+          <w:szCs w:val="24"/>
+          <w:lang w:val="ru-RU" w:eastAsia="en-GB"/>
+        </w:rPr>
+        <w:t>/</w:t>
+      </w:r>
+      <w:r>
+        <w:rPr>
+          <w:rFonts w:ascii="Times New Roman" w:eastAsia="Times New Roman" w:hAnsi="Times New Roman" w:cs="Times New Roman"/>
+          <w:b/>
+          <w:bCs/>
+          <w:i/>
+          <w:sz w:val="24"/>
+          <w:szCs w:val="24"/>
+          <w:lang w:eastAsia="en-GB"/>
+        </w:rPr>
+        <w:t>RabbitMQ</w:t>
+      </w:r>
+      <w:r>
+        <w:rPr>
+          <w:rFonts w:ascii="Times New Roman" w:eastAsia="Times New Roman" w:hAnsi="Times New Roman" w:cs="Times New Roman"/>
+          <w:b/>
+          <w:bCs/>
+          <w:i/>
+          <w:sz w:val="24"/>
+          <w:szCs w:val="24"/>
+          <w:lang w:val="ru-RU" w:eastAsia="en-GB"/>
+        </w:rPr>
+        <w:t>):</w:t>
+      </w:r>
+      <w:r>
+        <w:rPr>
+          <w:rFonts w:ascii="Times New Roman" w:eastAsia="Times New Roman" w:hAnsi="Times New Roman" w:cs="Times New Roman"/>
+          <w:sz w:val="24"/>
+          <w:szCs w:val="24"/>
+          <w:lang w:val="ru-RU" w:eastAsia="en-GB"/>
+        </w:rPr>
+        <w:t xml:space="preserve"> Добавлен для реализации асинхронного взаимодействия между сервисами через публикацию/подписку на события.</w:t>
+      </w:r>
+    </w:p>
+    <w:p>
+      <w:pPr>
+        <w:rPr>
+          <w:rFonts w:ascii="Times New Roman" w:eastAsia="Times New Roman" w:hAnsi="Times New Roman" w:cs="Times New Roman"/>
+          <w:sz w:val="24"/>
+          <w:szCs w:val="24"/>
+          <w:lang w:val="ru-RU" w:eastAsia="en-GB"/>
+        </w:rPr>
+      </w:pPr>
+      <w:r>
+        <w:rPr>
+          <w:rFonts w:ascii="Times New Roman" w:eastAsia="Times New Roman" w:hAnsi="Times New Roman" w:cs="Times New Roman"/>
+          <w:sz w:val="24"/>
+          <w:szCs w:val="24"/>
+          <w:lang w:val="ru-RU" w:eastAsia="en-GB"/>
+        </w:rPr>
+        <w:t>Взаимодействие между компонентами осуществляется следующим образом (номера соответствуют нумерации на схеме)</w:t>
+      </w:r>
+      <w:r>
+        <w:rPr>
+          <w:rFonts w:ascii="Times New Roman" w:eastAsia="Times New Roman" w:hAnsi="Times New Roman" w:cs="Times New Roman"/>
+          <w:sz w:val="24"/>
+          <w:szCs w:val="24"/>
+          <w:lang w:val="ru-RU" w:eastAsia="en-GB"/>
+        </w:rPr>
+        <w:t>:</w:t>
+      </w:r>
+    </w:p>
+    <w:p>
+      <w:pPr>
+        <w:rPr>
+          <w:rFonts w:ascii="Times New Roman" w:eastAsia="Times New Roman" w:hAnsi="Times New Roman" w:cs="Times New Roman"/>
+          <w:sz w:val="24"/>
+          <w:szCs w:val="24"/>
+          <w:lang w:val="ru-RU" w:eastAsia="en-GB"/>
+        </w:rPr>
+      </w:pPr>
+      <w:proofErr w:type="spellStart"/>
+      <w:r>
+        <w:rPr>
+          <w:rFonts w:ascii="Times New Roman" w:eastAsia="Times New Roman" w:hAnsi="Times New Roman" w:cs="Times New Roman"/>
+          <w:sz w:val="24"/>
+          <w:szCs w:val="24"/>
+          <w:lang w:val="ru-RU" w:eastAsia="en-GB"/>
+        </w:rPr>
+        <w:t>Акторы</w:t>
+      </w:r>
+      <w:proofErr w:type="spellEnd"/>
+      <w:r>
+        <w:rPr>
+          <w:rFonts w:ascii="Times New Roman" w:eastAsia="Times New Roman" w:hAnsi="Times New Roman" w:cs="Times New Roman"/>
+          <w:sz w:val="24"/>
+          <w:szCs w:val="24"/>
+          <w:lang w:val="ru-RU" w:eastAsia="en-GB"/>
+        </w:rPr>
+        <w:t xml:space="preserve"> (1, 2, 3) взаимодействуют с </w:t>
+      </w:r>
+      <w:r>
+        <w:rPr>
+          <w:rFonts w:ascii="Times New Roman" w:eastAsia="Times New Roman" w:hAnsi="Times New Roman" w:cs="Times New Roman"/>
+          <w:bCs/>
+          <w:sz w:val="24"/>
+          <w:szCs w:val="24"/>
+          <w:lang w:eastAsia="en-GB"/>
+        </w:rPr>
+        <w:t>Frontend</w:t>
+      </w:r>
+      <w:r>
+        <w:rPr>
+          <w:rFonts w:ascii="Times New Roman" w:eastAsia="Times New Roman" w:hAnsi="Times New Roman" w:cs="Times New Roman"/>
+          <w:bCs/>
+          <w:sz w:val="24"/>
+          <w:szCs w:val="24"/>
+          <w:lang w:val="ru-RU" w:eastAsia="en-GB"/>
+        </w:rPr>
+        <w:t xml:space="preserve"> </w:t>
+      </w:r>
+      <w:r>
+        <w:rPr>
+          <w:rFonts w:ascii="Times New Roman" w:eastAsia="Times New Roman" w:hAnsi="Times New Roman" w:cs="Times New Roman"/>
+          <w:bCs/>
+          <w:sz w:val="24"/>
+          <w:szCs w:val="24"/>
+          <w:lang w:eastAsia="en-GB"/>
+        </w:rPr>
+        <w:t>Application</w:t>
+      </w:r>
+      <w:r>
+        <w:rPr>
+          <w:rFonts w:ascii="Times New Roman" w:eastAsia="Times New Roman" w:hAnsi="Times New Roman" w:cs="Times New Roman"/>
+          <w:sz w:val="24"/>
+          <w:szCs w:val="24"/>
+          <w:lang w:val="ru-RU" w:eastAsia="en-GB"/>
+        </w:rPr>
+        <w:t xml:space="preserve">. </w:t>
+      </w:r>
+    </w:p>
+    <w:p>
+      <w:pPr>
+        <w:rPr>
+          <w:rFonts w:ascii="Times New Roman" w:eastAsia="Times New Roman" w:hAnsi="Times New Roman" w:cs="Times New Roman"/>
+          <w:sz w:val="24"/>
+          <w:szCs w:val="24"/>
+          <w:lang w:val="ru-RU" w:eastAsia="en-GB"/>
+        </w:rPr>
+      </w:pPr>
+      <w:r>
+        <w:rPr>
+          <w:rFonts w:ascii="Times New Roman" w:eastAsia="Times New Roman" w:hAnsi="Times New Roman" w:cs="Times New Roman"/>
+          <w:sz w:val="24"/>
+          <w:szCs w:val="24"/>
+          <w:lang w:eastAsia="en-GB"/>
+        </w:rPr>
+        <w:t>Frontend</w:t>
+      </w:r>
+      <w:r>
+        <w:rPr>
+          <w:rFonts w:ascii="Times New Roman" w:eastAsia="Times New Roman" w:hAnsi="Times New Roman" w:cs="Times New Roman"/>
+          <w:sz w:val="24"/>
+          <w:szCs w:val="24"/>
+          <w:lang w:val="ru-RU" w:eastAsia="en-GB"/>
+        </w:rPr>
+        <w:t xml:space="preserve"> </w:t>
+      </w:r>
+      <w:r>
+        <w:rPr>
+          <w:rFonts w:ascii="Times New Roman" w:eastAsia="Times New Roman" w:hAnsi="Times New Roman" w:cs="Times New Roman"/>
+          <w:sz w:val="24"/>
+          <w:szCs w:val="24"/>
+          <w:lang w:eastAsia="en-GB"/>
+        </w:rPr>
+        <w:t>Application</w:t>
+      </w:r>
+      <w:r>
+        <w:rPr>
+          <w:rFonts w:ascii="Times New Roman" w:eastAsia="Times New Roman" w:hAnsi="Times New Roman" w:cs="Times New Roman"/>
+          <w:sz w:val="24"/>
+          <w:szCs w:val="24"/>
+          <w:lang w:val="ru-RU" w:eastAsia="en-GB"/>
+        </w:rPr>
+        <w:t xml:space="preserve"> отправляет все запросы к бэкенду через </w:t>
+      </w:r>
+      <w:r>
+        <w:rPr>
+          <w:rFonts w:ascii="Times New Roman" w:eastAsia="Times New Roman" w:hAnsi="Times New Roman" w:cs="Times New Roman"/>
+          <w:bCs/>
+          <w:sz w:val="24"/>
+          <w:szCs w:val="24"/>
+          <w:lang w:eastAsia="en-GB"/>
+        </w:rPr>
+        <w:t>API</w:t>
+      </w:r>
+      <w:r>
+        <w:rPr>
+          <w:rFonts w:ascii="Times New Roman" w:eastAsia="Times New Roman" w:hAnsi="Times New Roman" w:cs="Times New Roman"/>
+          <w:bCs/>
+          <w:sz w:val="24"/>
+          <w:szCs w:val="24"/>
+          <w:lang w:val="ru-RU" w:eastAsia="en-GB"/>
+        </w:rPr>
+        <w:t xml:space="preserve"> </w:t>
+      </w:r>
+      <w:r>
+        <w:rPr>
+          <w:rFonts w:ascii="Times New Roman" w:eastAsia="Times New Roman" w:hAnsi="Times New Roman" w:cs="Times New Roman"/>
+          <w:bCs/>
+          <w:sz w:val="24"/>
+          <w:szCs w:val="24"/>
+          <w:lang w:eastAsia="en-GB"/>
+        </w:rPr>
+        <w:t>Gateway</w:t>
+      </w:r>
+      <w:r>
+        <w:rPr>
+          <w:rFonts w:ascii="Times New Roman" w:eastAsia="Times New Roman" w:hAnsi="Times New Roman" w:cs="Times New Roman"/>
+          <w:sz w:val="24"/>
+          <w:szCs w:val="24"/>
+          <w:lang w:val="ru-RU" w:eastAsia="en-GB"/>
+        </w:rPr>
+        <w:t xml:space="preserve"> (4). </w:t>
+      </w:r>
+    </w:p>
+    <w:p>
+      <w:pPr>
+        <w:rPr>
+          <w:rFonts w:ascii="Times New Roman" w:eastAsia="Times New Roman" w:hAnsi="Times New Roman" w:cs="Times New Roman"/>
+          <w:sz w:val="24"/>
+          <w:szCs w:val="24"/>
+          <w:lang w:val="ru-RU" w:eastAsia="en-GB"/>
+        </w:rPr>
+      </w:pPr>
+      <w:r>
+        <w:rPr>
+          <w:rFonts w:ascii="Times New Roman" w:eastAsia="Times New Roman" w:hAnsi="Times New Roman" w:cs="Times New Roman"/>
+          <w:sz w:val="24"/>
+          <w:szCs w:val="24"/>
+          <w:lang w:eastAsia="en-GB"/>
+        </w:rPr>
+        <w:t>API</w:t>
+      </w:r>
+      <w:r>
+        <w:rPr>
+          <w:rFonts w:ascii="Times New Roman" w:eastAsia="Times New Roman" w:hAnsi="Times New Roman" w:cs="Times New Roman"/>
+          <w:sz w:val="24"/>
+          <w:szCs w:val="24"/>
+          <w:lang w:val="ru-RU" w:eastAsia="en-GB"/>
+        </w:rPr>
+        <w:t xml:space="preserve"> </w:t>
+      </w:r>
+      <w:r>
+        <w:rPr>
+          <w:rFonts w:ascii="Times New Roman" w:eastAsia="Times New Roman" w:hAnsi="Times New Roman" w:cs="Times New Roman"/>
+          <w:sz w:val="24"/>
+          <w:szCs w:val="24"/>
+          <w:lang w:eastAsia="en-GB"/>
+        </w:rPr>
+        <w:t>Gateway</w:t>
+      </w:r>
+      <w:r>
+        <w:rPr>
+          <w:rFonts w:ascii="Times New Roman" w:eastAsia="Times New Roman" w:hAnsi="Times New Roman" w:cs="Times New Roman"/>
+          <w:sz w:val="24"/>
+          <w:szCs w:val="24"/>
+          <w:lang w:val="ru-RU" w:eastAsia="en-GB"/>
+        </w:rPr>
+        <w:t xml:space="preserve"> маршрутизирует запросы от </w:t>
+      </w:r>
+      <w:proofErr w:type="spellStart"/>
+      <w:r>
+        <w:rPr>
+          <w:rFonts w:ascii="Times New Roman" w:eastAsia="Times New Roman" w:hAnsi="Times New Roman" w:cs="Times New Roman"/>
+          <w:sz w:val="24"/>
+          <w:szCs w:val="24"/>
+          <w:lang w:val="ru-RU" w:eastAsia="en-GB"/>
+        </w:rPr>
+        <w:t>фронтенда</w:t>
+      </w:r>
+      <w:proofErr w:type="spellEnd"/>
+      <w:r>
+        <w:rPr>
+          <w:rFonts w:ascii="Times New Roman" w:eastAsia="Times New Roman" w:hAnsi="Times New Roman" w:cs="Times New Roman"/>
+          <w:sz w:val="24"/>
+          <w:szCs w:val="24"/>
+          <w:lang w:val="ru-RU" w:eastAsia="en-GB"/>
+        </w:rPr>
+        <w:t xml:space="preserve"> к целевым </w:t>
+      </w:r>
+      <w:proofErr w:type="spellStart"/>
+      <w:r>
+        <w:rPr>
+          <w:rFonts w:ascii="Times New Roman" w:eastAsia="Times New Roman" w:hAnsi="Times New Roman" w:cs="Times New Roman"/>
+          <w:sz w:val="24"/>
+          <w:szCs w:val="24"/>
+          <w:lang w:val="ru-RU" w:eastAsia="en-GB"/>
+        </w:rPr>
+        <w:t>микросервисам</w:t>
+      </w:r>
+      <w:proofErr w:type="spellEnd"/>
+      <w:r>
+        <w:rPr>
+          <w:rFonts w:ascii="Times New Roman" w:eastAsia="Times New Roman" w:hAnsi="Times New Roman" w:cs="Times New Roman"/>
+          <w:sz w:val="24"/>
+          <w:szCs w:val="24"/>
+          <w:lang w:val="ru-RU" w:eastAsia="en-GB"/>
+        </w:rPr>
+        <w:t xml:space="preserve"> (5-12) по протоколу </w:t>
+      </w:r>
+      <w:r>
+        <w:rPr>
+          <w:rFonts w:ascii="Times New Roman" w:eastAsia="Times New Roman" w:hAnsi="Times New Roman" w:cs="Times New Roman"/>
+          <w:sz w:val="24"/>
+          <w:szCs w:val="24"/>
+          <w:lang w:eastAsia="en-GB"/>
+        </w:rPr>
+        <w:t>REST</w:t>
+      </w:r>
+      <w:r>
+        <w:rPr>
+          <w:rFonts w:ascii="Times New Roman" w:eastAsia="Times New Roman" w:hAnsi="Times New Roman" w:cs="Times New Roman"/>
+          <w:sz w:val="24"/>
+          <w:szCs w:val="24"/>
+          <w:lang w:val="ru-RU" w:eastAsia="en-GB"/>
+        </w:rPr>
+        <w:t xml:space="preserve"> </w:t>
+      </w:r>
+      <w:r>
+        <w:rPr>
+          <w:rFonts w:ascii="Times New Roman" w:eastAsia="Times New Roman" w:hAnsi="Times New Roman" w:cs="Times New Roman"/>
+          <w:sz w:val="24"/>
+          <w:szCs w:val="24"/>
+          <w:lang w:eastAsia="en-GB"/>
+        </w:rPr>
+        <w:t>API</w:t>
+      </w:r>
+      <w:r>
+        <w:rPr>
+          <w:rFonts w:ascii="Times New Roman" w:eastAsia="Times New Roman" w:hAnsi="Times New Roman" w:cs="Times New Roman"/>
+          <w:sz w:val="24"/>
+          <w:szCs w:val="24"/>
+          <w:lang w:val="ru-RU" w:eastAsia="en-GB"/>
+        </w:rPr>
+        <w:t xml:space="preserve"> (</w:t>
+      </w:r>
+      <w:r>
+        <w:rPr>
+          <w:rFonts w:ascii="Times New Roman" w:eastAsia="Times New Roman" w:hAnsi="Times New Roman" w:cs="Times New Roman"/>
+          <w:sz w:val="24"/>
+          <w:szCs w:val="24"/>
+          <w:lang w:eastAsia="en-GB"/>
+        </w:rPr>
+        <w:t>HTTPS</w:t>
+      </w:r>
+      <w:r>
+        <w:rPr>
+          <w:rFonts w:ascii="Times New Roman" w:eastAsia="Times New Roman" w:hAnsi="Times New Roman" w:cs="Times New Roman"/>
+          <w:sz w:val="24"/>
+          <w:szCs w:val="24"/>
+          <w:lang w:val="ru-RU" w:eastAsia="en-GB"/>
+        </w:rPr>
+        <w:t xml:space="preserve">). </w:t>
+      </w:r>
+    </w:p>
+    <w:p>
+      <w:pPr>
+        <w:jc w:val="both"/>
+        <w:rPr>
+          <w:rFonts w:ascii="Times New Roman" w:eastAsia="Times New Roman" w:hAnsi="Times New Roman" w:cs="Times New Roman"/>
+          <w:sz w:val="24"/>
+          <w:szCs w:val="24"/>
+          <w:lang w:val="ru-RU" w:eastAsia="en-GB"/>
+        </w:rPr>
+      </w:pPr>
+      <w:r>
+        <w:rPr>
+          <w:rFonts w:ascii="Times New Roman" w:eastAsia="Times New Roman" w:hAnsi="Times New Roman" w:cs="Times New Roman"/>
+          <w:sz w:val="24"/>
+          <w:szCs w:val="24"/>
+          <w:lang w:val="ru-RU" w:eastAsia="en-GB"/>
+        </w:rPr>
+        <w:t xml:space="preserve">Синхронные запросы </w:t>
+      </w:r>
+      <w:r>
+        <w:rPr>
+          <w:rFonts w:ascii="Times New Roman" w:eastAsia="Times New Roman" w:hAnsi="Times New Roman" w:cs="Times New Roman"/>
+          <w:bCs/>
+          <w:sz w:val="24"/>
+          <w:szCs w:val="24"/>
+          <w:lang w:val="ru-RU" w:eastAsia="en-GB"/>
+        </w:rPr>
+        <w:t xml:space="preserve">между </w:t>
+      </w:r>
+      <w:proofErr w:type="spellStart"/>
+      <w:r>
+        <w:rPr>
+          <w:rFonts w:ascii="Times New Roman" w:eastAsia="Times New Roman" w:hAnsi="Times New Roman" w:cs="Times New Roman"/>
+          <w:bCs/>
+          <w:sz w:val="24"/>
+          <w:szCs w:val="24"/>
+          <w:lang w:val="ru-RU" w:eastAsia="en-GB"/>
+        </w:rPr>
+        <w:t>микросервисами</w:t>
+      </w:r>
+      <w:proofErr w:type="spellEnd"/>
+      <w:r>
+        <w:rPr>
+          <w:rFonts w:ascii="Times New Roman" w:eastAsia="Times New Roman" w:hAnsi="Times New Roman" w:cs="Times New Roman"/>
+          <w:sz w:val="24"/>
+          <w:szCs w:val="24"/>
+          <w:lang w:val="ru-RU" w:eastAsia="en-GB"/>
+        </w:rPr>
+        <w:t xml:space="preserve"> также направляются </w:t>
+      </w:r>
+      <w:r>
+        <w:rPr>
+          <w:rFonts w:ascii="Times New Roman" w:eastAsia="Times New Roman" w:hAnsi="Times New Roman" w:cs="Times New Roman"/>
+          <w:bCs/>
+          <w:sz w:val="24"/>
+          <w:szCs w:val="24"/>
+          <w:lang w:val="ru-RU" w:eastAsia="en-GB"/>
+        </w:rPr>
+        <w:t xml:space="preserve">через </w:t>
+      </w:r>
+      <w:r>
+        <w:rPr>
+          <w:rFonts w:ascii="Times New Roman" w:eastAsia="Times New Roman" w:hAnsi="Times New Roman" w:cs="Times New Roman"/>
+          <w:bCs/>
+          <w:sz w:val="24"/>
+          <w:szCs w:val="24"/>
+          <w:lang w:eastAsia="en-GB"/>
+        </w:rPr>
+        <w:t>API</w:t>
+      </w:r>
+      <w:r>
+        <w:rPr>
+          <w:rFonts w:ascii="Times New Roman" w:eastAsia="Times New Roman" w:hAnsi="Times New Roman" w:cs="Times New Roman"/>
+          <w:bCs/>
+          <w:sz w:val="24"/>
+          <w:szCs w:val="24"/>
+          <w:lang w:val="ru-RU" w:eastAsia="en-GB"/>
+        </w:rPr>
+        <w:t xml:space="preserve"> </w:t>
+      </w:r>
+      <w:r>
+        <w:rPr>
+          <w:rFonts w:ascii="Times New Roman" w:eastAsia="Times New Roman" w:hAnsi="Times New Roman" w:cs="Times New Roman"/>
+          <w:bCs/>
+          <w:sz w:val="24"/>
+          <w:szCs w:val="24"/>
+          <w:lang w:eastAsia="en-GB"/>
+        </w:rPr>
+        <w:t>Gateway</w:t>
+      </w:r>
+      <w:r>
+        <w:rPr>
+          <w:rFonts w:ascii="Times New Roman" w:eastAsia="Times New Roman" w:hAnsi="Times New Roman" w:cs="Times New Roman"/>
+          <w:sz w:val="24"/>
+          <w:szCs w:val="24"/>
+          <w:lang w:val="ru-RU" w:eastAsia="en-GB"/>
+        </w:rPr>
+        <w:t xml:space="preserve"> (13-32) для централизованного контроля</w:t>
+      </w:r>
+      <w:r>
+        <w:rPr>
+          <w:rFonts w:ascii="Times New Roman" w:eastAsia="Times New Roman" w:hAnsi="Times New Roman" w:cs="Times New Roman"/>
+          <w:sz w:val="24"/>
+          <w:szCs w:val="24"/>
+          <w:lang w:val="ru-RU" w:eastAsia="en-GB"/>
+        </w:rPr>
+        <w:t xml:space="preserve"> (хотя на практике я часто встречал и прямые обращения между </w:t>
+      </w:r>
+      <w:proofErr w:type="spellStart"/>
+      <w:r>
+        <w:rPr>
+          <w:rFonts w:ascii="Times New Roman" w:eastAsia="Times New Roman" w:hAnsi="Times New Roman" w:cs="Times New Roman"/>
+          <w:sz w:val="24"/>
+          <w:szCs w:val="24"/>
+          <w:lang w:val="ru-RU" w:eastAsia="en-GB"/>
+        </w:rPr>
+        <w:t>микросервисами</w:t>
+      </w:r>
+      <w:proofErr w:type="spellEnd"/>
+      <w:r>
+        <w:rPr>
+          <w:rFonts w:ascii="Times New Roman" w:eastAsia="Times New Roman" w:hAnsi="Times New Roman" w:cs="Times New Roman"/>
+          <w:sz w:val="24"/>
+          <w:szCs w:val="24"/>
+          <w:lang w:val="ru-RU" w:eastAsia="en-GB"/>
+        </w:rPr>
+        <w:t xml:space="preserve"> для снижения времени отклика и избегания единой точки отказа в виде </w:t>
+      </w:r>
+      <w:r>
+        <w:rPr>
+          <w:rFonts w:ascii="Times New Roman" w:eastAsia="Times New Roman" w:hAnsi="Times New Roman" w:cs="Times New Roman"/>
+          <w:sz w:val="24"/>
+          <w:szCs w:val="24"/>
+          <w:lang w:val="en-US" w:eastAsia="en-GB"/>
+        </w:rPr>
+        <w:t>API</w:t>
+      </w:r>
+      <w:r>
+        <w:rPr>
+          <w:rFonts w:ascii="Times New Roman" w:eastAsia="Times New Roman" w:hAnsi="Times New Roman" w:cs="Times New Roman"/>
+          <w:sz w:val="24"/>
+          <w:szCs w:val="24"/>
+          <w:lang w:val="ru-RU" w:eastAsia="en-GB"/>
+        </w:rPr>
+        <w:t xml:space="preserve"> </w:t>
+      </w:r>
+      <w:r>
+        <w:rPr>
+          <w:rFonts w:ascii="Times New Roman" w:eastAsia="Times New Roman" w:hAnsi="Times New Roman" w:cs="Times New Roman"/>
+          <w:sz w:val="24"/>
+          <w:szCs w:val="24"/>
+          <w:lang w:val="en-US" w:eastAsia="en-GB"/>
+        </w:rPr>
+        <w:t>Gateway</w:t>
+      </w:r>
+      <w:r>
+        <w:rPr>
+          <w:rFonts w:ascii="Times New Roman" w:eastAsia="Times New Roman" w:hAnsi="Times New Roman" w:cs="Times New Roman"/>
+          <w:sz w:val="24"/>
+          <w:szCs w:val="24"/>
+          <w:lang w:val="ru-RU" w:eastAsia="en-GB"/>
+        </w:rPr>
+        <w:t xml:space="preserve"> для критических узлов)</w:t>
+      </w:r>
+      <w:r>
+        <w:rPr>
+          <w:rFonts w:ascii="Times New Roman" w:eastAsia="Times New Roman" w:hAnsi="Times New Roman" w:cs="Times New Roman"/>
+          <w:sz w:val="24"/>
+          <w:szCs w:val="24"/>
+          <w:lang w:val="ru-RU" w:eastAsia="en-GB"/>
+        </w:rPr>
+        <w:t xml:space="preserve">. Например, </w:t>
+      </w:r>
+      <w:r>
+        <w:rPr>
+          <w:rFonts w:ascii="Times New Roman" w:eastAsia="Times New Roman" w:hAnsi="Times New Roman" w:cs="Times New Roman"/>
+          <w:sz w:val="24"/>
+          <w:szCs w:val="24"/>
+          <w:lang w:eastAsia="en-GB"/>
+        </w:rPr>
+        <w:t>Order</w:t>
+      </w:r>
+      <w:r>
+        <w:rPr>
+          <w:rFonts w:ascii="Times New Roman" w:eastAsia="Times New Roman" w:hAnsi="Times New Roman" w:cs="Times New Roman"/>
+          <w:sz w:val="24"/>
+          <w:szCs w:val="24"/>
+          <w:lang w:val="ru-RU" w:eastAsia="en-GB"/>
+        </w:rPr>
+        <w:t xml:space="preserve"> </w:t>
+      </w:r>
+      <w:r>
+        <w:rPr>
+          <w:rFonts w:ascii="Times New Roman" w:eastAsia="Times New Roman" w:hAnsi="Times New Roman" w:cs="Times New Roman"/>
+          <w:sz w:val="24"/>
+          <w:szCs w:val="24"/>
+          <w:lang w:eastAsia="en-GB"/>
+        </w:rPr>
+        <w:t>Service</w:t>
+      </w:r>
+      <w:r>
+        <w:rPr>
+          <w:rFonts w:ascii="Times New Roman" w:eastAsia="Times New Roman" w:hAnsi="Times New Roman" w:cs="Times New Roman"/>
+          <w:sz w:val="24"/>
+          <w:szCs w:val="24"/>
+          <w:lang w:val="ru-RU" w:eastAsia="en-GB"/>
+        </w:rPr>
+        <w:t xml:space="preserve"> запрашивает данные товара (13), отправляя запрос на </w:t>
+      </w:r>
+      <w:r>
+        <w:rPr>
+          <w:rFonts w:ascii="Times New Roman" w:eastAsia="Times New Roman" w:hAnsi="Times New Roman" w:cs="Times New Roman"/>
+          <w:sz w:val="24"/>
+          <w:szCs w:val="24"/>
+          <w:lang w:eastAsia="en-GB"/>
+        </w:rPr>
+        <w:t>API</w:t>
+      </w:r>
+      <w:r>
+        <w:rPr>
+          <w:rFonts w:ascii="Times New Roman" w:eastAsia="Times New Roman" w:hAnsi="Times New Roman" w:cs="Times New Roman"/>
+          <w:sz w:val="24"/>
+          <w:szCs w:val="24"/>
+          <w:lang w:val="ru-RU" w:eastAsia="en-GB"/>
+        </w:rPr>
+        <w:t xml:space="preserve"> </w:t>
+      </w:r>
+      <w:r>
+        <w:rPr>
+          <w:rFonts w:ascii="Times New Roman" w:eastAsia="Times New Roman" w:hAnsi="Times New Roman" w:cs="Times New Roman"/>
+          <w:sz w:val="24"/>
+          <w:szCs w:val="24"/>
+          <w:lang w:eastAsia="en-GB"/>
+        </w:rPr>
+        <w:t>Gateway</w:t>
+      </w:r>
+      <w:r>
+        <w:rPr>
+          <w:rFonts w:ascii="Times New Roman" w:eastAsia="Times New Roman" w:hAnsi="Times New Roman" w:cs="Times New Roman"/>
+          <w:sz w:val="24"/>
+          <w:szCs w:val="24"/>
+          <w:lang w:val="ru-RU" w:eastAsia="en-GB"/>
+        </w:rPr>
+        <w:t xml:space="preserve">, который перенаправляет его к </w:t>
+      </w:r>
+      <w:r>
+        <w:rPr>
+          <w:rFonts w:ascii="Times New Roman" w:eastAsia="Times New Roman" w:hAnsi="Times New Roman" w:cs="Times New Roman"/>
+          <w:sz w:val="24"/>
+          <w:szCs w:val="24"/>
+          <w:lang w:eastAsia="en-GB"/>
+        </w:rPr>
+        <w:t>Product</w:t>
+      </w:r>
+      <w:r>
+        <w:rPr>
+          <w:rFonts w:ascii="Times New Roman" w:eastAsia="Times New Roman" w:hAnsi="Times New Roman" w:cs="Times New Roman"/>
+          <w:sz w:val="24"/>
+          <w:szCs w:val="24"/>
+          <w:lang w:val="ru-RU" w:eastAsia="en-GB"/>
+        </w:rPr>
+        <w:t xml:space="preserve"> </w:t>
+      </w:r>
+      <w:r>
+        <w:rPr>
+          <w:rFonts w:ascii="Times New Roman" w:eastAsia="Times New Roman" w:hAnsi="Times New Roman" w:cs="Times New Roman"/>
+          <w:sz w:val="24"/>
+          <w:szCs w:val="24"/>
+          <w:lang w:eastAsia="en-GB"/>
+        </w:rPr>
+        <w:t>Service</w:t>
+      </w:r>
+      <w:r>
+        <w:rPr>
+          <w:rFonts w:ascii="Times New Roman" w:eastAsia="Times New Roman" w:hAnsi="Times New Roman" w:cs="Times New Roman"/>
+          <w:sz w:val="24"/>
+          <w:szCs w:val="24"/>
+          <w:lang w:val="ru-RU" w:eastAsia="en-GB"/>
+        </w:rPr>
+        <w:t xml:space="preserve"> (14). Аналогично обрабатываются другие запросы между сервисами, включая запросы на уведомления и запросы от </w:t>
+      </w:r>
+      <w:r>
+        <w:rPr>
+          <w:rFonts w:ascii="Times New Roman" w:eastAsia="Times New Roman" w:hAnsi="Times New Roman" w:cs="Times New Roman"/>
+          <w:sz w:val="24"/>
+          <w:szCs w:val="24"/>
+          <w:lang w:eastAsia="en-GB"/>
+        </w:rPr>
+        <w:t>Reporting</w:t>
+      </w:r>
+      <w:r>
+        <w:rPr>
+          <w:rFonts w:ascii="Times New Roman" w:eastAsia="Times New Roman" w:hAnsi="Times New Roman" w:cs="Times New Roman"/>
+          <w:sz w:val="24"/>
+          <w:szCs w:val="24"/>
+          <w:lang w:val="ru-RU" w:eastAsia="en-GB"/>
+        </w:rPr>
+        <w:t xml:space="preserve"> </w:t>
+      </w:r>
+      <w:r>
+        <w:rPr>
+          <w:rFonts w:ascii="Times New Roman" w:eastAsia="Times New Roman" w:hAnsi="Times New Roman" w:cs="Times New Roman"/>
+          <w:sz w:val="24"/>
+          <w:szCs w:val="24"/>
+          <w:lang w:eastAsia="en-GB"/>
+        </w:rPr>
+        <w:t>Service</w:t>
+      </w:r>
+      <w:r>
+        <w:rPr>
+          <w:rFonts w:ascii="Times New Roman" w:eastAsia="Times New Roman" w:hAnsi="Times New Roman" w:cs="Times New Roman"/>
+          <w:sz w:val="24"/>
+          <w:szCs w:val="24"/>
+          <w:lang w:val="ru-RU" w:eastAsia="en-GB"/>
+        </w:rPr>
+        <w:t xml:space="preserve"> (стрелки этих запросов к данному МС на схеме не </w:t>
+      </w:r>
+      <w:proofErr w:type="gramStart"/>
+      <w:r>
+        <w:rPr>
+          <w:rFonts w:ascii="Times New Roman" w:eastAsia="Times New Roman" w:hAnsi="Times New Roman" w:cs="Times New Roman"/>
+          <w:sz w:val="24"/>
+          <w:szCs w:val="24"/>
+          <w:lang w:val="ru-RU" w:eastAsia="en-GB"/>
+        </w:rPr>
+        <w:t>показал</w:t>
+      </w:r>
+      <w:proofErr w:type="gramEnd"/>
+      <w:r>
+        <w:rPr>
+          <w:rFonts w:ascii="Times New Roman" w:eastAsia="Times New Roman" w:hAnsi="Times New Roman" w:cs="Times New Roman"/>
+          <w:sz w:val="24"/>
+          <w:szCs w:val="24"/>
+          <w:lang w:val="ru-RU" w:eastAsia="en-GB"/>
+        </w:rPr>
+        <w:t xml:space="preserve"> чтобы не загромождать и так сложную схему, описал здесь)</w:t>
+      </w:r>
+      <w:r>
+        <w:rPr>
+          <w:rFonts w:ascii="Times New Roman" w:eastAsia="Times New Roman" w:hAnsi="Times New Roman" w:cs="Times New Roman"/>
+          <w:sz w:val="24"/>
+          <w:szCs w:val="24"/>
+          <w:lang w:val="ru-RU" w:eastAsia="en-GB"/>
+        </w:rPr>
+        <w:t xml:space="preserve">. </w:t>
+      </w:r>
+    </w:p>
+    <w:p>
+      <w:pPr>
+        <w:jc w:val="both"/>
+        <w:rPr>
+          <w:rFonts w:ascii="Times New Roman" w:eastAsia="Times New Roman" w:hAnsi="Times New Roman" w:cs="Times New Roman"/>
+          <w:sz w:val="24"/>
+          <w:szCs w:val="24"/>
+          <w:lang w:val="ru-RU" w:eastAsia="en-GB"/>
+        </w:rPr>
+      </w:pPr>
+      <w:r>
+        <w:rPr>
+          <w:rFonts w:ascii="Times New Roman" w:eastAsia="Times New Roman" w:hAnsi="Times New Roman" w:cs="Times New Roman"/>
+          <w:sz w:val="24"/>
+          <w:szCs w:val="24"/>
+          <w:lang w:val="ru-RU" w:eastAsia="en-GB"/>
+        </w:rPr>
+        <w:t xml:space="preserve">Для </w:t>
+      </w:r>
+      <w:r>
+        <w:rPr>
+          <w:rFonts w:ascii="Times New Roman" w:eastAsia="Times New Roman" w:hAnsi="Times New Roman" w:cs="Times New Roman"/>
+          <w:bCs/>
+          <w:sz w:val="24"/>
+          <w:szCs w:val="24"/>
+          <w:lang w:val="ru-RU" w:eastAsia="en-GB"/>
+        </w:rPr>
+        <w:t>асинхронных</w:t>
+      </w:r>
+      <w:r>
+        <w:rPr>
+          <w:rFonts w:ascii="Times New Roman" w:eastAsia="Times New Roman" w:hAnsi="Times New Roman" w:cs="Times New Roman"/>
+          <w:sz w:val="24"/>
+          <w:szCs w:val="24"/>
+          <w:lang w:val="ru-RU" w:eastAsia="en-GB"/>
+        </w:rPr>
+        <w:t xml:space="preserve"> операций используется </w:t>
+      </w:r>
+      <w:r>
+        <w:rPr>
+          <w:rFonts w:ascii="Times New Roman" w:eastAsia="Times New Roman" w:hAnsi="Times New Roman" w:cs="Times New Roman"/>
+          <w:bCs/>
+          <w:sz w:val="24"/>
+          <w:szCs w:val="24"/>
+          <w:lang w:eastAsia="en-GB"/>
+        </w:rPr>
+        <w:t>Message</w:t>
+      </w:r>
+      <w:r>
+        <w:rPr>
+          <w:rFonts w:ascii="Times New Roman" w:eastAsia="Times New Roman" w:hAnsi="Times New Roman" w:cs="Times New Roman"/>
+          <w:bCs/>
+          <w:sz w:val="24"/>
+          <w:szCs w:val="24"/>
+          <w:lang w:val="ru-RU" w:eastAsia="en-GB"/>
+        </w:rPr>
+        <w:t xml:space="preserve"> </w:t>
+      </w:r>
+      <w:r>
+        <w:rPr>
+          <w:rFonts w:ascii="Times New Roman" w:eastAsia="Times New Roman" w:hAnsi="Times New Roman" w:cs="Times New Roman"/>
+          <w:bCs/>
+          <w:sz w:val="24"/>
+          <w:szCs w:val="24"/>
+          <w:lang w:eastAsia="en-GB"/>
+        </w:rPr>
+        <w:t>Broker</w:t>
+      </w:r>
+      <w:r>
+        <w:rPr>
+          <w:rFonts w:ascii="Times New Roman" w:eastAsia="Times New Roman" w:hAnsi="Times New Roman" w:cs="Times New Roman"/>
+          <w:sz w:val="24"/>
+          <w:szCs w:val="24"/>
+          <w:lang w:val="ru-RU" w:eastAsia="en-GB"/>
+        </w:rPr>
+        <w:t xml:space="preserve"> (35-40). Сервисы-источники (</w:t>
+      </w:r>
+      <w:r>
+        <w:rPr>
+          <w:rFonts w:ascii="Times New Roman" w:eastAsia="Times New Roman" w:hAnsi="Times New Roman" w:cs="Times New Roman"/>
+          <w:sz w:val="24"/>
+          <w:szCs w:val="24"/>
+          <w:lang w:eastAsia="en-GB"/>
+        </w:rPr>
+        <w:t>Order</w:t>
+      </w:r>
+      <w:r>
+        <w:rPr>
+          <w:rFonts w:ascii="Times New Roman" w:eastAsia="Times New Roman" w:hAnsi="Times New Roman" w:cs="Times New Roman"/>
+          <w:sz w:val="24"/>
+          <w:szCs w:val="24"/>
+          <w:lang w:val="ru-RU" w:eastAsia="en-GB"/>
+        </w:rPr>
+        <w:t xml:space="preserve">, </w:t>
+      </w:r>
+      <w:r>
+        <w:rPr>
+          <w:rFonts w:ascii="Times New Roman" w:eastAsia="Times New Roman" w:hAnsi="Times New Roman" w:cs="Times New Roman"/>
+          <w:sz w:val="24"/>
+          <w:szCs w:val="24"/>
+          <w:lang w:eastAsia="en-GB"/>
+        </w:rPr>
+        <w:t>Payment</w:t>
+      </w:r>
+      <w:r>
+        <w:rPr>
+          <w:rFonts w:ascii="Times New Roman" w:eastAsia="Times New Roman" w:hAnsi="Times New Roman" w:cs="Times New Roman"/>
+          <w:sz w:val="24"/>
+          <w:szCs w:val="24"/>
+          <w:lang w:val="ru-RU" w:eastAsia="en-GB"/>
+        </w:rPr>
+        <w:t xml:space="preserve">, </w:t>
+      </w:r>
+      <w:r>
+        <w:rPr>
+          <w:rFonts w:ascii="Times New Roman" w:eastAsia="Times New Roman" w:hAnsi="Times New Roman" w:cs="Times New Roman"/>
+          <w:sz w:val="24"/>
+          <w:szCs w:val="24"/>
+          <w:lang w:eastAsia="en-GB"/>
+        </w:rPr>
+        <w:t>Auth</w:t>
+      </w:r>
+      <w:r>
+        <w:rPr>
+          <w:rFonts w:ascii="Times New Roman" w:eastAsia="Times New Roman" w:hAnsi="Times New Roman" w:cs="Times New Roman"/>
+          <w:sz w:val="24"/>
+          <w:szCs w:val="24"/>
+          <w:lang w:val="ru-RU" w:eastAsia="en-GB"/>
+        </w:rPr>
+        <w:t xml:space="preserve">, </w:t>
+      </w:r>
+      <w:r>
+        <w:rPr>
+          <w:rFonts w:ascii="Times New Roman" w:eastAsia="Times New Roman" w:hAnsi="Times New Roman" w:cs="Times New Roman"/>
+          <w:sz w:val="24"/>
+          <w:szCs w:val="24"/>
+          <w:lang w:eastAsia="en-GB"/>
+        </w:rPr>
+        <w:t>Product</w:t>
+      </w:r>
+      <w:r>
+        <w:rPr>
+          <w:rFonts w:ascii="Times New Roman" w:eastAsia="Times New Roman" w:hAnsi="Times New Roman" w:cs="Times New Roman"/>
+          <w:sz w:val="24"/>
+          <w:szCs w:val="24"/>
+          <w:lang w:val="ru-RU" w:eastAsia="en-GB"/>
+        </w:rPr>
+        <w:t>) публикуют события в брокер (35-38), а сервисы-получатели (</w:t>
+      </w:r>
+      <w:r>
+        <w:rPr>
+          <w:rFonts w:ascii="Times New Roman" w:eastAsia="Times New Roman" w:hAnsi="Times New Roman" w:cs="Times New Roman"/>
+          <w:sz w:val="24"/>
+          <w:szCs w:val="24"/>
+          <w:lang w:eastAsia="en-GB"/>
+        </w:rPr>
+        <w:t>Notification</w:t>
+      </w:r>
+      <w:r>
+        <w:rPr>
+          <w:rFonts w:ascii="Times New Roman" w:eastAsia="Times New Roman" w:hAnsi="Times New Roman" w:cs="Times New Roman"/>
+          <w:sz w:val="24"/>
+          <w:szCs w:val="24"/>
+          <w:lang w:val="ru-RU" w:eastAsia="en-GB"/>
+        </w:rPr>
+        <w:t xml:space="preserve">, </w:t>
+      </w:r>
+      <w:r>
+        <w:rPr>
+          <w:rFonts w:ascii="Times New Roman" w:eastAsia="Times New Roman" w:hAnsi="Times New Roman" w:cs="Times New Roman"/>
+          <w:sz w:val="24"/>
+          <w:szCs w:val="24"/>
+          <w:lang w:eastAsia="en-GB"/>
+        </w:rPr>
+        <w:t>Reporting</w:t>
+      </w:r>
+      <w:r>
+        <w:rPr>
+          <w:rFonts w:ascii="Times New Roman" w:eastAsia="Times New Roman" w:hAnsi="Times New Roman" w:cs="Times New Roman"/>
+          <w:sz w:val="24"/>
+          <w:szCs w:val="24"/>
+          <w:lang w:val="ru-RU" w:eastAsia="en-GB"/>
+        </w:rPr>
+        <w:t xml:space="preserve">) подписываются на нужные события и реагируют на них (39, 40). Это обеспечивает слабую связанность и повышает надежность. </w:t>
+      </w:r>
+    </w:p>
+    <w:p>
+      <w:pPr>
+        <w:rPr>
+          <w:rFonts w:ascii="Times New Roman" w:eastAsia="Times New Roman" w:hAnsi="Times New Roman" w:cs="Times New Roman"/>
+          <w:sz w:val="24"/>
+          <w:szCs w:val="24"/>
+          <w:lang w:val="ru-RU" w:eastAsia="en-GB"/>
+        </w:rPr>
+      </w:pPr>
+      <w:r>
+        <w:rPr>
+          <w:rFonts w:ascii="Times New Roman" w:eastAsia="Times New Roman" w:hAnsi="Times New Roman" w:cs="Times New Roman"/>
+          <w:sz w:val="24"/>
+          <w:szCs w:val="24"/>
+          <w:lang w:eastAsia="en-GB"/>
+        </w:rPr>
+        <w:t>Payment</w:t>
+      </w:r>
+      <w:r>
+        <w:rPr>
+          <w:rFonts w:ascii="Times New Roman" w:eastAsia="Times New Roman" w:hAnsi="Times New Roman" w:cs="Times New Roman"/>
+          <w:sz w:val="24"/>
+          <w:szCs w:val="24"/>
+          <w:lang w:val="ru-RU" w:eastAsia="en-GB"/>
+        </w:rPr>
+        <w:t xml:space="preserve"> </w:t>
+      </w:r>
+      <w:r>
+        <w:rPr>
+          <w:rFonts w:ascii="Times New Roman" w:eastAsia="Times New Roman" w:hAnsi="Times New Roman" w:cs="Times New Roman"/>
+          <w:sz w:val="24"/>
+          <w:szCs w:val="24"/>
+          <w:lang w:eastAsia="en-GB"/>
+        </w:rPr>
+        <w:t>Service</w:t>
+      </w:r>
+      <w:r>
+        <w:rPr>
+          <w:rFonts w:ascii="Times New Roman" w:eastAsia="Times New Roman" w:hAnsi="Times New Roman" w:cs="Times New Roman"/>
+          <w:sz w:val="24"/>
+          <w:szCs w:val="24"/>
+          <w:lang w:val="ru-RU" w:eastAsia="en-GB"/>
+        </w:rPr>
+        <w:t xml:space="preserve"> взаимодействует с внешними платежными шлюзами (33, 34). </w:t>
+      </w:r>
+    </w:p>
+    <w:p>
+      <w:pPr>
+        <w:rPr>
+          <w:rFonts w:ascii="Times New Roman" w:eastAsia="Times New Roman" w:hAnsi="Times New Roman" w:cs="Times New Roman"/>
+          <w:color w:val="0000FF"/>
+          <w:sz w:val="24"/>
+          <w:szCs w:val="24"/>
+          <w:u w:val="single"/>
+          <w:lang w:val="ru-RU" w:eastAsia="en-GB"/>
+        </w:rPr>
+      </w:pPr>
+      <w:r>
+        <w:rPr>
+          <w:rFonts w:ascii="Times New Roman" w:eastAsia="Times New Roman" w:hAnsi="Times New Roman" w:cs="Times New Roman"/>
+          <w:sz w:val="24"/>
+          <w:szCs w:val="24"/>
+          <w:lang w:val="ru-RU" w:eastAsia="en-GB"/>
+        </w:rPr>
+        <w:t>Каждый сервис работает со своей базой данных (41-49).</w:t>
+      </w:r>
+      <w:r>
+        <w:rPr>
+          <w:rFonts w:ascii="Times New Roman" w:eastAsia="Times New Roman" w:hAnsi="Times New Roman" w:cs="Times New Roman"/>
+          <w:sz w:val="24"/>
+          <w:szCs w:val="24"/>
+          <w:lang w:eastAsia="en-GB"/>
+        </w:rPr>
+        <w:fldChar w:fldCharType="begin"/>
+      </w:r>
+      <w:r>
+        <w:rPr>
+          <w:rFonts w:ascii="Times New Roman" w:eastAsia="Times New Roman" w:hAnsi="Times New Roman" w:cs="Times New Roman"/>
+          <w:sz w:val="24"/>
+          <w:szCs w:val="24"/>
+          <w:lang w:val="ru-RU" w:eastAsia="en-GB"/>
+        </w:rPr>
+        <w:instrText xml:space="preserve"> </w:instrText>
+      </w:r>
+      <w:r>
+        <w:rPr>
+          <w:rFonts w:ascii="Times New Roman" w:eastAsia="Times New Roman" w:hAnsi="Times New Roman" w:cs="Times New Roman"/>
+          <w:sz w:val="24"/>
+          <w:szCs w:val="24"/>
+          <w:lang w:eastAsia="en-GB"/>
+        </w:rPr>
+        <w:instrText>HYPERLINK</w:instrText>
+      </w:r>
+      <w:r>
+        <w:rPr>
+          <w:rFonts w:ascii="Times New Roman" w:eastAsia="Times New Roman" w:hAnsi="Times New Roman" w:cs="Times New Roman"/>
+          <w:sz w:val="24"/>
+          <w:szCs w:val="24"/>
+          <w:lang w:val="ru-RU" w:eastAsia="en-GB"/>
+        </w:rPr>
+        <w:instrText xml:space="preserve"> "</w:instrText>
+      </w:r>
+      <w:r>
+        <w:rPr>
+          <w:rFonts w:ascii="Times New Roman" w:eastAsia="Times New Roman" w:hAnsi="Times New Roman" w:cs="Times New Roman"/>
+          <w:sz w:val="24"/>
+          <w:szCs w:val="24"/>
+          <w:lang w:eastAsia="en-GB"/>
+        </w:rPr>
+        <w:instrText>https</w:instrText>
+      </w:r>
+      <w:r>
+        <w:rPr>
+          <w:rFonts w:ascii="Times New Roman" w:eastAsia="Times New Roman" w:hAnsi="Times New Roman" w:cs="Times New Roman"/>
+          <w:sz w:val="24"/>
+          <w:szCs w:val="24"/>
+          <w:lang w:val="ru-RU" w:eastAsia="en-GB"/>
+        </w:rPr>
+        <w:instrText>://</w:instrText>
+      </w:r>
+      <w:r>
+        <w:rPr>
+          <w:rFonts w:ascii="Times New Roman" w:eastAsia="Times New Roman" w:hAnsi="Times New Roman" w:cs="Times New Roman"/>
+          <w:sz w:val="24"/>
+          <w:szCs w:val="24"/>
+          <w:lang w:eastAsia="en-GB"/>
+        </w:rPr>
+        <w:instrText>lh</w:instrText>
+      </w:r>
+      <w:r>
+        <w:rPr>
+          <w:rFonts w:ascii="Times New Roman" w:eastAsia="Times New Roman" w:hAnsi="Times New Roman" w:cs="Times New Roman"/>
+          <w:sz w:val="24"/>
+          <w:szCs w:val="24"/>
+          <w:lang w:val="ru-RU" w:eastAsia="en-GB"/>
+        </w:rPr>
+        <w:instrText>3.</w:instrText>
+      </w:r>
+      <w:r>
+        <w:rPr>
+          <w:rFonts w:ascii="Times New Roman" w:eastAsia="Times New Roman" w:hAnsi="Times New Roman" w:cs="Times New Roman"/>
+          <w:sz w:val="24"/>
+          <w:szCs w:val="24"/>
+          <w:lang w:eastAsia="en-GB"/>
+        </w:rPr>
+        <w:instrText>googleusercontent</w:instrText>
+      </w:r>
+      <w:r>
+        <w:rPr>
+          <w:rFonts w:ascii="Times New Roman" w:eastAsia="Times New Roman" w:hAnsi="Times New Roman" w:cs="Times New Roman"/>
+          <w:sz w:val="24"/>
+          <w:szCs w:val="24"/>
+          <w:lang w:val="ru-RU" w:eastAsia="en-GB"/>
+        </w:rPr>
+        <w:instrText>.</w:instrText>
+      </w:r>
+      <w:r>
+        <w:rPr>
+          <w:rFonts w:ascii="Times New Roman" w:eastAsia="Times New Roman" w:hAnsi="Times New Roman" w:cs="Times New Roman"/>
+          <w:sz w:val="24"/>
+          <w:szCs w:val="24"/>
+          <w:lang w:eastAsia="en-GB"/>
+        </w:rPr>
+        <w:instrText>com</w:instrText>
+      </w:r>
+      <w:r>
+        <w:rPr>
+          <w:rFonts w:ascii="Times New Roman" w:eastAsia="Times New Roman" w:hAnsi="Times New Roman" w:cs="Times New Roman"/>
+          <w:sz w:val="24"/>
+          <w:szCs w:val="24"/>
+          <w:lang w:val="ru-RU" w:eastAsia="en-GB"/>
+        </w:rPr>
+        <w:instrText>/</w:instrText>
+      </w:r>
+      <w:r>
+        <w:rPr>
+          <w:rFonts w:ascii="Times New Roman" w:eastAsia="Times New Roman" w:hAnsi="Times New Roman" w:cs="Times New Roman"/>
+          <w:sz w:val="24"/>
+          <w:szCs w:val="24"/>
+          <w:lang w:eastAsia="en-GB"/>
+        </w:rPr>
+        <w:instrText>gg</w:instrText>
+      </w:r>
+      <w:r>
+        <w:rPr>
+          <w:rFonts w:ascii="Times New Roman" w:eastAsia="Times New Roman" w:hAnsi="Times New Roman" w:cs="Times New Roman"/>
+          <w:sz w:val="24"/>
+          <w:szCs w:val="24"/>
+          <w:lang w:val="ru-RU" w:eastAsia="en-GB"/>
+        </w:rPr>
+        <w:instrText>/</w:instrText>
+      </w:r>
+      <w:r>
+        <w:rPr>
+          <w:rFonts w:ascii="Times New Roman" w:eastAsia="Times New Roman" w:hAnsi="Times New Roman" w:cs="Times New Roman"/>
+          <w:sz w:val="24"/>
+          <w:szCs w:val="24"/>
+          <w:lang w:eastAsia="en-GB"/>
+        </w:rPr>
+        <w:instrText>AN</w:instrText>
+      </w:r>
+      <w:r>
+        <w:rPr>
+          <w:rFonts w:ascii="Times New Roman" w:eastAsia="Times New Roman" w:hAnsi="Times New Roman" w:cs="Times New Roman"/>
+          <w:sz w:val="24"/>
+          <w:szCs w:val="24"/>
+          <w:lang w:val="ru-RU" w:eastAsia="en-GB"/>
+        </w:rPr>
+        <w:instrText>12</w:instrText>
+      </w:r>
+      <w:r>
+        <w:rPr>
+          <w:rFonts w:ascii="Times New Roman" w:eastAsia="Times New Roman" w:hAnsi="Times New Roman" w:cs="Times New Roman"/>
+          <w:sz w:val="24"/>
+          <w:szCs w:val="24"/>
+          <w:lang w:eastAsia="en-GB"/>
+        </w:rPr>
+        <w:instrText>HXTfAfGFdhi</w:instrText>
+      </w:r>
+      <w:r>
+        <w:rPr>
+          <w:rFonts w:ascii="Times New Roman" w:eastAsia="Times New Roman" w:hAnsi="Times New Roman" w:cs="Times New Roman"/>
+          <w:sz w:val="24"/>
+          <w:szCs w:val="24"/>
+          <w:lang w:val="ru-RU" w:eastAsia="en-GB"/>
+        </w:rPr>
+        <w:instrText>6</w:instrText>
+      </w:r>
+      <w:r>
+        <w:rPr>
+          <w:rFonts w:ascii="Times New Roman" w:eastAsia="Times New Roman" w:hAnsi="Times New Roman" w:cs="Times New Roman"/>
+          <w:sz w:val="24"/>
+          <w:szCs w:val="24"/>
+          <w:lang w:eastAsia="en-GB"/>
+        </w:rPr>
+        <w:instrText>RVHbCdetKnrtqvjuRAe</w:instrText>
+      </w:r>
+      <w:r>
+        <w:rPr>
+          <w:rFonts w:ascii="Times New Roman" w:eastAsia="Times New Roman" w:hAnsi="Times New Roman" w:cs="Times New Roman"/>
+          <w:sz w:val="24"/>
+          <w:szCs w:val="24"/>
+          <w:lang w:val="ru-RU" w:eastAsia="en-GB"/>
+        </w:rPr>
+        <w:instrText>__</w:instrText>
+      </w:r>
+      <w:r>
+        <w:rPr>
+          <w:rFonts w:ascii="Times New Roman" w:eastAsia="Times New Roman" w:hAnsi="Times New Roman" w:cs="Times New Roman"/>
+          <w:sz w:val="24"/>
+          <w:szCs w:val="24"/>
+          <w:lang w:eastAsia="en-GB"/>
+        </w:rPr>
+        <w:instrText>Mc</w:instrText>
+      </w:r>
+      <w:r>
+        <w:rPr>
+          <w:rFonts w:ascii="Times New Roman" w:eastAsia="Times New Roman" w:hAnsi="Times New Roman" w:cs="Times New Roman"/>
+          <w:sz w:val="24"/>
+          <w:szCs w:val="24"/>
+          <w:lang w:val="ru-RU" w:eastAsia="en-GB"/>
+        </w:rPr>
+        <w:instrText>4</w:instrText>
+      </w:r>
+      <w:r>
+        <w:rPr>
+          <w:rFonts w:ascii="Times New Roman" w:eastAsia="Times New Roman" w:hAnsi="Times New Roman" w:cs="Times New Roman"/>
+          <w:sz w:val="24"/>
+          <w:szCs w:val="24"/>
+          <w:lang w:eastAsia="en-GB"/>
+        </w:rPr>
+        <w:instrText>nbmXQK</w:instrText>
+      </w:r>
+      <w:r>
+        <w:rPr>
+          <w:rFonts w:ascii="Times New Roman" w:eastAsia="Times New Roman" w:hAnsi="Times New Roman" w:cs="Times New Roman"/>
+          <w:sz w:val="24"/>
+          <w:szCs w:val="24"/>
+          <w:lang w:val="ru-RU" w:eastAsia="en-GB"/>
+        </w:rPr>
+        <w:instrText>6</w:instrText>
+      </w:r>
+      <w:r>
+        <w:rPr>
+          <w:rFonts w:ascii="Times New Roman" w:eastAsia="Times New Roman" w:hAnsi="Times New Roman" w:cs="Times New Roman"/>
+          <w:sz w:val="24"/>
+          <w:szCs w:val="24"/>
+          <w:lang w:eastAsia="en-GB"/>
+        </w:rPr>
+        <w:instrText>KbAMrDk</w:instrText>
+      </w:r>
+      <w:r>
+        <w:rPr>
+          <w:rFonts w:ascii="Times New Roman" w:eastAsia="Times New Roman" w:hAnsi="Times New Roman" w:cs="Times New Roman"/>
+          <w:sz w:val="24"/>
+          <w:szCs w:val="24"/>
+          <w:lang w:val="ru-RU" w:eastAsia="en-GB"/>
+        </w:rPr>
+        <w:instrText>8</w:instrText>
+      </w:r>
+      <w:r>
+        <w:rPr>
+          <w:rFonts w:ascii="Times New Roman" w:eastAsia="Times New Roman" w:hAnsi="Times New Roman" w:cs="Times New Roman"/>
+          <w:sz w:val="24"/>
+          <w:szCs w:val="24"/>
+          <w:lang w:eastAsia="en-GB"/>
+        </w:rPr>
+        <w:instrText>ZQg</w:instrText>
+      </w:r>
+      <w:r>
+        <w:rPr>
+          <w:rFonts w:ascii="Times New Roman" w:eastAsia="Times New Roman" w:hAnsi="Times New Roman" w:cs="Times New Roman"/>
+          <w:sz w:val="24"/>
+          <w:szCs w:val="24"/>
+          <w:lang w:val="ru-RU" w:eastAsia="en-GB"/>
+        </w:rPr>
+        <w:instrText>5</w:instrText>
+      </w:r>
+      <w:r>
+        <w:rPr>
+          <w:rFonts w:ascii="Times New Roman" w:eastAsia="Times New Roman" w:hAnsi="Times New Roman" w:cs="Times New Roman"/>
+          <w:sz w:val="24"/>
+          <w:szCs w:val="24"/>
+          <w:lang w:eastAsia="en-GB"/>
+        </w:rPr>
+        <w:instrText>KLj</w:instrText>
+      </w:r>
+      <w:r>
+        <w:rPr>
+          <w:rFonts w:ascii="Times New Roman" w:eastAsia="Times New Roman" w:hAnsi="Times New Roman" w:cs="Times New Roman"/>
+          <w:sz w:val="24"/>
+          <w:szCs w:val="24"/>
+          <w:lang w:val="ru-RU" w:eastAsia="en-GB"/>
+        </w:rPr>
+        <w:instrText>9</w:instrText>
+      </w:r>
+      <w:r>
+        <w:rPr>
+          <w:rFonts w:ascii="Times New Roman" w:eastAsia="Times New Roman" w:hAnsi="Times New Roman" w:cs="Times New Roman"/>
+          <w:sz w:val="24"/>
+          <w:szCs w:val="24"/>
+          <w:lang w:eastAsia="en-GB"/>
+        </w:rPr>
+        <w:instrText>R</w:instrText>
+      </w:r>
+      <w:r>
+        <w:rPr>
+          <w:rFonts w:ascii="Times New Roman" w:eastAsia="Times New Roman" w:hAnsi="Times New Roman" w:cs="Times New Roman"/>
+          <w:sz w:val="24"/>
+          <w:szCs w:val="24"/>
+          <w:lang w:val="ru-RU" w:eastAsia="en-GB"/>
+        </w:rPr>
+        <w:instrText>6</w:instrText>
+      </w:r>
+      <w:r>
+        <w:rPr>
+          <w:rFonts w:ascii="Times New Roman" w:eastAsia="Times New Roman" w:hAnsi="Times New Roman" w:cs="Times New Roman"/>
+          <w:sz w:val="24"/>
+          <w:szCs w:val="24"/>
+          <w:lang w:eastAsia="en-GB"/>
+        </w:rPr>
+        <w:instrText>OZZaDZhvNdKc</w:instrText>
+      </w:r>
+      <w:r>
+        <w:rPr>
+          <w:rFonts w:ascii="Times New Roman" w:eastAsia="Times New Roman" w:hAnsi="Times New Roman" w:cs="Times New Roman"/>
+          <w:sz w:val="24"/>
+          <w:szCs w:val="24"/>
+          <w:lang w:val="ru-RU" w:eastAsia="en-GB"/>
+        </w:rPr>
+        <w:instrText>9</w:instrText>
+      </w:r>
+      <w:r>
+        <w:rPr>
+          <w:rFonts w:ascii="Times New Roman" w:eastAsia="Times New Roman" w:hAnsi="Times New Roman" w:cs="Times New Roman"/>
+          <w:sz w:val="24"/>
+          <w:szCs w:val="24"/>
+          <w:lang w:eastAsia="en-GB"/>
+        </w:rPr>
+        <w:instrText>qexE</w:instrText>
+      </w:r>
+      <w:r>
+        <w:rPr>
+          <w:rFonts w:ascii="Times New Roman" w:eastAsia="Times New Roman" w:hAnsi="Times New Roman" w:cs="Times New Roman"/>
+          <w:sz w:val="24"/>
+          <w:szCs w:val="24"/>
+          <w:lang w:val="ru-RU" w:eastAsia="en-GB"/>
+        </w:rPr>
+        <w:instrText>2</w:instrText>
+      </w:r>
+      <w:r>
+        <w:rPr>
+          <w:rFonts w:ascii="Times New Roman" w:eastAsia="Times New Roman" w:hAnsi="Times New Roman" w:cs="Times New Roman"/>
+          <w:sz w:val="24"/>
+          <w:szCs w:val="24"/>
+          <w:lang w:eastAsia="en-GB"/>
+        </w:rPr>
+        <w:instrText>Mfj</w:instrText>
+      </w:r>
+      <w:r>
+        <w:rPr>
+          <w:rFonts w:ascii="Times New Roman" w:eastAsia="Times New Roman" w:hAnsi="Times New Roman" w:cs="Times New Roman"/>
+          <w:sz w:val="24"/>
+          <w:szCs w:val="24"/>
+          <w:lang w:val="ru-RU" w:eastAsia="en-GB"/>
+        </w:rPr>
+        <w:instrText>1</w:instrText>
+      </w:r>
+      <w:r>
+        <w:rPr>
+          <w:rFonts w:ascii="Times New Roman" w:eastAsia="Times New Roman" w:hAnsi="Times New Roman" w:cs="Times New Roman"/>
+          <w:sz w:val="24"/>
+          <w:szCs w:val="24"/>
+          <w:lang w:eastAsia="en-GB"/>
+        </w:rPr>
+        <w:instrText>HCWX</w:instrText>
+      </w:r>
+      <w:r>
+        <w:rPr>
+          <w:rFonts w:ascii="Times New Roman" w:eastAsia="Times New Roman" w:hAnsi="Times New Roman" w:cs="Times New Roman"/>
+          <w:sz w:val="24"/>
+          <w:szCs w:val="24"/>
+          <w:lang w:val="ru-RU" w:eastAsia="en-GB"/>
+        </w:rPr>
+        <w:instrText>-</w:instrText>
+      </w:r>
+      <w:r>
+        <w:rPr>
+          <w:rFonts w:ascii="Times New Roman" w:eastAsia="Times New Roman" w:hAnsi="Times New Roman" w:cs="Times New Roman"/>
+          <w:sz w:val="24"/>
+          <w:szCs w:val="24"/>
+          <w:lang w:eastAsia="en-GB"/>
+        </w:rPr>
+        <w:instrText>kwuV</w:instrText>
+      </w:r>
+      <w:r>
+        <w:rPr>
+          <w:rFonts w:ascii="Times New Roman" w:eastAsia="Times New Roman" w:hAnsi="Times New Roman" w:cs="Times New Roman"/>
+          <w:sz w:val="24"/>
+          <w:szCs w:val="24"/>
+          <w:lang w:val="ru-RU" w:eastAsia="en-GB"/>
+        </w:rPr>
+        <w:instrText>26</w:instrText>
+      </w:r>
+      <w:r>
+        <w:rPr>
+          <w:rFonts w:ascii="Times New Roman" w:eastAsia="Times New Roman" w:hAnsi="Times New Roman" w:cs="Times New Roman"/>
+          <w:sz w:val="24"/>
+          <w:szCs w:val="24"/>
+          <w:lang w:eastAsia="en-GB"/>
+        </w:rPr>
+        <w:instrText>rn</w:instrText>
+      </w:r>
+      <w:r>
+        <w:rPr>
+          <w:rFonts w:ascii="Times New Roman" w:eastAsia="Times New Roman" w:hAnsi="Times New Roman" w:cs="Times New Roman"/>
+          <w:sz w:val="24"/>
+          <w:szCs w:val="24"/>
+          <w:lang w:val="ru-RU" w:eastAsia="en-GB"/>
+        </w:rPr>
+        <w:instrText>3</w:instrText>
+      </w:r>
+      <w:r>
+        <w:rPr>
+          <w:rFonts w:ascii="Times New Roman" w:eastAsia="Times New Roman" w:hAnsi="Times New Roman" w:cs="Times New Roman"/>
+          <w:sz w:val="24"/>
+          <w:szCs w:val="24"/>
+          <w:lang w:eastAsia="en-GB"/>
+        </w:rPr>
+        <w:instrText>HbN</w:instrText>
+      </w:r>
+      <w:r>
+        <w:rPr>
+          <w:rFonts w:ascii="Times New Roman" w:eastAsia="Times New Roman" w:hAnsi="Times New Roman" w:cs="Times New Roman"/>
+          <w:sz w:val="24"/>
+          <w:szCs w:val="24"/>
+          <w:lang w:val="ru-RU" w:eastAsia="en-GB"/>
+        </w:rPr>
+        <w:instrText>6</w:instrText>
+      </w:r>
+      <w:r>
+        <w:rPr>
+          <w:rFonts w:ascii="Times New Roman" w:eastAsia="Times New Roman" w:hAnsi="Times New Roman" w:cs="Times New Roman"/>
+          <w:sz w:val="24"/>
+          <w:szCs w:val="24"/>
+          <w:lang w:eastAsia="en-GB"/>
+        </w:rPr>
+        <w:instrText>JlOlBjMoFZBibdBnSp</w:instrText>
+      </w:r>
+      <w:r>
+        <w:rPr>
+          <w:rFonts w:ascii="Times New Roman" w:eastAsia="Times New Roman" w:hAnsi="Times New Roman" w:cs="Times New Roman"/>
+          <w:sz w:val="24"/>
+          <w:szCs w:val="24"/>
+          <w:lang w:val="ru-RU" w:eastAsia="en-GB"/>
+        </w:rPr>
+        <w:instrText>4</w:instrText>
+      </w:r>
+      <w:r>
+        <w:rPr>
+          <w:rFonts w:ascii="Times New Roman" w:eastAsia="Times New Roman" w:hAnsi="Times New Roman" w:cs="Times New Roman"/>
+          <w:sz w:val="24"/>
+          <w:szCs w:val="24"/>
+          <w:lang w:eastAsia="en-GB"/>
+        </w:rPr>
+        <w:instrText>q</w:instrText>
+      </w:r>
+      <w:r>
+        <w:rPr>
+          <w:rFonts w:ascii="Times New Roman" w:eastAsia="Times New Roman" w:hAnsi="Times New Roman" w:cs="Times New Roman"/>
+          <w:sz w:val="24"/>
+          <w:szCs w:val="24"/>
+          <w:lang w:val="ru-RU" w:eastAsia="en-GB"/>
+        </w:rPr>
+        <w:instrText>7</w:instrText>
+      </w:r>
+      <w:r>
+        <w:rPr>
+          <w:rFonts w:ascii="Times New Roman" w:eastAsia="Times New Roman" w:hAnsi="Times New Roman" w:cs="Times New Roman"/>
+          <w:sz w:val="24"/>
+          <w:szCs w:val="24"/>
+          <w:lang w:eastAsia="en-GB"/>
+        </w:rPr>
+        <w:instrText>IQAcJpmdt</w:instrText>
+      </w:r>
+      <w:r>
+        <w:rPr>
+          <w:rFonts w:ascii="Times New Roman" w:eastAsia="Times New Roman" w:hAnsi="Times New Roman" w:cs="Times New Roman"/>
+          <w:sz w:val="24"/>
+          <w:szCs w:val="24"/>
+          <w:lang w:val="ru-RU" w:eastAsia="en-GB"/>
+        </w:rPr>
+        <w:instrText>-</w:instrText>
+      </w:r>
+      <w:r>
+        <w:rPr>
+          <w:rFonts w:ascii="Times New Roman" w:eastAsia="Times New Roman" w:hAnsi="Times New Roman" w:cs="Times New Roman"/>
+          <w:sz w:val="24"/>
+          <w:szCs w:val="24"/>
+          <w:lang w:eastAsia="en-GB"/>
+        </w:rPr>
+        <w:instrText>VJDD</w:instrText>
+      </w:r>
+      <w:r>
+        <w:rPr>
+          <w:rFonts w:ascii="Times New Roman" w:eastAsia="Times New Roman" w:hAnsi="Times New Roman" w:cs="Times New Roman"/>
+          <w:sz w:val="24"/>
+          <w:szCs w:val="24"/>
+          <w:lang w:val="ru-RU" w:eastAsia="en-GB"/>
+        </w:rPr>
+        <w:instrText>5</w:instrText>
+      </w:r>
+      <w:r>
+        <w:rPr>
+          <w:rFonts w:ascii="Times New Roman" w:eastAsia="Times New Roman" w:hAnsi="Times New Roman" w:cs="Times New Roman"/>
+          <w:sz w:val="24"/>
+          <w:szCs w:val="24"/>
+          <w:lang w:eastAsia="en-GB"/>
+        </w:rPr>
+        <w:instrText>nLw</w:instrText>
+      </w:r>
+      <w:r>
+        <w:rPr>
+          <w:rFonts w:ascii="Times New Roman" w:eastAsia="Times New Roman" w:hAnsi="Times New Roman" w:cs="Times New Roman"/>
+          <w:sz w:val="24"/>
+          <w:szCs w:val="24"/>
+          <w:lang w:val="ru-RU" w:eastAsia="en-GB"/>
+        </w:rPr>
+        <w:instrText>60</w:instrText>
+      </w:r>
+      <w:r>
+        <w:rPr>
+          <w:rFonts w:ascii="Times New Roman" w:eastAsia="Times New Roman" w:hAnsi="Times New Roman" w:cs="Times New Roman"/>
+          <w:sz w:val="24"/>
+          <w:szCs w:val="24"/>
+          <w:lang w:eastAsia="en-GB"/>
+        </w:rPr>
+        <w:instrText>DCr</w:instrText>
+      </w:r>
+      <w:r>
+        <w:rPr>
+          <w:rFonts w:ascii="Times New Roman" w:eastAsia="Times New Roman" w:hAnsi="Times New Roman" w:cs="Times New Roman"/>
+          <w:sz w:val="24"/>
+          <w:szCs w:val="24"/>
+          <w:lang w:val="ru-RU" w:eastAsia="en-GB"/>
+        </w:rPr>
+        <w:instrText>1</w:instrText>
+      </w:r>
+      <w:r>
+        <w:rPr>
+          <w:rFonts w:ascii="Times New Roman" w:eastAsia="Times New Roman" w:hAnsi="Times New Roman" w:cs="Times New Roman"/>
+          <w:sz w:val="24"/>
+          <w:szCs w:val="24"/>
+          <w:lang w:eastAsia="en-GB"/>
+        </w:rPr>
+        <w:instrText>IK</w:instrText>
+      </w:r>
+      <w:r>
+        <w:rPr>
+          <w:rFonts w:ascii="Times New Roman" w:eastAsia="Times New Roman" w:hAnsi="Times New Roman" w:cs="Times New Roman"/>
+          <w:sz w:val="24"/>
+          <w:szCs w:val="24"/>
+          <w:lang w:val="ru-RU" w:eastAsia="en-GB"/>
+        </w:rPr>
+        <w:instrText>-</w:instrText>
+      </w:r>
+      <w:r>
+        <w:rPr>
+          <w:rFonts w:ascii="Times New Roman" w:eastAsia="Times New Roman" w:hAnsi="Times New Roman" w:cs="Times New Roman"/>
+          <w:sz w:val="24"/>
+          <w:szCs w:val="24"/>
+          <w:lang w:eastAsia="en-GB"/>
+        </w:rPr>
+        <w:instrText>fEGrTTFi</w:instrText>
+      </w:r>
+      <w:r>
+        <w:rPr>
+          <w:rFonts w:ascii="Times New Roman" w:eastAsia="Times New Roman" w:hAnsi="Times New Roman" w:cs="Times New Roman"/>
+          <w:sz w:val="24"/>
+          <w:szCs w:val="24"/>
+          <w:lang w:val="ru-RU" w:eastAsia="en-GB"/>
+        </w:rPr>
+        <w:instrText>95</w:instrText>
+      </w:r>
+      <w:r>
+        <w:rPr>
+          <w:rFonts w:ascii="Times New Roman" w:eastAsia="Times New Roman" w:hAnsi="Times New Roman" w:cs="Times New Roman"/>
+          <w:sz w:val="24"/>
+          <w:szCs w:val="24"/>
+          <w:lang w:eastAsia="en-GB"/>
+        </w:rPr>
+        <w:instrText>qsCNQaX</w:instrText>
+      </w:r>
+      <w:r>
+        <w:rPr>
+          <w:rFonts w:ascii="Times New Roman" w:eastAsia="Times New Roman" w:hAnsi="Times New Roman" w:cs="Times New Roman"/>
+          <w:sz w:val="24"/>
+          <w:szCs w:val="24"/>
+          <w:lang w:val="ru-RU" w:eastAsia="en-GB"/>
+        </w:rPr>
+        <w:instrText>_3</w:instrText>
+      </w:r>
+      <w:r>
+        <w:rPr>
+          <w:rFonts w:ascii="Times New Roman" w:eastAsia="Times New Roman" w:hAnsi="Times New Roman" w:cs="Times New Roman"/>
+          <w:sz w:val="24"/>
+          <w:szCs w:val="24"/>
+          <w:lang w:eastAsia="en-GB"/>
+        </w:rPr>
+        <w:instrText>Iw</w:instrText>
+      </w:r>
+      <w:r>
+        <w:rPr>
+          <w:rFonts w:ascii="Times New Roman" w:eastAsia="Times New Roman" w:hAnsi="Times New Roman" w:cs="Times New Roman"/>
+          <w:sz w:val="24"/>
+          <w:szCs w:val="24"/>
+          <w:lang w:val="ru-RU" w:eastAsia="en-GB"/>
+        </w:rPr>
+        <w:instrText>6</w:instrText>
+      </w:r>
+      <w:r>
+        <w:rPr>
+          <w:rFonts w:ascii="Times New Roman" w:eastAsia="Times New Roman" w:hAnsi="Times New Roman" w:cs="Times New Roman"/>
+          <w:sz w:val="24"/>
+          <w:szCs w:val="24"/>
+          <w:lang w:eastAsia="en-GB"/>
+        </w:rPr>
+        <w:instrText>E</w:instrText>
+      </w:r>
+      <w:r>
+        <w:rPr>
+          <w:rFonts w:ascii="Times New Roman" w:eastAsia="Times New Roman" w:hAnsi="Times New Roman" w:cs="Times New Roman"/>
+          <w:sz w:val="24"/>
+          <w:szCs w:val="24"/>
+          <w:lang w:val="ru-RU" w:eastAsia="en-GB"/>
+        </w:rPr>
+        <w:instrText>3</w:instrText>
+      </w:r>
+      <w:r>
+        <w:rPr>
+          <w:rFonts w:ascii="Times New Roman" w:eastAsia="Times New Roman" w:hAnsi="Times New Roman" w:cs="Times New Roman"/>
+          <w:sz w:val="24"/>
+          <w:szCs w:val="24"/>
+          <w:lang w:eastAsia="en-GB"/>
+        </w:rPr>
+        <w:instrText>RNBMA</w:instrText>
+      </w:r>
+      <w:r>
+        <w:rPr>
+          <w:rFonts w:ascii="Times New Roman" w:eastAsia="Times New Roman" w:hAnsi="Times New Roman" w:cs="Times New Roman"/>
+          <w:sz w:val="24"/>
+          <w:szCs w:val="24"/>
+          <w:lang w:val="ru-RU" w:eastAsia="en-GB"/>
+        </w:rPr>
+        <w:instrText>-</w:instrText>
+      </w:r>
+      <w:r>
+        <w:rPr>
+          <w:rFonts w:ascii="Times New Roman" w:eastAsia="Times New Roman" w:hAnsi="Times New Roman" w:cs="Times New Roman"/>
+          <w:sz w:val="24"/>
+          <w:szCs w:val="24"/>
+          <w:lang w:eastAsia="en-GB"/>
+        </w:rPr>
+        <w:instrText>nPtYHb</w:instrText>
+      </w:r>
+      <w:r>
+        <w:rPr>
+          <w:rFonts w:ascii="Times New Roman" w:eastAsia="Times New Roman" w:hAnsi="Times New Roman" w:cs="Times New Roman"/>
+          <w:sz w:val="24"/>
+          <w:szCs w:val="24"/>
+          <w:lang w:val="ru-RU" w:eastAsia="en-GB"/>
+        </w:rPr>
+        <w:instrText>8</w:instrText>
+      </w:r>
+      <w:r>
+        <w:rPr>
+          <w:rFonts w:ascii="Times New Roman" w:eastAsia="Times New Roman" w:hAnsi="Times New Roman" w:cs="Times New Roman"/>
+          <w:sz w:val="24"/>
+          <w:szCs w:val="24"/>
+          <w:lang w:eastAsia="en-GB"/>
+        </w:rPr>
+        <w:instrText>PBti</w:instrText>
+      </w:r>
+      <w:r>
+        <w:rPr>
+          <w:rFonts w:ascii="Times New Roman" w:eastAsia="Times New Roman" w:hAnsi="Times New Roman" w:cs="Times New Roman"/>
+          <w:sz w:val="24"/>
+          <w:szCs w:val="24"/>
+          <w:lang w:val="ru-RU" w:eastAsia="en-GB"/>
+        </w:rPr>
+        <w:instrText>7</w:instrText>
+      </w:r>
+      <w:r>
+        <w:rPr>
+          <w:rFonts w:ascii="Times New Roman" w:eastAsia="Times New Roman" w:hAnsi="Times New Roman" w:cs="Times New Roman"/>
+          <w:sz w:val="24"/>
+          <w:szCs w:val="24"/>
+          <w:lang w:eastAsia="en-GB"/>
+        </w:rPr>
+        <w:instrText>GM</w:instrText>
+      </w:r>
+      <w:r>
+        <w:rPr>
+          <w:rFonts w:ascii="Times New Roman" w:eastAsia="Times New Roman" w:hAnsi="Times New Roman" w:cs="Times New Roman"/>
+          <w:sz w:val="24"/>
+          <w:szCs w:val="24"/>
+          <w:lang w:val="ru-RU" w:eastAsia="en-GB"/>
+        </w:rPr>
+        <w:instrText>3</w:instrText>
+      </w:r>
+      <w:r>
+        <w:rPr>
+          <w:rFonts w:ascii="Times New Roman" w:eastAsia="Times New Roman" w:hAnsi="Times New Roman" w:cs="Times New Roman"/>
+          <w:sz w:val="24"/>
+          <w:szCs w:val="24"/>
+          <w:lang w:eastAsia="en-GB"/>
+        </w:rPr>
+        <w:instrText>fLsuBH</w:instrText>
+      </w:r>
+      <w:r>
+        <w:rPr>
+          <w:rFonts w:ascii="Times New Roman" w:eastAsia="Times New Roman" w:hAnsi="Times New Roman" w:cs="Times New Roman"/>
+          <w:sz w:val="24"/>
+          <w:szCs w:val="24"/>
+          <w:lang w:val="ru-RU" w:eastAsia="en-GB"/>
+        </w:rPr>
+        <w:instrText>3</w:instrText>
+      </w:r>
+      <w:r>
+        <w:rPr>
+          <w:rFonts w:ascii="Times New Roman" w:eastAsia="Times New Roman" w:hAnsi="Times New Roman" w:cs="Times New Roman"/>
+          <w:sz w:val="24"/>
+          <w:szCs w:val="24"/>
+          <w:lang w:eastAsia="en-GB"/>
+        </w:rPr>
+        <w:instrText>Zi</w:instrText>
+      </w:r>
+      <w:r>
+        <w:rPr>
+          <w:rFonts w:ascii="Times New Roman" w:eastAsia="Times New Roman" w:hAnsi="Times New Roman" w:cs="Times New Roman"/>
+          <w:sz w:val="24"/>
+          <w:szCs w:val="24"/>
+          <w:lang w:val="ru-RU" w:eastAsia="en-GB"/>
+        </w:rPr>
+        <w:instrText>8</w:instrText>
+      </w:r>
+      <w:r>
+        <w:rPr>
+          <w:rFonts w:ascii="Times New Roman" w:eastAsia="Times New Roman" w:hAnsi="Times New Roman" w:cs="Times New Roman"/>
+          <w:sz w:val="24"/>
+          <w:szCs w:val="24"/>
+          <w:lang w:eastAsia="en-GB"/>
+        </w:rPr>
+        <w:instrText>ZJR</w:instrText>
+      </w:r>
+      <w:r>
+        <w:rPr>
+          <w:rFonts w:ascii="Times New Roman" w:eastAsia="Times New Roman" w:hAnsi="Times New Roman" w:cs="Times New Roman"/>
+          <w:sz w:val="24"/>
+          <w:szCs w:val="24"/>
+          <w:lang w:val="ru-RU" w:eastAsia="en-GB"/>
+        </w:rPr>
+        <w:instrText>3</w:instrText>
+      </w:r>
+      <w:r>
+        <w:rPr>
+          <w:rFonts w:ascii="Times New Roman" w:eastAsia="Times New Roman" w:hAnsi="Times New Roman" w:cs="Times New Roman"/>
+          <w:sz w:val="24"/>
+          <w:szCs w:val="24"/>
+          <w:lang w:eastAsia="en-GB"/>
+        </w:rPr>
+        <w:instrText>O</w:instrText>
+      </w:r>
+      <w:r>
+        <w:rPr>
+          <w:rFonts w:ascii="Times New Roman" w:eastAsia="Times New Roman" w:hAnsi="Times New Roman" w:cs="Times New Roman"/>
+          <w:sz w:val="24"/>
+          <w:szCs w:val="24"/>
+          <w:lang w:val="ru-RU" w:eastAsia="en-GB"/>
+        </w:rPr>
+        <w:instrText>-</w:instrText>
+      </w:r>
+      <w:r>
+        <w:rPr>
+          <w:rFonts w:ascii="Times New Roman" w:eastAsia="Times New Roman" w:hAnsi="Times New Roman" w:cs="Times New Roman"/>
+          <w:sz w:val="24"/>
+          <w:szCs w:val="24"/>
+          <w:lang w:eastAsia="en-GB"/>
+        </w:rPr>
+        <w:instrText>MY</w:instrText>
+      </w:r>
+      <w:r>
+        <w:rPr>
+          <w:rFonts w:ascii="Times New Roman" w:eastAsia="Times New Roman" w:hAnsi="Times New Roman" w:cs="Times New Roman"/>
+          <w:sz w:val="24"/>
+          <w:szCs w:val="24"/>
+          <w:lang w:val="ru-RU" w:eastAsia="en-GB"/>
+        </w:rPr>
+        <w:instrText>6</w:instrText>
+      </w:r>
+      <w:r>
+        <w:rPr>
+          <w:rFonts w:ascii="Times New Roman" w:eastAsia="Times New Roman" w:hAnsi="Times New Roman" w:cs="Times New Roman"/>
+          <w:sz w:val="24"/>
+          <w:szCs w:val="24"/>
+          <w:lang w:eastAsia="en-GB"/>
+        </w:rPr>
+        <w:instrText>ouAz</w:instrText>
+      </w:r>
+      <w:r>
+        <w:rPr>
+          <w:rFonts w:ascii="Times New Roman" w:eastAsia="Times New Roman" w:hAnsi="Times New Roman" w:cs="Times New Roman"/>
+          <w:sz w:val="24"/>
+          <w:szCs w:val="24"/>
+          <w:lang w:val="ru-RU" w:eastAsia="en-GB"/>
+        </w:rPr>
+        <w:instrText>048</w:instrText>
+      </w:r>
+      <w:r>
+        <w:rPr>
+          <w:rFonts w:ascii="Times New Roman" w:eastAsia="Times New Roman" w:hAnsi="Times New Roman" w:cs="Times New Roman"/>
+          <w:sz w:val="24"/>
+          <w:szCs w:val="24"/>
+          <w:lang w:eastAsia="en-GB"/>
+        </w:rPr>
+        <w:instrText>sCZEkV</w:instrText>
+      </w:r>
+      <w:r>
+        <w:rPr>
+          <w:rFonts w:ascii="Times New Roman" w:eastAsia="Times New Roman" w:hAnsi="Times New Roman" w:cs="Times New Roman"/>
+          <w:sz w:val="24"/>
+          <w:szCs w:val="24"/>
+          <w:lang w:val="ru-RU" w:eastAsia="en-GB"/>
+        </w:rPr>
+        <w:instrText>0</w:instrText>
+      </w:r>
+      <w:r>
+        <w:rPr>
+          <w:rFonts w:ascii="Times New Roman" w:eastAsia="Times New Roman" w:hAnsi="Times New Roman" w:cs="Times New Roman"/>
+          <w:sz w:val="24"/>
+          <w:szCs w:val="24"/>
+          <w:lang w:eastAsia="en-GB"/>
+        </w:rPr>
+        <w:instrText>QxmWUvu</w:instrText>
+      </w:r>
+      <w:r>
+        <w:rPr>
+          <w:rFonts w:ascii="Times New Roman" w:eastAsia="Times New Roman" w:hAnsi="Times New Roman" w:cs="Times New Roman"/>
+          <w:sz w:val="24"/>
+          <w:szCs w:val="24"/>
+          <w:lang w:val="ru-RU" w:eastAsia="en-GB"/>
+        </w:rPr>
+        <w:instrText>2</w:instrText>
+      </w:r>
+      <w:r>
+        <w:rPr>
+          <w:rFonts w:ascii="Times New Roman" w:eastAsia="Times New Roman" w:hAnsi="Times New Roman" w:cs="Times New Roman"/>
+          <w:sz w:val="24"/>
+          <w:szCs w:val="24"/>
+          <w:lang w:eastAsia="en-GB"/>
+        </w:rPr>
+        <w:instrText>RA</w:instrText>
+      </w:r>
+      <w:r>
+        <w:rPr>
+          <w:rFonts w:ascii="Times New Roman" w:eastAsia="Times New Roman" w:hAnsi="Times New Roman" w:cs="Times New Roman"/>
+          <w:sz w:val="24"/>
+          <w:szCs w:val="24"/>
+          <w:lang w:val="ru-RU" w:eastAsia="en-GB"/>
+        </w:rPr>
+        <w:instrText>480</w:instrText>
+      </w:r>
+      <w:r>
+        <w:rPr>
+          <w:rFonts w:ascii="Times New Roman" w:eastAsia="Times New Roman" w:hAnsi="Times New Roman" w:cs="Times New Roman"/>
+          <w:sz w:val="24"/>
+          <w:szCs w:val="24"/>
+          <w:lang w:eastAsia="en-GB"/>
+        </w:rPr>
+        <w:instrText>E</w:instrText>
+      </w:r>
+      <w:r>
+        <w:rPr>
+          <w:rFonts w:ascii="Times New Roman" w:eastAsia="Times New Roman" w:hAnsi="Times New Roman" w:cs="Times New Roman"/>
+          <w:sz w:val="24"/>
+          <w:szCs w:val="24"/>
+          <w:lang w:val="ru-RU" w:eastAsia="en-GB"/>
+        </w:rPr>
+        <w:instrText>2</w:instrText>
+      </w:r>
+      <w:r>
+        <w:rPr>
+          <w:rFonts w:ascii="Times New Roman" w:eastAsia="Times New Roman" w:hAnsi="Times New Roman" w:cs="Times New Roman"/>
+          <w:sz w:val="24"/>
+          <w:szCs w:val="24"/>
+          <w:lang w:eastAsia="en-GB"/>
+        </w:rPr>
+        <w:instrText>NzessxI</w:instrText>
+      </w:r>
+      <w:r>
+        <w:rPr>
+          <w:rFonts w:ascii="Times New Roman" w:eastAsia="Times New Roman" w:hAnsi="Times New Roman" w:cs="Times New Roman"/>
+          <w:sz w:val="24"/>
+          <w:szCs w:val="24"/>
+          <w:lang w:val="ru-RU" w:eastAsia="en-GB"/>
+        </w:rPr>
+        <w:instrText>4</w:instrText>
+      </w:r>
+      <w:r>
+        <w:rPr>
+          <w:rFonts w:ascii="Times New Roman" w:eastAsia="Times New Roman" w:hAnsi="Times New Roman" w:cs="Times New Roman"/>
+          <w:sz w:val="24"/>
+          <w:szCs w:val="24"/>
+          <w:lang w:eastAsia="en-GB"/>
+        </w:rPr>
+        <w:instrText>iJONVUaexBbj</w:instrText>
+      </w:r>
+      <w:r>
+        <w:rPr>
+          <w:rFonts w:ascii="Times New Roman" w:eastAsia="Times New Roman" w:hAnsi="Times New Roman" w:cs="Times New Roman"/>
+          <w:sz w:val="24"/>
+          <w:szCs w:val="24"/>
+          <w:lang w:val="ru-RU" w:eastAsia="en-GB"/>
+        </w:rPr>
+        <w:instrText>8</w:instrText>
+      </w:r>
+      <w:r>
+        <w:rPr>
+          <w:rFonts w:ascii="Times New Roman" w:eastAsia="Times New Roman" w:hAnsi="Times New Roman" w:cs="Times New Roman"/>
+          <w:sz w:val="24"/>
+          <w:szCs w:val="24"/>
+          <w:lang w:eastAsia="en-GB"/>
+        </w:rPr>
+        <w:instrText>NuQInTs</w:instrText>
+      </w:r>
+      <w:r>
+        <w:rPr>
+          <w:rFonts w:ascii="Times New Roman" w:eastAsia="Times New Roman" w:hAnsi="Times New Roman" w:cs="Times New Roman"/>
+          <w:sz w:val="24"/>
+          <w:szCs w:val="24"/>
+          <w:lang w:val="ru-RU" w:eastAsia="en-GB"/>
+        </w:rPr>
+        <w:instrText>2</w:instrText>
+      </w:r>
+      <w:r>
+        <w:rPr>
+          <w:rFonts w:ascii="Times New Roman" w:eastAsia="Times New Roman" w:hAnsi="Times New Roman" w:cs="Times New Roman"/>
+          <w:sz w:val="24"/>
+          <w:szCs w:val="24"/>
+          <w:lang w:eastAsia="en-GB"/>
+        </w:rPr>
+        <w:instrText>bjY</w:instrText>
+      </w:r>
+      <w:r>
+        <w:rPr>
+          <w:rFonts w:ascii="Times New Roman" w:eastAsia="Times New Roman" w:hAnsi="Times New Roman" w:cs="Times New Roman"/>
+          <w:sz w:val="24"/>
+          <w:szCs w:val="24"/>
+          <w:lang w:val="ru-RU" w:eastAsia="en-GB"/>
+        </w:rPr>
+        <w:instrText>435</w:instrText>
+      </w:r>
+      <w:r>
+        <w:rPr>
+          <w:rFonts w:ascii="Times New Roman" w:eastAsia="Times New Roman" w:hAnsi="Times New Roman" w:cs="Times New Roman"/>
+          <w:sz w:val="24"/>
+          <w:szCs w:val="24"/>
+          <w:lang w:eastAsia="en-GB"/>
+        </w:rPr>
+        <w:instrText>WVCwWBkFpi</w:instrText>
+      </w:r>
+      <w:r>
+        <w:rPr>
+          <w:rFonts w:ascii="Times New Roman" w:eastAsia="Times New Roman" w:hAnsi="Times New Roman" w:cs="Times New Roman"/>
+          <w:sz w:val="24"/>
+          <w:szCs w:val="24"/>
+          <w:lang w:val="ru-RU" w:eastAsia="en-GB"/>
+        </w:rPr>
+        <w:instrText>9</w:instrText>
+      </w:r>
+      <w:r>
+        <w:rPr>
+          <w:rFonts w:ascii="Times New Roman" w:eastAsia="Times New Roman" w:hAnsi="Times New Roman" w:cs="Times New Roman"/>
+          <w:sz w:val="24"/>
+          <w:szCs w:val="24"/>
+          <w:lang w:eastAsia="en-GB"/>
+        </w:rPr>
+        <w:instrText>Aug</w:instrText>
+      </w:r>
+      <w:r>
+        <w:rPr>
+          <w:rFonts w:ascii="Times New Roman" w:eastAsia="Times New Roman" w:hAnsi="Times New Roman" w:cs="Times New Roman"/>
+          <w:sz w:val="24"/>
+          <w:szCs w:val="24"/>
+          <w:lang w:val="ru-RU" w:eastAsia="en-GB"/>
+        </w:rPr>
+        <w:instrText>" \</w:instrText>
+      </w:r>
+      <w:r>
+        <w:rPr>
+          <w:rFonts w:ascii="Times New Roman" w:eastAsia="Times New Roman" w:hAnsi="Times New Roman" w:cs="Times New Roman"/>
+          <w:sz w:val="24"/>
+          <w:szCs w:val="24"/>
+          <w:lang w:eastAsia="en-GB"/>
+        </w:rPr>
+        <w:instrText>t</w:instrText>
+      </w:r>
+      <w:r>
+        <w:rPr>
+          <w:rFonts w:ascii="Times New Roman" w:eastAsia="Times New Roman" w:hAnsi="Times New Roman" w:cs="Times New Roman"/>
+          <w:sz w:val="24"/>
+          <w:szCs w:val="24"/>
+          <w:lang w:val="ru-RU" w:eastAsia="en-GB"/>
+        </w:rPr>
+        <w:instrText xml:space="preserve"> "_</w:instrText>
+      </w:r>
+      <w:r>
+        <w:rPr>
+          <w:rFonts w:ascii="Times New Roman" w:eastAsia="Times New Roman" w:hAnsi="Times New Roman" w:cs="Times New Roman"/>
+          <w:sz w:val="24"/>
+          <w:szCs w:val="24"/>
+          <w:lang w:eastAsia="en-GB"/>
+        </w:rPr>
+        <w:instrText>blank</w:instrText>
+      </w:r>
+      <w:r>
+        <w:rPr>
+          <w:rFonts w:ascii="Times New Roman" w:eastAsia="Times New Roman" w:hAnsi="Times New Roman" w:cs="Times New Roman"/>
+          <w:sz w:val="24"/>
+          <w:szCs w:val="24"/>
+          <w:lang w:val="ru-RU" w:eastAsia="en-GB"/>
+        </w:rPr>
+        <w:instrText xml:space="preserve">" </w:instrText>
+      </w:r>
+      <w:r>
+        <w:rPr>
+          <w:rFonts w:ascii="Times New Roman" w:eastAsia="Times New Roman" w:hAnsi="Times New Roman" w:cs="Times New Roman"/>
+          <w:sz w:val="24"/>
+          <w:szCs w:val="24"/>
+          <w:lang w:eastAsia="en-GB"/>
+        </w:rPr>
+        <w:fldChar w:fldCharType="separate"/>
+      </w:r>
+    </w:p>
+    <w:p>
+      <w:pPr>
+        <w:rPr>
+          <w:rFonts w:ascii="Times New Roman" w:eastAsia="Times New Roman" w:hAnsi="Times New Roman" w:cs="Times New Roman"/>
+          <w:sz w:val="24"/>
+          <w:szCs w:val="24"/>
+          <w:lang w:val="ru-RU" w:eastAsia="en-GB"/>
+        </w:rPr>
+      </w:pPr>
+      <w:r>
+        <w:rPr>
+          <w:rFonts w:ascii="Times New Roman" w:eastAsia="Times New Roman" w:hAnsi="Times New Roman" w:cs="Times New Roman"/>
+          <w:sz w:val="24"/>
+          <w:szCs w:val="24"/>
+          <w:lang w:eastAsia="en-GB"/>
+        </w:rPr>
+        <w:fldChar w:fldCharType="end"/>
+      </w:r>
+    </w:p>
+    <w:p>
+      <w:pPr>
+        <w:rPr>
+          <w:rFonts w:ascii="Times New Roman" w:eastAsia="Times New Roman" w:hAnsi="Times New Roman" w:cs="Times New Roman"/>
+          <w:sz w:val="24"/>
+          <w:szCs w:val="24"/>
+          <w:lang w:val="ru-RU" w:eastAsia="en-GB"/>
+        </w:rPr>
+      </w:pPr>
+      <w:r>
+        <w:rPr>
+          <w:rFonts w:ascii="Times New Roman" w:eastAsia="Times New Roman" w:hAnsi="Times New Roman" w:cs="Times New Roman"/>
+          <w:b/>
+          <w:bCs/>
+          <w:sz w:val="24"/>
+          <w:szCs w:val="24"/>
+          <w:lang w:val="ru-RU" w:eastAsia="en-GB"/>
+        </w:rPr>
+        <w:t xml:space="preserve">Распределение </w:t>
+      </w:r>
+      <w:r>
+        <w:rPr>
+          <w:rFonts w:ascii="Times New Roman" w:eastAsia="Times New Roman" w:hAnsi="Times New Roman" w:cs="Times New Roman"/>
+          <w:b/>
+          <w:bCs/>
+          <w:sz w:val="24"/>
+          <w:szCs w:val="24"/>
+          <w:lang w:val="ru-RU" w:eastAsia="en-GB"/>
+        </w:rPr>
+        <w:t>ф</w:t>
+      </w:r>
+      <w:r>
+        <w:rPr>
+          <w:rFonts w:ascii="Times New Roman" w:eastAsia="Times New Roman" w:hAnsi="Times New Roman" w:cs="Times New Roman"/>
+          <w:b/>
+          <w:bCs/>
+          <w:sz w:val="24"/>
+          <w:szCs w:val="24"/>
+          <w:lang w:val="ru-RU" w:eastAsia="en-GB"/>
+        </w:rPr>
+        <w:t>ункционала</w:t>
+      </w:r>
+      <w:r>
+        <w:rPr>
+          <w:rFonts w:ascii="Times New Roman" w:eastAsia="Times New Roman" w:hAnsi="Times New Roman" w:cs="Times New Roman"/>
+          <w:b/>
+          <w:bCs/>
+          <w:sz w:val="24"/>
+          <w:szCs w:val="24"/>
+          <w:lang w:val="ru-RU" w:eastAsia="en-GB"/>
+        </w:rPr>
+        <w:t xml:space="preserve"> Монолита по </w:t>
+      </w:r>
+      <w:proofErr w:type="spellStart"/>
+      <w:r>
+        <w:rPr>
+          <w:rFonts w:ascii="Times New Roman" w:eastAsia="Times New Roman" w:hAnsi="Times New Roman" w:cs="Times New Roman"/>
+          <w:b/>
+          <w:bCs/>
+          <w:sz w:val="24"/>
+          <w:szCs w:val="24"/>
+          <w:lang w:val="ru-RU" w:eastAsia="en-GB"/>
+        </w:rPr>
+        <w:t>микросервисам</w:t>
+      </w:r>
+      <w:proofErr w:type="spellEnd"/>
+      <w:r>
+        <w:rPr>
+          <w:rFonts w:ascii="Times New Roman" w:eastAsia="Times New Roman" w:hAnsi="Times New Roman" w:cs="Times New Roman"/>
+          <w:sz w:val="24"/>
+          <w:szCs w:val="24"/>
+          <w:lang w:val="ru-RU" w:eastAsia="en-GB"/>
+        </w:rPr>
+        <w:t xml:space="preserve"> </w:t>
+      </w:r>
+    </w:p>
+    <w:p>
+      <w:pPr>
+        <w:numPr>
+          <w:ilvl w:val="0"/>
+          <w:numId w:val="21"/>
+        </w:numPr>
+        <w:tabs>
+          <w:tab w:val="clear" w:pos="720"/>
+          <w:tab w:val="num" w:pos="360"/>
+        </w:tabs>
+        <w:spacing w:before="100" w:beforeAutospacing="1" w:after="100" w:afterAutospacing="1" w:line="240" w:lineRule="auto"/>
+        <w:ind w:left="360"/>
+        <w:rPr>
+          <w:rFonts w:ascii="Times New Roman" w:eastAsia="Times New Roman" w:hAnsi="Times New Roman" w:cs="Times New Roman"/>
+          <w:sz w:val="24"/>
+          <w:szCs w:val="24"/>
+          <w:lang w:eastAsia="en-GB"/>
+        </w:rPr>
+      </w:pPr>
+      <w:r>
+        <w:rPr>
+          <w:rFonts w:ascii="Times New Roman" w:eastAsia="Times New Roman" w:hAnsi="Times New Roman" w:cs="Times New Roman"/>
+          <w:bCs/>
+          <w:sz w:val="24"/>
+          <w:szCs w:val="24"/>
+          <w:lang w:eastAsia="en-GB"/>
+        </w:rPr>
+        <w:t>Auth Service:</w:t>
+      </w:r>
+      <w:r>
+        <w:rPr>
+          <w:rFonts w:ascii="Times New Roman" w:eastAsia="Times New Roman" w:hAnsi="Times New Roman" w:cs="Times New Roman"/>
+          <w:sz w:val="24"/>
+          <w:szCs w:val="24"/>
+          <w:lang w:eastAsia="en-GB"/>
+        </w:rPr>
+        <w:t xml:space="preserve"> </w:t>
+      </w:r>
+    </w:p>
+    <w:p>
+      <w:pPr>
+        <w:numPr>
+          <w:ilvl w:val="1"/>
+          <w:numId w:val="21"/>
+        </w:numPr>
+        <w:tabs>
+          <w:tab w:val="clear" w:pos="1440"/>
+          <w:tab w:val="num" w:pos="1080"/>
+        </w:tabs>
+        <w:spacing w:before="100" w:beforeAutospacing="1" w:after="100" w:afterAutospacing="1" w:line="240" w:lineRule="auto"/>
+        <w:ind w:left="1080"/>
+        <w:rPr>
+          <w:rFonts w:ascii="Times New Roman" w:eastAsia="Times New Roman" w:hAnsi="Times New Roman" w:cs="Times New Roman"/>
+          <w:sz w:val="24"/>
+          <w:szCs w:val="24"/>
+          <w:lang w:eastAsia="en-GB"/>
+        </w:rPr>
+      </w:pPr>
+      <w:proofErr w:type="spellStart"/>
+      <w:r>
+        <w:rPr>
+          <w:rFonts w:ascii="Times New Roman" w:eastAsia="Times New Roman" w:hAnsi="Times New Roman" w:cs="Times New Roman"/>
+          <w:sz w:val="24"/>
+          <w:szCs w:val="24"/>
+          <w:lang w:eastAsia="en-GB"/>
+        </w:rPr>
+        <w:t>Регистрация</w:t>
+      </w:r>
+      <w:proofErr w:type="spellEnd"/>
+      <w:r>
+        <w:rPr>
+          <w:rFonts w:ascii="Times New Roman" w:eastAsia="Times New Roman" w:hAnsi="Times New Roman" w:cs="Times New Roman"/>
+          <w:sz w:val="24"/>
+          <w:szCs w:val="24"/>
+          <w:lang w:eastAsia="en-GB"/>
+        </w:rPr>
+        <w:t xml:space="preserve"> </w:t>
+      </w:r>
+      <w:proofErr w:type="spellStart"/>
+      <w:r>
+        <w:rPr>
+          <w:rFonts w:ascii="Times New Roman" w:eastAsia="Times New Roman" w:hAnsi="Times New Roman" w:cs="Times New Roman"/>
+          <w:sz w:val="24"/>
+          <w:szCs w:val="24"/>
+          <w:lang w:eastAsia="en-GB"/>
+        </w:rPr>
+        <w:t>пользователя</w:t>
+      </w:r>
+      <w:proofErr w:type="spellEnd"/>
+    </w:p>
+    <w:p>
+      <w:pPr>
+        <w:numPr>
+          <w:ilvl w:val="1"/>
+          <w:numId w:val="21"/>
+        </w:numPr>
+        <w:tabs>
+          <w:tab w:val="clear" w:pos="1440"/>
+          <w:tab w:val="num" w:pos="1080"/>
+        </w:tabs>
+        <w:spacing w:before="100" w:beforeAutospacing="1" w:after="100" w:afterAutospacing="1" w:line="240" w:lineRule="auto"/>
+        <w:ind w:left="1080"/>
+        <w:rPr>
+          <w:rFonts w:ascii="Times New Roman" w:eastAsia="Times New Roman" w:hAnsi="Times New Roman" w:cs="Times New Roman"/>
+          <w:sz w:val="24"/>
+          <w:szCs w:val="24"/>
+          <w:lang w:eastAsia="en-GB"/>
+        </w:rPr>
+      </w:pPr>
+      <w:proofErr w:type="spellStart"/>
+      <w:r>
+        <w:rPr>
+          <w:rFonts w:ascii="Times New Roman" w:eastAsia="Times New Roman" w:hAnsi="Times New Roman" w:cs="Times New Roman"/>
+          <w:sz w:val="24"/>
+          <w:szCs w:val="24"/>
+          <w:lang w:eastAsia="en-GB"/>
+        </w:rPr>
+        <w:t>Аутентификация</w:t>
+      </w:r>
+      <w:proofErr w:type="spellEnd"/>
+    </w:p>
+    <w:p>
+      <w:pPr>
+        <w:numPr>
+          <w:ilvl w:val="1"/>
+          <w:numId w:val="21"/>
+        </w:numPr>
+        <w:tabs>
+          <w:tab w:val="clear" w:pos="1440"/>
+          <w:tab w:val="num" w:pos="1080"/>
+        </w:tabs>
+        <w:spacing w:before="100" w:beforeAutospacing="1" w:after="100" w:afterAutospacing="1" w:line="240" w:lineRule="auto"/>
+        <w:ind w:left="1080"/>
+        <w:rPr>
+          <w:rFonts w:ascii="Times New Roman" w:eastAsia="Times New Roman" w:hAnsi="Times New Roman" w:cs="Times New Roman"/>
+          <w:sz w:val="24"/>
+          <w:szCs w:val="24"/>
+          <w:lang w:eastAsia="en-GB"/>
+        </w:rPr>
+      </w:pPr>
+      <w:proofErr w:type="spellStart"/>
+      <w:r>
+        <w:rPr>
+          <w:rFonts w:ascii="Times New Roman" w:eastAsia="Times New Roman" w:hAnsi="Times New Roman" w:cs="Times New Roman"/>
+          <w:sz w:val="24"/>
+          <w:szCs w:val="24"/>
+          <w:lang w:eastAsia="en-GB"/>
+        </w:rPr>
         <w:lastRenderedPageBreak/>
-        <w:t>Базы Данных.</w:t>
-      </w:r>
-      <w:r>
-        <w:rPr>
-          <w:rFonts w:ascii="Times New Roman" w:eastAsia="Times New Roman" w:hAnsi="Times New Roman" w:cs="Times New Roman"/>
-          <w:sz w:val="24"/>
-          <w:szCs w:val="24"/>
-          <w:lang w:val="ru-RU" w:eastAsia="en-GB"/>
-        </w:rPr>
-        <w:t xml:space="preserve"> Вместо единой базы данных монолита я выделил для каждого микросервиса свою собственную, изолированную базу данных. Это обеспечивает независимость сервисов.</w:t>
-      </w:r>
-    </w:p>
-    <w:p>
-      <w:pPr>
-        <w:rPr>
-          <w:rFonts w:ascii="Times New Roman" w:eastAsia="Times New Roman" w:hAnsi="Times New Roman" w:cs="Times New Roman"/>
-          <w:sz w:val="24"/>
-          <w:szCs w:val="24"/>
-          <w:lang w:val="ru-RU" w:eastAsia="en-GB"/>
-        </w:rPr>
-      </w:pPr>
-      <w:r>
-        <w:rPr>
-          <w:rFonts w:ascii="Times New Roman" w:eastAsia="Times New Roman" w:hAnsi="Times New Roman" w:cs="Times New Roman"/>
-          <w:sz w:val="24"/>
-          <w:szCs w:val="24"/>
-          <w:lang w:val="ru-RU" w:eastAsia="en-GB"/>
-        </w:rPr>
-        <w:t>Взаимодействие между компонентами осуществляется следующим образом (номера соответствуют нумерации на схеме)</w:t>
-      </w:r>
-      <w:r>
-        <w:rPr>
-          <w:rFonts w:ascii="Times New Roman" w:eastAsia="Times New Roman" w:hAnsi="Times New Roman" w:cs="Times New Roman"/>
-          <w:sz w:val="24"/>
-          <w:szCs w:val="24"/>
-          <w:lang w:val="ru-RU" w:eastAsia="en-GB"/>
-        </w:rPr>
-        <w:t>:</w:t>
+        <w:t>Присвоение</w:t>
+      </w:r>
+      <w:proofErr w:type="spellEnd"/>
+      <w:r>
+        <w:rPr>
+          <w:rFonts w:ascii="Times New Roman" w:eastAsia="Times New Roman" w:hAnsi="Times New Roman" w:cs="Times New Roman"/>
+          <w:sz w:val="24"/>
+          <w:szCs w:val="24"/>
+          <w:lang w:eastAsia="en-GB"/>
+        </w:rPr>
+        <w:t xml:space="preserve"> </w:t>
+      </w:r>
+      <w:proofErr w:type="spellStart"/>
+      <w:r>
+        <w:rPr>
+          <w:rFonts w:ascii="Times New Roman" w:eastAsia="Times New Roman" w:hAnsi="Times New Roman" w:cs="Times New Roman"/>
+          <w:sz w:val="24"/>
+          <w:szCs w:val="24"/>
+          <w:lang w:eastAsia="en-GB"/>
+        </w:rPr>
+        <w:t>ролей</w:t>
+      </w:r>
+      <w:proofErr w:type="spellEnd"/>
+    </w:p>
+    <w:p>
+      <w:pPr>
+        <w:numPr>
+          <w:ilvl w:val="1"/>
+          <w:numId w:val="21"/>
+        </w:numPr>
+        <w:tabs>
+          <w:tab w:val="clear" w:pos="1440"/>
+          <w:tab w:val="num" w:pos="1080"/>
+        </w:tabs>
+        <w:spacing w:before="100" w:beforeAutospacing="1" w:after="100" w:afterAutospacing="1" w:line="240" w:lineRule="auto"/>
+        <w:ind w:left="1080"/>
+        <w:rPr>
+          <w:rFonts w:ascii="Times New Roman" w:eastAsia="Times New Roman" w:hAnsi="Times New Roman" w:cs="Times New Roman"/>
+          <w:sz w:val="24"/>
+          <w:szCs w:val="24"/>
+          <w:lang w:eastAsia="en-GB"/>
+        </w:rPr>
+      </w:pPr>
+      <w:proofErr w:type="spellStart"/>
+      <w:r>
+        <w:rPr>
+          <w:rFonts w:ascii="Times New Roman" w:eastAsia="Times New Roman" w:hAnsi="Times New Roman" w:cs="Times New Roman"/>
+          <w:sz w:val="24"/>
+          <w:szCs w:val="24"/>
+          <w:lang w:eastAsia="en-GB"/>
+        </w:rPr>
+        <w:t>Валидация</w:t>
+      </w:r>
+      <w:proofErr w:type="spellEnd"/>
+      <w:r>
+        <w:rPr>
+          <w:rFonts w:ascii="Times New Roman" w:eastAsia="Times New Roman" w:hAnsi="Times New Roman" w:cs="Times New Roman"/>
+          <w:sz w:val="24"/>
+          <w:szCs w:val="24"/>
+          <w:lang w:eastAsia="en-GB"/>
+        </w:rPr>
+        <w:t xml:space="preserve"> </w:t>
+      </w:r>
+      <w:proofErr w:type="spellStart"/>
+      <w:r>
+        <w:rPr>
+          <w:rFonts w:ascii="Times New Roman" w:eastAsia="Times New Roman" w:hAnsi="Times New Roman" w:cs="Times New Roman"/>
+          <w:sz w:val="24"/>
+          <w:szCs w:val="24"/>
+          <w:lang w:eastAsia="en-GB"/>
+        </w:rPr>
+        <w:t>токена</w:t>
+      </w:r>
+      <w:proofErr w:type="spellEnd"/>
+      <w:r>
+        <w:rPr>
+          <w:rFonts w:ascii="Times New Roman" w:eastAsia="Times New Roman" w:hAnsi="Times New Roman" w:cs="Times New Roman"/>
+          <w:sz w:val="24"/>
+          <w:szCs w:val="24"/>
+          <w:lang w:eastAsia="en-GB"/>
+        </w:rPr>
+        <w:t xml:space="preserve"> </w:t>
+      </w:r>
+      <w:proofErr w:type="spellStart"/>
+      <w:r>
+        <w:rPr>
+          <w:rFonts w:ascii="Times New Roman" w:eastAsia="Times New Roman" w:hAnsi="Times New Roman" w:cs="Times New Roman"/>
+          <w:sz w:val="24"/>
+          <w:szCs w:val="24"/>
+          <w:lang w:eastAsia="en-GB"/>
+        </w:rPr>
+        <w:t>безопасности</w:t>
+      </w:r>
+      <w:proofErr w:type="spellEnd"/>
+    </w:p>
+    <w:p>
+      <w:pPr>
+        <w:numPr>
+          <w:ilvl w:val="0"/>
+          <w:numId w:val="21"/>
+        </w:numPr>
+        <w:tabs>
+          <w:tab w:val="clear" w:pos="720"/>
+          <w:tab w:val="num" w:pos="360"/>
+        </w:tabs>
+        <w:spacing w:before="100" w:beforeAutospacing="1" w:after="100" w:afterAutospacing="1" w:line="240" w:lineRule="auto"/>
+        <w:ind w:left="360"/>
+        <w:rPr>
+          <w:rFonts w:ascii="Times New Roman" w:eastAsia="Times New Roman" w:hAnsi="Times New Roman" w:cs="Times New Roman"/>
+          <w:sz w:val="24"/>
+          <w:szCs w:val="24"/>
+          <w:lang w:eastAsia="en-GB"/>
+        </w:rPr>
+      </w:pPr>
+      <w:r>
+        <w:rPr>
+          <w:rFonts w:ascii="Times New Roman" w:eastAsia="Times New Roman" w:hAnsi="Times New Roman" w:cs="Times New Roman"/>
+          <w:bCs/>
+          <w:sz w:val="24"/>
+          <w:szCs w:val="24"/>
+          <w:lang w:eastAsia="en-GB"/>
+        </w:rPr>
+        <w:t>Product Service:</w:t>
+      </w:r>
+      <w:r>
+        <w:rPr>
+          <w:rFonts w:ascii="Times New Roman" w:eastAsia="Times New Roman" w:hAnsi="Times New Roman" w:cs="Times New Roman"/>
+          <w:sz w:val="24"/>
+          <w:szCs w:val="24"/>
+          <w:lang w:eastAsia="en-GB"/>
+        </w:rPr>
+        <w:t xml:space="preserve"> </w:t>
+      </w:r>
+    </w:p>
+    <w:p>
+      <w:pPr>
+        <w:numPr>
+          <w:ilvl w:val="1"/>
+          <w:numId w:val="21"/>
+        </w:numPr>
+        <w:tabs>
+          <w:tab w:val="clear" w:pos="1440"/>
+          <w:tab w:val="num" w:pos="1080"/>
+        </w:tabs>
+        <w:spacing w:before="100" w:beforeAutospacing="1" w:after="100" w:afterAutospacing="1" w:line="240" w:lineRule="auto"/>
+        <w:ind w:left="1080"/>
+        <w:rPr>
+          <w:rFonts w:ascii="Times New Roman" w:eastAsia="Times New Roman" w:hAnsi="Times New Roman" w:cs="Times New Roman"/>
+          <w:sz w:val="24"/>
+          <w:szCs w:val="24"/>
+          <w:lang w:eastAsia="en-GB"/>
+        </w:rPr>
+      </w:pPr>
+      <w:proofErr w:type="spellStart"/>
+      <w:r>
+        <w:rPr>
+          <w:rFonts w:ascii="Times New Roman" w:eastAsia="Times New Roman" w:hAnsi="Times New Roman" w:cs="Times New Roman"/>
+          <w:sz w:val="24"/>
+          <w:szCs w:val="24"/>
+          <w:lang w:eastAsia="en-GB"/>
+        </w:rPr>
+        <w:t>Поиск</w:t>
+      </w:r>
+      <w:proofErr w:type="spellEnd"/>
+      <w:r>
+        <w:rPr>
+          <w:rFonts w:ascii="Times New Roman" w:eastAsia="Times New Roman" w:hAnsi="Times New Roman" w:cs="Times New Roman"/>
+          <w:sz w:val="24"/>
+          <w:szCs w:val="24"/>
+          <w:lang w:eastAsia="en-GB"/>
+        </w:rPr>
+        <w:t xml:space="preserve"> </w:t>
+      </w:r>
+      <w:proofErr w:type="spellStart"/>
+      <w:r>
+        <w:rPr>
+          <w:rFonts w:ascii="Times New Roman" w:eastAsia="Times New Roman" w:hAnsi="Times New Roman" w:cs="Times New Roman"/>
+          <w:sz w:val="24"/>
+          <w:szCs w:val="24"/>
+          <w:lang w:eastAsia="en-GB"/>
+        </w:rPr>
+        <w:t>товаров</w:t>
+      </w:r>
+      <w:proofErr w:type="spellEnd"/>
+    </w:p>
+    <w:p>
+      <w:pPr>
+        <w:numPr>
+          <w:ilvl w:val="1"/>
+          <w:numId w:val="21"/>
+        </w:numPr>
+        <w:tabs>
+          <w:tab w:val="clear" w:pos="1440"/>
+          <w:tab w:val="num" w:pos="1080"/>
+        </w:tabs>
+        <w:spacing w:before="100" w:beforeAutospacing="1" w:after="100" w:afterAutospacing="1" w:line="240" w:lineRule="auto"/>
+        <w:ind w:left="1080"/>
+        <w:rPr>
+          <w:rFonts w:ascii="Times New Roman" w:eastAsia="Times New Roman" w:hAnsi="Times New Roman" w:cs="Times New Roman"/>
+          <w:sz w:val="24"/>
+          <w:szCs w:val="24"/>
+          <w:lang w:eastAsia="en-GB"/>
+        </w:rPr>
+      </w:pPr>
+      <w:proofErr w:type="spellStart"/>
+      <w:r>
+        <w:rPr>
+          <w:rFonts w:ascii="Times New Roman" w:eastAsia="Times New Roman" w:hAnsi="Times New Roman" w:cs="Times New Roman"/>
+          <w:sz w:val="24"/>
+          <w:szCs w:val="24"/>
+          <w:lang w:eastAsia="en-GB"/>
+        </w:rPr>
+        <w:t>Поиск</w:t>
+      </w:r>
+      <w:proofErr w:type="spellEnd"/>
+      <w:r>
+        <w:rPr>
+          <w:rFonts w:ascii="Times New Roman" w:eastAsia="Times New Roman" w:hAnsi="Times New Roman" w:cs="Times New Roman"/>
+          <w:sz w:val="24"/>
+          <w:szCs w:val="24"/>
+          <w:lang w:eastAsia="en-GB"/>
+        </w:rPr>
+        <w:t xml:space="preserve"> </w:t>
+      </w:r>
+      <w:proofErr w:type="spellStart"/>
+      <w:r>
+        <w:rPr>
+          <w:rFonts w:ascii="Times New Roman" w:eastAsia="Times New Roman" w:hAnsi="Times New Roman" w:cs="Times New Roman"/>
+          <w:sz w:val="24"/>
+          <w:szCs w:val="24"/>
+          <w:lang w:eastAsia="en-GB"/>
+        </w:rPr>
+        <w:t>услуг</w:t>
+      </w:r>
+      <w:proofErr w:type="spellEnd"/>
+    </w:p>
+    <w:p>
+      <w:pPr>
+        <w:numPr>
+          <w:ilvl w:val="1"/>
+          <w:numId w:val="21"/>
+        </w:numPr>
+        <w:tabs>
+          <w:tab w:val="clear" w:pos="1440"/>
+          <w:tab w:val="num" w:pos="1080"/>
+        </w:tabs>
+        <w:spacing w:before="100" w:beforeAutospacing="1" w:after="100" w:afterAutospacing="1" w:line="240" w:lineRule="auto"/>
+        <w:ind w:left="1080"/>
+        <w:rPr>
+          <w:rFonts w:ascii="Times New Roman" w:eastAsia="Times New Roman" w:hAnsi="Times New Roman" w:cs="Times New Roman"/>
+          <w:sz w:val="24"/>
+          <w:szCs w:val="24"/>
+          <w:lang w:eastAsia="en-GB"/>
+        </w:rPr>
+      </w:pPr>
+      <w:proofErr w:type="spellStart"/>
+      <w:r>
+        <w:rPr>
+          <w:rFonts w:ascii="Times New Roman" w:eastAsia="Times New Roman" w:hAnsi="Times New Roman" w:cs="Times New Roman"/>
+          <w:sz w:val="24"/>
+          <w:szCs w:val="24"/>
+          <w:lang w:eastAsia="en-GB"/>
+        </w:rPr>
+        <w:t>Фильтрация</w:t>
+      </w:r>
+      <w:proofErr w:type="spellEnd"/>
+      <w:r>
+        <w:rPr>
+          <w:rFonts w:ascii="Times New Roman" w:eastAsia="Times New Roman" w:hAnsi="Times New Roman" w:cs="Times New Roman"/>
+          <w:sz w:val="24"/>
+          <w:szCs w:val="24"/>
+          <w:lang w:eastAsia="en-GB"/>
+        </w:rPr>
+        <w:t xml:space="preserve"> и </w:t>
+      </w:r>
+      <w:proofErr w:type="spellStart"/>
+      <w:r>
+        <w:rPr>
+          <w:rFonts w:ascii="Times New Roman" w:eastAsia="Times New Roman" w:hAnsi="Times New Roman" w:cs="Times New Roman"/>
+          <w:sz w:val="24"/>
+          <w:szCs w:val="24"/>
+          <w:lang w:eastAsia="en-GB"/>
+        </w:rPr>
+        <w:t>сортировка</w:t>
+      </w:r>
+      <w:proofErr w:type="spellEnd"/>
+      <w:r>
+        <w:rPr>
+          <w:rFonts w:ascii="Times New Roman" w:eastAsia="Times New Roman" w:hAnsi="Times New Roman" w:cs="Times New Roman"/>
+          <w:sz w:val="24"/>
+          <w:szCs w:val="24"/>
+          <w:lang w:eastAsia="en-GB"/>
+        </w:rPr>
+        <w:t xml:space="preserve"> </w:t>
+      </w:r>
+      <w:proofErr w:type="spellStart"/>
+      <w:r>
+        <w:rPr>
+          <w:rFonts w:ascii="Times New Roman" w:eastAsia="Times New Roman" w:hAnsi="Times New Roman" w:cs="Times New Roman"/>
+          <w:sz w:val="24"/>
+          <w:szCs w:val="24"/>
+          <w:lang w:eastAsia="en-GB"/>
+        </w:rPr>
+        <w:t>результатов</w:t>
+      </w:r>
+      <w:proofErr w:type="spellEnd"/>
+    </w:p>
+    <w:p>
+      <w:pPr>
+        <w:numPr>
+          <w:ilvl w:val="1"/>
+          <w:numId w:val="21"/>
+        </w:numPr>
+        <w:tabs>
+          <w:tab w:val="clear" w:pos="1440"/>
+          <w:tab w:val="num" w:pos="1080"/>
+        </w:tabs>
+        <w:spacing w:before="100" w:beforeAutospacing="1" w:after="100" w:afterAutospacing="1" w:line="240" w:lineRule="auto"/>
+        <w:ind w:left="1080"/>
+        <w:rPr>
+          <w:rFonts w:ascii="Times New Roman" w:eastAsia="Times New Roman" w:hAnsi="Times New Roman" w:cs="Times New Roman"/>
+          <w:sz w:val="24"/>
+          <w:szCs w:val="24"/>
+          <w:lang w:val="ru-RU" w:eastAsia="en-GB"/>
+        </w:rPr>
+      </w:pPr>
+      <w:r>
+        <w:rPr>
+          <w:rFonts w:ascii="Times New Roman" w:eastAsia="Times New Roman" w:hAnsi="Times New Roman" w:cs="Times New Roman"/>
+          <w:sz w:val="24"/>
+          <w:szCs w:val="24"/>
+          <w:lang w:val="ru-RU" w:eastAsia="en-GB"/>
+        </w:rPr>
+        <w:t xml:space="preserve">Добавить товар в профиль пользователя </w:t>
+      </w:r>
+    </w:p>
+    <w:p>
+      <w:pPr>
+        <w:numPr>
+          <w:ilvl w:val="1"/>
+          <w:numId w:val="21"/>
+        </w:numPr>
+        <w:tabs>
+          <w:tab w:val="clear" w:pos="1440"/>
+          <w:tab w:val="num" w:pos="1080"/>
+        </w:tabs>
+        <w:spacing w:before="100" w:beforeAutospacing="1" w:after="100" w:afterAutospacing="1" w:line="240" w:lineRule="auto"/>
+        <w:ind w:left="1080"/>
+        <w:rPr>
+          <w:rFonts w:ascii="Times New Roman" w:eastAsia="Times New Roman" w:hAnsi="Times New Roman" w:cs="Times New Roman"/>
+          <w:sz w:val="24"/>
+          <w:szCs w:val="24"/>
+          <w:lang w:val="ru-RU" w:eastAsia="en-GB"/>
+        </w:rPr>
+      </w:pPr>
+      <w:r>
+        <w:rPr>
+          <w:rFonts w:ascii="Times New Roman" w:eastAsia="Times New Roman" w:hAnsi="Times New Roman" w:cs="Times New Roman"/>
+          <w:sz w:val="24"/>
+          <w:szCs w:val="24"/>
+          <w:lang w:val="ru-RU" w:eastAsia="en-GB"/>
+        </w:rPr>
+        <w:t>Добавить услугу в профиль</w:t>
       </w:r>
       <w:bookmarkStart w:id="0" w:name="_GoBack"/>
       <w:bookmarkEnd w:id="0"/>
-    </w:p>
-    <w:p>
-      <w:pPr>
-        <w:rPr>
-          <w:rFonts w:ascii="Times New Roman" w:eastAsia="Times New Roman" w:hAnsi="Times New Roman" w:cs="Times New Roman"/>
-          <w:sz w:val="24"/>
-          <w:szCs w:val="24"/>
-          <w:lang w:val="ru-RU" w:eastAsia="en-GB"/>
-        </w:rPr>
-      </w:pPr>
-      <w:r>
-        <w:rPr>
-          <w:rFonts w:ascii="Times New Roman" w:eastAsia="Times New Roman" w:hAnsi="Times New Roman" w:cs="Times New Roman"/>
-          <w:sz w:val="24"/>
-          <w:szCs w:val="24"/>
-          <w:lang w:val="ru-RU" w:eastAsia="en-GB"/>
-        </w:rPr>
-        <w:t xml:space="preserve">Клиенты (1, 2, 3) отправляют все запросы на </w:t>
-      </w:r>
-      <w:r>
-        <w:rPr>
-          <w:rFonts w:ascii="Times New Roman" w:eastAsia="Times New Roman" w:hAnsi="Times New Roman" w:cs="Times New Roman"/>
-          <w:sz w:val="24"/>
-          <w:szCs w:val="24"/>
-          <w:lang w:eastAsia="en-GB"/>
-        </w:rPr>
-        <w:t>API</w:t>
-      </w:r>
-      <w:r>
-        <w:rPr>
-          <w:rFonts w:ascii="Times New Roman" w:eastAsia="Times New Roman" w:hAnsi="Times New Roman" w:cs="Times New Roman"/>
-          <w:sz w:val="24"/>
-          <w:szCs w:val="24"/>
-          <w:lang w:val="ru-RU" w:eastAsia="en-GB"/>
+      <w:r>
+        <w:rPr>
+          <w:rFonts w:ascii="Times New Roman" w:eastAsia="Times New Roman" w:hAnsi="Times New Roman" w:cs="Times New Roman"/>
+          <w:sz w:val="24"/>
+          <w:szCs w:val="24"/>
+          <w:lang w:val="ru-RU" w:eastAsia="en-GB"/>
+        </w:rPr>
+        <w:t xml:space="preserve"> пользователя</w:t>
+      </w:r>
+    </w:p>
+    <w:p>
+      <w:pPr>
+        <w:numPr>
+          <w:ilvl w:val="1"/>
+          <w:numId w:val="21"/>
+        </w:numPr>
+        <w:tabs>
+          <w:tab w:val="clear" w:pos="1440"/>
+          <w:tab w:val="num" w:pos="1080"/>
+        </w:tabs>
+        <w:spacing w:before="100" w:beforeAutospacing="1" w:after="100" w:afterAutospacing="1" w:line="240" w:lineRule="auto"/>
+        <w:ind w:left="1080"/>
+        <w:rPr>
+          <w:rFonts w:ascii="Times New Roman" w:eastAsia="Times New Roman" w:hAnsi="Times New Roman" w:cs="Times New Roman"/>
+          <w:sz w:val="24"/>
+          <w:szCs w:val="24"/>
+          <w:lang w:val="ru-RU" w:eastAsia="en-GB"/>
+        </w:rPr>
+      </w:pPr>
+      <w:r>
+        <w:rPr>
+          <w:rFonts w:ascii="Times New Roman" w:eastAsia="Times New Roman" w:hAnsi="Times New Roman" w:cs="Times New Roman"/>
+          <w:sz w:val="24"/>
+          <w:szCs w:val="24"/>
+          <w:lang w:val="ru-RU" w:eastAsia="en-GB"/>
+        </w:rPr>
+        <w:t xml:space="preserve">Изменить товар пользователя </w:t>
+      </w:r>
+    </w:p>
+    <w:p>
+      <w:pPr>
+        <w:numPr>
+          <w:ilvl w:val="1"/>
+          <w:numId w:val="21"/>
+        </w:numPr>
+        <w:tabs>
+          <w:tab w:val="clear" w:pos="1440"/>
+          <w:tab w:val="num" w:pos="1080"/>
+        </w:tabs>
+        <w:spacing w:before="100" w:beforeAutospacing="1" w:after="100" w:afterAutospacing="1" w:line="240" w:lineRule="auto"/>
+        <w:ind w:left="1080"/>
+        <w:rPr>
+          <w:rFonts w:ascii="Times New Roman" w:eastAsia="Times New Roman" w:hAnsi="Times New Roman" w:cs="Times New Roman"/>
+          <w:sz w:val="24"/>
+          <w:szCs w:val="24"/>
+          <w:lang w:val="ru-RU" w:eastAsia="en-GB"/>
+        </w:rPr>
+      </w:pPr>
+      <w:r>
+        <w:rPr>
+          <w:rFonts w:ascii="Times New Roman" w:eastAsia="Times New Roman" w:hAnsi="Times New Roman" w:cs="Times New Roman"/>
+          <w:sz w:val="24"/>
+          <w:szCs w:val="24"/>
+          <w:lang w:val="ru-RU" w:eastAsia="en-GB"/>
+        </w:rPr>
+        <w:t xml:space="preserve">Изменить услугу пользователя </w:t>
+      </w:r>
+    </w:p>
+    <w:p>
+      <w:pPr>
+        <w:numPr>
+          <w:ilvl w:val="1"/>
+          <w:numId w:val="21"/>
+        </w:numPr>
+        <w:tabs>
+          <w:tab w:val="clear" w:pos="1440"/>
+          <w:tab w:val="num" w:pos="1080"/>
+        </w:tabs>
+        <w:spacing w:before="100" w:beforeAutospacing="1" w:after="100" w:afterAutospacing="1" w:line="240" w:lineRule="auto"/>
+        <w:ind w:left="1080"/>
+        <w:rPr>
+          <w:rFonts w:ascii="Times New Roman" w:eastAsia="Times New Roman" w:hAnsi="Times New Roman" w:cs="Times New Roman"/>
+          <w:sz w:val="24"/>
+          <w:szCs w:val="24"/>
+          <w:lang w:val="ru-RU" w:eastAsia="en-GB"/>
+        </w:rPr>
+      </w:pPr>
+      <w:r>
+        <w:rPr>
+          <w:rFonts w:ascii="Times New Roman" w:eastAsia="Times New Roman" w:hAnsi="Times New Roman" w:cs="Times New Roman"/>
+          <w:sz w:val="24"/>
+          <w:szCs w:val="24"/>
+          <w:lang w:val="ru-RU" w:eastAsia="en-GB"/>
+        </w:rPr>
+        <w:t xml:space="preserve">Удалить товар пользователя </w:t>
+      </w:r>
+    </w:p>
+    <w:p>
+      <w:pPr>
+        <w:numPr>
+          <w:ilvl w:val="1"/>
+          <w:numId w:val="21"/>
+        </w:numPr>
+        <w:tabs>
+          <w:tab w:val="clear" w:pos="1440"/>
+          <w:tab w:val="num" w:pos="1080"/>
+        </w:tabs>
+        <w:spacing w:before="100" w:beforeAutospacing="1" w:after="100" w:afterAutospacing="1" w:line="240" w:lineRule="auto"/>
+        <w:ind w:left="1080"/>
+        <w:rPr>
+          <w:rFonts w:ascii="Times New Roman" w:eastAsia="Times New Roman" w:hAnsi="Times New Roman" w:cs="Times New Roman"/>
+          <w:sz w:val="24"/>
+          <w:szCs w:val="24"/>
+          <w:lang w:val="ru-RU" w:eastAsia="en-GB"/>
+        </w:rPr>
+      </w:pPr>
+      <w:r>
+        <w:rPr>
+          <w:rFonts w:ascii="Times New Roman" w:eastAsia="Times New Roman" w:hAnsi="Times New Roman" w:cs="Times New Roman"/>
+          <w:sz w:val="24"/>
+          <w:szCs w:val="24"/>
+          <w:lang w:val="ru-RU" w:eastAsia="en-GB"/>
+        </w:rPr>
+        <w:t xml:space="preserve">Удалить услугу пользователя </w:t>
+      </w:r>
+    </w:p>
+    <w:p>
+      <w:pPr>
+        <w:numPr>
+          <w:ilvl w:val="0"/>
+          <w:numId w:val="21"/>
+        </w:numPr>
+        <w:tabs>
+          <w:tab w:val="clear" w:pos="720"/>
+          <w:tab w:val="num" w:pos="360"/>
+        </w:tabs>
+        <w:spacing w:before="100" w:beforeAutospacing="1" w:after="100" w:afterAutospacing="1" w:line="240" w:lineRule="auto"/>
+        <w:ind w:left="360"/>
+        <w:rPr>
+          <w:rFonts w:ascii="Times New Roman" w:eastAsia="Times New Roman" w:hAnsi="Times New Roman" w:cs="Times New Roman"/>
+          <w:sz w:val="24"/>
+          <w:szCs w:val="24"/>
+          <w:lang w:eastAsia="en-GB"/>
+        </w:rPr>
+      </w:pPr>
+      <w:r>
+        <w:rPr>
+          <w:rFonts w:ascii="Times New Roman" w:eastAsia="Times New Roman" w:hAnsi="Times New Roman" w:cs="Times New Roman"/>
+          <w:bCs/>
+          <w:sz w:val="24"/>
+          <w:szCs w:val="24"/>
+          <w:lang w:eastAsia="en-GB"/>
+        </w:rPr>
+        <w:t>Order Service:</w:t>
+      </w:r>
+      <w:r>
+        <w:rPr>
+          <w:rFonts w:ascii="Times New Roman" w:eastAsia="Times New Roman" w:hAnsi="Times New Roman" w:cs="Times New Roman"/>
+          <w:sz w:val="24"/>
+          <w:szCs w:val="24"/>
+          <w:lang w:eastAsia="en-GB"/>
         </w:rPr>
         <w:t xml:space="preserve"> </w:t>
       </w:r>
-      <w:r>
-        <w:rPr>
-          <w:rFonts w:ascii="Times New Roman" w:eastAsia="Times New Roman" w:hAnsi="Times New Roman" w:cs="Times New Roman"/>
-          <w:sz w:val="24"/>
-          <w:szCs w:val="24"/>
-          <w:lang w:eastAsia="en-GB"/>
-        </w:rPr>
-        <w:t>Gateway</w:t>
-      </w:r>
-      <w:r>
-        <w:rPr>
-          <w:rFonts w:ascii="Times New Roman" w:eastAsia="Times New Roman" w:hAnsi="Times New Roman" w:cs="Times New Roman"/>
-          <w:sz w:val="24"/>
-          <w:szCs w:val="24"/>
-          <w:lang w:val="ru-RU" w:eastAsia="en-GB"/>
-        </w:rPr>
-        <w:t>.</w:t>
-      </w:r>
-    </w:p>
-    <w:p>
-      <w:pPr>
-        <w:rPr>
-          <w:rFonts w:ascii="Times New Roman" w:eastAsia="Times New Roman" w:hAnsi="Times New Roman" w:cs="Times New Roman"/>
-          <w:sz w:val="24"/>
-          <w:szCs w:val="24"/>
-          <w:lang w:val="ru-RU" w:eastAsia="en-GB"/>
-        </w:rPr>
-      </w:pPr>
-      <w:r>
-        <w:rPr>
-          <w:rFonts w:ascii="Times New Roman" w:eastAsia="Times New Roman" w:hAnsi="Times New Roman" w:cs="Times New Roman"/>
-          <w:sz w:val="24"/>
-          <w:szCs w:val="24"/>
-          <w:lang w:eastAsia="en-GB"/>
-        </w:rPr>
-        <w:t>API</w:t>
-      </w:r>
-      <w:r>
-        <w:rPr>
-          <w:rFonts w:ascii="Times New Roman" w:eastAsia="Times New Roman" w:hAnsi="Times New Roman" w:cs="Times New Roman"/>
-          <w:sz w:val="24"/>
-          <w:szCs w:val="24"/>
-          <w:lang w:val="ru-RU" w:eastAsia="en-GB"/>
+    </w:p>
+    <w:p>
+      <w:pPr>
+        <w:numPr>
+          <w:ilvl w:val="1"/>
+          <w:numId w:val="21"/>
+        </w:numPr>
+        <w:tabs>
+          <w:tab w:val="clear" w:pos="1440"/>
+          <w:tab w:val="num" w:pos="1080"/>
+        </w:tabs>
+        <w:spacing w:before="100" w:beforeAutospacing="1" w:after="100" w:afterAutospacing="1" w:line="240" w:lineRule="auto"/>
+        <w:ind w:left="1080"/>
+        <w:rPr>
+          <w:rFonts w:ascii="Times New Roman" w:eastAsia="Times New Roman" w:hAnsi="Times New Roman" w:cs="Times New Roman"/>
+          <w:sz w:val="24"/>
+          <w:szCs w:val="24"/>
+          <w:lang w:eastAsia="en-GB"/>
+        </w:rPr>
+      </w:pPr>
+      <w:proofErr w:type="spellStart"/>
+      <w:r>
+        <w:rPr>
+          <w:rFonts w:ascii="Times New Roman" w:eastAsia="Times New Roman" w:hAnsi="Times New Roman" w:cs="Times New Roman"/>
+          <w:sz w:val="24"/>
+          <w:szCs w:val="24"/>
+          <w:lang w:eastAsia="en-GB"/>
+        </w:rPr>
+        <w:t>Создание</w:t>
+      </w:r>
+      <w:proofErr w:type="spellEnd"/>
+      <w:r>
+        <w:rPr>
+          <w:rFonts w:ascii="Times New Roman" w:eastAsia="Times New Roman" w:hAnsi="Times New Roman" w:cs="Times New Roman"/>
+          <w:sz w:val="24"/>
+          <w:szCs w:val="24"/>
+          <w:lang w:eastAsia="en-GB"/>
         </w:rPr>
         <w:t xml:space="preserve"> </w:t>
       </w:r>
-      <w:r>
-        <w:rPr>
-          <w:rFonts w:ascii="Times New Roman" w:eastAsia="Times New Roman" w:hAnsi="Times New Roman" w:cs="Times New Roman"/>
-          <w:sz w:val="24"/>
-          <w:szCs w:val="24"/>
-          <w:lang w:eastAsia="en-GB"/>
-        </w:rPr>
-        <w:t>Gateway</w:t>
-      </w:r>
-      <w:r>
-        <w:rPr>
-          <w:rFonts w:ascii="Times New Roman" w:eastAsia="Times New Roman" w:hAnsi="Times New Roman" w:cs="Times New Roman"/>
-          <w:sz w:val="24"/>
-          <w:szCs w:val="24"/>
-          <w:lang w:val="ru-RU" w:eastAsia="en-GB"/>
-        </w:rPr>
-        <w:t xml:space="preserve"> перенаправляет запросы соответствующим </w:t>
-      </w:r>
-      <w:proofErr w:type="spellStart"/>
-      <w:r>
-        <w:rPr>
-          <w:rFonts w:ascii="Times New Roman" w:eastAsia="Times New Roman" w:hAnsi="Times New Roman" w:cs="Times New Roman"/>
-          <w:sz w:val="24"/>
-          <w:szCs w:val="24"/>
-          <w:lang w:val="ru-RU" w:eastAsia="en-GB"/>
-        </w:rPr>
-        <w:t>микросервисам</w:t>
-      </w:r>
-      <w:proofErr w:type="spellEnd"/>
-      <w:r>
-        <w:rPr>
-          <w:rFonts w:ascii="Times New Roman" w:eastAsia="Times New Roman" w:hAnsi="Times New Roman" w:cs="Times New Roman"/>
-          <w:sz w:val="24"/>
-          <w:szCs w:val="24"/>
-          <w:lang w:val="ru-RU" w:eastAsia="en-GB"/>
-        </w:rPr>
-        <w:t xml:space="preserve"> (4-11) по протоколу </w:t>
-      </w:r>
-      <w:r>
-        <w:rPr>
-          <w:rFonts w:ascii="Times New Roman" w:eastAsia="Times New Roman" w:hAnsi="Times New Roman" w:cs="Times New Roman"/>
-          <w:sz w:val="24"/>
-          <w:szCs w:val="24"/>
-          <w:lang w:eastAsia="en-GB"/>
-        </w:rPr>
-        <w:t>REST</w:t>
-      </w:r>
-      <w:r>
-        <w:rPr>
-          <w:rFonts w:ascii="Times New Roman" w:eastAsia="Times New Roman" w:hAnsi="Times New Roman" w:cs="Times New Roman"/>
-          <w:sz w:val="24"/>
-          <w:szCs w:val="24"/>
-          <w:lang w:val="ru-RU" w:eastAsia="en-GB"/>
+      <w:proofErr w:type="spellStart"/>
+      <w:r>
+        <w:rPr>
+          <w:rFonts w:ascii="Times New Roman" w:eastAsia="Times New Roman" w:hAnsi="Times New Roman" w:cs="Times New Roman"/>
+          <w:sz w:val="24"/>
+          <w:szCs w:val="24"/>
+          <w:lang w:eastAsia="en-GB"/>
+        </w:rPr>
+        <w:t>заказа</w:t>
+      </w:r>
+      <w:proofErr w:type="spellEnd"/>
+    </w:p>
+    <w:p>
+      <w:pPr>
+        <w:numPr>
+          <w:ilvl w:val="1"/>
+          <w:numId w:val="21"/>
+        </w:numPr>
+        <w:tabs>
+          <w:tab w:val="clear" w:pos="1440"/>
+          <w:tab w:val="num" w:pos="1080"/>
+        </w:tabs>
+        <w:spacing w:before="100" w:beforeAutospacing="1" w:after="100" w:afterAutospacing="1" w:line="240" w:lineRule="auto"/>
+        <w:ind w:left="1080"/>
+        <w:rPr>
+          <w:rFonts w:ascii="Times New Roman" w:eastAsia="Times New Roman" w:hAnsi="Times New Roman" w:cs="Times New Roman"/>
+          <w:sz w:val="24"/>
+          <w:szCs w:val="24"/>
+          <w:lang w:eastAsia="en-GB"/>
+        </w:rPr>
+      </w:pPr>
+      <w:proofErr w:type="spellStart"/>
+      <w:r>
+        <w:rPr>
+          <w:rFonts w:ascii="Times New Roman" w:eastAsia="Times New Roman" w:hAnsi="Times New Roman" w:cs="Times New Roman"/>
+          <w:sz w:val="24"/>
+          <w:szCs w:val="24"/>
+          <w:lang w:eastAsia="en-GB"/>
+        </w:rPr>
+        <w:t>Редактирование</w:t>
+      </w:r>
+      <w:proofErr w:type="spellEnd"/>
+      <w:r>
+        <w:rPr>
+          <w:rFonts w:ascii="Times New Roman" w:eastAsia="Times New Roman" w:hAnsi="Times New Roman" w:cs="Times New Roman"/>
+          <w:sz w:val="24"/>
+          <w:szCs w:val="24"/>
+          <w:lang w:eastAsia="en-GB"/>
         </w:rPr>
         <w:t xml:space="preserve"> </w:t>
       </w:r>
-      <w:r>
-        <w:rPr>
-          <w:rFonts w:ascii="Times New Roman" w:eastAsia="Times New Roman" w:hAnsi="Times New Roman" w:cs="Times New Roman"/>
-          <w:sz w:val="24"/>
-          <w:szCs w:val="24"/>
-          <w:lang w:eastAsia="en-GB"/>
-        </w:rPr>
-        <w:t>API</w:t>
-      </w:r>
-      <w:r>
-        <w:rPr>
-          <w:rFonts w:ascii="Times New Roman" w:eastAsia="Times New Roman" w:hAnsi="Times New Roman" w:cs="Times New Roman"/>
-          <w:sz w:val="24"/>
-          <w:szCs w:val="24"/>
-          <w:lang w:val="ru-RU" w:eastAsia="en-GB"/>
-        </w:rPr>
-        <w:t xml:space="preserve"> (</w:t>
-      </w:r>
-      <w:r>
-        <w:rPr>
-          <w:rFonts w:ascii="Times New Roman" w:eastAsia="Times New Roman" w:hAnsi="Times New Roman" w:cs="Times New Roman"/>
-          <w:sz w:val="24"/>
-          <w:szCs w:val="24"/>
-          <w:lang w:eastAsia="en-GB"/>
-        </w:rPr>
-        <w:t>HTTPS</w:t>
-      </w:r>
-      <w:r>
-        <w:rPr>
-          <w:rFonts w:ascii="Times New Roman" w:eastAsia="Times New Roman" w:hAnsi="Times New Roman" w:cs="Times New Roman"/>
-          <w:sz w:val="24"/>
-          <w:szCs w:val="24"/>
-          <w:lang w:val="ru-RU" w:eastAsia="en-GB"/>
-        </w:rPr>
-        <w:t>).</w:t>
-      </w:r>
-    </w:p>
-    <w:p>
-      <w:pPr>
-        <w:rPr>
-          <w:rFonts w:ascii="Times New Roman" w:eastAsia="Times New Roman" w:hAnsi="Times New Roman" w:cs="Times New Roman"/>
-          <w:sz w:val="24"/>
-          <w:szCs w:val="24"/>
-          <w:lang w:val="ru-RU" w:eastAsia="en-GB"/>
-        </w:rPr>
-      </w:pPr>
-      <w:proofErr w:type="spellStart"/>
-      <w:r>
-        <w:rPr>
-          <w:rFonts w:ascii="Times New Roman" w:eastAsia="Times New Roman" w:hAnsi="Times New Roman" w:cs="Times New Roman"/>
-          <w:sz w:val="24"/>
-          <w:szCs w:val="24"/>
-          <w:lang w:val="ru-RU" w:eastAsia="en-GB"/>
-        </w:rPr>
-        <w:t>Микросервисы</w:t>
-      </w:r>
-      <w:proofErr w:type="spellEnd"/>
-      <w:r>
-        <w:rPr>
-          <w:rFonts w:ascii="Times New Roman" w:eastAsia="Times New Roman" w:hAnsi="Times New Roman" w:cs="Times New Roman"/>
-          <w:sz w:val="24"/>
-          <w:szCs w:val="24"/>
-          <w:lang w:val="ru-RU" w:eastAsia="en-GB"/>
-        </w:rPr>
-        <w:t xml:space="preserve"> могут при необходимости запрашивать данные друг у друга также по </w:t>
-      </w:r>
-      <w:r>
-        <w:rPr>
-          <w:rFonts w:ascii="Times New Roman" w:eastAsia="Times New Roman" w:hAnsi="Times New Roman" w:cs="Times New Roman"/>
-          <w:sz w:val="24"/>
-          <w:szCs w:val="24"/>
-          <w:lang w:eastAsia="en-GB"/>
-        </w:rPr>
-        <w:t>REST</w:t>
-      </w:r>
-      <w:r>
-        <w:rPr>
-          <w:rFonts w:ascii="Times New Roman" w:eastAsia="Times New Roman" w:hAnsi="Times New Roman" w:cs="Times New Roman"/>
-          <w:sz w:val="24"/>
-          <w:szCs w:val="24"/>
-          <w:lang w:val="ru-RU" w:eastAsia="en-GB"/>
+      <w:proofErr w:type="spellStart"/>
+      <w:r>
+        <w:rPr>
+          <w:rFonts w:ascii="Times New Roman" w:eastAsia="Times New Roman" w:hAnsi="Times New Roman" w:cs="Times New Roman"/>
+          <w:sz w:val="24"/>
+          <w:szCs w:val="24"/>
+          <w:lang w:eastAsia="en-GB"/>
+        </w:rPr>
+        <w:t>заказа</w:t>
+      </w:r>
+      <w:proofErr w:type="spellEnd"/>
+    </w:p>
+    <w:p>
+      <w:pPr>
+        <w:numPr>
+          <w:ilvl w:val="1"/>
+          <w:numId w:val="21"/>
+        </w:numPr>
+        <w:tabs>
+          <w:tab w:val="clear" w:pos="1440"/>
+          <w:tab w:val="num" w:pos="1080"/>
+        </w:tabs>
+        <w:spacing w:before="100" w:beforeAutospacing="1" w:after="100" w:afterAutospacing="1" w:line="240" w:lineRule="auto"/>
+        <w:ind w:left="1080"/>
+        <w:rPr>
+          <w:rFonts w:ascii="Times New Roman" w:eastAsia="Times New Roman" w:hAnsi="Times New Roman" w:cs="Times New Roman"/>
+          <w:sz w:val="24"/>
+          <w:szCs w:val="24"/>
+          <w:lang w:eastAsia="en-GB"/>
+        </w:rPr>
+      </w:pPr>
+      <w:proofErr w:type="spellStart"/>
+      <w:r>
+        <w:rPr>
+          <w:rFonts w:ascii="Times New Roman" w:eastAsia="Times New Roman" w:hAnsi="Times New Roman" w:cs="Times New Roman"/>
+          <w:sz w:val="24"/>
+          <w:szCs w:val="24"/>
+          <w:lang w:eastAsia="en-GB"/>
+        </w:rPr>
+        <w:t>Сохранение</w:t>
+      </w:r>
+      <w:proofErr w:type="spellEnd"/>
+      <w:r>
+        <w:rPr>
+          <w:rFonts w:ascii="Times New Roman" w:eastAsia="Times New Roman" w:hAnsi="Times New Roman" w:cs="Times New Roman"/>
+          <w:sz w:val="24"/>
+          <w:szCs w:val="24"/>
+          <w:lang w:eastAsia="en-GB"/>
         </w:rPr>
         <w:t xml:space="preserve"> </w:t>
       </w:r>
-      <w:r>
-        <w:rPr>
-          <w:rFonts w:ascii="Times New Roman" w:eastAsia="Times New Roman" w:hAnsi="Times New Roman" w:cs="Times New Roman"/>
-          <w:sz w:val="24"/>
-          <w:szCs w:val="24"/>
-          <w:lang w:eastAsia="en-GB"/>
-        </w:rPr>
-        <w:t>API</w:t>
-      </w:r>
-      <w:r>
-        <w:rPr>
-          <w:rFonts w:ascii="Times New Roman" w:eastAsia="Times New Roman" w:hAnsi="Times New Roman" w:cs="Times New Roman"/>
-          <w:sz w:val="24"/>
-          <w:szCs w:val="24"/>
-          <w:lang w:val="ru-RU" w:eastAsia="en-GB"/>
-        </w:rPr>
-        <w:t xml:space="preserve"> (12-15, 18, 22-24). Например, </w:t>
-      </w:r>
-      <w:r>
-        <w:rPr>
-          <w:rFonts w:ascii="Times New Roman" w:eastAsia="Times New Roman" w:hAnsi="Times New Roman" w:cs="Times New Roman"/>
-          <w:sz w:val="24"/>
-          <w:szCs w:val="24"/>
-          <w:lang w:eastAsia="en-GB"/>
+      <w:proofErr w:type="spellStart"/>
+      <w:r>
+        <w:rPr>
+          <w:rFonts w:ascii="Times New Roman" w:eastAsia="Times New Roman" w:hAnsi="Times New Roman" w:cs="Times New Roman"/>
+          <w:sz w:val="24"/>
+          <w:szCs w:val="24"/>
+          <w:lang w:eastAsia="en-GB"/>
+        </w:rPr>
+        <w:t>заказа</w:t>
+      </w:r>
+      <w:proofErr w:type="spellEnd"/>
+    </w:p>
+    <w:p>
+      <w:pPr>
+        <w:numPr>
+          <w:ilvl w:val="1"/>
+          <w:numId w:val="21"/>
+        </w:numPr>
+        <w:tabs>
+          <w:tab w:val="clear" w:pos="1440"/>
+          <w:tab w:val="num" w:pos="1080"/>
+        </w:tabs>
+        <w:spacing w:before="100" w:beforeAutospacing="1" w:after="100" w:afterAutospacing="1" w:line="240" w:lineRule="auto"/>
+        <w:ind w:left="1080"/>
+        <w:rPr>
+          <w:rFonts w:ascii="Times New Roman" w:eastAsia="Times New Roman" w:hAnsi="Times New Roman" w:cs="Times New Roman"/>
+          <w:sz w:val="24"/>
+          <w:szCs w:val="24"/>
+          <w:lang w:eastAsia="en-GB"/>
+        </w:rPr>
+      </w:pPr>
+      <w:proofErr w:type="spellStart"/>
+      <w:r>
+        <w:rPr>
+          <w:rFonts w:ascii="Times New Roman" w:eastAsia="Times New Roman" w:hAnsi="Times New Roman" w:cs="Times New Roman"/>
+          <w:sz w:val="24"/>
+          <w:szCs w:val="24"/>
+          <w:lang w:eastAsia="en-GB"/>
+        </w:rPr>
+        <w:t>Подтверждение</w:t>
+      </w:r>
+      <w:proofErr w:type="spellEnd"/>
+      <w:r>
+        <w:rPr>
+          <w:rFonts w:ascii="Times New Roman" w:eastAsia="Times New Roman" w:hAnsi="Times New Roman" w:cs="Times New Roman"/>
+          <w:sz w:val="24"/>
+          <w:szCs w:val="24"/>
+          <w:lang w:eastAsia="en-GB"/>
+        </w:rPr>
+        <w:t xml:space="preserve"> </w:t>
+      </w:r>
+      <w:proofErr w:type="spellStart"/>
+      <w:r>
+        <w:rPr>
+          <w:rFonts w:ascii="Times New Roman" w:eastAsia="Times New Roman" w:hAnsi="Times New Roman" w:cs="Times New Roman"/>
+          <w:sz w:val="24"/>
+          <w:szCs w:val="24"/>
+          <w:lang w:eastAsia="en-GB"/>
+        </w:rPr>
+        <w:t>заказа</w:t>
+      </w:r>
+      <w:proofErr w:type="spellEnd"/>
+    </w:p>
+    <w:p>
+      <w:pPr>
+        <w:numPr>
+          <w:ilvl w:val="1"/>
+          <w:numId w:val="21"/>
+        </w:numPr>
+        <w:tabs>
+          <w:tab w:val="clear" w:pos="1440"/>
+          <w:tab w:val="num" w:pos="1080"/>
+        </w:tabs>
+        <w:spacing w:before="100" w:beforeAutospacing="1" w:after="100" w:afterAutospacing="1" w:line="240" w:lineRule="auto"/>
+        <w:ind w:left="1080"/>
+        <w:rPr>
+          <w:rFonts w:ascii="Times New Roman" w:eastAsia="Times New Roman" w:hAnsi="Times New Roman" w:cs="Times New Roman"/>
+          <w:sz w:val="24"/>
+          <w:szCs w:val="24"/>
+          <w:lang w:eastAsia="en-GB"/>
+        </w:rPr>
+      </w:pPr>
+      <w:proofErr w:type="spellStart"/>
+      <w:r>
+        <w:rPr>
+          <w:rFonts w:ascii="Times New Roman" w:eastAsia="Times New Roman" w:hAnsi="Times New Roman" w:cs="Times New Roman"/>
+          <w:sz w:val="24"/>
+          <w:szCs w:val="24"/>
+          <w:lang w:eastAsia="en-GB"/>
+        </w:rPr>
+        <w:t>Размещение</w:t>
+      </w:r>
+      <w:proofErr w:type="spellEnd"/>
+      <w:r>
+        <w:rPr>
+          <w:rFonts w:ascii="Times New Roman" w:eastAsia="Times New Roman" w:hAnsi="Times New Roman" w:cs="Times New Roman"/>
+          <w:sz w:val="24"/>
+          <w:szCs w:val="24"/>
+          <w:lang w:eastAsia="en-GB"/>
+        </w:rPr>
+        <w:t xml:space="preserve"> </w:t>
+      </w:r>
+      <w:proofErr w:type="spellStart"/>
+      <w:r>
+        <w:rPr>
+          <w:rFonts w:ascii="Times New Roman" w:eastAsia="Times New Roman" w:hAnsi="Times New Roman" w:cs="Times New Roman"/>
+          <w:sz w:val="24"/>
+          <w:szCs w:val="24"/>
+          <w:lang w:eastAsia="en-GB"/>
+        </w:rPr>
+        <w:t>заказа</w:t>
+      </w:r>
+      <w:proofErr w:type="spellEnd"/>
+    </w:p>
+    <w:p>
+      <w:pPr>
+        <w:numPr>
+          <w:ilvl w:val="1"/>
+          <w:numId w:val="21"/>
+        </w:numPr>
+        <w:tabs>
+          <w:tab w:val="clear" w:pos="1440"/>
+          <w:tab w:val="num" w:pos="1080"/>
+        </w:tabs>
+        <w:spacing w:before="100" w:beforeAutospacing="1" w:after="100" w:afterAutospacing="1" w:line="240" w:lineRule="auto"/>
+        <w:ind w:left="1080"/>
+        <w:rPr>
+          <w:rFonts w:ascii="Times New Roman" w:eastAsia="Times New Roman" w:hAnsi="Times New Roman" w:cs="Times New Roman"/>
+          <w:sz w:val="24"/>
+          <w:szCs w:val="24"/>
+          <w:lang w:eastAsia="en-GB"/>
+        </w:rPr>
+      </w:pPr>
+      <w:proofErr w:type="spellStart"/>
+      <w:r>
+        <w:rPr>
+          <w:rFonts w:ascii="Times New Roman" w:eastAsia="Times New Roman" w:hAnsi="Times New Roman" w:cs="Times New Roman"/>
+          <w:sz w:val="24"/>
+          <w:szCs w:val="24"/>
+          <w:lang w:eastAsia="en-GB"/>
+        </w:rPr>
+        <w:t>Отобразить</w:t>
+      </w:r>
+      <w:proofErr w:type="spellEnd"/>
+      <w:r>
+        <w:rPr>
+          <w:rFonts w:ascii="Times New Roman" w:eastAsia="Times New Roman" w:hAnsi="Times New Roman" w:cs="Times New Roman"/>
+          <w:sz w:val="24"/>
+          <w:szCs w:val="24"/>
+          <w:lang w:eastAsia="en-GB"/>
+        </w:rPr>
+        <w:t xml:space="preserve"> </w:t>
+      </w:r>
+      <w:proofErr w:type="spellStart"/>
+      <w:r>
+        <w:rPr>
+          <w:rFonts w:ascii="Times New Roman" w:eastAsia="Times New Roman" w:hAnsi="Times New Roman" w:cs="Times New Roman"/>
+          <w:sz w:val="24"/>
+          <w:szCs w:val="24"/>
+          <w:lang w:eastAsia="en-GB"/>
+        </w:rPr>
+        <w:t>все</w:t>
+      </w:r>
+      <w:proofErr w:type="spellEnd"/>
+      <w:r>
+        <w:rPr>
+          <w:rFonts w:ascii="Times New Roman" w:eastAsia="Times New Roman" w:hAnsi="Times New Roman" w:cs="Times New Roman"/>
+          <w:sz w:val="24"/>
+          <w:szCs w:val="24"/>
+          <w:lang w:eastAsia="en-GB"/>
+        </w:rPr>
+        <w:t xml:space="preserve"> </w:t>
+      </w:r>
+      <w:proofErr w:type="spellStart"/>
+      <w:r>
+        <w:rPr>
+          <w:rFonts w:ascii="Times New Roman" w:eastAsia="Times New Roman" w:hAnsi="Times New Roman" w:cs="Times New Roman"/>
+          <w:sz w:val="24"/>
+          <w:szCs w:val="24"/>
+          <w:lang w:eastAsia="en-GB"/>
+        </w:rPr>
+        <w:t>заказы</w:t>
+      </w:r>
+      <w:proofErr w:type="spellEnd"/>
+    </w:p>
+    <w:p>
+      <w:pPr>
+        <w:numPr>
+          <w:ilvl w:val="1"/>
+          <w:numId w:val="21"/>
+        </w:numPr>
+        <w:tabs>
+          <w:tab w:val="clear" w:pos="1440"/>
+          <w:tab w:val="num" w:pos="1080"/>
+        </w:tabs>
+        <w:spacing w:before="100" w:beforeAutospacing="1" w:after="100" w:afterAutospacing="1" w:line="240" w:lineRule="auto"/>
+        <w:ind w:left="1080"/>
+        <w:rPr>
+          <w:rFonts w:ascii="Times New Roman" w:eastAsia="Times New Roman" w:hAnsi="Times New Roman" w:cs="Times New Roman"/>
+          <w:sz w:val="24"/>
+          <w:szCs w:val="24"/>
+          <w:lang w:eastAsia="en-GB"/>
+        </w:rPr>
+      </w:pPr>
+      <w:proofErr w:type="spellStart"/>
+      <w:r>
+        <w:rPr>
+          <w:rFonts w:ascii="Times New Roman" w:eastAsia="Times New Roman" w:hAnsi="Times New Roman" w:cs="Times New Roman"/>
+          <w:sz w:val="24"/>
+          <w:szCs w:val="24"/>
+          <w:lang w:eastAsia="en-GB"/>
+        </w:rPr>
+        <w:t>Отобразить</w:t>
+      </w:r>
+      <w:proofErr w:type="spellEnd"/>
+      <w:r>
+        <w:rPr>
+          <w:rFonts w:ascii="Times New Roman" w:eastAsia="Times New Roman" w:hAnsi="Times New Roman" w:cs="Times New Roman"/>
+          <w:sz w:val="24"/>
+          <w:szCs w:val="24"/>
+          <w:lang w:eastAsia="en-GB"/>
+        </w:rPr>
+        <w:t xml:space="preserve"> </w:t>
+      </w:r>
+      <w:proofErr w:type="spellStart"/>
+      <w:r>
+        <w:rPr>
+          <w:rFonts w:ascii="Times New Roman" w:eastAsia="Times New Roman" w:hAnsi="Times New Roman" w:cs="Times New Roman"/>
+          <w:sz w:val="24"/>
+          <w:szCs w:val="24"/>
+          <w:lang w:eastAsia="en-GB"/>
+        </w:rPr>
+        <w:t>детали</w:t>
+      </w:r>
+      <w:proofErr w:type="spellEnd"/>
+      <w:r>
+        <w:rPr>
+          <w:rFonts w:ascii="Times New Roman" w:eastAsia="Times New Roman" w:hAnsi="Times New Roman" w:cs="Times New Roman"/>
+          <w:sz w:val="24"/>
+          <w:szCs w:val="24"/>
+          <w:lang w:eastAsia="en-GB"/>
+        </w:rPr>
+        <w:t xml:space="preserve"> </w:t>
+      </w:r>
+      <w:proofErr w:type="spellStart"/>
+      <w:r>
+        <w:rPr>
+          <w:rFonts w:ascii="Times New Roman" w:eastAsia="Times New Roman" w:hAnsi="Times New Roman" w:cs="Times New Roman"/>
+          <w:sz w:val="24"/>
+          <w:szCs w:val="24"/>
+          <w:lang w:eastAsia="en-GB"/>
+        </w:rPr>
+        <w:t>заказа</w:t>
+      </w:r>
+      <w:proofErr w:type="spellEnd"/>
+    </w:p>
+    <w:p>
+      <w:pPr>
+        <w:numPr>
+          <w:ilvl w:val="1"/>
+          <w:numId w:val="21"/>
+        </w:numPr>
+        <w:tabs>
+          <w:tab w:val="clear" w:pos="1440"/>
+          <w:tab w:val="num" w:pos="1080"/>
+        </w:tabs>
+        <w:spacing w:before="100" w:beforeAutospacing="1" w:after="100" w:afterAutospacing="1" w:line="240" w:lineRule="auto"/>
+        <w:ind w:left="1080"/>
+        <w:rPr>
+          <w:rFonts w:ascii="Times New Roman" w:eastAsia="Times New Roman" w:hAnsi="Times New Roman" w:cs="Times New Roman"/>
+          <w:sz w:val="24"/>
+          <w:szCs w:val="24"/>
+          <w:lang w:eastAsia="en-GB"/>
+        </w:rPr>
+      </w:pPr>
+      <w:proofErr w:type="spellStart"/>
+      <w:r>
+        <w:rPr>
+          <w:rFonts w:ascii="Times New Roman" w:eastAsia="Times New Roman" w:hAnsi="Times New Roman" w:cs="Times New Roman"/>
+          <w:sz w:val="24"/>
+          <w:szCs w:val="24"/>
+          <w:lang w:eastAsia="en-GB"/>
+        </w:rPr>
+        <w:t>Отобразить</w:t>
+      </w:r>
+      <w:proofErr w:type="spellEnd"/>
+      <w:r>
+        <w:rPr>
+          <w:rFonts w:ascii="Times New Roman" w:eastAsia="Times New Roman" w:hAnsi="Times New Roman" w:cs="Times New Roman"/>
+          <w:sz w:val="24"/>
+          <w:szCs w:val="24"/>
+          <w:lang w:eastAsia="en-GB"/>
+        </w:rPr>
+        <w:t xml:space="preserve"> </w:t>
+      </w:r>
+      <w:proofErr w:type="spellStart"/>
+      <w:r>
+        <w:rPr>
+          <w:rFonts w:ascii="Times New Roman" w:eastAsia="Times New Roman" w:hAnsi="Times New Roman" w:cs="Times New Roman"/>
+          <w:sz w:val="24"/>
+          <w:szCs w:val="24"/>
+          <w:lang w:eastAsia="en-GB"/>
+        </w:rPr>
+        <w:t>статистику</w:t>
+      </w:r>
+      <w:proofErr w:type="spellEnd"/>
+      <w:r>
+        <w:rPr>
+          <w:rFonts w:ascii="Times New Roman" w:eastAsia="Times New Roman" w:hAnsi="Times New Roman" w:cs="Times New Roman"/>
+          <w:sz w:val="24"/>
+          <w:szCs w:val="24"/>
+          <w:lang w:eastAsia="en-GB"/>
+        </w:rPr>
+        <w:t xml:space="preserve"> </w:t>
+      </w:r>
+      <w:proofErr w:type="spellStart"/>
+      <w:r>
+        <w:rPr>
+          <w:rFonts w:ascii="Times New Roman" w:eastAsia="Times New Roman" w:hAnsi="Times New Roman" w:cs="Times New Roman"/>
+          <w:sz w:val="24"/>
+          <w:szCs w:val="24"/>
+          <w:lang w:eastAsia="en-GB"/>
+        </w:rPr>
+        <w:t>заказов</w:t>
+      </w:r>
+      <w:proofErr w:type="spellEnd"/>
+    </w:p>
+    <w:p>
+      <w:pPr>
+        <w:numPr>
+          <w:ilvl w:val="1"/>
+          <w:numId w:val="21"/>
+        </w:numPr>
+        <w:tabs>
+          <w:tab w:val="clear" w:pos="1440"/>
+          <w:tab w:val="num" w:pos="1080"/>
+        </w:tabs>
+        <w:spacing w:before="100" w:beforeAutospacing="1" w:after="100" w:afterAutospacing="1" w:line="240" w:lineRule="auto"/>
+        <w:ind w:left="1080"/>
+        <w:rPr>
+          <w:rFonts w:ascii="Times New Roman" w:eastAsia="Times New Roman" w:hAnsi="Times New Roman" w:cs="Times New Roman"/>
+          <w:sz w:val="24"/>
+          <w:szCs w:val="24"/>
+          <w:lang w:eastAsia="en-GB"/>
+        </w:rPr>
+      </w:pPr>
+      <w:proofErr w:type="spellStart"/>
+      <w:r>
+        <w:rPr>
+          <w:rFonts w:ascii="Times New Roman" w:eastAsia="Times New Roman" w:hAnsi="Times New Roman" w:cs="Times New Roman"/>
+          <w:sz w:val="24"/>
+          <w:szCs w:val="24"/>
+          <w:lang w:eastAsia="en-GB"/>
+        </w:rPr>
+        <w:t>Создать</w:t>
+      </w:r>
+      <w:proofErr w:type="spellEnd"/>
+      <w:r>
+        <w:rPr>
+          <w:rFonts w:ascii="Times New Roman" w:eastAsia="Times New Roman" w:hAnsi="Times New Roman" w:cs="Times New Roman"/>
+          <w:sz w:val="24"/>
+          <w:szCs w:val="24"/>
+          <w:lang w:eastAsia="en-GB"/>
+        </w:rPr>
+        <w:t xml:space="preserve"> </w:t>
+      </w:r>
+      <w:proofErr w:type="spellStart"/>
+      <w:r>
+        <w:rPr>
+          <w:rFonts w:ascii="Times New Roman" w:eastAsia="Times New Roman" w:hAnsi="Times New Roman" w:cs="Times New Roman"/>
+          <w:sz w:val="24"/>
+          <w:szCs w:val="24"/>
+          <w:lang w:eastAsia="en-GB"/>
+        </w:rPr>
+        <w:t>аукцион</w:t>
+      </w:r>
+      <w:proofErr w:type="spellEnd"/>
+    </w:p>
+    <w:p>
+      <w:pPr>
+        <w:numPr>
+          <w:ilvl w:val="1"/>
+          <w:numId w:val="21"/>
+        </w:numPr>
+        <w:tabs>
+          <w:tab w:val="clear" w:pos="1440"/>
+          <w:tab w:val="num" w:pos="1080"/>
+        </w:tabs>
+        <w:spacing w:before="100" w:beforeAutospacing="1" w:after="100" w:afterAutospacing="1" w:line="240" w:lineRule="auto"/>
+        <w:ind w:left="1080"/>
+        <w:rPr>
+          <w:rFonts w:ascii="Times New Roman" w:eastAsia="Times New Roman" w:hAnsi="Times New Roman" w:cs="Times New Roman"/>
+          <w:sz w:val="24"/>
+          <w:szCs w:val="24"/>
+          <w:lang w:eastAsia="en-GB"/>
+        </w:rPr>
+      </w:pPr>
+      <w:proofErr w:type="spellStart"/>
+      <w:r>
+        <w:rPr>
+          <w:rFonts w:ascii="Times New Roman" w:eastAsia="Times New Roman" w:hAnsi="Times New Roman" w:cs="Times New Roman"/>
+          <w:sz w:val="24"/>
+          <w:szCs w:val="24"/>
+          <w:lang w:eastAsia="en-GB"/>
+        </w:rPr>
+        <w:t>Редактировать</w:t>
+      </w:r>
+      <w:proofErr w:type="spellEnd"/>
+      <w:r>
+        <w:rPr>
+          <w:rFonts w:ascii="Times New Roman" w:eastAsia="Times New Roman" w:hAnsi="Times New Roman" w:cs="Times New Roman"/>
+          <w:sz w:val="24"/>
+          <w:szCs w:val="24"/>
+          <w:lang w:eastAsia="en-GB"/>
+        </w:rPr>
+        <w:t xml:space="preserve"> </w:t>
+      </w:r>
+      <w:proofErr w:type="spellStart"/>
+      <w:r>
+        <w:rPr>
+          <w:rFonts w:ascii="Times New Roman" w:eastAsia="Times New Roman" w:hAnsi="Times New Roman" w:cs="Times New Roman"/>
+          <w:sz w:val="24"/>
+          <w:szCs w:val="24"/>
+          <w:lang w:eastAsia="en-GB"/>
+        </w:rPr>
+        <w:t>аукцион</w:t>
+      </w:r>
+      <w:proofErr w:type="spellEnd"/>
+    </w:p>
+    <w:p>
+      <w:pPr>
+        <w:numPr>
+          <w:ilvl w:val="1"/>
+          <w:numId w:val="21"/>
+        </w:numPr>
+        <w:tabs>
+          <w:tab w:val="clear" w:pos="1440"/>
+          <w:tab w:val="num" w:pos="1080"/>
+        </w:tabs>
+        <w:spacing w:before="100" w:beforeAutospacing="1" w:after="100" w:afterAutospacing="1" w:line="240" w:lineRule="auto"/>
+        <w:ind w:left="1080"/>
+        <w:rPr>
+          <w:rFonts w:ascii="Times New Roman" w:eastAsia="Times New Roman" w:hAnsi="Times New Roman" w:cs="Times New Roman"/>
+          <w:sz w:val="24"/>
+          <w:szCs w:val="24"/>
+          <w:lang w:eastAsia="en-GB"/>
+        </w:rPr>
+      </w:pPr>
+      <w:proofErr w:type="spellStart"/>
+      <w:r>
+        <w:rPr>
+          <w:rFonts w:ascii="Times New Roman" w:eastAsia="Times New Roman" w:hAnsi="Times New Roman" w:cs="Times New Roman"/>
+          <w:sz w:val="24"/>
+          <w:szCs w:val="24"/>
+          <w:lang w:eastAsia="en-GB"/>
+        </w:rPr>
+        <w:t>Обработать</w:t>
+      </w:r>
+      <w:proofErr w:type="spellEnd"/>
+      <w:r>
+        <w:rPr>
+          <w:rFonts w:ascii="Times New Roman" w:eastAsia="Times New Roman" w:hAnsi="Times New Roman" w:cs="Times New Roman"/>
+          <w:sz w:val="24"/>
+          <w:szCs w:val="24"/>
+          <w:lang w:eastAsia="en-GB"/>
+        </w:rPr>
+        <w:t xml:space="preserve"> </w:t>
+      </w:r>
+      <w:proofErr w:type="spellStart"/>
+      <w:r>
+        <w:rPr>
+          <w:rFonts w:ascii="Times New Roman" w:eastAsia="Times New Roman" w:hAnsi="Times New Roman" w:cs="Times New Roman"/>
+          <w:sz w:val="24"/>
+          <w:szCs w:val="24"/>
+          <w:lang w:eastAsia="en-GB"/>
+        </w:rPr>
+        <w:t>новую</w:t>
+      </w:r>
+      <w:proofErr w:type="spellEnd"/>
+      <w:r>
+        <w:rPr>
+          <w:rFonts w:ascii="Times New Roman" w:eastAsia="Times New Roman" w:hAnsi="Times New Roman" w:cs="Times New Roman"/>
+          <w:sz w:val="24"/>
+          <w:szCs w:val="24"/>
+          <w:lang w:eastAsia="en-GB"/>
+        </w:rPr>
+        <w:t xml:space="preserve"> </w:t>
+      </w:r>
+      <w:proofErr w:type="spellStart"/>
+      <w:r>
+        <w:rPr>
+          <w:rFonts w:ascii="Times New Roman" w:eastAsia="Times New Roman" w:hAnsi="Times New Roman" w:cs="Times New Roman"/>
+          <w:sz w:val="24"/>
+          <w:szCs w:val="24"/>
+          <w:lang w:eastAsia="en-GB"/>
+        </w:rPr>
+        <w:t>заявку</w:t>
+      </w:r>
+      <w:proofErr w:type="spellEnd"/>
+      <w:r>
+        <w:rPr>
+          <w:rFonts w:ascii="Times New Roman" w:eastAsia="Times New Roman" w:hAnsi="Times New Roman" w:cs="Times New Roman"/>
+          <w:sz w:val="24"/>
+          <w:szCs w:val="24"/>
+          <w:lang w:eastAsia="en-GB"/>
+        </w:rPr>
+        <w:t xml:space="preserve"> </w:t>
+      </w:r>
+      <w:proofErr w:type="spellStart"/>
+      <w:r>
+        <w:rPr>
+          <w:rFonts w:ascii="Times New Roman" w:eastAsia="Times New Roman" w:hAnsi="Times New Roman" w:cs="Times New Roman"/>
+          <w:sz w:val="24"/>
+          <w:szCs w:val="24"/>
+          <w:lang w:eastAsia="en-GB"/>
+        </w:rPr>
+        <w:t>на</w:t>
+      </w:r>
+      <w:proofErr w:type="spellEnd"/>
+      <w:r>
+        <w:rPr>
+          <w:rFonts w:ascii="Times New Roman" w:eastAsia="Times New Roman" w:hAnsi="Times New Roman" w:cs="Times New Roman"/>
+          <w:sz w:val="24"/>
+          <w:szCs w:val="24"/>
+          <w:lang w:eastAsia="en-GB"/>
+        </w:rPr>
+        <w:t xml:space="preserve"> </w:t>
+      </w:r>
+      <w:proofErr w:type="spellStart"/>
+      <w:r>
+        <w:rPr>
+          <w:rFonts w:ascii="Times New Roman" w:eastAsia="Times New Roman" w:hAnsi="Times New Roman" w:cs="Times New Roman"/>
+          <w:sz w:val="24"/>
+          <w:szCs w:val="24"/>
+          <w:lang w:eastAsia="en-GB"/>
+        </w:rPr>
+        <w:t>аукцион</w:t>
+      </w:r>
+      <w:proofErr w:type="spellEnd"/>
+    </w:p>
+    <w:p>
+      <w:pPr>
+        <w:numPr>
+          <w:ilvl w:val="1"/>
+          <w:numId w:val="21"/>
+        </w:numPr>
+        <w:tabs>
+          <w:tab w:val="clear" w:pos="1440"/>
+          <w:tab w:val="num" w:pos="1080"/>
+        </w:tabs>
+        <w:spacing w:before="100" w:beforeAutospacing="1" w:after="100" w:afterAutospacing="1" w:line="240" w:lineRule="auto"/>
+        <w:ind w:left="1080"/>
+        <w:rPr>
+          <w:rFonts w:ascii="Times New Roman" w:eastAsia="Times New Roman" w:hAnsi="Times New Roman" w:cs="Times New Roman"/>
+          <w:sz w:val="24"/>
+          <w:szCs w:val="24"/>
+          <w:lang w:val="ru-RU" w:eastAsia="en-GB"/>
+        </w:rPr>
+      </w:pPr>
+      <w:r>
+        <w:rPr>
+          <w:rFonts w:ascii="Times New Roman" w:eastAsia="Times New Roman" w:hAnsi="Times New Roman" w:cs="Times New Roman"/>
+          <w:sz w:val="24"/>
+          <w:szCs w:val="24"/>
+          <w:lang w:val="ru-RU" w:eastAsia="en-GB"/>
+        </w:rPr>
+        <w:t xml:space="preserve">Обновление ставок аукциона </w:t>
+      </w:r>
+    </w:p>
+    <w:p>
+      <w:pPr>
+        <w:numPr>
+          <w:ilvl w:val="1"/>
+          <w:numId w:val="21"/>
+        </w:numPr>
+        <w:tabs>
+          <w:tab w:val="clear" w:pos="1440"/>
+          <w:tab w:val="num" w:pos="1080"/>
+        </w:tabs>
+        <w:spacing w:before="100" w:beforeAutospacing="1" w:after="100" w:afterAutospacing="1" w:line="240" w:lineRule="auto"/>
+        <w:ind w:left="1080"/>
+        <w:rPr>
+          <w:rFonts w:ascii="Times New Roman" w:eastAsia="Times New Roman" w:hAnsi="Times New Roman" w:cs="Times New Roman"/>
+          <w:sz w:val="24"/>
+          <w:szCs w:val="24"/>
+          <w:lang w:eastAsia="en-GB"/>
+        </w:rPr>
+      </w:pPr>
+      <w:proofErr w:type="spellStart"/>
+      <w:r>
+        <w:rPr>
+          <w:rFonts w:ascii="Times New Roman" w:eastAsia="Times New Roman" w:hAnsi="Times New Roman" w:cs="Times New Roman"/>
+          <w:sz w:val="24"/>
+          <w:szCs w:val="24"/>
+          <w:lang w:eastAsia="en-GB"/>
+        </w:rPr>
+        <w:t>Обновление</w:t>
+      </w:r>
+      <w:proofErr w:type="spellEnd"/>
+      <w:r>
+        <w:rPr>
+          <w:rFonts w:ascii="Times New Roman" w:eastAsia="Times New Roman" w:hAnsi="Times New Roman" w:cs="Times New Roman"/>
+          <w:sz w:val="24"/>
+          <w:szCs w:val="24"/>
+          <w:lang w:eastAsia="en-GB"/>
+        </w:rPr>
+        <w:t xml:space="preserve"> </w:t>
+      </w:r>
+      <w:proofErr w:type="spellStart"/>
+      <w:r>
+        <w:rPr>
+          <w:rFonts w:ascii="Times New Roman" w:eastAsia="Times New Roman" w:hAnsi="Times New Roman" w:cs="Times New Roman"/>
+          <w:sz w:val="24"/>
+          <w:szCs w:val="24"/>
+          <w:lang w:eastAsia="en-GB"/>
+        </w:rPr>
+        <w:t>статуса</w:t>
+      </w:r>
+      <w:proofErr w:type="spellEnd"/>
+      <w:r>
+        <w:rPr>
+          <w:rFonts w:ascii="Times New Roman" w:eastAsia="Times New Roman" w:hAnsi="Times New Roman" w:cs="Times New Roman"/>
+          <w:sz w:val="24"/>
+          <w:szCs w:val="24"/>
+          <w:lang w:eastAsia="en-GB"/>
+        </w:rPr>
+        <w:t xml:space="preserve"> </w:t>
+      </w:r>
+      <w:proofErr w:type="spellStart"/>
+      <w:r>
+        <w:rPr>
+          <w:rFonts w:ascii="Times New Roman" w:eastAsia="Times New Roman" w:hAnsi="Times New Roman" w:cs="Times New Roman"/>
+          <w:sz w:val="24"/>
+          <w:szCs w:val="24"/>
+          <w:lang w:eastAsia="en-GB"/>
+        </w:rPr>
+        <w:t>аукциона</w:t>
+      </w:r>
+      <w:proofErr w:type="spellEnd"/>
+    </w:p>
+    <w:p>
+      <w:pPr>
+        <w:numPr>
+          <w:ilvl w:val="0"/>
+          <w:numId w:val="21"/>
+        </w:numPr>
+        <w:tabs>
+          <w:tab w:val="clear" w:pos="720"/>
+          <w:tab w:val="num" w:pos="360"/>
+        </w:tabs>
+        <w:spacing w:before="100" w:beforeAutospacing="1" w:after="100" w:afterAutospacing="1" w:line="240" w:lineRule="auto"/>
+        <w:ind w:left="360"/>
+        <w:rPr>
+          <w:rFonts w:ascii="Times New Roman" w:eastAsia="Times New Roman" w:hAnsi="Times New Roman" w:cs="Times New Roman"/>
+          <w:sz w:val="24"/>
+          <w:szCs w:val="24"/>
+          <w:lang w:eastAsia="en-GB"/>
+        </w:rPr>
+      </w:pPr>
+      <w:r>
+        <w:rPr>
+          <w:rFonts w:ascii="Times New Roman" w:eastAsia="Times New Roman" w:hAnsi="Times New Roman" w:cs="Times New Roman"/>
+          <w:bCs/>
+          <w:sz w:val="24"/>
+          <w:szCs w:val="24"/>
+          <w:lang w:eastAsia="en-GB"/>
+        </w:rPr>
+        <w:t>Payment Service:</w:t>
+      </w:r>
+      <w:r>
+        <w:rPr>
+          <w:rFonts w:ascii="Times New Roman" w:eastAsia="Times New Roman" w:hAnsi="Times New Roman" w:cs="Times New Roman"/>
+          <w:sz w:val="24"/>
+          <w:szCs w:val="24"/>
+          <w:lang w:eastAsia="en-GB"/>
+        </w:rPr>
+        <w:t xml:space="preserve"> </w:t>
+      </w:r>
+    </w:p>
+    <w:p>
+      <w:pPr>
+        <w:numPr>
+          <w:ilvl w:val="1"/>
+          <w:numId w:val="21"/>
+        </w:numPr>
+        <w:tabs>
+          <w:tab w:val="clear" w:pos="1440"/>
+          <w:tab w:val="num" w:pos="1080"/>
+        </w:tabs>
+        <w:spacing w:before="100" w:beforeAutospacing="1" w:after="100" w:afterAutospacing="1" w:line="240" w:lineRule="auto"/>
+        <w:ind w:left="1080"/>
+        <w:rPr>
+          <w:rFonts w:ascii="Times New Roman" w:eastAsia="Times New Roman" w:hAnsi="Times New Roman" w:cs="Times New Roman"/>
+          <w:sz w:val="24"/>
+          <w:szCs w:val="24"/>
+          <w:lang w:eastAsia="en-GB"/>
+        </w:rPr>
+      </w:pPr>
+      <w:proofErr w:type="spellStart"/>
+      <w:r>
+        <w:rPr>
+          <w:rFonts w:ascii="Times New Roman" w:eastAsia="Times New Roman" w:hAnsi="Times New Roman" w:cs="Times New Roman"/>
+          <w:sz w:val="24"/>
+          <w:szCs w:val="24"/>
+          <w:lang w:eastAsia="en-GB"/>
+        </w:rPr>
+        <w:t>Определить</w:t>
+      </w:r>
+      <w:proofErr w:type="spellEnd"/>
+      <w:r>
+        <w:rPr>
+          <w:rFonts w:ascii="Times New Roman" w:eastAsia="Times New Roman" w:hAnsi="Times New Roman" w:cs="Times New Roman"/>
+          <w:sz w:val="24"/>
+          <w:szCs w:val="24"/>
+          <w:lang w:eastAsia="en-GB"/>
+        </w:rPr>
+        <w:t xml:space="preserve"> </w:t>
+      </w:r>
+      <w:proofErr w:type="spellStart"/>
+      <w:r>
+        <w:rPr>
+          <w:rFonts w:ascii="Times New Roman" w:eastAsia="Times New Roman" w:hAnsi="Times New Roman" w:cs="Times New Roman"/>
+          <w:sz w:val="24"/>
+          <w:szCs w:val="24"/>
+          <w:lang w:eastAsia="en-GB"/>
+        </w:rPr>
+        <w:t>способ</w:t>
+      </w:r>
+      <w:proofErr w:type="spellEnd"/>
+      <w:r>
+        <w:rPr>
+          <w:rFonts w:ascii="Times New Roman" w:eastAsia="Times New Roman" w:hAnsi="Times New Roman" w:cs="Times New Roman"/>
+          <w:sz w:val="24"/>
+          <w:szCs w:val="24"/>
+          <w:lang w:eastAsia="en-GB"/>
+        </w:rPr>
+        <w:t xml:space="preserve"> </w:t>
+      </w:r>
+      <w:proofErr w:type="spellStart"/>
+      <w:r>
+        <w:rPr>
+          <w:rFonts w:ascii="Times New Roman" w:eastAsia="Times New Roman" w:hAnsi="Times New Roman" w:cs="Times New Roman"/>
+          <w:sz w:val="24"/>
+          <w:szCs w:val="24"/>
+          <w:lang w:eastAsia="en-GB"/>
+        </w:rPr>
+        <w:t>оплаты</w:t>
+      </w:r>
+      <w:proofErr w:type="spellEnd"/>
+    </w:p>
+    <w:p>
+      <w:pPr>
+        <w:numPr>
+          <w:ilvl w:val="1"/>
+          <w:numId w:val="21"/>
+        </w:numPr>
+        <w:tabs>
+          <w:tab w:val="clear" w:pos="1440"/>
+          <w:tab w:val="num" w:pos="1080"/>
+        </w:tabs>
+        <w:spacing w:before="100" w:beforeAutospacing="1" w:after="100" w:afterAutospacing="1" w:line="240" w:lineRule="auto"/>
+        <w:ind w:left="1080"/>
+        <w:rPr>
+          <w:rFonts w:ascii="Times New Roman" w:eastAsia="Times New Roman" w:hAnsi="Times New Roman" w:cs="Times New Roman"/>
+          <w:sz w:val="24"/>
+          <w:szCs w:val="24"/>
+          <w:lang w:eastAsia="en-GB"/>
+        </w:rPr>
+      </w:pPr>
+      <w:proofErr w:type="spellStart"/>
+      <w:r>
+        <w:rPr>
+          <w:rFonts w:ascii="Times New Roman" w:eastAsia="Times New Roman" w:hAnsi="Times New Roman" w:cs="Times New Roman"/>
+          <w:sz w:val="24"/>
+          <w:szCs w:val="24"/>
+          <w:lang w:eastAsia="en-GB"/>
+        </w:rPr>
+        <w:t>Инициировать</w:t>
+      </w:r>
+      <w:proofErr w:type="spellEnd"/>
+      <w:r>
+        <w:rPr>
+          <w:rFonts w:ascii="Times New Roman" w:eastAsia="Times New Roman" w:hAnsi="Times New Roman" w:cs="Times New Roman"/>
+          <w:sz w:val="24"/>
+          <w:szCs w:val="24"/>
+          <w:lang w:eastAsia="en-GB"/>
+        </w:rPr>
+        <w:t xml:space="preserve"> </w:t>
+      </w:r>
+      <w:proofErr w:type="spellStart"/>
+      <w:r>
+        <w:rPr>
+          <w:rFonts w:ascii="Times New Roman" w:eastAsia="Times New Roman" w:hAnsi="Times New Roman" w:cs="Times New Roman"/>
+          <w:sz w:val="24"/>
+          <w:szCs w:val="24"/>
+          <w:lang w:eastAsia="en-GB"/>
+        </w:rPr>
+        <w:t>платежную</w:t>
+      </w:r>
+      <w:proofErr w:type="spellEnd"/>
+      <w:r>
+        <w:rPr>
+          <w:rFonts w:ascii="Times New Roman" w:eastAsia="Times New Roman" w:hAnsi="Times New Roman" w:cs="Times New Roman"/>
+          <w:sz w:val="24"/>
+          <w:szCs w:val="24"/>
+          <w:lang w:eastAsia="en-GB"/>
+        </w:rPr>
+        <w:t xml:space="preserve"> </w:t>
+      </w:r>
+      <w:proofErr w:type="spellStart"/>
+      <w:r>
+        <w:rPr>
+          <w:rFonts w:ascii="Times New Roman" w:eastAsia="Times New Roman" w:hAnsi="Times New Roman" w:cs="Times New Roman"/>
+          <w:sz w:val="24"/>
+          <w:szCs w:val="24"/>
+          <w:lang w:eastAsia="en-GB"/>
+        </w:rPr>
+        <w:t>операцию</w:t>
+      </w:r>
+      <w:proofErr w:type="spellEnd"/>
+    </w:p>
+    <w:p>
+      <w:pPr>
+        <w:numPr>
+          <w:ilvl w:val="1"/>
+          <w:numId w:val="21"/>
+        </w:numPr>
+        <w:tabs>
+          <w:tab w:val="clear" w:pos="1440"/>
+          <w:tab w:val="num" w:pos="1080"/>
+        </w:tabs>
+        <w:spacing w:before="100" w:beforeAutospacing="1" w:after="100" w:afterAutospacing="1" w:line="240" w:lineRule="auto"/>
+        <w:ind w:left="1080"/>
+        <w:rPr>
+          <w:rFonts w:ascii="Times New Roman" w:eastAsia="Times New Roman" w:hAnsi="Times New Roman" w:cs="Times New Roman"/>
+          <w:sz w:val="24"/>
+          <w:szCs w:val="24"/>
+          <w:lang w:eastAsia="en-GB"/>
+        </w:rPr>
+      </w:pPr>
+      <w:proofErr w:type="spellStart"/>
+      <w:r>
+        <w:rPr>
+          <w:rFonts w:ascii="Times New Roman" w:eastAsia="Times New Roman" w:hAnsi="Times New Roman" w:cs="Times New Roman"/>
+          <w:sz w:val="24"/>
+          <w:szCs w:val="24"/>
+          <w:lang w:eastAsia="en-GB"/>
+        </w:rPr>
+        <w:t>Учет</w:t>
+      </w:r>
+      <w:proofErr w:type="spellEnd"/>
+      <w:r>
+        <w:rPr>
+          <w:rFonts w:ascii="Times New Roman" w:eastAsia="Times New Roman" w:hAnsi="Times New Roman" w:cs="Times New Roman"/>
+          <w:sz w:val="24"/>
+          <w:szCs w:val="24"/>
+          <w:lang w:eastAsia="en-GB"/>
+        </w:rPr>
+        <w:t xml:space="preserve"> </w:t>
+      </w:r>
+      <w:proofErr w:type="spellStart"/>
+      <w:r>
+        <w:rPr>
+          <w:rFonts w:ascii="Times New Roman" w:eastAsia="Times New Roman" w:hAnsi="Times New Roman" w:cs="Times New Roman"/>
+          <w:sz w:val="24"/>
+          <w:szCs w:val="24"/>
+          <w:lang w:eastAsia="en-GB"/>
+        </w:rPr>
+        <w:t>платежной</w:t>
+      </w:r>
+      <w:proofErr w:type="spellEnd"/>
+      <w:r>
+        <w:rPr>
+          <w:rFonts w:ascii="Times New Roman" w:eastAsia="Times New Roman" w:hAnsi="Times New Roman" w:cs="Times New Roman"/>
+          <w:sz w:val="24"/>
+          <w:szCs w:val="24"/>
+          <w:lang w:eastAsia="en-GB"/>
+        </w:rPr>
+        <w:t xml:space="preserve"> </w:t>
+      </w:r>
+      <w:proofErr w:type="spellStart"/>
+      <w:r>
+        <w:rPr>
+          <w:rFonts w:ascii="Times New Roman" w:eastAsia="Times New Roman" w:hAnsi="Times New Roman" w:cs="Times New Roman"/>
+          <w:sz w:val="24"/>
+          <w:szCs w:val="24"/>
+          <w:lang w:eastAsia="en-GB"/>
+        </w:rPr>
+        <w:t>операции</w:t>
+      </w:r>
+      <w:proofErr w:type="spellEnd"/>
+    </w:p>
+    <w:p>
+      <w:pPr>
+        <w:numPr>
+          <w:ilvl w:val="1"/>
+          <w:numId w:val="21"/>
+        </w:numPr>
+        <w:tabs>
+          <w:tab w:val="clear" w:pos="1440"/>
+          <w:tab w:val="num" w:pos="1080"/>
+        </w:tabs>
+        <w:spacing w:before="100" w:beforeAutospacing="1" w:after="100" w:afterAutospacing="1" w:line="240" w:lineRule="auto"/>
+        <w:ind w:left="1080"/>
+        <w:rPr>
+          <w:rFonts w:ascii="Times New Roman" w:eastAsia="Times New Roman" w:hAnsi="Times New Roman" w:cs="Times New Roman"/>
+          <w:sz w:val="24"/>
+          <w:szCs w:val="24"/>
+          <w:lang w:eastAsia="en-GB"/>
+        </w:rPr>
+      </w:pPr>
+      <w:proofErr w:type="spellStart"/>
+      <w:r>
+        <w:rPr>
+          <w:rFonts w:ascii="Times New Roman" w:eastAsia="Times New Roman" w:hAnsi="Times New Roman" w:cs="Times New Roman"/>
+          <w:sz w:val="24"/>
+          <w:szCs w:val="24"/>
+          <w:lang w:eastAsia="en-GB"/>
+        </w:rPr>
+        <w:t>Авторизация</w:t>
+      </w:r>
+      <w:proofErr w:type="spellEnd"/>
+      <w:r>
+        <w:rPr>
+          <w:rFonts w:ascii="Times New Roman" w:eastAsia="Times New Roman" w:hAnsi="Times New Roman" w:cs="Times New Roman"/>
+          <w:sz w:val="24"/>
+          <w:szCs w:val="24"/>
+          <w:lang w:eastAsia="en-GB"/>
+        </w:rPr>
+        <w:t xml:space="preserve"> </w:t>
+      </w:r>
+      <w:proofErr w:type="spellStart"/>
+      <w:r>
+        <w:rPr>
+          <w:rFonts w:ascii="Times New Roman" w:eastAsia="Times New Roman" w:hAnsi="Times New Roman" w:cs="Times New Roman"/>
+          <w:sz w:val="24"/>
+          <w:szCs w:val="24"/>
+          <w:lang w:eastAsia="en-GB"/>
+        </w:rPr>
+        <w:t>платежной</w:t>
+      </w:r>
+      <w:proofErr w:type="spellEnd"/>
+      <w:r>
+        <w:rPr>
+          <w:rFonts w:ascii="Times New Roman" w:eastAsia="Times New Roman" w:hAnsi="Times New Roman" w:cs="Times New Roman"/>
+          <w:sz w:val="24"/>
+          <w:szCs w:val="24"/>
+          <w:lang w:eastAsia="en-GB"/>
+        </w:rPr>
+        <w:t xml:space="preserve"> </w:t>
+      </w:r>
+      <w:proofErr w:type="spellStart"/>
+      <w:r>
+        <w:rPr>
+          <w:rFonts w:ascii="Times New Roman" w:eastAsia="Times New Roman" w:hAnsi="Times New Roman" w:cs="Times New Roman"/>
+          <w:sz w:val="24"/>
+          <w:szCs w:val="24"/>
+          <w:lang w:eastAsia="en-GB"/>
+        </w:rPr>
+        <w:t>операции</w:t>
+      </w:r>
+      <w:proofErr w:type="spellEnd"/>
+    </w:p>
+    <w:p>
+      <w:pPr>
+        <w:numPr>
+          <w:ilvl w:val="1"/>
+          <w:numId w:val="21"/>
+        </w:numPr>
+        <w:tabs>
+          <w:tab w:val="clear" w:pos="1440"/>
+          <w:tab w:val="num" w:pos="1080"/>
+        </w:tabs>
+        <w:spacing w:before="100" w:beforeAutospacing="1" w:after="100" w:afterAutospacing="1" w:line="240" w:lineRule="auto"/>
+        <w:ind w:left="1080"/>
+        <w:rPr>
+          <w:rFonts w:ascii="Times New Roman" w:eastAsia="Times New Roman" w:hAnsi="Times New Roman" w:cs="Times New Roman"/>
+          <w:sz w:val="24"/>
+          <w:szCs w:val="24"/>
+          <w:lang w:eastAsia="en-GB"/>
+        </w:rPr>
+      </w:pPr>
+      <w:proofErr w:type="spellStart"/>
+      <w:r>
+        <w:rPr>
+          <w:rFonts w:ascii="Times New Roman" w:eastAsia="Times New Roman" w:hAnsi="Times New Roman" w:cs="Times New Roman"/>
+          <w:sz w:val="24"/>
+          <w:szCs w:val="24"/>
+          <w:lang w:eastAsia="en-GB"/>
+        </w:rPr>
+        <w:t>Предоставить</w:t>
+      </w:r>
+      <w:proofErr w:type="spellEnd"/>
+      <w:r>
+        <w:rPr>
+          <w:rFonts w:ascii="Times New Roman" w:eastAsia="Times New Roman" w:hAnsi="Times New Roman" w:cs="Times New Roman"/>
+          <w:sz w:val="24"/>
+          <w:szCs w:val="24"/>
+          <w:lang w:eastAsia="en-GB"/>
+        </w:rPr>
+        <w:t xml:space="preserve"> </w:t>
+      </w:r>
+      <w:proofErr w:type="spellStart"/>
+      <w:r>
+        <w:rPr>
+          <w:rFonts w:ascii="Times New Roman" w:eastAsia="Times New Roman" w:hAnsi="Times New Roman" w:cs="Times New Roman"/>
+          <w:sz w:val="24"/>
+          <w:szCs w:val="24"/>
+          <w:lang w:eastAsia="en-GB"/>
+        </w:rPr>
+        <w:t>список</w:t>
+      </w:r>
+      <w:proofErr w:type="spellEnd"/>
+      <w:r>
+        <w:rPr>
+          <w:rFonts w:ascii="Times New Roman" w:eastAsia="Times New Roman" w:hAnsi="Times New Roman" w:cs="Times New Roman"/>
+          <w:sz w:val="24"/>
+          <w:szCs w:val="24"/>
+          <w:lang w:eastAsia="en-GB"/>
+        </w:rPr>
+        <w:t xml:space="preserve"> и </w:t>
+      </w:r>
+      <w:proofErr w:type="spellStart"/>
+      <w:r>
+        <w:rPr>
+          <w:rFonts w:ascii="Times New Roman" w:eastAsia="Times New Roman" w:hAnsi="Times New Roman" w:cs="Times New Roman"/>
+          <w:sz w:val="24"/>
+          <w:szCs w:val="24"/>
+          <w:lang w:eastAsia="en-GB"/>
+        </w:rPr>
+        <w:t>статус</w:t>
+      </w:r>
+      <w:proofErr w:type="spellEnd"/>
+      <w:r>
+        <w:rPr>
+          <w:rFonts w:ascii="Times New Roman" w:eastAsia="Times New Roman" w:hAnsi="Times New Roman" w:cs="Times New Roman"/>
+          <w:sz w:val="24"/>
+          <w:szCs w:val="24"/>
+          <w:lang w:eastAsia="en-GB"/>
+        </w:rPr>
+        <w:t xml:space="preserve"> </w:t>
+      </w:r>
+      <w:proofErr w:type="spellStart"/>
+      <w:r>
+        <w:rPr>
+          <w:rFonts w:ascii="Times New Roman" w:eastAsia="Times New Roman" w:hAnsi="Times New Roman" w:cs="Times New Roman"/>
+          <w:sz w:val="24"/>
+          <w:szCs w:val="24"/>
+          <w:lang w:eastAsia="en-GB"/>
+        </w:rPr>
+        <w:t>операций</w:t>
+      </w:r>
+      <w:proofErr w:type="spellEnd"/>
+    </w:p>
+    <w:p>
+      <w:pPr>
+        <w:numPr>
+          <w:ilvl w:val="1"/>
+          <w:numId w:val="21"/>
+        </w:numPr>
+        <w:tabs>
+          <w:tab w:val="clear" w:pos="1440"/>
+          <w:tab w:val="num" w:pos="1080"/>
+        </w:tabs>
+        <w:spacing w:before="100" w:beforeAutospacing="1" w:after="100" w:afterAutospacing="1" w:line="240" w:lineRule="auto"/>
+        <w:ind w:left="1080"/>
+        <w:rPr>
+          <w:rFonts w:ascii="Times New Roman" w:eastAsia="Times New Roman" w:hAnsi="Times New Roman" w:cs="Times New Roman"/>
+          <w:sz w:val="24"/>
+          <w:szCs w:val="24"/>
+          <w:lang w:eastAsia="en-GB"/>
+        </w:rPr>
+      </w:pPr>
+      <w:proofErr w:type="spellStart"/>
+      <w:r>
+        <w:rPr>
+          <w:rFonts w:ascii="Times New Roman" w:eastAsia="Times New Roman" w:hAnsi="Times New Roman" w:cs="Times New Roman"/>
+          <w:sz w:val="24"/>
+          <w:szCs w:val="24"/>
+          <w:lang w:eastAsia="en-GB"/>
+        </w:rPr>
+        <w:t>Инициировать</w:t>
+      </w:r>
+      <w:proofErr w:type="spellEnd"/>
+      <w:r>
+        <w:rPr>
+          <w:rFonts w:ascii="Times New Roman" w:eastAsia="Times New Roman" w:hAnsi="Times New Roman" w:cs="Times New Roman"/>
+          <w:sz w:val="24"/>
+          <w:szCs w:val="24"/>
+          <w:lang w:eastAsia="en-GB"/>
+        </w:rPr>
+        <w:t xml:space="preserve"> </w:t>
+      </w:r>
+      <w:proofErr w:type="spellStart"/>
+      <w:r>
+        <w:rPr>
+          <w:rFonts w:ascii="Times New Roman" w:eastAsia="Times New Roman" w:hAnsi="Times New Roman" w:cs="Times New Roman"/>
+          <w:sz w:val="24"/>
+          <w:szCs w:val="24"/>
+          <w:lang w:eastAsia="en-GB"/>
+        </w:rPr>
+        <w:t>отмену</w:t>
+      </w:r>
+      <w:proofErr w:type="spellEnd"/>
+      <w:r>
+        <w:rPr>
+          <w:rFonts w:ascii="Times New Roman" w:eastAsia="Times New Roman" w:hAnsi="Times New Roman" w:cs="Times New Roman"/>
+          <w:sz w:val="24"/>
+          <w:szCs w:val="24"/>
+          <w:lang w:eastAsia="en-GB"/>
+        </w:rPr>
+        <w:t xml:space="preserve"> </w:t>
+      </w:r>
+      <w:proofErr w:type="spellStart"/>
+      <w:r>
+        <w:rPr>
+          <w:rFonts w:ascii="Times New Roman" w:eastAsia="Times New Roman" w:hAnsi="Times New Roman" w:cs="Times New Roman"/>
+          <w:sz w:val="24"/>
+          <w:szCs w:val="24"/>
+          <w:lang w:eastAsia="en-GB"/>
+        </w:rPr>
+        <w:t>транзакции</w:t>
+      </w:r>
+      <w:proofErr w:type="spellEnd"/>
+    </w:p>
+    <w:p>
+      <w:pPr>
+        <w:numPr>
+          <w:ilvl w:val="1"/>
+          <w:numId w:val="21"/>
+        </w:numPr>
+        <w:tabs>
+          <w:tab w:val="clear" w:pos="1440"/>
+          <w:tab w:val="num" w:pos="1080"/>
+        </w:tabs>
+        <w:spacing w:before="100" w:beforeAutospacing="1" w:after="100" w:afterAutospacing="1" w:line="240" w:lineRule="auto"/>
+        <w:ind w:left="1080"/>
+        <w:rPr>
+          <w:rFonts w:ascii="Times New Roman" w:eastAsia="Times New Roman" w:hAnsi="Times New Roman" w:cs="Times New Roman"/>
+          <w:sz w:val="24"/>
+          <w:szCs w:val="24"/>
+          <w:lang w:eastAsia="en-GB"/>
+        </w:rPr>
+      </w:pPr>
+      <w:proofErr w:type="spellStart"/>
+      <w:r>
+        <w:rPr>
+          <w:rFonts w:ascii="Times New Roman" w:eastAsia="Times New Roman" w:hAnsi="Times New Roman" w:cs="Times New Roman"/>
+          <w:sz w:val="24"/>
+          <w:szCs w:val="24"/>
+          <w:lang w:eastAsia="en-GB"/>
+        </w:rPr>
+        <w:t>Запросить</w:t>
+      </w:r>
+      <w:proofErr w:type="spellEnd"/>
+      <w:r>
+        <w:rPr>
+          <w:rFonts w:ascii="Times New Roman" w:eastAsia="Times New Roman" w:hAnsi="Times New Roman" w:cs="Times New Roman"/>
+          <w:sz w:val="24"/>
+          <w:szCs w:val="24"/>
+          <w:lang w:eastAsia="en-GB"/>
+        </w:rPr>
+        <w:t xml:space="preserve"> </w:t>
+      </w:r>
+      <w:proofErr w:type="spellStart"/>
+      <w:r>
+        <w:rPr>
+          <w:rFonts w:ascii="Times New Roman" w:eastAsia="Times New Roman" w:hAnsi="Times New Roman" w:cs="Times New Roman"/>
+          <w:sz w:val="24"/>
+          <w:szCs w:val="24"/>
+          <w:lang w:eastAsia="en-GB"/>
+        </w:rPr>
+        <w:t>статус</w:t>
+      </w:r>
+      <w:proofErr w:type="spellEnd"/>
+      <w:r>
+        <w:rPr>
+          <w:rFonts w:ascii="Times New Roman" w:eastAsia="Times New Roman" w:hAnsi="Times New Roman" w:cs="Times New Roman"/>
+          <w:sz w:val="24"/>
+          <w:szCs w:val="24"/>
+          <w:lang w:eastAsia="en-GB"/>
+        </w:rPr>
+        <w:t xml:space="preserve"> </w:t>
+      </w:r>
+      <w:proofErr w:type="spellStart"/>
+      <w:r>
+        <w:rPr>
+          <w:rFonts w:ascii="Times New Roman" w:eastAsia="Times New Roman" w:hAnsi="Times New Roman" w:cs="Times New Roman"/>
+          <w:sz w:val="24"/>
+          <w:szCs w:val="24"/>
+          <w:lang w:eastAsia="en-GB"/>
+        </w:rPr>
+        <w:t>операции</w:t>
+      </w:r>
+      <w:proofErr w:type="spellEnd"/>
+    </w:p>
+    <w:p>
+      <w:pPr>
+        <w:numPr>
+          <w:ilvl w:val="1"/>
+          <w:numId w:val="21"/>
+        </w:numPr>
+        <w:tabs>
+          <w:tab w:val="clear" w:pos="1440"/>
+          <w:tab w:val="num" w:pos="1080"/>
+        </w:tabs>
+        <w:spacing w:before="100" w:beforeAutospacing="1" w:after="100" w:afterAutospacing="1" w:line="240" w:lineRule="auto"/>
+        <w:ind w:left="1080"/>
+        <w:rPr>
+          <w:rFonts w:ascii="Times New Roman" w:eastAsia="Times New Roman" w:hAnsi="Times New Roman" w:cs="Times New Roman"/>
+          <w:sz w:val="24"/>
+          <w:szCs w:val="24"/>
+          <w:lang w:eastAsia="en-GB"/>
+        </w:rPr>
+      </w:pPr>
+      <w:proofErr w:type="spellStart"/>
+      <w:r>
+        <w:rPr>
+          <w:rFonts w:ascii="Times New Roman" w:eastAsia="Times New Roman" w:hAnsi="Times New Roman" w:cs="Times New Roman"/>
+          <w:sz w:val="24"/>
+          <w:szCs w:val="24"/>
+          <w:lang w:eastAsia="en-GB"/>
+        </w:rPr>
+        <w:t>Предоставить</w:t>
+      </w:r>
+      <w:proofErr w:type="spellEnd"/>
+      <w:r>
+        <w:rPr>
+          <w:rFonts w:ascii="Times New Roman" w:eastAsia="Times New Roman" w:hAnsi="Times New Roman" w:cs="Times New Roman"/>
+          <w:sz w:val="24"/>
+          <w:szCs w:val="24"/>
+          <w:lang w:eastAsia="en-GB"/>
+        </w:rPr>
+        <w:t xml:space="preserve"> </w:t>
+      </w:r>
+      <w:proofErr w:type="spellStart"/>
+      <w:r>
+        <w:rPr>
+          <w:rFonts w:ascii="Times New Roman" w:eastAsia="Times New Roman" w:hAnsi="Times New Roman" w:cs="Times New Roman"/>
+          <w:sz w:val="24"/>
+          <w:szCs w:val="24"/>
+          <w:lang w:eastAsia="en-GB"/>
+        </w:rPr>
+        <w:t>статус</w:t>
+      </w:r>
+      <w:proofErr w:type="spellEnd"/>
+      <w:r>
+        <w:rPr>
+          <w:rFonts w:ascii="Times New Roman" w:eastAsia="Times New Roman" w:hAnsi="Times New Roman" w:cs="Times New Roman"/>
+          <w:sz w:val="24"/>
+          <w:szCs w:val="24"/>
+          <w:lang w:eastAsia="en-GB"/>
+        </w:rPr>
+        <w:t xml:space="preserve"> </w:t>
+      </w:r>
+      <w:proofErr w:type="spellStart"/>
+      <w:r>
+        <w:rPr>
+          <w:rFonts w:ascii="Times New Roman" w:eastAsia="Times New Roman" w:hAnsi="Times New Roman" w:cs="Times New Roman"/>
+          <w:sz w:val="24"/>
+          <w:szCs w:val="24"/>
+          <w:lang w:eastAsia="en-GB"/>
+        </w:rPr>
+        <w:t>операции</w:t>
+      </w:r>
+      <w:proofErr w:type="spellEnd"/>
+    </w:p>
+    <w:p>
+      <w:pPr>
+        <w:numPr>
+          <w:ilvl w:val="0"/>
+          <w:numId w:val="21"/>
+        </w:numPr>
+        <w:tabs>
+          <w:tab w:val="clear" w:pos="720"/>
+          <w:tab w:val="num" w:pos="360"/>
+        </w:tabs>
+        <w:spacing w:before="100" w:beforeAutospacing="1" w:after="100" w:afterAutospacing="1" w:line="240" w:lineRule="auto"/>
+        <w:ind w:left="360"/>
+        <w:rPr>
+          <w:rFonts w:ascii="Times New Roman" w:eastAsia="Times New Roman" w:hAnsi="Times New Roman" w:cs="Times New Roman"/>
+          <w:sz w:val="24"/>
+          <w:szCs w:val="24"/>
+          <w:lang w:eastAsia="en-GB"/>
+        </w:rPr>
+      </w:pPr>
+      <w:r>
+        <w:rPr>
+          <w:rFonts w:ascii="Times New Roman" w:eastAsia="Times New Roman" w:hAnsi="Times New Roman" w:cs="Times New Roman"/>
+          <w:bCs/>
+          <w:sz w:val="24"/>
+          <w:szCs w:val="24"/>
+          <w:lang w:eastAsia="en-GB"/>
+        </w:rPr>
+        <w:t>Support Service:</w:t>
+      </w:r>
+      <w:r>
+        <w:rPr>
+          <w:rFonts w:ascii="Times New Roman" w:eastAsia="Times New Roman" w:hAnsi="Times New Roman" w:cs="Times New Roman"/>
+          <w:sz w:val="24"/>
+          <w:szCs w:val="24"/>
+          <w:lang w:eastAsia="en-GB"/>
+        </w:rPr>
+        <w:t xml:space="preserve"> </w:t>
+      </w:r>
+    </w:p>
+    <w:p>
+      <w:pPr>
+        <w:numPr>
+          <w:ilvl w:val="1"/>
+          <w:numId w:val="21"/>
+        </w:numPr>
+        <w:tabs>
+          <w:tab w:val="clear" w:pos="1440"/>
+          <w:tab w:val="num" w:pos="1080"/>
+        </w:tabs>
+        <w:spacing w:before="100" w:beforeAutospacing="1" w:after="100" w:afterAutospacing="1" w:line="240" w:lineRule="auto"/>
+        <w:ind w:left="1080"/>
+        <w:rPr>
+          <w:rFonts w:ascii="Times New Roman" w:eastAsia="Times New Roman" w:hAnsi="Times New Roman" w:cs="Times New Roman"/>
+          <w:sz w:val="24"/>
+          <w:szCs w:val="24"/>
+          <w:lang w:eastAsia="en-GB"/>
+        </w:rPr>
+      </w:pPr>
+      <w:proofErr w:type="spellStart"/>
+      <w:r>
+        <w:rPr>
+          <w:rFonts w:ascii="Times New Roman" w:eastAsia="Times New Roman" w:hAnsi="Times New Roman" w:cs="Times New Roman"/>
+          <w:sz w:val="24"/>
+          <w:szCs w:val="24"/>
+          <w:lang w:eastAsia="en-GB"/>
+        </w:rPr>
+        <w:t>Создать</w:t>
+      </w:r>
+      <w:proofErr w:type="spellEnd"/>
+      <w:r>
+        <w:rPr>
+          <w:rFonts w:ascii="Times New Roman" w:eastAsia="Times New Roman" w:hAnsi="Times New Roman" w:cs="Times New Roman"/>
+          <w:sz w:val="24"/>
+          <w:szCs w:val="24"/>
+          <w:lang w:eastAsia="en-GB"/>
+        </w:rPr>
+        <w:t xml:space="preserve"> </w:t>
+      </w:r>
+      <w:proofErr w:type="spellStart"/>
+      <w:r>
+        <w:rPr>
+          <w:rFonts w:ascii="Times New Roman" w:eastAsia="Times New Roman" w:hAnsi="Times New Roman" w:cs="Times New Roman"/>
+          <w:sz w:val="24"/>
+          <w:szCs w:val="24"/>
+          <w:lang w:eastAsia="en-GB"/>
+        </w:rPr>
+        <w:t>заявку</w:t>
+      </w:r>
+      <w:proofErr w:type="spellEnd"/>
+      <w:r>
+        <w:rPr>
+          <w:rFonts w:ascii="Times New Roman" w:eastAsia="Times New Roman" w:hAnsi="Times New Roman" w:cs="Times New Roman"/>
+          <w:sz w:val="24"/>
+          <w:szCs w:val="24"/>
+          <w:lang w:eastAsia="en-GB"/>
+        </w:rPr>
+        <w:t xml:space="preserve"> </w:t>
+      </w:r>
+      <w:proofErr w:type="spellStart"/>
+      <w:r>
+        <w:rPr>
+          <w:rFonts w:ascii="Times New Roman" w:eastAsia="Times New Roman" w:hAnsi="Times New Roman" w:cs="Times New Roman"/>
+          <w:sz w:val="24"/>
+          <w:szCs w:val="24"/>
+          <w:lang w:eastAsia="en-GB"/>
+        </w:rPr>
+        <w:t>на</w:t>
+      </w:r>
+      <w:proofErr w:type="spellEnd"/>
+      <w:r>
+        <w:rPr>
+          <w:rFonts w:ascii="Times New Roman" w:eastAsia="Times New Roman" w:hAnsi="Times New Roman" w:cs="Times New Roman"/>
+          <w:sz w:val="24"/>
+          <w:szCs w:val="24"/>
+          <w:lang w:eastAsia="en-GB"/>
+        </w:rPr>
+        <w:t xml:space="preserve"> </w:t>
+      </w:r>
+      <w:proofErr w:type="spellStart"/>
+      <w:r>
+        <w:rPr>
+          <w:rFonts w:ascii="Times New Roman" w:eastAsia="Times New Roman" w:hAnsi="Times New Roman" w:cs="Times New Roman"/>
+          <w:sz w:val="24"/>
+          <w:szCs w:val="24"/>
+          <w:lang w:eastAsia="en-GB"/>
+        </w:rPr>
+        <w:t>техподдержку</w:t>
+      </w:r>
+      <w:proofErr w:type="spellEnd"/>
+    </w:p>
+    <w:p>
+      <w:pPr>
+        <w:numPr>
+          <w:ilvl w:val="1"/>
+          <w:numId w:val="21"/>
+        </w:numPr>
+        <w:tabs>
+          <w:tab w:val="clear" w:pos="1440"/>
+          <w:tab w:val="num" w:pos="1080"/>
+        </w:tabs>
+        <w:spacing w:before="100" w:beforeAutospacing="1" w:after="100" w:afterAutospacing="1" w:line="240" w:lineRule="auto"/>
+        <w:ind w:left="1080"/>
+        <w:rPr>
+          <w:rFonts w:ascii="Times New Roman" w:eastAsia="Times New Roman" w:hAnsi="Times New Roman" w:cs="Times New Roman"/>
+          <w:sz w:val="24"/>
+          <w:szCs w:val="24"/>
+          <w:lang w:eastAsia="en-GB"/>
+        </w:rPr>
+      </w:pPr>
+      <w:proofErr w:type="spellStart"/>
+      <w:r>
+        <w:rPr>
+          <w:rFonts w:ascii="Times New Roman" w:eastAsia="Times New Roman" w:hAnsi="Times New Roman" w:cs="Times New Roman"/>
+          <w:sz w:val="24"/>
+          <w:szCs w:val="24"/>
+          <w:lang w:eastAsia="en-GB"/>
+        </w:rPr>
+        <w:t>Регистрация</w:t>
+      </w:r>
+      <w:proofErr w:type="spellEnd"/>
+      <w:r>
+        <w:rPr>
+          <w:rFonts w:ascii="Times New Roman" w:eastAsia="Times New Roman" w:hAnsi="Times New Roman" w:cs="Times New Roman"/>
+          <w:sz w:val="24"/>
+          <w:szCs w:val="24"/>
+          <w:lang w:eastAsia="en-GB"/>
+        </w:rPr>
+        <w:t xml:space="preserve"> </w:t>
+      </w:r>
+      <w:proofErr w:type="spellStart"/>
+      <w:r>
+        <w:rPr>
+          <w:rFonts w:ascii="Times New Roman" w:eastAsia="Times New Roman" w:hAnsi="Times New Roman" w:cs="Times New Roman"/>
+          <w:sz w:val="24"/>
+          <w:szCs w:val="24"/>
+          <w:lang w:eastAsia="en-GB"/>
+        </w:rPr>
+        <w:t>заявки</w:t>
+      </w:r>
+      <w:proofErr w:type="spellEnd"/>
+      <w:r>
+        <w:rPr>
+          <w:rFonts w:ascii="Times New Roman" w:eastAsia="Times New Roman" w:hAnsi="Times New Roman" w:cs="Times New Roman"/>
+          <w:sz w:val="24"/>
+          <w:szCs w:val="24"/>
+          <w:lang w:eastAsia="en-GB"/>
+        </w:rPr>
+        <w:t xml:space="preserve"> </w:t>
+      </w:r>
+      <w:proofErr w:type="spellStart"/>
+      <w:r>
+        <w:rPr>
+          <w:rFonts w:ascii="Times New Roman" w:eastAsia="Times New Roman" w:hAnsi="Times New Roman" w:cs="Times New Roman"/>
+          <w:sz w:val="24"/>
+          <w:szCs w:val="24"/>
+          <w:lang w:eastAsia="en-GB"/>
+        </w:rPr>
+        <w:t>на</w:t>
+      </w:r>
+      <w:proofErr w:type="spellEnd"/>
+      <w:r>
+        <w:rPr>
+          <w:rFonts w:ascii="Times New Roman" w:eastAsia="Times New Roman" w:hAnsi="Times New Roman" w:cs="Times New Roman"/>
+          <w:sz w:val="24"/>
+          <w:szCs w:val="24"/>
+          <w:lang w:eastAsia="en-GB"/>
+        </w:rPr>
+        <w:t xml:space="preserve"> </w:t>
+      </w:r>
+      <w:proofErr w:type="spellStart"/>
+      <w:r>
+        <w:rPr>
+          <w:rFonts w:ascii="Times New Roman" w:eastAsia="Times New Roman" w:hAnsi="Times New Roman" w:cs="Times New Roman"/>
+          <w:sz w:val="24"/>
+          <w:szCs w:val="24"/>
+          <w:lang w:eastAsia="en-GB"/>
+        </w:rPr>
+        <w:t>техподдержку</w:t>
+      </w:r>
+      <w:proofErr w:type="spellEnd"/>
+    </w:p>
+    <w:p>
+      <w:pPr>
+        <w:numPr>
+          <w:ilvl w:val="1"/>
+          <w:numId w:val="21"/>
+        </w:numPr>
+        <w:tabs>
+          <w:tab w:val="clear" w:pos="1440"/>
+          <w:tab w:val="num" w:pos="1080"/>
+        </w:tabs>
+        <w:spacing w:before="100" w:beforeAutospacing="1" w:after="100" w:afterAutospacing="1" w:line="240" w:lineRule="auto"/>
+        <w:ind w:left="1080"/>
+        <w:rPr>
+          <w:rFonts w:ascii="Times New Roman" w:eastAsia="Times New Roman" w:hAnsi="Times New Roman" w:cs="Times New Roman"/>
+          <w:sz w:val="24"/>
+          <w:szCs w:val="24"/>
+          <w:lang w:eastAsia="en-GB"/>
+        </w:rPr>
+      </w:pPr>
+      <w:proofErr w:type="spellStart"/>
+      <w:r>
+        <w:rPr>
+          <w:rFonts w:ascii="Times New Roman" w:eastAsia="Times New Roman" w:hAnsi="Times New Roman" w:cs="Times New Roman"/>
+          <w:sz w:val="24"/>
+          <w:szCs w:val="24"/>
+          <w:lang w:eastAsia="en-GB"/>
+        </w:rPr>
+        <w:t>Обновление</w:t>
+      </w:r>
+      <w:proofErr w:type="spellEnd"/>
+      <w:r>
+        <w:rPr>
+          <w:rFonts w:ascii="Times New Roman" w:eastAsia="Times New Roman" w:hAnsi="Times New Roman" w:cs="Times New Roman"/>
+          <w:sz w:val="24"/>
+          <w:szCs w:val="24"/>
+          <w:lang w:eastAsia="en-GB"/>
+        </w:rPr>
+        <w:t xml:space="preserve"> </w:t>
+      </w:r>
+      <w:proofErr w:type="spellStart"/>
+      <w:r>
+        <w:rPr>
+          <w:rFonts w:ascii="Times New Roman" w:eastAsia="Times New Roman" w:hAnsi="Times New Roman" w:cs="Times New Roman"/>
+          <w:sz w:val="24"/>
+          <w:szCs w:val="24"/>
+          <w:lang w:eastAsia="en-GB"/>
+        </w:rPr>
+        <w:t>статуса</w:t>
+      </w:r>
+      <w:proofErr w:type="spellEnd"/>
+      <w:r>
+        <w:rPr>
+          <w:rFonts w:ascii="Times New Roman" w:eastAsia="Times New Roman" w:hAnsi="Times New Roman" w:cs="Times New Roman"/>
+          <w:sz w:val="24"/>
+          <w:szCs w:val="24"/>
+          <w:lang w:eastAsia="en-GB"/>
+        </w:rPr>
+        <w:t xml:space="preserve"> </w:t>
+      </w:r>
+      <w:proofErr w:type="spellStart"/>
+      <w:r>
+        <w:rPr>
+          <w:rFonts w:ascii="Times New Roman" w:eastAsia="Times New Roman" w:hAnsi="Times New Roman" w:cs="Times New Roman"/>
+          <w:sz w:val="24"/>
+          <w:szCs w:val="24"/>
+          <w:lang w:eastAsia="en-GB"/>
+        </w:rPr>
+        <w:t>заявки</w:t>
+      </w:r>
+      <w:proofErr w:type="spellEnd"/>
+    </w:p>
+    <w:p>
+      <w:pPr>
+        <w:numPr>
+          <w:ilvl w:val="1"/>
+          <w:numId w:val="21"/>
+        </w:numPr>
+        <w:tabs>
+          <w:tab w:val="clear" w:pos="1440"/>
+          <w:tab w:val="num" w:pos="1080"/>
+        </w:tabs>
+        <w:spacing w:before="100" w:beforeAutospacing="1" w:after="100" w:afterAutospacing="1" w:line="240" w:lineRule="auto"/>
+        <w:ind w:left="1080"/>
+        <w:rPr>
+          <w:rFonts w:ascii="Times New Roman" w:eastAsia="Times New Roman" w:hAnsi="Times New Roman" w:cs="Times New Roman"/>
+          <w:sz w:val="24"/>
+          <w:szCs w:val="24"/>
+          <w:lang w:eastAsia="en-GB"/>
+        </w:rPr>
+      </w:pPr>
+      <w:proofErr w:type="spellStart"/>
+      <w:r>
+        <w:rPr>
+          <w:rFonts w:ascii="Times New Roman" w:eastAsia="Times New Roman" w:hAnsi="Times New Roman" w:cs="Times New Roman"/>
+          <w:sz w:val="24"/>
+          <w:szCs w:val="24"/>
+          <w:lang w:eastAsia="en-GB"/>
+        </w:rPr>
+        <w:t>Создать</w:t>
+      </w:r>
+      <w:proofErr w:type="spellEnd"/>
+      <w:r>
+        <w:rPr>
+          <w:rFonts w:ascii="Times New Roman" w:eastAsia="Times New Roman" w:hAnsi="Times New Roman" w:cs="Times New Roman"/>
+          <w:sz w:val="24"/>
+          <w:szCs w:val="24"/>
+          <w:lang w:eastAsia="en-GB"/>
+        </w:rPr>
+        <w:t xml:space="preserve"> </w:t>
+      </w:r>
+      <w:proofErr w:type="spellStart"/>
+      <w:r>
+        <w:rPr>
+          <w:rFonts w:ascii="Times New Roman" w:eastAsia="Times New Roman" w:hAnsi="Times New Roman" w:cs="Times New Roman"/>
+          <w:sz w:val="24"/>
+          <w:szCs w:val="24"/>
+          <w:lang w:eastAsia="en-GB"/>
+        </w:rPr>
+        <w:t>заявку</w:t>
+      </w:r>
+      <w:proofErr w:type="spellEnd"/>
+      <w:r>
+        <w:rPr>
+          <w:rFonts w:ascii="Times New Roman" w:eastAsia="Times New Roman" w:hAnsi="Times New Roman" w:cs="Times New Roman"/>
+          <w:sz w:val="24"/>
+          <w:szCs w:val="24"/>
+          <w:lang w:eastAsia="en-GB"/>
+        </w:rPr>
+        <w:t xml:space="preserve"> </w:t>
+      </w:r>
+      <w:proofErr w:type="spellStart"/>
+      <w:r>
+        <w:rPr>
+          <w:rFonts w:ascii="Times New Roman" w:eastAsia="Times New Roman" w:hAnsi="Times New Roman" w:cs="Times New Roman"/>
+          <w:sz w:val="24"/>
+          <w:szCs w:val="24"/>
+          <w:lang w:eastAsia="en-GB"/>
+        </w:rPr>
+        <w:t>на</w:t>
+      </w:r>
+      <w:proofErr w:type="spellEnd"/>
+      <w:r>
+        <w:rPr>
+          <w:rFonts w:ascii="Times New Roman" w:eastAsia="Times New Roman" w:hAnsi="Times New Roman" w:cs="Times New Roman"/>
+          <w:sz w:val="24"/>
+          <w:szCs w:val="24"/>
+          <w:lang w:eastAsia="en-GB"/>
+        </w:rPr>
+        <w:t xml:space="preserve"> </w:t>
+      </w:r>
+      <w:proofErr w:type="spellStart"/>
+      <w:r>
+        <w:rPr>
+          <w:rFonts w:ascii="Times New Roman" w:eastAsia="Times New Roman" w:hAnsi="Times New Roman" w:cs="Times New Roman"/>
+          <w:sz w:val="24"/>
+          <w:szCs w:val="24"/>
+          <w:lang w:eastAsia="en-GB"/>
+        </w:rPr>
+        <w:t>апелляцию</w:t>
+      </w:r>
+      <w:proofErr w:type="spellEnd"/>
+    </w:p>
+    <w:p>
+      <w:pPr>
+        <w:numPr>
+          <w:ilvl w:val="1"/>
+          <w:numId w:val="21"/>
+        </w:numPr>
+        <w:tabs>
+          <w:tab w:val="clear" w:pos="1440"/>
+          <w:tab w:val="num" w:pos="1080"/>
+        </w:tabs>
+        <w:spacing w:before="100" w:beforeAutospacing="1" w:after="100" w:afterAutospacing="1" w:line="240" w:lineRule="auto"/>
+        <w:ind w:left="1080"/>
+        <w:rPr>
+          <w:rFonts w:ascii="Times New Roman" w:eastAsia="Times New Roman" w:hAnsi="Times New Roman" w:cs="Times New Roman"/>
+          <w:sz w:val="24"/>
+          <w:szCs w:val="24"/>
+          <w:lang w:eastAsia="en-GB"/>
+        </w:rPr>
+      </w:pPr>
+      <w:proofErr w:type="spellStart"/>
+      <w:r>
+        <w:rPr>
+          <w:rFonts w:ascii="Times New Roman" w:eastAsia="Times New Roman" w:hAnsi="Times New Roman" w:cs="Times New Roman"/>
+          <w:sz w:val="24"/>
+          <w:szCs w:val="24"/>
+          <w:lang w:eastAsia="en-GB"/>
+        </w:rPr>
+        <w:t>Регистрация</w:t>
+      </w:r>
+      <w:proofErr w:type="spellEnd"/>
+      <w:r>
+        <w:rPr>
+          <w:rFonts w:ascii="Times New Roman" w:eastAsia="Times New Roman" w:hAnsi="Times New Roman" w:cs="Times New Roman"/>
+          <w:sz w:val="24"/>
+          <w:szCs w:val="24"/>
+          <w:lang w:eastAsia="en-GB"/>
+        </w:rPr>
+        <w:t xml:space="preserve"> </w:t>
+      </w:r>
+      <w:proofErr w:type="spellStart"/>
+      <w:r>
+        <w:rPr>
+          <w:rFonts w:ascii="Times New Roman" w:eastAsia="Times New Roman" w:hAnsi="Times New Roman" w:cs="Times New Roman"/>
+          <w:sz w:val="24"/>
+          <w:szCs w:val="24"/>
+          <w:lang w:eastAsia="en-GB"/>
+        </w:rPr>
+        <w:t>заявки</w:t>
+      </w:r>
+      <w:proofErr w:type="spellEnd"/>
+      <w:r>
+        <w:rPr>
+          <w:rFonts w:ascii="Times New Roman" w:eastAsia="Times New Roman" w:hAnsi="Times New Roman" w:cs="Times New Roman"/>
+          <w:sz w:val="24"/>
+          <w:szCs w:val="24"/>
+          <w:lang w:eastAsia="en-GB"/>
+        </w:rPr>
+        <w:t xml:space="preserve"> </w:t>
+      </w:r>
+      <w:proofErr w:type="spellStart"/>
+      <w:r>
+        <w:rPr>
+          <w:rFonts w:ascii="Times New Roman" w:eastAsia="Times New Roman" w:hAnsi="Times New Roman" w:cs="Times New Roman"/>
+          <w:sz w:val="24"/>
+          <w:szCs w:val="24"/>
+          <w:lang w:eastAsia="en-GB"/>
+        </w:rPr>
+        <w:t>на</w:t>
+      </w:r>
+      <w:proofErr w:type="spellEnd"/>
+      <w:r>
+        <w:rPr>
+          <w:rFonts w:ascii="Times New Roman" w:eastAsia="Times New Roman" w:hAnsi="Times New Roman" w:cs="Times New Roman"/>
+          <w:sz w:val="24"/>
+          <w:szCs w:val="24"/>
+          <w:lang w:eastAsia="en-GB"/>
+        </w:rPr>
+        <w:t xml:space="preserve"> </w:t>
+      </w:r>
+      <w:proofErr w:type="spellStart"/>
+      <w:r>
+        <w:rPr>
+          <w:rFonts w:ascii="Times New Roman" w:eastAsia="Times New Roman" w:hAnsi="Times New Roman" w:cs="Times New Roman"/>
+          <w:sz w:val="24"/>
+          <w:szCs w:val="24"/>
+          <w:lang w:eastAsia="en-GB"/>
+        </w:rPr>
+        <w:t>апелляцию</w:t>
+      </w:r>
+      <w:proofErr w:type="spellEnd"/>
+    </w:p>
+    <w:p>
+      <w:pPr>
+        <w:numPr>
+          <w:ilvl w:val="1"/>
+          <w:numId w:val="21"/>
+        </w:numPr>
+        <w:tabs>
+          <w:tab w:val="clear" w:pos="1440"/>
+          <w:tab w:val="num" w:pos="1080"/>
+        </w:tabs>
+        <w:spacing w:before="100" w:beforeAutospacing="1" w:after="100" w:afterAutospacing="1" w:line="240" w:lineRule="auto"/>
+        <w:ind w:left="1080"/>
+        <w:rPr>
+          <w:rFonts w:ascii="Times New Roman" w:eastAsia="Times New Roman" w:hAnsi="Times New Roman" w:cs="Times New Roman"/>
+          <w:sz w:val="24"/>
+          <w:szCs w:val="24"/>
+          <w:lang w:eastAsia="en-GB"/>
+        </w:rPr>
+      </w:pPr>
+      <w:proofErr w:type="spellStart"/>
+      <w:r>
+        <w:rPr>
+          <w:rFonts w:ascii="Times New Roman" w:eastAsia="Times New Roman" w:hAnsi="Times New Roman" w:cs="Times New Roman"/>
+          <w:sz w:val="24"/>
+          <w:szCs w:val="24"/>
+          <w:lang w:eastAsia="en-GB"/>
+        </w:rPr>
+        <w:t>Обновить</w:t>
+      </w:r>
+      <w:proofErr w:type="spellEnd"/>
+      <w:r>
+        <w:rPr>
+          <w:rFonts w:ascii="Times New Roman" w:eastAsia="Times New Roman" w:hAnsi="Times New Roman" w:cs="Times New Roman"/>
+          <w:sz w:val="24"/>
+          <w:szCs w:val="24"/>
+          <w:lang w:eastAsia="en-GB"/>
+        </w:rPr>
+        <w:t xml:space="preserve"> </w:t>
+      </w:r>
+      <w:proofErr w:type="spellStart"/>
+      <w:r>
+        <w:rPr>
+          <w:rFonts w:ascii="Times New Roman" w:eastAsia="Times New Roman" w:hAnsi="Times New Roman" w:cs="Times New Roman"/>
+          <w:sz w:val="24"/>
+          <w:szCs w:val="24"/>
+          <w:lang w:eastAsia="en-GB"/>
+        </w:rPr>
+        <w:t>статус</w:t>
+      </w:r>
+      <w:proofErr w:type="spellEnd"/>
+      <w:r>
+        <w:rPr>
+          <w:rFonts w:ascii="Times New Roman" w:eastAsia="Times New Roman" w:hAnsi="Times New Roman" w:cs="Times New Roman"/>
+          <w:sz w:val="24"/>
+          <w:szCs w:val="24"/>
+          <w:lang w:eastAsia="en-GB"/>
+        </w:rPr>
+        <w:t xml:space="preserve"> </w:t>
+      </w:r>
+      <w:proofErr w:type="spellStart"/>
+      <w:r>
+        <w:rPr>
+          <w:rFonts w:ascii="Times New Roman" w:eastAsia="Times New Roman" w:hAnsi="Times New Roman" w:cs="Times New Roman"/>
+          <w:sz w:val="24"/>
+          <w:szCs w:val="24"/>
+          <w:lang w:eastAsia="en-GB"/>
+        </w:rPr>
+        <w:t>заявки</w:t>
+      </w:r>
+      <w:proofErr w:type="spellEnd"/>
+      <w:r>
+        <w:rPr>
+          <w:rFonts w:ascii="Times New Roman" w:eastAsia="Times New Roman" w:hAnsi="Times New Roman" w:cs="Times New Roman"/>
+          <w:sz w:val="24"/>
+          <w:szCs w:val="24"/>
+          <w:lang w:eastAsia="en-GB"/>
+        </w:rPr>
+        <w:t xml:space="preserve"> </w:t>
+      </w:r>
+      <w:proofErr w:type="spellStart"/>
+      <w:r>
+        <w:rPr>
+          <w:rFonts w:ascii="Times New Roman" w:eastAsia="Times New Roman" w:hAnsi="Times New Roman" w:cs="Times New Roman"/>
+          <w:sz w:val="24"/>
+          <w:szCs w:val="24"/>
+          <w:lang w:eastAsia="en-GB"/>
+        </w:rPr>
+        <w:t>на</w:t>
+      </w:r>
+      <w:proofErr w:type="spellEnd"/>
+      <w:r>
+        <w:rPr>
+          <w:rFonts w:ascii="Times New Roman" w:eastAsia="Times New Roman" w:hAnsi="Times New Roman" w:cs="Times New Roman"/>
+          <w:sz w:val="24"/>
+          <w:szCs w:val="24"/>
+          <w:lang w:eastAsia="en-GB"/>
+        </w:rPr>
+        <w:t xml:space="preserve"> </w:t>
+      </w:r>
+      <w:proofErr w:type="spellStart"/>
+      <w:r>
+        <w:rPr>
+          <w:rFonts w:ascii="Times New Roman" w:eastAsia="Times New Roman" w:hAnsi="Times New Roman" w:cs="Times New Roman"/>
+          <w:sz w:val="24"/>
+          <w:szCs w:val="24"/>
+          <w:lang w:eastAsia="en-GB"/>
+        </w:rPr>
+        <w:t>апелляцию</w:t>
+      </w:r>
+      <w:proofErr w:type="spellEnd"/>
+    </w:p>
+    <w:p>
+      <w:pPr>
+        <w:numPr>
+          <w:ilvl w:val="0"/>
+          <w:numId w:val="21"/>
+        </w:numPr>
+        <w:tabs>
+          <w:tab w:val="clear" w:pos="720"/>
+          <w:tab w:val="num" w:pos="360"/>
+        </w:tabs>
+        <w:spacing w:before="100" w:beforeAutospacing="1" w:after="100" w:afterAutospacing="1" w:line="240" w:lineRule="auto"/>
+        <w:ind w:left="360"/>
+        <w:rPr>
+          <w:rFonts w:ascii="Times New Roman" w:eastAsia="Times New Roman" w:hAnsi="Times New Roman" w:cs="Times New Roman"/>
+          <w:sz w:val="24"/>
+          <w:szCs w:val="24"/>
+          <w:lang w:eastAsia="en-GB"/>
+        </w:rPr>
+      </w:pPr>
+      <w:r>
+        <w:rPr>
+          <w:rFonts w:ascii="Times New Roman" w:eastAsia="Times New Roman" w:hAnsi="Times New Roman" w:cs="Times New Roman"/>
+          <w:bCs/>
+          <w:sz w:val="24"/>
+          <w:szCs w:val="24"/>
+          <w:lang w:eastAsia="en-GB"/>
+        </w:rPr>
+        <w:t>Reporting Service:</w:t>
+      </w:r>
+      <w:r>
+        <w:rPr>
+          <w:rFonts w:ascii="Times New Roman" w:eastAsia="Times New Roman" w:hAnsi="Times New Roman" w:cs="Times New Roman"/>
+          <w:sz w:val="24"/>
+          <w:szCs w:val="24"/>
+          <w:lang w:eastAsia="en-GB"/>
+        </w:rPr>
+        <w:t xml:space="preserve"> </w:t>
+      </w:r>
+    </w:p>
+    <w:p>
+      <w:pPr>
+        <w:numPr>
+          <w:ilvl w:val="1"/>
+          <w:numId w:val="21"/>
+        </w:numPr>
+        <w:tabs>
+          <w:tab w:val="clear" w:pos="1440"/>
+          <w:tab w:val="num" w:pos="1080"/>
+        </w:tabs>
+        <w:spacing w:before="100" w:beforeAutospacing="1" w:after="100" w:afterAutospacing="1" w:line="240" w:lineRule="auto"/>
+        <w:ind w:left="1080"/>
+        <w:rPr>
+          <w:rFonts w:ascii="Times New Roman" w:eastAsia="Times New Roman" w:hAnsi="Times New Roman" w:cs="Times New Roman"/>
+          <w:sz w:val="24"/>
+          <w:szCs w:val="24"/>
+          <w:lang w:eastAsia="en-GB"/>
+        </w:rPr>
+      </w:pPr>
+      <w:proofErr w:type="spellStart"/>
+      <w:r>
+        <w:rPr>
+          <w:rFonts w:ascii="Times New Roman" w:eastAsia="Times New Roman" w:hAnsi="Times New Roman" w:cs="Times New Roman"/>
+          <w:sz w:val="24"/>
+          <w:szCs w:val="24"/>
+          <w:lang w:eastAsia="en-GB"/>
+        </w:rPr>
+        <w:t>Сгенерировать</w:t>
+      </w:r>
+      <w:proofErr w:type="spellEnd"/>
+      <w:r>
+        <w:rPr>
+          <w:rFonts w:ascii="Times New Roman" w:eastAsia="Times New Roman" w:hAnsi="Times New Roman" w:cs="Times New Roman"/>
+          <w:sz w:val="24"/>
+          <w:szCs w:val="24"/>
+          <w:lang w:eastAsia="en-GB"/>
+        </w:rPr>
+        <w:t xml:space="preserve"> </w:t>
+      </w:r>
+      <w:proofErr w:type="spellStart"/>
+      <w:r>
+        <w:rPr>
+          <w:rFonts w:ascii="Times New Roman" w:eastAsia="Times New Roman" w:hAnsi="Times New Roman" w:cs="Times New Roman"/>
+          <w:sz w:val="24"/>
+          <w:szCs w:val="24"/>
+          <w:lang w:eastAsia="en-GB"/>
+        </w:rPr>
+        <w:t>отчет</w:t>
+      </w:r>
+      <w:proofErr w:type="spellEnd"/>
+      <w:r>
+        <w:rPr>
+          <w:rFonts w:ascii="Times New Roman" w:eastAsia="Times New Roman" w:hAnsi="Times New Roman" w:cs="Times New Roman"/>
+          <w:sz w:val="24"/>
+          <w:szCs w:val="24"/>
+          <w:lang w:eastAsia="en-GB"/>
+        </w:rPr>
+        <w:t xml:space="preserve"> </w:t>
+      </w:r>
+      <w:proofErr w:type="spellStart"/>
+      <w:r>
+        <w:rPr>
+          <w:rFonts w:ascii="Times New Roman" w:eastAsia="Times New Roman" w:hAnsi="Times New Roman" w:cs="Times New Roman"/>
+          <w:sz w:val="24"/>
+          <w:szCs w:val="24"/>
+          <w:lang w:eastAsia="en-GB"/>
+        </w:rPr>
+        <w:t>по</w:t>
+      </w:r>
+      <w:proofErr w:type="spellEnd"/>
+      <w:r>
+        <w:rPr>
+          <w:rFonts w:ascii="Times New Roman" w:eastAsia="Times New Roman" w:hAnsi="Times New Roman" w:cs="Times New Roman"/>
+          <w:sz w:val="24"/>
+          <w:szCs w:val="24"/>
+          <w:lang w:eastAsia="en-GB"/>
+        </w:rPr>
+        <w:t xml:space="preserve"> </w:t>
+      </w:r>
+      <w:proofErr w:type="spellStart"/>
+      <w:r>
+        <w:rPr>
+          <w:rFonts w:ascii="Times New Roman" w:eastAsia="Times New Roman" w:hAnsi="Times New Roman" w:cs="Times New Roman"/>
+          <w:sz w:val="24"/>
+          <w:szCs w:val="24"/>
+          <w:lang w:eastAsia="en-GB"/>
+        </w:rPr>
+        <w:t>продажам</w:t>
+      </w:r>
+      <w:proofErr w:type="spellEnd"/>
+    </w:p>
+    <w:p>
+      <w:pPr>
+        <w:numPr>
+          <w:ilvl w:val="1"/>
+          <w:numId w:val="21"/>
+        </w:numPr>
+        <w:tabs>
+          <w:tab w:val="clear" w:pos="1440"/>
+          <w:tab w:val="num" w:pos="1080"/>
+        </w:tabs>
+        <w:spacing w:before="100" w:beforeAutospacing="1" w:after="100" w:afterAutospacing="1" w:line="240" w:lineRule="auto"/>
+        <w:ind w:left="1080"/>
+        <w:rPr>
+          <w:rFonts w:ascii="Times New Roman" w:eastAsia="Times New Roman" w:hAnsi="Times New Roman" w:cs="Times New Roman"/>
+          <w:sz w:val="24"/>
+          <w:szCs w:val="24"/>
+          <w:lang w:eastAsia="en-GB"/>
+        </w:rPr>
+      </w:pPr>
+      <w:proofErr w:type="spellStart"/>
+      <w:r>
+        <w:rPr>
+          <w:rFonts w:ascii="Times New Roman" w:eastAsia="Times New Roman" w:hAnsi="Times New Roman" w:cs="Times New Roman"/>
+          <w:sz w:val="24"/>
+          <w:szCs w:val="24"/>
+          <w:lang w:eastAsia="en-GB"/>
+        </w:rPr>
+        <w:t>Сгенерировать</w:t>
+      </w:r>
+      <w:proofErr w:type="spellEnd"/>
+      <w:r>
+        <w:rPr>
+          <w:rFonts w:ascii="Times New Roman" w:eastAsia="Times New Roman" w:hAnsi="Times New Roman" w:cs="Times New Roman"/>
+          <w:sz w:val="24"/>
+          <w:szCs w:val="24"/>
+          <w:lang w:eastAsia="en-GB"/>
+        </w:rPr>
+        <w:t xml:space="preserve"> </w:t>
+      </w:r>
+      <w:proofErr w:type="spellStart"/>
+      <w:r>
+        <w:rPr>
+          <w:rFonts w:ascii="Times New Roman" w:eastAsia="Times New Roman" w:hAnsi="Times New Roman" w:cs="Times New Roman"/>
+          <w:sz w:val="24"/>
+          <w:szCs w:val="24"/>
+          <w:lang w:eastAsia="en-GB"/>
+        </w:rPr>
+        <w:t>отчет</w:t>
+      </w:r>
+      <w:proofErr w:type="spellEnd"/>
+      <w:r>
+        <w:rPr>
+          <w:rFonts w:ascii="Times New Roman" w:eastAsia="Times New Roman" w:hAnsi="Times New Roman" w:cs="Times New Roman"/>
+          <w:sz w:val="24"/>
+          <w:szCs w:val="24"/>
+          <w:lang w:eastAsia="en-GB"/>
+        </w:rPr>
+        <w:t xml:space="preserve"> </w:t>
+      </w:r>
+      <w:proofErr w:type="spellStart"/>
+      <w:r>
+        <w:rPr>
+          <w:rFonts w:ascii="Times New Roman" w:eastAsia="Times New Roman" w:hAnsi="Times New Roman" w:cs="Times New Roman"/>
+          <w:sz w:val="24"/>
+          <w:szCs w:val="24"/>
+          <w:lang w:eastAsia="en-GB"/>
+        </w:rPr>
+        <w:t>активности</w:t>
+      </w:r>
+      <w:proofErr w:type="spellEnd"/>
+      <w:r>
+        <w:rPr>
+          <w:rFonts w:ascii="Times New Roman" w:eastAsia="Times New Roman" w:hAnsi="Times New Roman" w:cs="Times New Roman"/>
+          <w:sz w:val="24"/>
+          <w:szCs w:val="24"/>
+          <w:lang w:eastAsia="en-GB"/>
+        </w:rPr>
+        <w:t xml:space="preserve"> </w:t>
+      </w:r>
+      <w:proofErr w:type="spellStart"/>
+      <w:r>
+        <w:rPr>
+          <w:rFonts w:ascii="Times New Roman" w:eastAsia="Times New Roman" w:hAnsi="Times New Roman" w:cs="Times New Roman"/>
+          <w:sz w:val="24"/>
+          <w:szCs w:val="24"/>
+          <w:lang w:eastAsia="en-GB"/>
+        </w:rPr>
+        <w:t>пользователей</w:t>
+      </w:r>
+      <w:proofErr w:type="spellEnd"/>
+    </w:p>
+    <w:p>
+      <w:pPr>
+        <w:numPr>
+          <w:ilvl w:val="0"/>
+          <w:numId w:val="21"/>
+        </w:numPr>
+        <w:tabs>
+          <w:tab w:val="clear" w:pos="720"/>
+          <w:tab w:val="num" w:pos="360"/>
+        </w:tabs>
+        <w:spacing w:before="100" w:beforeAutospacing="1" w:after="100" w:afterAutospacing="1" w:line="240" w:lineRule="auto"/>
+        <w:ind w:left="360"/>
+        <w:rPr>
+          <w:rFonts w:ascii="Times New Roman" w:eastAsia="Times New Roman" w:hAnsi="Times New Roman" w:cs="Times New Roman"/>
+          <w:sz w:val="24"/>
+          <w:szCs w:val="24"/>
+          <w:lang w:eastAsia="en-GB"/>
+        </w:rPr>
+      </w:pPr>
+      <w:r>
+        <w:rPr>
+          <w:rFonts w:ascii="Times New Roman" w:eastAsia="Times New Roman" w:hAnsi="Times New Roman" w:cs="Times New Roman"/>
+          <w:bCs/>
+          <w:sz w:val="24"/>
+          <w:szCs w:val="24"/>
+          <w:lang w:eastAsia="en-GB"/>
+        </w:rPr>
+        <w:t>Notification Service:</w:t>
+      </w:r>
+      <w:r>
+        <w:rPr>
+          <w:rFonts w:ascii="Times New Roman" w:eastAsia="Times New Roman" w:hAnsi="Times New Roman" w:cs="Times New Roman"/>
+          <w:sz w:val="24"/>
+          <w:szCs w:val="24"/>
+          <w:lang w:eastAsia="en-GB"/>
+        </w:rPr>
+        <w:t xml:space="preserve"> </w:t>
+      </w:r>
+    </w:p>
+    <w:p>
+      <w:pPr>
+        <w:numPr>
+          <w:ilvl w:val="1"/>
+          <w:numId w:val="21"/>
+        </w:numPr>
+        <w:tabs>
+          <w:tab w:val="clear" w:pos="1440"/>
+          <w:tab w:val="num" w:pos="1080"/>
+        </w:tabs>
+        <w:spacing w:before="100" w:beforeAutospacing="1" w:after="100" w:afterAutospacing="1" w:line="240" w:lineRule="auto"/>
+        <w:ind w:left="1080"/>
+        <w:rPr>
+          <w:rFonts w:ascii="Times New Roman" w:eastAsia="Times New Roman" w:hAnsi="Times New Roman" w:cs="Times New Roman"/>
+          <w:sz w:val="24"/>
+          <w:szCs w:val="24"/>
+          <w:lang w:eastAsia="en-GB"/>
+        </w:rPr>
+      </w:pPr>
+      <w:proofErr w:type="spellStart"/>
+      <w:r>
+        <w:rPr>
+          <w:rFonts w:ascii="Times New Roman" w:eastAsia="Times New Roman" w:hAnsi="Times New Roman" w:cs="Times New Roman"/>
+          <w:sz w:val="24"/>
+          <w:szCs w:val="24"/>
+          <w:lang w:eastAsia="en-GB"/>
+        </w:rPr>
+        <w:t>Нотификация</w:t>
+      </w:r>
+      <w:proofErr w:type="spellEnd"/>
+      <w:r>
+        <w:rPr>
+          <w:rFonts w:ascii="Times New Roman" w:eastAsia="Times New Roman" w:hAnsi="Times New Roman" w:cs="Times New Roman"/>
+          <w:sz w:val="24"/>
+          <w:szCs w:val="24"/>
+          <w:lang w:eastAsia="en-GB"/>
+        </w:rPr>
+        <w:t xml:space="preserve"> </w:t>
+      </w:r>
+      <w:proofErr w:type="spellStart"/>
+      <w:r>
+        <w:rPr>
+          <w:rFonts w:ascii="Times New Roman" w:eastAsia="Times New Roman" w:hAnsi="Times New Roman" w:cs="Times New Roman"/>
+          <w:sz w:val="24"/>
+          <w:szCs w:val="24"/>
+          <w:lang w:eastAsia="en-GB"/>
+        </w:rPr>
+        <w:t>нового</w:t>
+      </w:r>
+      <w:proofErr w:type="spellEnd"/>
+      <w:r>
+        <w:rPr>
+          <w:rFonts w:ascii="Times New Roman" w:eastAsia="Times New Roman" w:hAnsi="Times New Roman" w:cs="Times New Roman"/>
+          <w:sz w:val="24"/>
+          <w:szCs w:val="24"/>
+          <w:lang w:eastAsia="en-GB"/>
+        </w:rPr>
+        <w:t xml:space="preserve"> </w:t>
+      </w:r>
+      <w:proofErr w:type="spellStart"/>
+      <w:r>
+        <w:rPr>
+          <w:rFonts w:ascii="Times New Roman" w:eastAsia="Times New Roman" w:hAnsi="Times New Roman" w:cs="Times New Roman"/>
+          <w:sz w:val="24"/>
+          <w:szCs w:val="24"/>
+          <w:lang w:eastAsia="en-GB"/>
+        </w:rPr>
+        <w:t>пользователя</w:t>
+      </w:r>
+      <w:proofErr w:type="spellEnd"/>
+    </w:p>
+    <w:p>
+      <w:pPr>
+        <w:numPr>
+          <w:ilvl w:val="1"/>
+          <w:numId w:val="21"/>
+        </w:numPr>
+        <w:tabs>
+          <w:tab w:val="clear" w:pos="1440"/>
+          <w:tab w:val="num" w:pos="1080"/>
+        </w:tabs>
+        <w:spacing w:before="100" w:beforeAutospacing="1" w:after="100" w:afterAutospacing="1" w:line="240" w:lineRule="auto"/>
+        <w:ind w:left="1080"/>
+        <w:rPr>
+          <w:rFonts w:ascii="Times New Roman" w:eastAsia="Times New Roman" w:hAnsi="Times New Roman" w:cs="Times New Roman"/>
+          <w:sz w:val="24"/>
+          <w:szCs w:val="24"/>
+          <w:lang w:eastAsia="en-GB"/>
+        </w:rPr>
+      </w:pPr>
+      <w:proofErr w:type="spellStart"/>
+      <w:r>
+        <w:rPr>
+          <w:rFonts w:ascii="Times New Roman" w:eastAsia="Times New Roman" w:hAnsi="Times New Roman" w:cs="Times New Roman"/>
+          <w:sz w:val="24"/>
+          <w:szCs w:val="24"/>
+          <w:lang w:eastAsia="en-GB"/>
+        </w:rPr>
+        <w:t>Нотификация</w:t>
+      </w:r>
+      <w:proofErr w:type="spellEnd"/>
+      <w:r>
+        <w:rPr>
+          <w:rFonts w:ascii="Times New Roman" w:eastAsia="Times New Roman" w:hAnsi="Times New Roman" w:cs="Times New Roman"/>
+          <w:sz w:val="24"/>
+          <w:szCs w:val="24"/>
+          <w:lang w:eastAsia="en-GB"/>
+        </w:rPr>
+        <w:t xml:space="preserve"> </w:t>
+      </w:r>
+      <w:proofErr w:type="spellStart"/>
+      <w:r>
+        <w:rPr>
+          <w:rFonts w:ascii="Times New Roman" w:eastAsia="Times New Roman" w:hAnsi="Times New Roman" w:cs="Times New Roman"/>
+          <w:sz w:val="24"/>
+          <w:szCs w:val="24"/>
+          <w:lang w:eastAsia="en-GB"/>
+        </w:rPr>
+        <w:t>об</w:t>
+      </w:r>
+      <w:proofErr w:type="spellEnd"/>
+      <w:r>
+        <w:rPr>
+          <w:rFonts w:ascii="Times New Roman" w:eastAsia="Times New Roman" w:hAnsi="Times New Roman" w:cs="Times New Roman"/>
+          <w:sz w:val="24"/>
+          <w:szCs w:val="24"/>
+          <w:lang w:eastAsia="en-GB"/>
+        </w:rPr>
+        <w:t xml:space="preserve"> </w:t>
+      </w:r>
+      <w:proofErr w:type="spellStart"/>
+      <w:r>
+        <w:rPr>
+          <w:rFonts w:ascii="Times New Roman" w:eastAsia="Times New Roman" w:hAnsi="Times New Roman" w:cs="Times New Roman"/>
+          <w:sz w:val="24"/>
+          <w:szCs w:val="24"/>
+          <w:lang w:eastAsia="en-GB"/>
+        </w:rPr>
+        <w:t>изменении</w:t>
+      </w:r>
+      <w:proofErr w:type="spellEnd"/>
+      <w:r>
+        <w:rPr>
+          <w:rFonts w:ascii="Times New Roman" w:eastAsia="Times New Roman" w:hAnsi="Times New Roman" w:cs="Times New Roman"/>
+          <w:sz w:val="24"/>
+          <w:szCs w:val="24"/>
+          <w:lang w:eastAsia="en-GB"/>
+        </w:rPr>
+        <w:t xml:space="preserve"> </w:t>
+      </w:r>
+      <w:proofErr w:type="spellStart"/>
+      <w:r>
+        <w:rPr>
+          <w:rFonts w:ascii="Times New Roman" w:eastAsia="Times New Roman" w:hAnsi="Times New Roman" w:cs="Times New Roman"/>
+          <w:sz w:val="24"/>
+          <w:szCs w:val="24"/>
+          <w:lang w:eastAsia="en-GB"/>
+        </w:rPr>
+        <w:t>состояния</w:t>
+      </w:r>
+      <w:proofErr w:type="spellEnd"/>
+      <w:r>
+        <w:rPr>
+          <w:rFonts w:ascii="Times New Roman" w:eastAsia="Times New Roman" w:hAnsi="Times New Roman" w:cs="Times New Roman"/>
+          <w:sz w:val="24"/>
+          <w:szCs w:val="24"/>
+          <w:lang w:eastAsia="en-GB"/>
+        </w:rPr>
+        <w:t xml:space="preserve"> </w:t>
+      </w:r>
+      <w:proofErr w:type="spellStart"/>
+      <w:r>
+        <w:rPr>
+          <w:rFonts w:ascii="Times New Roman" w:eastAsia="Times New Roman" w:hAnsi="Times New Roman" w:cs="Times New Roman"/>
+          <w:sz w:val="24"/>
+          <w:szCs w:val="24"/>
+          <w:lang w:eastAsia="en-GB"/>
+        </w:rPr>
+        <w:t>заказа</w:t>
+      </w:r>
+      <w:proofErr w:type="spellEnd"/>
+    </w:p>
+    <w:p>
+      <w:pPr>
+        <w:numPr>
+          <w:ilvl w:val="1"/>
+          <w:numId w:val="21"/>
+        </w:numPr>
+        <w:tabs>
+          <w:tab w:val="clear" w:pos="1440"/>
+          <w:tab w:val="num" w:pos="1080"/>
+        </w:tabs>
+        <w:spacing w:before="100" w:beforeAutospacing="1" w:after="100" w:afterAutospacing="1" w:line="240" w:lineRule="auto"/>
+        <w:ind w:left="1080"/>
+        <w:rPr>
+          <w:rFonts w:ascii="Times New Roman" w:eastAsia="Times New Roman" w:hAnsi="Times New Roman" w:cs="Times New Roman"/>
+          <w:sz w:val="24"/>
+          <w:szCs w:val="24"/>
+          <w:lang w:eastAsia="en-GB"/>
+        </w:rPr>
+      </w:pPr>
+      <w:proofErr w:type="spellStart"/>
+      <w:r>
+        <w:rPr>
+          <w:rFonts w:ascii="Times New Roman" w:eastAsia="Times New Roman" w:hAnsi="Times New Roman" w:cs="Times New Roman"/>
+          <w:sz w:val="24"/>
+          <w:szCs w:val="24"/>
+          <w:lang w:eastAsia="en-GB"/>
+        </w:rPr>
+        <w:t>Нотификация</w:t>
+      </w:r>
+      <w:proofErr w:type="spellEnd"/>
+      <w:r>
+        <w:rPr>
+          <w:rFonts w:ascii="Times New Roman" w:eastAsia="Times New Roman" w:hAnsi="Times New Roman" w:cs="Times New Roman"/>
+          <w:sz w:val="24"/>
+          <w:szCs w:val="24"/>
+          <w:lang w:eastAsia="en-GB"/>
+        </w:rPr>
+        <w:t xml:space="preserve"> </w:t>
+      </w:r>
+      <w:proofErr w:type="spellStart"/>
+      <w:r>
+        <w:rPr>
+          <w:rFonts w:ascii="Times New Roman" w:eastAsia="Times New Roman" w:hAnsi="Times New Roman" w:cs="Times New Roman"/>
+          <w:sz w:val="24"/>
+          <w:szCs w:val="24"/>
+          <w:lang w:eastAsia="en-GB"/>
+        </w:rPr>
+        <w:t>участника</w:t>
+      </w:r>
+      <w:proofErr w:type="spellEnd"/>
+      <w:r>
+        <w:rPr>
+          <w:rFonts w:ascii="Times New Roman" w:eastAsia="Times New Roman" w:hAnsi="Times New Roman" w:cs="Times New Roman"/>
+          <w:sz w:val="24"/>
+          <w:szCs w:val="24"/>
+          <w:lang w:eastAsia="en-GB"/>
+        </w:rPr>
+        <w:t xml:space="preserve"> </w:t>
+      </w:r>
+      <w:proofErr w:type="spellStart"/>
+      <w:r>
+        <w:rPr>
+          <w:rFonts w:ascii="Times New Roman" w:eastAsia="Times New Roman" w:hAnsi="Times New Roman" w:cs="Times New Roman"/>
+          <w:sz w:val="24"/>
+          <w:szCs w:val="24"/>
+          <w:lang w:eastAsia="en-GB"/>
+        </w:rPr>
+        <w:t>аукциона</w:t>
+      </w:r>
+      <w:proofErr w:type="spellEnd"/>
+    </w:p>
+    <w:p>
+      <w:pPr>
+        <w:rPr>
+          <w:rFonts w:ascii="Times New Roman" w:eastAsia="Times New Roman" w:hAnsi="Times New Roman" w:cs="Times New Roman"/>
+          <w:sz w:val="24"/>
+          <w:szCs w:val="24"/>
+          <w:lang w:val="ru-RU" w:eastAsia="en-GB"/>
+        </w:rPr>
+      </w:pPr>
+      <w:r>
+        <w:rPr>
+          <w:rFonts w:ascii="Times New Roman" w:eastAsia="Times New Roman" w:hAnsi="Times New Roman" w:cs="Times New Roman"/>
+          <w:b/>
+          <w:bCs/>
+          <w:sz w:val="24"/>
+          <w:szCs w:val="24"/>
+          <w:lang w:val="ru-RU" w:eastAsia="en-GB"/>
+        </w:rPr>
+        <w:lastRenderedPageBreak/>
+        <w:t xml:space="preserve">Распределение </w:t>
+      </w:r>
+      <w:r>
+        <w:rPr>
+          <w:rFonts w:ascii="Times New Roman" w:eastAsia="Times New Roman" w:hAnsi="Times New Roman" w:cs="Times New Roman"/>
+          <w:b/>
+          <w:bCs/>
+          <w:sz w:val="24"/>
+          <w:szCs w:val="24"/>
+          <w:lang w:val="ru-RU" w:eastAsia="en-GB"/>
+        </w:rPr>
+        <w:t>о</w:t>
+      </w:r>
+      <w:r>
+        <w:rPr>
+          <w:rFonts w:ascii="Times New Roman" w:eastAsia="Times New Roman" w:hAnsi="Times New Roman" w:cs="Times New Roman"/>
+          <w:b/>
+          <w:bCs/>
+          <w:sz w:val="24"/>
+          <w:szCs w:val="24"/>
+          <w:lang w:val="ru-RU" w:eastAsia="en-GB"/>
+        </w:rPr>
+        <w:t xml:space="preserve">сновных </w:t>
+      </w:r>
+      <w:r>
+        <w:rPr>
+          <w:rFonts w:ascii="Times New Roman" w:eastAsia="Times New Roman" w:hAnsi="Times New Roman" w:cs="Times New Roman"/>
+          <w:b/>
+          <w:bCs/>
+          <w:sz w:val="24"/>
+          <w:szCs w:val="24"/>
+          <w:lang w:val="ru-RU" w:eastAsia="en-GB"/>
+        </w:rPr>
+        <w:t>с</w:t>
+      </w:r>
+      <w:r>
+        <w:rPr>
+          <w:rFonts w:ascii="Times New Roman" w:eastAsia="Times New Roman" w:hAnsi="Times New Roman" w:cs="Times New Roman"/>
+          <w:b/>
+          <w:bCs/>
+          <w:sz w:val="24"/>
+          <w:szCs w:val="24"/>
+          <w:lang w:val="ru-RU" w:eastAsia="en-GB"/>
+        </w:rPr>
+        <w:t>ущностей БД</w:t>
+      </w:r>
+      <w:r>
+        <w:rPr>
+          <w:rFonts w:ascii="Times New Roman" w:eastAsia="Times New Roman" w:hAnsi="Times New Roman" w:cs="Times New Roman"/>
+          <w:b/>
+          <w:sz w:val="24"/>
+          <w:szCs w:val="24"/>
+          <w:lang w:val="ru-RU" w:eastAsia="en-GB"/>
+        </w:rPr>
+        <w:t xml:space="preserve"> </w:t>
+      </w:r>
+      <w:r>
+        <w:rPr>
+          <w:rFonts w:ascii="Times New Roman" w:eastAsia="Times New Roman" w:hAnsi="Times New Roman" w:cs="Times New Roman"/>
+          <w:b/>
+          <w:sz w:val="24"/>
+          <w:szCs w:val="24"/>
+          <w:lang w:val="ru-RU" w:eastAsia="en-GB"/>
+        </w:rPr>
+        <w:t>Монолита</w:t>
+      </w:r>
+    </w:p>
+    <w:p>
+      <w:pPr>
+        <w:numPr>
+          <w:ilvl w:val="0"/>
+          <w:numId w:val="18"/>
+        </w:numPr>
+        <w:tabs>
+          <w:tab w:val="clear" w:pos="720"/>
+        </w:tabs>
+        <w:rPr>
+          <w:rFonts w:ascii="Times New Roman" w:eastAsia="Times New Roman" w:hAnsi="Times New Roman" w:cs="Times New Roman"/>
+          <w:sz w:val="24"/>
+          <w:szCs w:val="24"/>
+          <w:lang w:val="ru-RU" w:eastAsia="en-GB"/>
+        </w:rPr>
+      </w:pPr>
+      <w:proofErr w:type="spellStart"/>
+      <w:r>
+        <w:rPr>
+          <w:rFonts w:ascii="Times New Roman" w:eastAsia="Times New Roman" w:hAnsi="Times New Roman" w:cs="Times New Roman"/>
+          <w:sz w:val="24"/>
+          <w:szCs w:val="24"/>
+          <w:lang w:val="ru-RU" w:eastAsia="en-GB"/>
+        </w:rPr>
+        <w:t>Auth</w:t>
+      </w:r>
+      <w:proofErr w:type="spellEnd"/>
+      <w:r>
+        <w:rPr>
+          <w:rFonts w:ascii="Times New Roman" w:eastAsia="Times New Roman" w:hAnsi="Times New Roman" w:cs="Times New Roman"/>
+          <w:sz w:val="24"/>
+          <w:szCs w:val="24"/>
+          <w:lang w:val="ru-RU" w:eastAsia="en-GB"/>
+        </w:rPr>
+        <w:t xml:space="preserve"> DB: </w:t>
+      </w:r>
+    </w:p>
+    <w:p>
+      <w:pPr>
+        <w:numPr>
+          <w:ilvl w:val="1"/>
+          <w:numId w:val="18"/>
+        </w:numPr>
+        <w:rPr>
+          <w:rFonts w:ascii="Times New Roman" w:eastAsia="Times New Roman" w:hAnsi="Times New Roman" w:cs="Times New Roman"/>
+          <w:sz w:val="24"/>
+          <w:szCs w:val="24"/>
+          <w:lang w:val="ru-RU" w:eastAsia="en-GB"/>
+        </w:rPr>
+      </w:pPr>
+      <w:r>
+        <w:rPr>
+          <w:rFonts w:ascii="Times New Roman" w:eastAsia="Times New Roman" w:hAnsi="Times New Roman" w:cs="Times New Roman"/>
+          <w:sz w:val="24"/>
+          <w:szCs w:val="24"/>
+          <w:lang w:val="ru-RU" w:eastAsia="en-GB"/>
+        </w:rPr>
+        <w:t>Пользователь.ID</w:t>
+      </w:r>
+    </w:p>
+    <w:p>
+      <w:pPr>
+        <w:numPr>
+          <w:ilvl w:val="1"/>
+          <w:numId w:val="18"/>
+        </w:numPr>
+        <w:rPr>
+          <w:rFonts w:ascii="Times New Roman" w:eastAsia="Times New Roman" w:hAnsi="Times New Roman" w:cs="Times New Roman"/>
+          <w:sz w:val="24"/>
+          <w:szCs w:val="24"/>
+          <w:lang w:val="ru-RU" w:eastAsia="en-GB"/>
+        </w:rPr>
+      </w:pPr>
+      <w:proofErr w:type="spellStart"/>
+      <w:r>
+        <w:rPr>
+          <w:rFonts w:ascii="Times New Roman" w:eastAsia="Times New Roman" w:hAnsi="Times New Roman" w:cs="Times New Roman"/>
+          <w:sz w:val="24"/>
+          <w:szCs w:val="24"/>
+          <w:lang w:val="ru-RU" w:eastAsia="en-GB"/>
+        </w:rPr>
+        <w:t>Пользователь.Имя</w:t>
+      </w:r>
+      <w:proofErr w:type="spellEnd"/>
+    </w:p>
+    <w:p>
+      <w:pPr>
+        <w:numPr>
+          <w:ilvl w:val="1"/>
+          <w:numId w:val="18"/>
+        </w:numPr>
+        <w:rPr>
+          <w:rFonts w:ascii="Times New Roman" w:eastAsia="Times New Roman" w:hAnsi="Times New Roman" w:cs="Times New Roman"/>
+          <w:sz w:val="24"/>
+          <w:szCs w:val="24"/>
+          <w:lang w:val="ru-RU" w:eastAsia="en-GB"/>
+        </w:rPr>
+      </w:pPr>
+      <w:proofErr w:type="spellStart"/>
+      <w:r>
+        <w:rPr>
+          <w:rFonts w:ascii="Times New Roman" w:eastAsia="Times New Roman" w:hAnsi="Times New Roman" w:cs="Times New Roman"/>
+          <w:sz w:val="24"/>
+          <w:szCs w:val="24"/>
+          <w:lang w:val="ru-RU" w:eastAsia="en-GB"/>
+        </w:rPr>
+        <w:t>Пользователь.Фамилия</w:t>
+      </w:r>
+      <w:proofErr w:type="spellEnd"/>
+    </w:p>
+    <w:p>
+      <w:pPr>
+        <w:numPr>
+          <w:ilvl w:val="1"/>
+          <w:numId w:val="18"/>
+        </w:numPr>
+        <w:rPr>
+          <w:rFonts w:ascii="Times New Roman" w:eastAsia="Times New Roman" w:hAnsi="Times New Roman" w:cs="Times New Roman"/>
+          <w:sz w:val="24"/>
+          <w:szCs w:val="24"/>
+          <w:lang w:val="ru-RU" w:eastAsia="en-GB"/>
+        </w:rPr>
+      </w:pPr>
+      <w:proofErr w:type="spellStart"/>
+      <w:r>
+        <w:rPr>
+          <w:rFonts w:ascii="Times New Roman" w:eastAsia="Times New Roman" w:hAnsi="Times New Roman" w:cs="Times New Roman"/>
+          <w:sz w:val="24"/>
+          <w:szCs w:val="24"/>
+          <w:lang w:val="ru-RU" w:eastAsia="en-GB"/>
+        </w:rPr>
+        <w:t>Пользователь.Электронная</w:t>
+      </w:r>
+      <w:proofErr w:type="spellEnd"/>
+      <w:r>
+        <w:rPr>
+          <w:rFonts w:ascii="Times New Roman" w:eastAsia="Times New Roman" w:hAnsi="Times New Roman" w:cs="Times New Roman"/>
+          <w:sz w:val="24"/>
+          <w:szCs w:val="24"/>
+          <w:lang w:val="ru-RU" w:eastAsia="en-GB"/>
+        </w:rPr>
+        <w:t xml:space="preserve"> почта</w:t>
+      </w:r>
+    </w:p>
+    <w:p>
+      <w:pPr>
+        <w:numPr>
+          <w:ilvl w:val="1"/>
+          <w:numId w:val="18"/>
+        </w:numPr>
+        <w:rPr>
+          <w:rFonts w:ascii="Times New Roman" w:eastAsia="Times New Roman" w:hAnsi="Times New Roman" w:cs="Times New Roman"/>
+          <w:sz w:val="24"/>
+          <w:szCs w:val="24"/>
+          <w:lang w:val="ru-RU" w:eastAsia="en-GB"/>
+        </w:rPr>
+      </w:pPr>
+      <w:proofErr w:type="spellStart"/>
+      <w:r>
+        <w:rPr>
+          <w:rFonts w:ascii="Times New Roman" w:eastAsia="Times New Roman" w:hAnsi="Times New Roman" w:cs="Times New Roman"/>
+          <w:sz w:val="24"/>
+          <w:szCs w:val="24"/>
+          <w:lang w:val="ru-RU" w:eastAsia="en-GB"/>
+        </w:rPr>
+        <w:t>Пользователь.Номер</w:t>
+      </w:r>
+      <w:proofErr w:type="spellEnd"/>
+      <w:r>
+        <w:rPr>
+          <w:rFonts w:ascii="Times New Roman" w:eastAsia="Times New Roman" w:hAnsi="Times New Roman" w:cs="Times New Roman"/>
+          <w:sz w:val="24"/>
+          <w:szCs w:val="24"/>
+          <w:lang w:val="ru-RU" w:eastAsia="en-GB"/>
+        </w:rPr>
+        <w:t xml:space="preserve"> телефона</w:t>
+      </w:r>
+    </w:p>
+    <w:p>
+      <w:pPr>
+        <w:numPr>
+          <w:ilvl w:val="1"/>
+          <w:numId w:val="18"/>
+        </w:numPr>
+        <w:rPr>
+          <w:rFonts w:ascii="Times New Roman" w:eastAsia="Times New Roman" w:hAnsi="Times New Roman" w:cs="Times New Roman"/>
+          <w:sz w:val="24"/>
+          <w:szCs w:val="24"/>
+          <w:lang w:val="ru-RU" w:eastAsia="en-GB"/>
+        </w:rPr>
+      </w:pPr>
+      <w:proofErr w:type="spellStart"/>
+      <w:r>
+        <w:rPr>
+          <w:rFonts w:ascii="Times New Roman" w:eastAsia="Times New Roman" w:hAnsi="Times New Roman" w:cs="Times New Roman"/>
+          <w:sz w:val="24"/>
+          <w:szCs w:val="24"/>
+          <w:lang w:val="ru-RU" w:eastAsia="en-GB"/>
+        </w:rPr>
+        <w:t>Пользователь.Адрес</w:t>
+      </w:r>
+      <w:proofErr w:type="spellEnd"/>
+    </w:p>
+    <w:p>
+      <w:pPr>
+        <w:numPr>
+          <w:ilvl w:val="1"/>
+          <w:numId w:val="18"/>
+        </w:numPr>
+        <w:rPr>
+          <w:rFonts w:ascii="Times New Roman" w:eastAsia="Times New Roman" w:hAnsi="Times New Roman" w:cs="Times New Roman"/>
+          <w:sz w:val="24"/>
+          <w:szCs w:val="24"/>
+          <w:lang w:val="ru-RU" w:eastAsia="en-GB"/>
+        </w:rPr>
+      </w:pPr>
+      <w:proofErr w:type="spellStart"/>
+      <w:r>
+        <w:rPr>
+          <w:rFonts w:ascii="Times New Roman" w:eastAsia="Times New Roman" w:hAnsi="Times New Roman" w:cs="Times New Roman"/>
+          <w:sz w:val="24"/>
+          <w:szCs w:val="24"/>
+          <w:lang w:val="ru-RU" w:eastAsia="en-GB"/>
+        </w:rPr>
+        <w:t>Пользователь.Дата</w:t>
+      </w:r>
+      <w:proofErr w:type="spellEnd"/>
+      <w:r>
+        <w:rPr>
+          <w:rFonts w:ascii="Times New Roman" w:eastAsia="Times New Roman" w:hAnsi="Times New Roman" w:cs="Times New Roman"/>
+          <w:sz w:val="24"/>
+          <w:szCs w:val="24"/>
+          <w:lang w:val="ru-RU" w:eastAsia="en-GB"/>
+        </w:rPr>
+        <w:t xml:space="preserve"> регистрации</w:t>
+      </w:r>
+    </w:p>
+    <w:p>
+      <w:pPr>
+        <w:numPr>
+          <w:ilvl w:val="1"/>
+          <w:numId w:val="18"/>
+        </w:numPr>
+        <w:rPr>
+          <w:rFonts w:ascii="Times New Roman" w:eastAsia="Times New Roman" w:hAnsi="Times New Roman" w:cs="Times New Roman"/>
+          <w:sz w:val="24"/>
+          <w:szCs w:val="24"/>
+          <w:lang w:val="ru-RU" w:eastAsia="en-GB"/>
+        </w:rPr>
+      </w:pPr>
+      <w:proofErr w:type="spellStart"/>
+      <w:r>
+        <w:rPr>
+          <w:rFonts w:ascii="Times New Roman" w:eastAsia="Times New Roman" w:hAnsi="Times New Roman" w:cs="Times New Roman"/>
+          <w:sz w:val="24"/>
+          <w:szCs w:val="24"/>
+          <w:lang w:val="ru-RU" w:eastAsia="en-GB"/>
+        </w:rPr>
+        <w:t>Пользователь.Активен</w:t>
+      </w:r>
+      <w:proofErr w:type="spellEnd"/>
+    </w:p>
+    <w:p>
+      <w:pPr>
+        <w:numPr>
+          <w:ilvl w:val="1"/>
+          <w:numId w:val="18"/>
+        </w:numPr>
+        <w:rPr>
+          <w:rFonts w:ascii="Times New Roman" w:eastAsia="Times New Roman" w:hAnsi="Times New Roman" w:cs="Times New Roman"/>
+          <w:sz w:val="24"/>
+          <w:szCs w:val="24"/>
+          <w:lang w:val="ru-RU" w:eastAsia="en-GB"/>
+        </w:rPr>
+      </w:pPr>
+      <w:proofErr w:type="spellStart"/>
+      <w:r>
+        <w:rPr>
+          <w:rFonts w:ascii="Times New Roman" w:eastAsia="Times New Roman" w:hAnsi="Times New Roman" w:cs="Times New Roman"/>
+          <w:sz w:val="24"/>
+          <w:szCs w:val="24"/>
+          <w:lang w:val="ru-RU" w:eastAsia="en-GB"/>
+        </w:rPr>
+        <w:t>Пользователь.Статус</w:t>
+      </w:r>
+      <w:proofErr w:type="spellEnd"/>
+    </w:p>
+    <w:p>
+      <w:pPr>
+        <w:numPr>
+          <w:ilvl w:val="1"/>
+          <w:numId w:val="18"/>
+        </w:numPr>
+        <w:rPr>
+          <w:rFonts w:ascii="Times New Roman" w:eastAsia="Times New Roman" w:hAnsi="Times New Roman" w:cs="Times New Roman"/>
+          <w:sz w:val="24"/>
+          <w:szCs w:val="24"/>
+          <w:lang w:val="ru-RU" w:eastAsia="en-GB"/>
+        </w:rPr>
+      </w:pPr>
+      <w:proofErr w:type="spellStart"/>
+      <w:r>
+        <w:rPr>
+          <w:rFonts w:ascii="Times New Roman" w:eastAsia="Times New Roman" w:hAnsi="Times New Roman" w:cs="Times New Roman"/>
+          <w:sz w:val="24"/>
+          <w:szCs w:val="24"/>
+          <w:lang w:val="ru-RU" w:eastAsia="en-GB"/>
+        </w:rPr>
+        <w:t>Пользователь.Роль</w:t>
+      </w:r>
+      <w:proofErr w:type="spellEnd"/>
+    </w:p>
+    <w:p>
+      <w:pPr>
+        <w:numPr>
+          <w:ilvl w:val="1"/>
+          <w:numId w:val="18"/>
+        </w:numPr>
+        <w:rPr>
+          <w:rFonts w:ascii="Times New Roman" w:eastAsia="Times New Roman" w:hAnsi="Times New Roman" w:cs="Times New Roman"/>
+          <w:sz w:val="24"/>
+          <w:szCs w:val="24"/>
+          <w:lang w:val="ru-RU" w:eastAsia="en-GB"/>
+        </w:rPr>
+      </w:pPr>
+      <w:r>
+        <w:rPr>
+          <w:rFonts w:ascii="Times New Roman" w:eastAsia="Times New Roman" w:hAnsi="Times New Roman" w:cs="Times New Roman"/>
+          <w:sz w:val="24"/>
+          <w:szCs w:val="24"/>
+          <w:lang w:val="ru-RU" w:eastAsia="en-GB"/>
+        </w:rPr>
+        <w:t>Заявка на регистрацию</w:t>
+      </w:r>
+    </w:p>
+    <w:p>
+      <w:pPr>
+        <w:numPr>
+          <w:ilvl w:val="0"/>
+          <w:numId w:val="18"/>
+        </w:numPr>
+        <w:tabs>
+          <w:tab w:val="clear" w:pos="720"/>
+        </w:tabs>
+        <w:rPr>
+          <w:rFonts w:ascii="Times New Roman" w:eastAsia="Times New Roman" w:hAnsi="Times New Roman" w:cs="Times New Roman"/>
+          <w:sz w:val="24"/>
+          <w:szCs w:val="24"/>
+          <w:lang w:val="ru-RU" w:eastAsia="en-GB"/>
+        </w:rPr>
+      </w:pPr>
+      <w:proofErr w:type="spellStart"/>
+      <w:r>
+        <w:rPr>
+          <w:rFonts w:ascii="Times New Roman" w:eastAsia="Times New Roman" w:hAnsi="Times New Roman" w:cs="Times New Roman"/>
+          <w:sz w:val="24"/>
+          <w:szCs w:val="24"/>
+          <w:lang w:val="ru-RU" w:eastAsia="en-GB"/>
+        </w:rPr>
+        <w:t>Product</w:t>
+      </w:r>
+      <w:proofErr w:type="spellEnd"/>
+      <w:r>
+        <w:rPr>
+          <w:rFonts w:ascii="Times New Roman" w:eastAsia="Times New Roman" w:hAnsi="Times New Roman" w:cs="Times New Roman"/>
+          <w:sz w:val="24"/>
+          <w:szCs w:val="24"/>
+          <w:lang w:val="ru-RU" w:eastAsia="en-GB"/>
+        </w:rPr>
+        <w:t xml:space="preserve"> DB: </w:t>
+      </w:r>
+    </w:p>
+    <w:p>
+      <w:pPr>
+        <w:numPr>
+          <w:ilvl w:val="1"/>
+          <w:numId w:val="18"/>
+        </w:numPr>
+        <w:rPr>
+          <w:rFonts w:ascii="Times New Roman" w:eastAsia="Times New Roman" w:hAnsi="Times New Roman" w:cs="Times New Roman"/>
+          <w:sz w:val="24"/>
+          <w:szCs w:val="24"/>
+          <w:lang w:val="ru-RU" w:eastAsia="en-GB"/>
+        </w:rPr>
+      </w:pPr>
+      <w:r>
+        <w:rPr>
+          <w:rFonts w:ascii="Times New Roman" w:eastAsia="Times New Roman" w:hAnsi="Times New Roman" w:cs="Times New Roman"/>
+          <w:sz w:val="24"/>
+          <w:szCs w:val="24"/>
+          <w:lang w:val="ru-RU" w:eastAsia="en-GB"/>
+        </w:rPr>
+        <w:t>Товар.ID</w:t>
+      </w:r>
+    </w:p>
+    <w:p>
+      <w:pPr>
+        <w:numPr>
+          <w:ilvl w:val="1"/>
+          <w:numId w:val="18"/>
+        </w:numPr>
+        <w:rPr>
+          <w:rFonts w:ascii="Times New Roman" w:eastAsia="Times New Roman" w:hAnsi="Times New Roman" w:cs="Times New Roman"/>
+          <w:sz w:val="24"/>
+          <w:szCs w:val="24"/>
+          <w:lang w:val="ru-RU" w:eastAsia="en-GB"/>
+        </w:rPr>
+      </w:pPr>
+      <w:proofErr w:type="spellStart"/>
+      <w:r>
+        <w:rPr>
+          <w:rFonts w:ascii="Times New Roman" w:eastAsia="Times New Roman" w:hAnsi="Times New Roman" w:cs="Times New Roman"/>
+          <w:sz w:val="24"/>
+          <w:szCs w:val="24"/>
+          <w:lang w:val="ru-RU" w:eastAsia="en-GB"/>
+        </w:rPr>
+        <w:t>Товар.Наименование</w:t>
+      </w:r>
+      <w:proofErr w:type="spellEnd"/>
+    </w:p>
+    <w:p>
+      <w:pPr>
+        <w:numPr>
+          <w:ilvl w:val="1"/>
+          <w:numId w:val="18"/>
+        </w:numPr>
+        <w:rPr>
+          <w:rFonts w:ascii="Times New Roman" w:eastAsia="Times New Roman" w:hAnsi="Times New Roman" w:cs="Times New Roman"/>
+          <w:sz w:val="24"/>
+          <w:szCs w:val="24"/>
+          <w:lang w:val="ru-RU" w:eastAsia="en-GB"/>
+        </w:rPr>
+      </w:pPr>
+      <w:proofErr w:type="spellStart"/>
+      <w:r>
+        <w:rPr>
+          <w:rFonts w:ascii="Times New Roman" w:eastAsia="Times New Roman" w:hAnsi="Times New Roman" w:cs="Times New Roman"/>
+          <w:sz w:val="24"/>
+          <w:szCs w:val="24"/>
+          <w:lang w:val="ru-RU" w:eastAsia="en-GB"/>
+        </w:rPr>
+        <w:t>Товар.Описание</w:t>
+      </w:r>
+      <w:proofErr w:type="spellEnd"/>
+    </w:p>
+    <w:p>
+      <w:pPr>
+        <w:numPr>
+          <w:ilvl w:val="1"/>
+          <w:numId w:val="18"/>
+        </w:numPr>
+        <w:rPr>
+          <w:rFonts w:ascii="Times New Roman" w:eastAsia="Times New Roman" w:hAnsi="Times New Roman" w:cs="Times New Roman"/>
+          <w:sz w:val="24"/>
+          <w:szCs w:val="24"/>
+          <w:lang w:val="ru-RU" w:eastAsia="en-GB"/>
+        </w:rPr>
+      </w:pPr>
+      <w:r>
+        <w:rPr>
+          <w:rFonts w:ascii="Times New Roman" w:eastAsia="Times New Roman" w:hAnsi="Times New Roman" w:cs="Times New Roman"/>
+          <w:sz w:val="24"/>
+          <w:szCs w:val="24"/>
+          <w:lang w:val="ru-RU" w:eastAsia="en-GB"/>
+        </w:rPr>
+        <w:t>Услуга.ID</w:t>
+      </w:r>
+    </w:p>
+    <w:p>
+      <w:pPr>
+        <w:numPr>
+          <w:ilvl w:val="1"/>
+          <w:numId w:val="18"/>
+        </w:numPr>
+        <w:rPr>
+          <w:rFonts w:ascii="Times New Roman" w:eastAsia="Times New Roman" w:hAnsi="Times New Roman" w:cs="Times New Roman"/>
+          <w:sz w:val="24"/>
+          <w:szCs w:val="24"/>
+          <w:lang w:val="ru-RU" w:eastAsia="en-GB"/>
+        </w:rPr>
+      </w:pPr>
+      <w:proofErr w:type="spellStart"/>
+      <w:r>
+        <w:rPr>
+          <w:rFonts w:ascii="Times New Roman" w:eastAsia="Times New Roman" w:hAnsi="Times New Roman" w:cs="Times New Roman"/>
+          <w:sz w:val="24"/>
+          <w:szCs w:val="24"/>
+          <w:lang w:val="ru-RU" w:eastAsia="en-GB"/>
+        </w:rPr>
+        <w:t>Услуга.Наименование</w:t>
+      </w:r>
+      <w:proofErr w:type="spellEnd"/>
+    </w:p>
+    <w:p>
+      <w:pPr>
+        <w:numPr>
+          <w:ilvl w:val="1"/>
+          <w:numId w:val="18"/>
+        </w:numPr>
+        <w:rPr>
+          <w:rFonts w:ascii="Times New Roman" w:eastAsia="Times New Roman" w:hAnsi="Times New Roman" w:cs="Times New Roman"/>
+          <w:sz w:val="24"/>
+          <w:szCs w:val="24"/>
+          <w:lang w:val="ru-RU" w:eastAsia="en-GB"/>
+        </w:rPr>
+      </w:pPr>
+      <w:proofErr w:type="spellStart"/>
+      <w:r>
+        <w:rPr>
+          <w:rFonts w:ascii="Times New Roman" w:eastAsia="Times New Roman" w:hAnsi="Times New Roman" w:cs="Times New Roman"/>
+          <w:sz w:val="24"/>
+          <w:szCs w:val="24"/>
+          <w:lang w:val="ru-RU" w:eastAsia="en-GB"/>
+        </w:rPr>
+        <w:t>Услуга.Описание</w:t>
+      </w:r>
+      <w:proofErr w:type="spellEnd"/>
+    </w:p>
+    <w:p>
+      <w:pPr>
+        <w:numPr>
+          <w:ilvl w:val="1"/>
+          <w:numId w:val="18"/>
+        </w:numPr>
+        <w:rPr>
+          <w:rFonts w:ascii="Times New Roman" w:eastAsia="Times New Roman" w:hAnsi="Times New Roman" w:cs="Times New Roman"/>
+          <w:sz w:val="24"/>
+          <w:szCs w:val="24"/>
+          <w:lang w:val="ru-RU" w:eastAsia="en-GB"/>
+        </w:rPr>
+      </w:pPr>
+      <w:r>
+        <w:rPr>
+          <w:rFonts w:ascii="Times New Roman" w:eastAsia="Times New Roman" w:hAnsi="Times New Roman" w:cs="Times New Roman"/>
+          <w:sz w:val="24"/>
+          <w:szCs w:val="24"/>
+          <w:lang w:val="ru-RU" w:eastAsia="en-GB"/>
+        </w:rPr>
+        <w:t>Торговая площадка.ID</w:t>
+      </w:r>
+    </w:p>
+    <w:p>
+      <w:pPr>
+        <w:numPr>
+          <w:ilvl w:val="1"/>
+          <w:numId w:val="18"/>
+        </w:numPr>
+        <w:rPr>
+          <w:rFonts w:ascii="Times New Roman" w:eastAsia="Times New Roman" w:hAnsi="Times New Roman" w:cs="Times New Roman"/>
+          <w:sz w:val="24"/>
+          <w:szCs w:val="24"/>
+          <w:lang w:val="ru-RU" w:eastAsia="en-GB"/>
+        </w:rPr>
+      </w:pPr>
+      <w:r>
+        <w:rPr>
+          <w:rFonts w:ascii="Times New Roman" w:eastAsia="Times New Roman" w:hAnsi="Times New Roman" w:cs="Times New Roman"/>
+          <w:sz w:val="24"/>
+          <w:szCs w:val="24"/>
+          <w:lang w:val="ru-RU" w:eastAsia="en-GB"/>
+        </w:rPr>
+        <w:t xml:space="preserve">Торговая </w:t>
+      </w:r>
+      <w:proofErr w:type="spellStart"/>
+      <w:proofErr w:type="gramStart"/>
+      <w:r>
+        <w:rPr>
+          <w:rFonts w:ascii="Times New Roman" w:eastAsia="Times New Roman" w:hAnsi="Times New Roman" w:cs="Times New Roman"/>
+          <w:sz w:val="24"/>
+          <w:szCs w:val="24"/>
+          <w:lang w:val="ru-RU" w:eastAsia="en-GB"/>
+        </w:rPr>
+        <w:t>площадка.Наименование</w:t>
+      </w:r>
+      <w:proofErr w:type="spellEnd"/>
+      <w:proofErr w:type="gramEnd"/>
+    </w:p>
+    <w:p>
+      <w:pPr>
+        <w:numPr>
+          <w:ilvl w:val="0"/>
+          <w:numId w:val="18"/>
+        </w:numPr>
+        <w:tabs>
+          <w:tab w:val="clear" w:pos="720"/>
+        </w:tabs>
+        <w:rPr>
+          <w:rFonts w:ascii="Times New Roman" w:eastAsia="Times New Roman" w:hAnsi="Times New Roman" w:cs="Times New Roman"/>
+          <w:sz w:val="24"/>
+          <w:szCs w:val="24"/>
+          <w:lang w:val="ru-RU" w:eastAsia="en-GB"/>
+        </w:rPr>
+      </w:pPr>
+      <w:proofErr w:type="spellStart"/>
+      <w:r>
+        <w:rPr>
+          <w:rFonts w:ascii="Times New Roman" w:eastAsia="Times New Roman" w:hAnsi="Times New Roman" w:cs="Times New Roman"/>
+          <w:sz w:val="24"/>
+          <w:szCs w:val="24"/>
+          <w:lang w:val="ru-RU" w:eastAsia="en-GB"/>
         </w:rPr>
         <w:t>Order</w:t>
       </w:r>
-      <w:r>
-        <w:rPr>
-          <w:rFonts w:ascii="Times New Roman" w:eastAsia="Times New Roman" w:hAnsi="Times New Roman" w:cs="Times New Roman"/>
-          <w:sz w:val="24"/>
-          <w:szCs w:val="24"/>
-          <w:lang w:val="ru-RU" w:eastAsia="en-GB"/>
-        </w:rPr>
-        <w:t xml:space="preserve"> </w:t>
-      </w:r>
-      <w:r>
-        <w:rPr>
-          <w:rFonts w:ascii="Times New Roman" w:eastAsia="Times New Roman" w:hAnsi="Times New Roman" w:cs="Times New Roman"/>
-          <w:sz w:val="24"/>
-          <w:szCs w:val="24"/>
-          <w:lang w:eastAsia="en-GB"/>
-        </w:rPr>
-        <w:t>Service</w:t>
-      </w:r>
-      <w:r>
-        <w:rPr>
-          <w:rFonts w:ascii="Times New Roman" w:eastAsia="Times New Roman" w:hAnsi="Times New Roman" w:cs="Times New Roman"/>
-          <w:sz w:val="24"/>
-          <w:szCs w:val="24"/>
-          <w:lang w:val="ru-RU" w:eastAsia="en-GB"/>
-        </w:rPr>
-        <w:t xml:space="preserve"> запрашивает данные о товаре у </w:t>
-      </w:r>
-      <w:r>
-        <w:rPr>
-          <w:rFonts w:ascii="Times New Roman" w:eastAsia="Times New Roman" w:hAnsi="Times New Roman" w:cs="Times New Roman"/>
-          <w:sz w:val="24"/>
-          <w:szCs w:val="24"/>
-          <w:lang w:eastAsia="en-GB"/>
-        </w:rPr>
-        <w:t>Product</w:t>
-      </w:r>
-      <w:r>
-        <w:rPr>
-          <w:rFonts w:ascii="Times New Roman" w:eastAsia="Times New Roman" w:hAnsi="Times New Roman" w:cs="Times New Roman"/>
-          <w:sz w:val="24"/>
-          <w:szCs w:val="24"/>
-          <w:lang w:val="ru-RU" w:eastAsia="en-GB"/>
-        </w:rPr>
-        <w:t xml:space="preserve"> </w:t>
-      </w:r>
-      <w:r>
-        <w:rPr>
-          <w:rFonts w:ascii="Times New Roman" w:eastAsia="Times New Roman" w:hAnsi="Times New Roman" w:cs="Times New Roman"/>
-          <w:sz w:val="24"/>
-          <w:szCs w:val="24"/>
-          <w:lang w:eastAsia="en-GB"/>
-        </w:rPr>
-        <w:t>Service</w:t>
-      </w:r>
-      <w:r>
-        <w:rPr>
-          <w:rFonts w:ascii="Times New Roman" w:eastAsia="Times New Roman" w:hAnsi="Times New Roman" w:cs="Times New Roman"/>
-          <w:sz w:val="24"/>
-          <w:szCs w:val="24"/>
-          <w:lang w:val="ru-RU" w:eastAsia="en-GB"/>
-        </w:rPr>
-        <w:t xml:space="preserve"> или инициирует платеж через </w:t>
-      </w:r>
-      <w:r>
-        <w:rPr>
-          <w:rFonts w:ascii="Times New Roman" w:eastAsia="Times New Roman" w:hAnsi="Times New Roman" w:cs="Times New Roman"/>
-          <w:sz w:val="24"/>
-          <w:szCs w:val="24"/>
-          <w:lang w:eastAsia="en-GB"/>
+      <w:proofErr w:type="spellEnd"/>
+      <w:r>
+        <w:rPr>
+          <w:rFonts w:ascii="Times New Roman" w:eastAsia="Times New Roman" w:hAnsi="Times New Roman" w:cs="Times New Roman"/>
+          <w:sz w:val="24"/>
+          <w:szCs w:val="24"/>
+          <w:lang w:val="ru-RU" w:eastAsia="en-GB"/>
+        </w:rPr>
+        <w:t xml:space="preserve"> DB: </w:t>
+      </w:r>
+    </w:p>
+    <w:p>
+      <w:pPr>
+        <w:numPr>
+          <w:ilvl w:val="1"/>
+          <w:numId w:val="18"/>
+        </w:numPr>
+        <w:rPr>
+          <w:rFonts w:ascii="Times New Roman" w:eastAsia="Times New Roman" w:hAnsi="Times New Roman" w:cs="Times New Roman"/>
+          <w:sz w:val="24"/>
+          <w:szCs w:val="24"/>
+          <w:lang w:val="ru-RU" w:eastAsia="en-GB"/>
+        </w:rPr>
+      </w:pPr>
+      <w:r>
+        <w:rPr>
+          <w:rFonts w:ascii="Times New Roman" w:eastAsia="Times New Roman" w:hAnsi="Times New Roman" w:cs="Times New Roman"/>
+          <w:sz w:val="24"/>
+          <w:szCs w:val="24"/>
+          <w:lang w:val="ru-RU" w:eastAsia="en-GB"/>
+        </w:rPr>
+        <w:t>Заявка на аукцион.ID</w:t>
+      </w:r>
+    </w:p>
+    <w:p>
+      <w:pPr>
+        <w:numPr>
+          <w:ilvl w:val="0"/>
+          <w:numId w:val="18"/>
+        </w:numPr>
+        <w:tabs>
+          <w:tab w:val="clear" w:pos="720"/>
+        </w:tabs>
+        <w:rPr>
+          <w:rFonts w:ascii="Times New Roman" w:eastAsia="Times New Roman" w:hAnsi="Times New Roman" w:cs="Times New Roman"/>
+          <w:sz w:val="24"/>
+          <w:szCs w:val="24"/>
+          <w:lang w:val="ru-RU" w:eastAsia="en-GB"/>
+        </w:rPr>
+      </w:pPr>
+      <w:proofErr w:type="spellStart"/>
+      <w:r>
+        <w:rPr>
+          <w:rFonts w:ascii="Times New Roman" w:eastAsia="Times New Roman" w:hAnsi="Times New Roman" w:cs="Times New Roman"/>
+          <w:sz w:val="24"/>
+          <w:szCs w:val="24"/>
+          <w:lang w:val="ru-RU" w:eastAsia="en-GB"/>
         </w:rPr>
         <w:t>Payment</w:t>
       </w:r>
-      <w:r>
-        <w:rPr>
-          <w:rFonts w:ascii="Times New Roman" w:eastAsia="Times New Roman" w:hAnsi="Times New Roman" w:cs="Times New Roman"/>
-          <w:sz w:val="24"/>
-          <w:szCs w:val="24"/>
-          <w:lang w:val="ru-RU" w:eastAsia="en-GB"/>
-        </w:rPr>
-        <w:t xml:space="preserve"> </w:t>
-      </w:r>
-      <w:r>
-        <w:rPr>
-          <w:rFonts w:ascii="Times New Roman" w:eastAsia="Times New Roman" w:hAnsi="Times New Roman" w:cs="Times New Roman"/>
-          <w:sz w:val="24"/>
-          <w:szCs w:val="24"/>
-          <w:lang w:eastAsia="en-GB"/>
-        </w:rPr>
-        <w:t>Service</w:t>
-      </w:r>
-      <w:r>
-        <w:rPr>
-          <w:rFonts w:ascii="Times New Roman" w:eastAsia="Times New Roman" w:hAnsi="Times New Roman" w:cs="Times New Roman"/>
-          <w:sz w:val="24"/>
-          <w:szCs w:val="24"/>
-          <w:lang w:val="ru-RU" w:eastAsia="en-GB"/>
-        </w:rPr>
-        <w:t>.</w:t>
-      </w:r>
-    </w:p>
-    <w:p>
-      <w:pPr>
-        <w:rPr>
-          <w:rFonts w:ascii="Times New Roman" w:eastAsia="Times New Roman" w:hAnsi="Times New Roman" w:cs="Times New Roman"/>
-          <w:sz w:val="24"/>
-          <w:szCs w:val="24"/>
-          <w:lang w:val="ru-RU" w:eastAsia="en-GB"/>
-        </w:rPr>
-      </w:pPr>
-      <w:r>
-        <w:rPr>
-          <w:rFonts w:ascii="Times New Roman" w:eastAsia="Times New Roman" w:hAnsi="Times New Roman" w:cs="Times New Roman"/>
-          <w:sz w:val="24"/>
-          <w:szCs w:val="24"/>
-          <w:lang w:eastAsia="en-GB"/>
-        </w:rPr>
-        <w:t>Payment</w:t>
-      </w:r>
-      <w:r>
-        <w:rPr>
-          <w:rFonts w:ascii="Times New Roman" w:eastAsia="Times New Roman" w:hAnsi="Times New Roman" w:cs="Times New Roman"/>
-          <w:sz w:val="24"/>
-          <w:szCs w:val="24"/>
-          <w:lang w:val="ru-RU" w:eastAsia="en-GB"/>
-        </w:rPr>
-        <w:t xml:space="preserve"> </w:t>
-      </w:r>
-      <w:r>
-        <w:rPr>
-          <w:rFonts w:ascii="Times New Roman" w:eastAsia="Times New Roman" w:hAnsi="Times New Roman" w:cs="Times New Roman"/>
-          <w:sz w:val="24"/>
-          <w:szCs w:val="24"/>
-          <w:lang w:eastAsia="en-GB"/>
-        </w:rPr>
-        <w:t>Service</w:t>
-      </w:r>
-      <w:r>
-        <w:rPr>
-          <w:rFonts w:ascii="Times New Roman" w:eastAsia="Times New Roman" w:hAnsi="Times New Roman" w:cs="Times New Roman"/>
-          <w:sz w:val="24"/>
-          <w:szCs w:val="24"/>
-          <w:lang w:val="ru-RU" w:eastAsia="en-GB"/>
-        </w:rPr>
-        <w:t xml:space="preserve"> взаимодействует с внешними платежными шлюзами для проведения оплаты (16, 17).</w:t>
-      </w:r>
-    </w:p>
-    <w:p>
-      <w:pPr>
-        <w:rPr>
-          <w:rFonts w:ascii="Times New Roman" w:eastAsia="Times New Roman" w:hAnsi="Times New Roman" w:cs="Times New Roman"/>
-          <w:sz w:val="24"/>
-          <w:szCs w:val="24"/>
-          <w:lang w:val="ru-RU" w:eastAsia="en-GB"/>
-        </w:rPr>
-      </w:pPr>
-      <w:r>
-        <w:rPr>
-          <w:rFonts w:ascii="Times New Roman" w:eastAsia="Times New Roman" w:hAnsi="Times New Roman" w:cs="Times New Roman"/>
-          <w:sz w:val="24"/>
-          <w:szCs w:val="24"/>
-          <w:lang w:val="ru-RU" w:eastAsia="en-GB"/>
-        </w:rPr>
-        <w:t xml:space="preserve">Сервисы, которым нужно отправить уведомление, обращаются к </w:t>
-      </w:r>
-      <w:r>
-        <w:rPr>
-          <w:rFonts w:ascii="Times New Roman" w:eastAsia="Times New Roman" w:hAnsi="Times New Roman" w:cs="Times New Roman"/>
-          <w:sz w:val="24"/>
-          <w:szCs w:val="24"/>
-          <w:lang w:eastAsia="en-GB"/>
-        </w:rPr>
-        <w:t>Notification</w:t>
-      </w:r>
-      <w:r>
-        <w:rPr>
-          <w:rFonts w:ascii="Times New Roman" w:eastAsia="Times New Roman" w:hAnsi="Times New Roman" w:cs="Times New Roman"/>
-          <w:sz w:val="24"/>
-          <w:szCs w:val="24"/>
-          <w:lang w:val="ru-RU" w:eastAsia="en-GB"/>
-        </w:rPr>
-        <w:t xml:space="preserve"> </w:t>
-      </w:r>
-      <w:r>
-        <w:rPr>
-          <w:rFonts w:ascii="Times New Roman" w:eastAsia="Times New Roman" w:hAnsi="Times New Roman" w:cs="Times New Roman"/>
-          <w:sz w:val="24"/>
-          <w:szCs w:val="24"/>
-          <w:lang w:eastAsia="en-GB"/>
-        </w:rPr>
-        <w:t>Service</w:t>
-      </w:r>
-      <w:r>
-        <w:rPr>
-          <w:rFonts w:ascii="Times New Roman" w:eastAsia="Times New Roman" w:hAnsi="Times New Roman" w:cs="Times New Roman"/>
-          <w:sz w:val="24"/>
-          <w:szCs w:val="24"/>
-          <w:lang w:val="ru-RU" w:eastAsia="en-GB"/>
-        </w:rPr>
-        <w:t xml:space="preserve"> (19-21).</w:t>
-      </w:r>
-    </w:p>
-    <w:p>
-      <w:pPr>
-        <w:rPr>
-          <w:rFonts w:ascii="Times New Roman" w:eastAsia="Times New Roman" w:hAnsi="Times New Roman" w:cs="Times New Roman"/>
-          <w:sz w:val="24"/>
-          <w:szCs w:val="24"/>
-          <w:lang w:val="ru-RU" w:eastAsia="en-GB"/>
-        </w:rPr>
-      </w:pPr>
-      <w:r>
-        <w:rPr>
-          <w:rFonts w:ascii="Times New Roman" w:eastAsia="Times New Roman" w:hAnsi="Times New Roman" w:cs="Times New Roman"/>
-          <w:sz w:val="24"/>
-          <w:szCs w:val="24"/>
-          <w:lang w:eastAsia="en-GB"/>
-        </w:rPr>
-        <w:t>Reporting</w:t>
-      </w:r>
-      <w:r>
-        <w:rPr>
-          <w:rFonts w:ascii="Times New Roman" w:eastAsia="Times New Roman" w:hAnsi="Times New Roman" w:cs="Times New Roman"/>
-          <w:sz w:val="24"/>
-          <w:szCs w:val="24"/>
-          <w:lang w:val="ru-RU" w:eastAsia="en-GB"/>
-        </w:rPr>
-        <w:t xml:space="preserve"> </w:t>
-      </w:r>
-      <w:r>
-        <w:rPr>
-          <w:rFonts w:ascii="Times New Roman" w:eastAsia="Times New Roman" w:hAnsi="Times New Roman" w:cs="Times New Roman"/>
-          <w:sz w:val="24"/>
-          <w:szCs w:val="24"/>
-          <w:lang w:eastAsia="en-GB"/>
-        </w:rPr>
-        <w:t>Service</w:t>
-      </w:r>
-      <w:r>
-        <w:rPr>
-          <w:rFonts w:ascii="Times New Roman" w:eastAsia="Times New Roman" w:hAnsi="Times New Roman" w:cs="Times New Roman"/>
-          <w:sz w:val="24"/>
-          <w:szCs w:val="24"/>
-          <w:lang w:val="ru-RU" w:eastAsia="en-GB"/>
-        </w:rPr>
-        <w:t xml:space="preserve"> обращается к другим сервисам за данными для генерации отчетов (22-24).</w:t>
-      </w:r>
-    </w:p>
-    <w:p>
-      <w:pPr>
-        <w:rPr>
-          <w:rFonts w:ascii="Times New Roman" w:eastAsia="Times New Roman" w:hAnsi="Times New Roman" w:cs="Times New Roman"/>
-          <w:sz w:val="24"/>
-          <w:szCs w:val="24"/>
-          <w:lang w:val="ru-RU" w:eastAsia="en-GB"/>
-        </w:rPr>
-      </w:pPr>
-      <w:r>
-        <w:rPr>
-          <w:rFonts w:ascii="Times New Roman" w:eastAsia="Times New Roman" w:hAnsi="Times New Roman" w:cs="Times New Roman"/>
-          <w:sz w:val="24"/>
-          <w:szCs w:val="24"/>
-          <w:lang w:val="ru-RU" w:eastAsia="en-GB"/>
-        </w:rPr>
-        <w:t>Каждый сервис работает со своей базой данных (25-33).</w:t>
-      </w:r>
-    </w:p>
-    <w:p>
-      <w:pPr>
-        <w:rPr>
-          <w:rFonts w:ascii="Times New Roman" w:eastAsia="Times New Roman" w:hAnsi="Times New Roman" w:cs="Times New Roman"/>
-          <w:color w:val="0000FF"/>
-          <w:sz w:val="24"/>
-          <w:szCs w:val="24"/>
-          <w:u w:val="single"/>
-          <w:lang w:val="ru-RU" w:eastAsia="en-GB"/>
-        </w:rPr>
-      </w:pPr>
-      <w:r>
-        <w:rPr>
-          <w:rFonts w:ascii="Times New Roman" w:eastAsia="Times New Roman" w:hAnsi="Times New Roman" w:cs="Times New Roman"/>
-          <w:sz w:val="24"/>
-          <w:szCs w:val="24"/>
-          <w:lang w:eastAsia="en-GB"/>
-        </w:rPr>
-        <w:fldChar w:fldCharType="begin"/>
-      </w:r>
-      <w:r>
-        <w:rPr>
-          <w:rFonts w:ascii="Times New Roman" w:eastAsia="Times New Roman" w:hAnsi="Times New Roman" w:cs="Times New Roman"/>
-          <w:sz w:val="24"/>
-          <w:szCs w:val="24"/>
-          <w:lang w:val="ru-RU" w:eastAsia="en-GB"/>
-        </w:rPr>
-        <w:instrText xml:space="preserve"> </w:instrText>
-      </w:r>
-      <w:r>
-        <w:rPr>
-          <w:rFonts w:ascii="Times New Roman" w:eastAsia="Times New Roman" w:hAnsi="Times New Roman" w:cs="Times New Roman"/>
-          <w:sz w:val="24"/>
-          <w:szCs w:val="24"/>
-          <w:lang w:eastAsia="en-GB"/>
-        </w:rPr>
-        <w:instrText>HYPERLINK</w:instrText>
-      </w:r>
-      <w:r>
-        <w:rPr>
-          <w:rFonts w:ascii="Times New Roman" w:eastAsia="Times New Roman" w:hAnsi="Times New Roman" w:cs="Times New Roman"/>
-          <w:sz w:val="24"/>
-          <w:szCs w:val="24"/>
-          <w:lang w:val="ru-RU" w:eastAsia="en-GB"/>
-        </w:rPr>
-        <w:instrText xml:space="preserve"> "</w:instrText>
-      </w:r>
-      <w:r>
-        <w:rPr>
-          <w:rFonts w:ascii="Times New Roman" w:eastAsia="Times New Roman" w:hAnsi="Times New Roman" w:cs="Times New Roman"/>
-          <w:sz w:val="24"/>
-          <w:szCs w:val="24"/>
-          <w:lang w:eastAsia="en-GB"/>
-        </w:rPr>
-        <w:instrText>https</w:instrText>
-      </w:r>
-      <w:r>
-        <w:rPr>
-          <w:rFonts w:ascii="Times New Roman" w:eastAsia="Times New Roman" w:hAnsi="Times New Roman" w:cs="Times New Roman"/>
-          <w:sz w:val="24"/>
-          <w:szCs w:val="24"/>
-          <w:lang w:val="ru-RU" w:eastAsia="en-GB"/>
-        </w:rPr>
-        <w:instrText>://</w:instrText>
-      </w:r>
-      <w:r>
-        <w:rPr>
-          <w:rFonts w:ascii="Times New Roman" w:eastAsia="Times New Roman" w:hAnsi="Times New Roman" w:cs="Times New Roman"/>
-          <w:sz w:val="24"/>
-          <w:szCs w:val="24"/>
-          <w:lang w:eastAsia="en-GB"/>
-        </w:rPr>
-        <w:instrText>lh</w:instrText>
-      </w:r>
-      <w:r>
-        <w:rPr>
-          <w:rFonts w:ascii="Times New Roman" w:eastAsia="Times New Roman" w:hAnsi="Times New Roman" w:cs="Times New Roman"/>
-          <w:sz w:val="24"/>
-          <w:szCs w:val="24"/>
-          <w:lang w:val="ru-RU" w:eastAsia="en-GB"/>
-        </w:rPr>
-        <w:instrText>3.</w:instrText>
-      </w:r>
-      <w:r>
-        <w:rPr>
-          <w:rFonts w:ascii="Times New Roman" w:eastAsia="Times New Roman" w:hAnsi="Times New Roman" w:cs="Times New Roman"/>
-          <w:sz w:val="24"/>
-          <w:szCs w:val="24"/>
-          <w:lang w:eastAsia="en-GB"/>
-        </w:rPr>
-        <w:instrText>googleusercontent</w:instrText>
-      </w:r>
-      <w:r>
-        <w:rPr>
-          <w:rFonts w:ascii="Times New Roman" w:eastAsia="Times New Roman" w:hAnsi="Times New Roman" w:cs="Times New Roman"/>
-          <w:sz w:val="24"/>
-          <w:szCs w:val="24"/>
-          <w:lang w:val="ru-RU" w:eastAsia="en-GB"/>
-        </w:rPr>
-        <w:instrText>.</w:instrText>
-      </w:r>
-      <w:r>
-        <w:rPr>
-          <w:rFonts w:ascii="Times New Roman" w:eastAsia="Times New Roman" w:hAnsi="Times New Roman" w:cs="Times New Roman"/>
-          <w:sz w:val="24"/>
-          <w:szCs w:val="24"/>
-          <w:lang w:eastAsia="en-GB"/>
-        </w:rPr>
-        <w:instrText>com</w:instrText>
-      </w:r>
-      <w:r>
-        <w:rPr>
-          <w:rFonts w:ascii="Times New Roman" w:eastAsia="Times New Roman" w:hAnsi="Times New Roman" w:cs="Times New Roman"/>
-          <w:sz w:val="24"/>
-          <w:szCs w:val="24"/>
-          <w:lang w:val="ru-RU" w:eastAsia="en-GB"/>
-        </w:rPr>
-        <w:instrText>/</w:instrText>
-      </w:r>
-      <w:r>
-        <w:rPr>
-          <w:rFonts w:ascii="Times New Roman" w:eastAsia="Times New Roman" w:hAnsi="Times New Roman" w:cs="Times New Roman"/>
-          <w:sz w:val="24"/>
-          <w:szCs w:val="24"/>
-          <w:lang w:eastAsia="en-GB"/>
-        </w:rPr>
-        <w:instrText>gg</w:instrText>
-      </w:r>
-      <w:r>
-        <w:rPr>
-          <w:rFonts w:ascii="Times New Roman" w:eastAsia="Times New Roman" w:hAnsi="Times New Roman" w:cs="Times New Roman"/>
-          <w:sz w:val="24"/>
-          <w:szCs w:val="24"/>
-          <w:lang w:val="ru-RU" w:eastAsia="en-GB"/>
-        </w:rPr>
-        <w:instrText>/</w:instrText>
-      </w:r>
-      <w:r>
-        <w:rPr>
-          <w:rFonts w:ascii="Times New Roman" w:eastAsia="Times New Roman" w:hAnsi="Times New Roman" w:cs="Times New Roman"/>
-          <w:sz w:val="24"/>
-          <w:szCs w:val="24"/>
-          <w:lang w:eastAsia="en-GB"/>
-        </w:rPr>
-        <w:instrText>AN</w:instrText>
-      </w:r>
-      <w:r>
-        <w:rPr>
-          <w:rFonts w:ascii="Times New Roman" w:eastAsia="Times New Roman" w:hAnsi="Times New Roman" w:cs="Times New Roman"/>
-          <w:sz w:val="24"/>
-          <w:szCs w:val="24"/>
-          <w:lang w:val="ru-RU" w:eastAsia="en-GB"/>
-        </w:rPr>
-        <w:instrText>12</w:instrText>
-      </w:r>
-      <w:r>
-        <w:rPr>
-          <w:rFonts w:ascii="Times New Roman" w:eastAsia="Times New Roman" w:hAnsi="Times New Roman" w:cs="Times New Roman"/>
-          <w:sz w:val="24"/>
-          <w:szCs w:val="24"/>
-          <w:lang w:eastAsia="en-GB"/>
-        </w:rPr>
-        <w:instrText>HXTfAfGFdhi</w:instrText>
-      </w:r>
-      <w:r>
-        <w:rPr>
-          <w:rFonts w:ascii="Times New Roman" w:eastAsia="Times New Roman" w:hAnsi="Times New Roman" w:cs="Times New Roman"/>
-          <w:sz w:val="24"/>
-          <w:szCs w:val="24"/>
-          <w:lang w:val="ru-RU" w:eastAsia="en-GB"/>
-        </w:rPr>
-        <w:instrText>6</w:instrText>
-      </w:r>
-      <w:r>
-        <w:rPr>
-          <w:rFonts w:ascii="Times New Roman" w:eastAsia="Times New Roman" w:hAnsi="Times New Roman" w:cs="Times New Roman"/>
-          <w:sz w:val="24"/>
-          <w:szCs w:val="24"/>
-          <w:lang w:eastAsia="en-GB"/>
-        </w:rPr>
-        <w:instrText>RVHbCdetKnrtqvjuRAe</w:instrText>
-      </w:r>
-      <w:r>
-        <w:rPr>
-          <w:rFonts w:ascii="Times New Roman" w:eastAsia="Times New Roman" w:hAnsi="Times New Roman" w:cs="Times New Roman"/>
-          <w:sz w:val="24"/>
-          <w:szCs w:val="24"/>
-          <w:lang w:val="ru-RU" w:eastAsia="en-GB"/>
-        </w:rPr>
-        <w:instrText>__</w:instrText>
-      </w:r>
-      <w:r>
-        <w:rPr>
-          <w:rFonts w:ascii="Times New Roman" w:eastAsia="Times New Roman" w:hAnsi="Times New Roman" w:cs="Times New Roman"/>
-          <w:sz w:val="24"/>
-          <w:szCs w:val="24"/>
-          <w:lang w:eastAsia="en-GB"/>
-        </w:rPr>
-        <w:instrText>Mc</w:instrText>
-      </w:r>
-      <w:r>
-        <w:rPr>
-          <w:rFonts w:ascii="Times New Roman" w:eastAsia="Times New Roman" w:hAnsi="Times New Roman" w:cs="Times New Roman"/>
-          <w:sz w:val="24"/>
-          <w:szCs w:val="24"/>
-          <w:lang w:val="ru-RU" w:eastAsia="en-GB"/>
-        </w:rPr>
-        <w:instrText>4</w:instrText>
-      </w:r>
-      <w:r>
-        <w:rPr>
-          <w:rFonts w:ascii="Times New Roman" w:eastAsia="Times New Roman" w:hAnsi="Times New Roman" w:cs="Times New Roman"/>
-          <w:sz w:val="24"/>
-          <w:szCs w:val="24"/>
-          <w:lang w:eastAsia="en-GB"/>
-        </w:rPr>
-        <w:instrText>nbmXQK</w:instrText>
-      </w:r>
-      <w:r>
-        <w:rPr>
-          <w:rFonts w:ascii="Times New Roman" w:eastAsia="Times New Roman" w:hAnsi="Times New Roman" w:cs="Times New Roman"/>
-          <w:sz w:val="24"/>
-          <w:szCs w:val="24"/>
-          <w:lang w:val="ru-RU" w:eastAsia="en-GB"/>
-        </w:rPr>
-        <w:instrText>6</w:instrText>
-      </w:r>
-      <w:r>
-        <w:rPr>
-          <w:rFonts w:ascii="Times New Roman" w:eastAsia="Times New Roman" w:hAnsi="Times New Roman" w:cs="Times New Roman"/>
-          <w:sz w:val="24"/>
-          <w:szCs w:val="24"/>
-          <w:lang w:eastAsia="en-GB"/>
-        </w:rPr>
-        <w:instrText>KbAMrDk</w:instrText>
-      </w:r>
-      <w:r>
-        <w:rPr>
-          <w:rFonts w:ascii="Times New Roman" w:eastAsia="Times New Roman" w:hAnsi="Times New Roman" w:cs="Times New Roman"/>
-          <w:sz w:val="24"/>
-          <w:szCs w:val="24"/>
-          <w:lang w:val="ru-RU" w:eastAsia="en-GB"/>
-        </w:rPr>
-        <w:instrText>8</w:instrText>
-      </w:r>
-      <w:r>
-        <w:rPr>
-          <w:rFonts w:ascii="Times New Roman" w:eastAsia="Times New Roman" w:hAnsi="Times New Roman" w:cs="Times New Roman"/>
-          <w:sz w:val="24"/>
-          <w:szCs w:val="24"/>
-          <w:lang w:eastAsia="en-GB"/>
-        </w:rPr>
-        <w:instrText>ZQg</w:instrText>
-      </w:r>
-      <w:r>
-        <w:rPr>
-          <w:rFonts w:ascii="Times New Roman" w:eastAsia="Times New Roman" w:hAnsi="Times New Roman" w:cs="Times New Roman"/>
-          <w:sz w:val="24"/>
-          <w:szCs w:val="24"/>
-          <w:lang w:val="ru-RU" w:eastAsia="en-GB"/>
-        </w:rPr>
-        <w:instrText>5</w:instrText>
-      </w:r>
-      <w:r>
-        <w:rPr>
-          <w:rFonts w:ascii="Times New Roman" w:eastAsia="Times New Roman" w:hAnsi="Times New Roman" w:cs="Times New Roman"/>
-          <w:sz w:val="24"/>
-          <w:szCs w:val="24"/>
-          <w:lang w:eastAsia="en-GB"/>
-        </w:rPr>
-        <w:instrText>KLj</w:instrText>
-      </w:r>
-      <w:r>
-        <w:rPr>
-          <w:rFonts w:ascii="Times New Roman" w:eastAsia="Times New Roman" w:hAnsi="Times New Roman" w:cs="Times New Roman"/>
-          <w:sz w:val="24"/>
-          <w:szCs w:val="24"/>
-          <w:lang w:val="ru-RU" w:eastAsia="en-GB"/>
-        </w:rPr>
-        <w:instrText>9</w:instrText>
-      </w:r>
-      <w:r>
-        <w:rPr>
-          <w:rFonts w:ascii="Times New Roman" w:eastAsia="Times New Roman" w:hAnsi="Times New Roman" w:cs="Times New Roman"/>
-          <w:sz w:val="24"/>
-          <w:szCs w:val="24"/>
-          <w:lang w:eastAsia="en-GB"/>
-        </w:rPr>
-        <w:instrText>R</w:instrText>
-      </w:r>
-      <w:r>
-        <w:rPr>
-          <w:rFonts w:ascii="Times New Roman" w:eastAsia="Times New Roman" w:hAnsi="Times New Roman" w:cs="Times New Roman"/>
-          <w:sz w:val="24"/>
-          <w:szCs w:val="24"/>
-          <w:lang w:val="ru-RU" w:eastAsia="en-GB"/>
-        </w:rPr>
-        <w:instrText>6</w:instrText>
-      </w:r>
-      <w:r>
-        <w:rPr>
-          <w:rFonts w:ascii="Times New Roman" w:eastAsia="Times New Roman" w:hAnsi="Times New Roman" w:cs="Times New Roman"/>
-          <w:sz w:val="24"/>
-          <w:szCs w:val="24"/>
-          <w:lang w:eastAsia="en-GB"/>
-        </w:rPr>
-        <w:instrText>OZZaDZhvNdKc</w:instrText>
-      </w:r>
-      <w:r>
-        <w:rPr>
-          <w:rFonts w:ascii="Times New Roman" w:eastAsia="Times New Roman" w:hAnsi="Times New Roman" w:cs="Times New Roman"/>
-          <w:sz w:val="24"/>
-          <w:szCs w:val="24"/>
-          <w:lang w:val="ru-RU" w:eastAsia="en-GB"/>
-        </w:rPr>
-        <w:instrText>9</w:instrText>
-      </w:r>
-      <w:r>
-        <w:rPr>
-          <w:rFonts w:ascii="Times New Roman" w:eastAsia="Times New Roman" w:hAnsi="Times New Roman" w:cs="Times New Roman"/>
-          <w:sz w:val="24"/>
-          <w:szCs w:val="24"/>
-          <w:lang w:eastAsia="en-GB"/>
-        </w:rPr>
-        <w:instrText>qexE</w:instrText>
-      </w:r>
-      <w:r>
-        <w:rPr>
-          <w:rFonts w:ascii="Times New Roman" w:eastAsia="Times New Roman" w:hAnsi="Times New Roman" w:cs="Times New Roman"/>
-          <w:sz w:val="24"/>
-          <w:szCs w:val="24"/>
-          <w:lang w:val="ru-RU" w:eastAsia="en-GB"/>
-        </w:rPr>
-        <w:instrText>2</w:instrText>
-      </w:r>
-      <w:r>
-        <w:rPr>
-          <w:rFonts w:ascii="Times New Roman" w:eastAsia="Times New Roman" w:hAnsi="Times New Roman" w:cs="Times New Roman"/>
-          <w:sz w:val="24"/>
-          <w:szCs w:val="24"/>
-          <w:lang w:eastAsia="en-GB"/>
-        </w:rPr>
-        <w:instrText>Mfj</w:instrText>
-      </w:r>
-      <w:r>
-        <w:rPr>
-          <w:rFonts w:ascii="Times New Roman" w:eastAsia="Times New Roman" w:hAnsi="Times New Roman" w:cs="Times New Roman"/>
-          <w:sz w:val="24"/>
-          <w:szCs w:val="24"/>
-          <w:lang w:val="ru-RU" w:eastAsia="en-GB"/>
-        </w:rPr>
-        <w:instrText>1</w:instrText>
-      </w:r>
-      <w:r>
-        <w:rPr>
-          <w:rFonts w:ascii="Times New Roman" w:eastAsia="Times New Roman" w:hAnsi="Times New Roman" w:cs="Times New Roman"/>
-          <w:sz w:val="24"/>
-          <w:szCs w:val="24"/>
-          <w:lang w:eastAsia="en-GB"/>
-        </w:rPr>
-        <w:instrText>HCWX</w:instrText>
-      </w:r>
-      <w:r>
-        <w:rPr>
-          <w:rFonts w:ascii="Times New Roman" w:eastAsia="Times New Roman" w:hAnsi="Times New Roman" w:cs="Times New Roman"/>
-          <w:sz w:val="24"/>
-          <w:szCs w:val="24"/>
-          <w:lang w:val="ru-RU" w:eastAsia="en-GB"/>
-        </w:rPr>
-        <w:instrText>-</w:instrText>
-      </w:r>
-      <w:r>
-        <w:rPr>
-          <w:rFonts w:ascii="Times New Roman" w:eastAsia="Times New Roman" w:hAnsi="Times New Roman" w:cs="Times New Roman"/>
-          <w:sz w:val="24"/>
-          <w:szCs w:val="24"/>
-          <w:lang w:eastAsia="en-GB"/>
-        </w:rPr>
-        <w:instrText>kwuV</w:instrText>
-      </w:r>
-      <w:r>
-        <w:rPr>
-          <w:rFonts w:ascii="Times New Roman" w:eastAsia="Times New Roman" w:hAnsi="Times New Roman" w:cs="Times New Roman"/>
-          <w:sz w:val="24"/>
-          <w:szCs w:val="24"/>
-          <w:lang w:val="ru-RU" w:eastAsia="en-GB"/>
-        </w:rPr>
-        <w:instrText>26</w:instrText>
-      </w:r>
-      <w:r>
-        <w:rPr>
-          <w:rFonts w:ascii="Times New Roman" w:eastAsia="Times New Roman" w:hAnsi="Times New Roman" w:cs="Times New Roman"/>
-          <w:sz w:val="24"/>
-          <w:szCs w:val="24"/>
-          <w:lang w:eastAsia="en-GB"/>
-        </w:rPr>
-        <w:instrText>rn</w:instrText>
-      </w:r>
-      <w:r>
-        <w:rPr>
-          <w:rFonts w:ascii="Times New Roman" w:eastAsia="Times New Roman" w:hAnsi="Times New Roman" w:cs="Times New Roman"/>
-          <w:sz w:val="24"/>
-          <w:szCs w:val="24"/>
-          <w:lang w:val="ru-RU" w:eastAsia="en-GB"/>
-        </w:rPr>
-        <w:instrText>3</w:instrText>
-      </w:r>
-      <w:r>
-        <w:rPr>
-          <w:rFonts w:ascii="Times New Roman" w:eastAsia="Times New Roman" w:hAnsi="Times New Roman" w:cs="Times New Roman"/>
-          <w:sz w:val="24"/>
-          <w:szCs w:val="24"/>
-          <w:lang w:eastAsia="en-GB"/>
-        </w:rPr>
-        <w:instrText>HbN</w:instrText>
-      </w:r>
-      <w:r>
-        <w:rPr>
-          <w:rFonts w:ascii="Times New Roman" w:eastAsia="Times New Roman" w:hAnsi="Times New Roman" w:cs="Times New Roman"/>
-          <w:sz w:val="24"/>
-          <w:szCs w:val="24"/>
-          <w:lang w:val="ru-RU" w:eastAsia="en-GB"/>
-        </w:rPr>
-        <w:instrText>6</w:instrText>
-      </w:r>
-      <w:r>
-        <w:rPr>
-          <w:rFonts w:ascii="Times New Roman" w:eastAsia="Times New Roman" w:hAnsi="Times New Roman" w:cs="Times New Roman"/>
-          <w:sz w:val="24"/>
-          <w:szCs w:val="24"/>
-          <w:lang w:eastAsia="en-GB"/>
-        </w:rPr>
-        <w:instrText>JlOlBjMoFZBibdBnSp</w:instrText>
-      </w:r>
-      <w:r>
-        <w:rPr>
-          <w:rFonts w:ascii="Times New Roman" w:eastAsia="Times New Roman" w:hAnsi="Times New Roman" w:cs="Times New Roman"/>
-          <w:sz w:val="24"/>
-          <w:szCs w:val="24"/>
-          <w:lang w:val="ru-RU" w:eastAsia="en-GB"/>
-        </w:rPr>
-        <w:instrText>4</w:instrText>
-      </w:r>
-      <w:r>
-        <w:rPr>
-          <w:rFonts w:ascii="Times New Roman" w:eastAsia="Times New Roman" w:hAnsi="Times New Roman" w:cs="Times New Roman"/>
-          <w:sz w:val="24"/>
-          <w:szCs w:val="24"/>
-          <w:lang w:eastAsia="en-GB"/>
-        </w:rPr>
-        <w:instrText>q</w:instrText>
-      </w:r>
-      <w:r>
-        <w:rPr>
-          <w:rFonts w:ascii="Times New Roman" w:eastAsia="Times New Roman" w:hAnsi="Times New Roman" w:cs="Times New Roman"/>
-          <w:sz w:val="24"/>
-          <w:szCs w:val="24"/>
-          <w:lang w:val="ru-RU" w:eastAsia="en-GB"/>
-        </w:rPr>
-        <w:instrText>7</w:instrText>
-      </w:r>
-      <w:r>
-        <w:rPr>
-          <w:rFonts w:ascii="Times New Roman" w:eastAsia="Times New Roman" w:hAnsi="Times New Roman" w:cs="Times New Roman"/>
-          <w:sz w:val="24"/>
-          <w:szCs w:val="24"/>
-          <w:lang w:eastAsia="en-GB"/>
-        </w:rPr>
-        <w:instrText>IQAcJpmdt</w:instrText>
-      </w:r>
-      <w:r>
-        <w:rPr>
-          <w:rFonts w:ascii="Times New Roman" w:eastAsia="Times New Roman" w:hAnsi="Times New Roman" w:cs="Times New Roman"/>
-          <w:sz w:val="24"/>
-          <w:szCs w:val="24"/>
-          <w:lang w:val="ru-RU" w:eastAsia="en-GB"/>
-        </w:rPr>
-        <w:instrText>-</w:instrText>
-      </w:r>
-      <w:r>
-        <w:rPr>
-          <w:rFonts w:ascii="Times New Roman" w:eastAsia="Times New Roman" w:hAnsi="Times New Roman" w:cs="Times New Roman"/>
-          <w:sz w:val="24"/>
-          <w:szCs w:val="24"/>
-          <w:lang w:eastAsia="en-GB"/>
-        </w:rPr>
-        <w:instrText>VJDD</w:instrText>
-      </w:r>
-      <w:r>
-        <w:rPr>
-          <w:rFonts w:ascii="Times New Roman" w:eastAsia="Times New Roman" w:hAnsi="Times New Roman" w:cs="Times New Roman"/>
-          <w:sz w:val="24"/>
-          <w:szCs w:val="24"/>
-          <w:lang w:val="ru-RU" w:eastAsia="en-GB"/>
-        </w:rPr>
-        <w:instrText>5</w:instrText>
-      </w:r>
-      <w:r>
-        <w:rPr>
-          <w:rFonts w:ascii="Times New Roman" w:eastAsia="Times New Roman" w:hAnsi="Times New Roman" w:cs="Times New Roman"/>
-          <w:sz w:val="24"/>
-          <w:szCs w:val="24"/>
-          <w:lang w:eastAsia="en-GB"/>
-        </w:rPr>
-        <w:instrText>nLw</w:instrText>
-      </w:r>
-      <w:r>
-        <w:rPr>
-          <w:rFonts w:ascii="Times New Roman" w:eastAsia="Times New Roman" w:hAnsi="Times New Roman" w:cs="Times New Roman"/>
-          <w:sz w:val="24"/>
-          <w:szCs w:val="24"/>
-          <w:lang w:val="ru-RU" w:eastAsia="en-GB"/>
-        </w:rPr>
-        <w:instrText>60</w:instrText>
-      </w:r>
-      <w:r>
-        <w:rPr>
-          <w:rFonts w:ascii="Times New Roman" w:eastAsia="Times New Roman" w:hAnsi="Times New Roman" w:cs="Times New Roman"/>
-          <w:sz w:val="24"/>
-          <w:szCs w:val="24"/>
-          <w:lang w:eastAsia="en-GB"/>
-        </w:rPr>
-        <w:instrText>DCr</w:instrText>
-      </w:r>
-      <w:r>
-        <w:rPr>
-          <w:rFonts w:ascii="Times New Roman" w:eastAsia="Times New Roman" w:hAnsi="Times New Roman" w:cs="Times New Roman"/>
-          <w:sz w:val="24"/>
-          <w:szCs w:val="24"/>
-          <w:lang w:val="ru-RU" w:eastAsia="en-GB"/>
-        </w:rPr>
-        <w:instrText>1</w:instrText>
-      </w:r>
-      <w:r>
-        <w:rPr>
-          <w:rFonts w:ascii="Times New Roman" w:eastAsia="Times New Roman" w:hAnsi="Times New Roman" w:cs="Times New Roman"/>
-          <w:sz w:val="24"/>
-          <w:szCs w:val="24"/>
-          <w:lang w:eastAsia="en-GB"/>
-        </w:rPr>
-        <w:instrText>IK</w:instrText>
-      </w:r>
-      <w:r>
-        <w:rPr>
-          <w:rFonts w:ascii="Times New Roman" w:eastAsia="Times New Roman" w:hAnsi="Times New Roman" w:cs="Times New Roman"/>
-          <w:sz w:val="24"/>
-          <w:szCs w:val="24"/>
-          <w:lang w:val="ru-RU" w:eastAsia="en-GB"/>
-        </w:rPr>
-        <w:instrText>-</w:instrText>
-      </w:r>
-      <w:r>
-        <w:rPr>
-          <w:rFonts w:ascii="Times New Roman" w:eastAsia="Times New Roman" w:hAnsi="Times New Roman" w:cs="Times New Roman"/>
-          <w:sz w:val="24"/>
-          <w:szCs w:val="24"/>
-          <w:lang w:eastAsia="en-GB"/>
-        </w:rPr>
-        <w:instrText>fEGrTTFi</w:instrText>
-      </w:r>
-      <w:r>
-        <w:rPr>
-          <w:rFonts w:ascii="Times New Roman" w:eastAsia="Times New Roman" w:hAnsi="Times New Roman" w:cs="Times New Roman"/>
-          <w:sz w:val="24"/>
-          <w:szCs w:val="24"/>
-          <w:lang w:val="ru-RU" w:eastAsia="en-GB"/>
-        </w:rPr>
-        <w:instrText>95</w:instrText>
-      </w:r>
-      <w:r>
-        <w:rPr>
-          <w:rFonts w:ascii="Times New Roman" w:eastAsia="Times New Roman" w:hAnsi="Times New Roman" w:cs="Times New Roman"/>
-          <w:sz w:val="24"/>
-          <w:szCs w:val="24"/>
-          <w:lang w:eastAsia="en-GB"/>
-        </w:rPr>
-        <w:instrText>qsCNQaX</w:instrText>
-      </w:r>
-      <w:r>
-        <w:rPr>
-          <w:rFonts w:ascii="Times New Roman" w:eastAsia="Times New Roman" w:hAnsi="Times New Roman" w:cs="Times New Roman"/>
-          <w:sz w:val="24"/>
-          <w:szCs w:val="24"/>
-          <w:lang w:val="ru-RU" w:eastAsia="en-GB"/>
-        </w:rPr>
-        <w:instrText>_3</w:instrText>
-      </w:r>
-      <w:r>
-        <w:rPr>
-          <w:rFonts w:ascii="Times New Roman" w:eastAsia="Times New Roman" w:hAnsi="Times New Roman" w:cs="Times New Roman"/>
-          <w:sz w:val="24"/>
-          <w:szCs w:val="24"/>
-          <w:lang w:eastAsia="en-GB"/>
-        </w:rPr>
-        <w:instrText>Iw</w:instrText>
-      </w:r>
-      <w:r>
-        <w:rPr>
-          <w:rFonts w:ascii="Times New Roman" w:eastAsia="Times New Roman" w:hAnsi="Times New Roman" w:cs="Times New Roman"/>
-          <w:sz w:val="24"/>
-          <w:szCs w:val="24"/>
-          <w:lang w:val="ru-RU" w:eastAsia="en-GB"/>
-        </w:rPr>
-        <w:instrText>6</w:instrText>
-      </w:r>
-      <w:r>
-        <w:rPr>
-          <w:rFonts w:ascii="Times New Roman" w:eastAsia="Times New Roman" w:hAnsi="Times New Roman" w:cs="Times New Roman"/>
-          <w:sz w:val="24"/>
-          <w:szCs w:val="24"/>
-          <w:lang w:eastAsia="en-GB"/>
-        </w:rPr>
-        <w:instrText>E</w:instrText>
-      </w:r>
-      <w:r>
-        <w:rPr>
-          <w:rFonts w:ascii="Times New Roman" w:eastAsia="Times New Roman" w:hAnsi="Times New Roman" w:cs="Times New Roman"/>
-          <w:sz w:val="24"/>
-          <w:szCs w:val="24"/>
-          <w:lang w:val="ru-RU" w:eastAsia="en-GB"/>
-        </w:rPr>
-        <w:instrText>3</w:instrText>
-      </w:r>
-      <w:r>
-        <w:rPr>
-          <w:rFonts w:ascii="Times New Roman" w:eastAsia="Times New Roman" w:hAnsi="Times New Roman" w:cs="Times New Roman"/>
-          <w:sz w:val="24"/>
-          <w:szCs w:val="24"/>
-          <w:lang w:eastAsia="en-GB"/>
-        </w:rPr>
-        <w:instrText>RNBMA</w:instrText>
-      </w:r>
-      <w:r>
-        <w:rPr>
-          <w:rFonts w:ascii="Times New Roman" w:eastAsia="Times New Roman" w:hAnsi="Times New Roman" w:cs="Times New Roman"/>
-          <w:sz w:val="24"/>
-          <w:szCs w:val="24"/>
-          <w:lang w:val="ru-RU" w:eastAsia="en-GB"/>
-        </w:rPr>
-        <w:instrText>-</w:instrText>
-      </w:r>
-      <w:r>
-        <w:rPr>
-          <w:rFonts w:ascii="Times New Roman" w:eastAsia="Times New Roman" w:hAnsi="Times New Roman" w:cs="Times New Roman"/>
-          <w:sz w:val="24"/>
-          <w:szCs w:val="24"/>
-          <w:lang w:eastAsia="en-GB"/>
-        </w:rPr>
-        <w:instrText>nPtYHb</w:instrText>
-      </w:r>
-      <w:r>
-        <w:rPr>
-          <w:rFonts w:ascii="Times New Roman" w:eastAsia="Times New Roman" w:hAnsi="Times New Roman" w:cs="Times New Roman"/>
-          <w:sz w:val="24"/>
-          <w:szCs w:val="24"/>
-          <w:lang w:val="ru-RU" w:eastAsia="en-GB"/>
-        </w:rPr>
-        <w:instrText>8</w:instrText>
-      </w:r>
-      <w:r>
-        <w:rPr>
-          <w:rFonts w:ascii="Times New Roman" w:eastAsia="Times New Roman" w:hAnsi="Times New Roman" w:cs="Times New Roman"/>
-          <w:sz w:val="24"/>
-          <w:szCs w:val="24"/>
-          <w:lang w:eastAsia="en-GB"/>
-        </w:rPr>
-        <w:instrText>PBti</w:instrText>
-      </w:r>
-      <w:r>
-        <w:rPr>
-          <w:rFonts w:ascii="Times New Roman" w:eastAsia="Times New Roman" w:hAnsi="Times New Roman" w:cs="Times New Roman"/>
-          <w:sz w:val="24"/>
-          <w:szCs w:val="24"/>
-          <w:lang w:val="ru-RU" w:eastAsia="en-GB"/>
-        </w:rPr>
-        <w:instrText>7</w:instrText>
-      </w:r>
-      <w:r>
-        <w:rPr>
-          <w:rFonts w:ascii="Times New Roman" w:eastAsia="Times New Roman" w:hAnsi="Times New Roman" w:cs="Times New Roman"/>
-          <w:sz w:val="24"/>
-          <w:szCs w:val="24"/>
-          <w:lang w:eastAsia="en-GB"/>
-        </w:rPr>
-        <w:instrText>GM</w:instrText>
-      </w:r>
-      <w:r>
-        <w:rPr>
-          <w:rFonts w:ascii="Times New Roman" w:eastAsia="Times New Roman" w:hAnsi="Times New Roman" w:cs="Times New Roman"/>
-          <w:sz w:val="24"/>
-          <w:szCs w:val="24"/>
-          <w:lang w:val="ru-RU" w:eastAsia="en-GB"/>
-        </w:rPr>
-        <w:instrText>3</w:instrText>
-      </w:r>
-      <w:r>
-        <w:rPr>
-          <w:rFonts w:ascii="Times New Roman" w:eastAsia="Times New Roman" w:hAnsi="Times New Roman" w:cs="Times New Roman"/>
-          <w:sz w:val="24"/>
-          <w:szCs w:val="24"/>
-          <w:lang w:eastAsia="en-GB"/>
-        </w:rPr>
-        <w:instrText>fLsuBH</w:instrText>
-      </w:r>
-      <w:r>
-        <w:rPr>
-          <w:rFonts w:ascii="Times New Roman" w:eastAsia="Times New Roman" w:hAnsi="Times New Roman" w:cs="Times New Roman"/>
-          <w:sz w:val="24"/>
-          <w:szCs w:val="24"/>
-          <w:lang w:val="ru-RU" w:eastAsia="en-GB"/>
-        </w:rPr>
-        <w:instrText>3</w:instrText>
-      </w:r>
-      <w:r>
-        <w:rPr>
-          <w:rFonts w:ascii="Times New Roman" w:eastAsia="Times New Roman" w:hAnsi="Times New Roman" w:cs="Times New Roman"/>
-          <w:sz w:val="24"/>
-          <w:szCs w:val="24"/>
-          <w:lang w:eastAsia="en-GB"/>
-        </w:rPr>
-        <w:instrText>Zi</w:instrText>
-      </w:r>
-      <w:r>
-        <w:rPr>
-          <w:rFonts w:ascii="Times New Roman" w:eastAsia="Times New Roman" w:hAnsi="Times New Roman" w:cs="Times New Roman"/>
-          <w:sz w:val="24"/>
-          <w:szCs w:val="24"/>
-          <w:lang w:val="ru-RU" w:eastAsia="en-GB"/>
-        </w:rPr>
-        <w:instrText>8</w:instrText>
-      </w:r>
-      <w:r>
-        <w:rPr>
-          <w:rFonts w:ascii="Times New Roman" w:eastAsia="Times New Roman" w:hAnsi="Times New Roman" w:cs="Times New Roman"/>
-          <w:sz w:val="24"/>
-          <w:szCs w:val="24"/>
-          <w:lang w:eastAsia="en-GB"/>
-        </w:rPr>
-        <w:instrText>ZJR</w:instrText>
-      </w:r>
-      <w:r>
-        <w:rPr>
-          <w:rFonts w:ascii="Times New Roman" w:eastAsia="Times New Roman" w:hAnsi="Times New Roman" w:cs="Times New Roman"/>
-          <w:sz w:val="24"/>
-          <w:szCs w:val="24"/>
-          <w:lang w:val="ru-RU" w:eastAsia="en-GB"/>
-        </w:rPr>
-        <w:instrText>3</w:instrText>
-      </w:r>
-      <w:r>
-        <w:rPr>
-          <w:rFonts w:ascii="Times New Roman" w:eastAsia="Times New Roman" w:hAnsi="Times New Roman" w:cs="Times New Roman"/>
-          <w:sz w:val="24"/>
-          <w:szCs w:val="24"/>
-          <w:lang w:eastAsia="en-GB"/>
-        </w:rPr>
-        <w:instrText>O</w:instrText>
-      </w:r>
-      <w:r>
-        <w:rPr>
-          <w:rFonts w:ascii="Times New Roman" w:eastAsia="Times New Roman" w:hAnsi="Times New Roman" w:cs="Times New Roman"/>
-          <w:sz w:val="24"/>
-          <w:szCs w:val="24"/>
-          <w:lang w:val="ru-RU" w:eastAsia="en-GB"/>
-        </w:rPr>
-        <w:instrText>-</w:instrText>
-      </w:r>
-      <w:r>
-        <w:rPr>
-          <w:rFonts w:ascii="Times New Roman" w:eastAsia="Times New Roman" w:hAnsi="Times New Roman" w:cs="Times New Roman"/>
-          <w:sz w:val="24"/>
-          <w:szCs w:val="24"/>
-          <w:lang w:eastAsia="en-GB"/>
-        </w:rPr>
-        <w:instrText>MY</w:instrText>
-      </w:r>
-      <w:r>
-        <w:rPr>
-          <w:rFonts w:ascii="Times New Roman" w:eastAsia="Times New Roman" w:hAnsi="Times New Roman" w:cs="Times New Roman"/>
-          <w:sz w:val="24"/>
-          <w:szCs w:val="24"/>
-          <w:lang w:val="ru-RU" w:eastAsia="en-GB"/>
-        </w:rPr>
-        <w:instrText>6</w:instrText>
-      </w:r>
-      <w:r>
-        <w:rPr>
-          <w:rFonts w:ascii="Times New Roman" w:eastAsia="Times New Roman" w:hAnsi="Times New Roman" w:cs="Times New Roman"/>
-          <w:sz w:val="24"/>
-          <w:szCs w:val="24"/>
-          <w:lang w:eastAsia="en-GB"/>
-        </w:rPr>
-        <w:instrText>ouAz</w:instrText>
-      </w:r>
-      <w:r>
-        <w:rPr>
-          <w:rFonts w:ascii="Times New Roman" w:eastAsia="Times New Roman" w:hAnsi="Times New Roman" w:cs="Times New Roman"/>
-          <w:sz w:val="24"/>
-          <w:szCs w:val="24"/>
-          <w:lang w:val="ru-RU" w:eastAsia="en-GB"/>
-        </w:rPr>
-        <w:instrText>048</w:instrText>
-      </w:r>
-      <w:r>
-        <w:rPr>
-          <w:rFonts w:ascii="Times New Roman" w:eastAsia="Times New Roman" w:hAnsi="Times New Roman" w:cs="Times New Roman"/>
-          <w:sz w:val="24"/>
-          <w:szCs w:val="24"/>
-          <w:lang w:eastAsia="en-GB"/>
-        </w:rPr>
-        <w:instrText>sCZEkV</w:instrText>
-      </w:r>
-      <w:r>
-        <w:rPr>
-          <w:rFonts w:ascii="Times New Roman" w:eastAsia="Times New Roman" w:hAnsi="Times New Roman" w:cs="Times New Roman"/>
-          <w:sz w:val="24"/>
-          <w:szCs w:val="24"/>
-          <w:lang w:val="ru-RU" w:eastAsia="en-GB"/>
-        </w:rPr>
-        <w:instrText>0</w:instrText>
-      </w:r>
-      <w:r>
-        <w:rPr>
-          <w:rFonts w:ascii="Times New Roman" w:eastAsia="Times New Roman" w:hAnsi="Times New Roman" w:cs="Times New Roman"/>
-          <w:sz w:val="24"/>
-          <w:szCs w:val="24"/>
-          <w:lang w:eastAsia="en-GB"/>
-        </w:rPr>
-        <w:instrText>QxmWUvu</w:instrText>
-      </w:r>
-      <w:r>
-        <w:rPr>
-          <w:rFonts w:ascii="Times New Roman" w:eastAsia="Times New Roman" w:hAnsi="Times New Roman" w:cs="Times New Roman"/>
-          <w:sz w:val="24"/>
-          <w:szCs w:val="24"/>
-          <w:lang w:val="ru-RU" w:eastAsia="en-GB"/>
-        </w:rPr>
-        <w:instrText>2</w:instrText>
-      </w:r>
-      <w:r>
-        <w:rPr>
-          <w:rFonts w:ascii="Times New Roman" w:eastAsia="Times New Roman" w:hAnsi="Times New Roman" w:cs="Times New Roman"/>
-          <w:sz w:val="24"/>
-          <w:szCs w:val="24"/>
-          <w:lang w:eastAsia="en-GB"/>
-        </w:rPr>
-        <w:instrText>RA</w:instrText>
-      </w:r>
-      <w:r>
-        <w:rPr>
-          <w:rFonts w:ascii="Times New Roman" w:eastAsia="Times New Roman" w:hAnsi="Times New Roman" w:cs="Times New Roman"/>
-          <w:sz w:val="24"/>
-          <w:szCs w:val="24"/>
-          <w:lang w:val="ru-RU" w:eastAsia="en-GB"/>
-        </w:rPr>
-        <w:instrText>480</w:instrText>
-      </w:r>
-      <w:r>
-        <w:rPr>
-          <w:rFonts w:ascii="Times New Roman" w:eastAsia="Times New Roman" w:hAnsi="Times New Roman" w:cs="Times New Roman"/>
-          <w:sz w:val="24"/>
-          <w:szCs w:val="24"/>
-          <w:lang w:eastAsia="en-GB"/>
-        </w:rPr>
-        <w:instrText>E</w:instrText>
-      </w:r>
-      <w:r>
-        <w:rPr>
-          <w:rFonts w:ascii="Times New Roman" w:eastAsia="Times New Roman" w:hAnsi="Times New Roman" w:cs="Times New Roman"/>
-          <w:sz w:val="24"/>
-          <w:szCs w:val="24"/>
-          <w:lang w:val="ru-RU" w:eastAsia="en-GB"/>
-        </w:rPr>
-        <w:instrText>2</w:instrText>
-      </w:r>
-      <w:r>
-        <w:rPr>
-          <w:rFonts w:ascii="Times New Roman" w:eastAsia="Times New Roman" w:hAnsi="Times New Roman" w:cs="Times New Roman"/>
-          <w:sz w:val="24"/>
-          <w:szCs w:val="24"/>
-          <w:lang w:eastAsia="en-GB"/>
-        </w:rPr>
-        <w:instrText>NzessxI</w:instrText>
-      </w:r>
-      <w:r>
-        <w:rPr>
-          <w:rFonts w:ascii="Times New Roman" w:eastAsia="Times New Roman" w:hAnsi="Times New Roman" w:cs="Times New Roman"/>
-          <w:sz w:val="24"/>
-          <w:szCs w:val="24"/>
-          <w:lang w:val="ru-RU" w:eastAsia="en-GB"/>
-        </w:rPr>
-        <w:instrText>4</w:instrText>
-      </w:r>
-      <w:r>
-        <w:rPr>
-          <w:rFonts w:ascii="Times New Roman" w:eastAsia="Times New Roman" w:hAnsi="Times New Roman" w:cs="Times New Roman"/>
-          <w:sz w:val="24"/>
-          <w:szCs w:val="24"/>
-          <w:lang w:eastAsia="en-GB"/>
-        </w:rPr>
-        <w:instrText>iJONVUaexBbj</w:instrText>
-      </w:r>
-      <w:r>
-        <w:rPr>
-          <w:rFonts w:ascii="Times New Roman" w:eastAsia="Times New Roman" w:hAnsi="Times New Roman" w:cs="Times New Roman"/>
-          <w:sz w:val="24"/>
-          <w:szCs w:val="24"/>
-          <w:lang w:val="ru-RU" w:eastAsia="en-GB"/>
-        </w:rPr>
-        <w:instrText>8</w:instrText>
-      </w:r>
-      <w:r>
-        <w:rPr>
-          <w:rFonts w:ascii="Times New Roman" w:eastAsia="Times New Roman" w:hAnsi="Times New Roman" w:cs="Times New Roman"/>
-          <w:sz w:val="24"/>
-          <w:szCs w:val="24"/>
-          <w:lang w:eastAsia="en-GB"/>
-        </w:rPr>
-        <w:instrText>NuQInTs</w:instrText>
-      </w:r>
-      <w:r>
-        <w:rPr>
-          <w:rFonts w:ascii="Times New Roman" w:eastAsia="Times New Roman" w:hAnsi="Times New Roman" w:cs="Times New Roman"/>
-          <w:sz w:val="24"/>
-          <w:szCs w:val="24"/>
-          <w:lang w:val="ru-RU" w:eastAsia="en-GB"/>
-        </w:rPr>
-        <w:instrText>2</w:instrText>
-      </w:r>
-      <w:r>
-        <w:rPr>
-          <w:rFonts w:ascii="Times New Roman" w:eastAsia="Times New Roman" w:hAnsi="Times New Roman" w:cs="Times New Roman"/>
-          <w:sz w:val="24"/>
-          <w:szCs w:val="24"/>
-          <w:lang w:eastAsia="en-GB"/>
-        </w:rPr>
-        <w:instrText>bjY</w:instrText>
-      </w:r>
-      <w:r>
-        <w:rPr>
-          <w:rFonts w:ascii="Times New Roman" w:eastAsia="Times New Roman" w:hAnsi="Times New Roman" w:cs="Times New Roman"/>
-          <w:sz w:val="24"/>
-          <w:szCs w:val="24"/>
-          <w:lang w:val="ru-RU" w:eastAsia="en-GB"/>
-        </w:rPr>
-        <w:instrText>435</w:instrText>
-      </w:r>
-      <w:r>
-        <w:rPr>
-          <w:rFonts w:ascii="Times New Roman" w:eastAsia="Times New Roman" w:hAnsi="Times New Roman" w:cs="Times New Roman"/>
-          <w:sz w:val="24"/>
-          <w:szCs w:val="24"/>
-          <w:lang w:eastAsia="en-GB"/>
-        </w:rPr>
-        <w:instrText>WVCwWBkFpi</w:instrText>
-      </w:r>
-      <w:r>
-        <w:rPr>
-          <w:rFonts w:ascii="Times New Roman" w:eastAsia="Times New Roman" w:hAnsi="Times New Roman" w:cs="Times New Roman"/>
-          <w:sz w:val="24"/>
-          <w:szCs w:val="24"/>
-          <w:lang w:val="ru-RU" w:eastAsia="en-GB"/>
-        </w:rPr>
-        <w:instrText>9</w:instrText>
-      </w:r>
-      <w:r>
-        <w:rPr>
-          <w:rFonts w:ascii="Times New Roman" w:eastAsia="Times New Roman" w:hAnsi="Times New Roman" w:cs="Times New Roman"/>
-          <w:sz w:val="24"/>
-          <w:szCs w:val="24"/>
-          <w:lang w:eastAsia="en-GB"/>
-        </w:rPr>
-        <w:instrText>Aug</w:instrText>
-      </w:r>
-      <w:r>
-        <w:rPr>
-          <w:rFonts w:ascii="Times New Roman" w:eastAsia="Times New Roman" w:hAnsi="Times New Roman" w:cs="Times New Roman"/>
-          <w:sz w:val="24"/>
-          <w:szCs w:val="24"/>
-          <w:lang w:val="ru-RU" w:eastAsia="en-GB"/>
-        </w:rPr>
-        <w:instrText>" \</w:instrText>
-      </w:r>
-      <w:r>
-        <w:rPr>
-          <w:rFonts w:ascii="Times New Roman" w:eastAsia="Times New Roman" w:hAnsi="Times New Roman" w:cs="Times New Roman"/>
-          <w:sz w:val="24"/>
-          <w:szCs w:val="24"/>
-          <w:lang w:eastAsia="en-GB"/>
-        </w:rPr>
-        <w:instrText>t</w:instrText>
-      </w:r>
-      <w:r>
-        <w:rPr>
-          <w:rFonts w:ascii="Times New Roman" w:eastAsia="Times New Roman" w:hAnsi="Times New Roman" w:cs="Times New Roman"/>
-          <w:sz w:val="24"/>
-          <w:szCs w:val="24"/>
-          <w:lang w:val="ru-RU" w:eastAsia="en-GB"/>
-        </w:rPr>
-        <w:instrText xml:space="preserve"> "_</w:instrText>
-      </w:r>
-      <w:r>
-        <w:rPr>
-          <w:rFonts w:ascii="Times New Roman" w:eastAsia="Times New Roman" w:hAnsi="Times New Roman" w:cs="Times New Roman"/>
-          <w:sz w:val="24"/>
-          <w:szCs w:val="24"/>
-          <w:lang w:eastAsia="en-GB"/>
-        </w:rPr>
-        <w:instrText>blank</w:instrText>
-      </w:r>
-      <w:r>
-        <w:rPr>
-          <w:rFonts w:ascii="Times New Roman" w:eastAsia="Times New Roman" w:hAnsi="Times New Roman" w:cs="Times New Roman"/>
-          <w:sz w:val="24"/>
-          <w:szCs w:val="24"/>
-          <w:lang w:val="ru-RU" w:eastAsia="en-GB"/>
-        </w:rPr>
-        <w:instrText xml:space="preserve">" </w:instrText>
-      </w:r>
-      <w:r>
-        <w:rPr>
-          <w:rFonts w:ascii="Times New Roman" w:eastAsia="Times New Roman" w:hAnsi="Times New Roman" w:cs="Times New Roman"/>
-          <w:sz w:val="24"/>
-          <w:szCs w:val="24"/>
-          <w:lang w:eastAsia="en-GB"/>
-        </w:rPr>
-        <w:fldChar w:fldCharType="separate"/>
-      </w:r>
-    </w:p>
-    <w:p>
-      <w:pPr>
-        <w:rPr>
-          <w:rFonts w:ascii="Times New Roman" w:eastAsia="Times New Roman" w:hAnsi="Times New Roman" w:cs="Times New Roman"/>
-          <w:sz w:val="24"/>
-          <w:szCs w:val="24"/>
-          <w:lang w:val="ru-RU" w:eastAsia="en-GB"/>
-        </w:rPr>
-      </w:pPr>
-      <w:r>
-        <w:rPr>
-          <w:rFonts w:ascii="Times New Roman" w:eastAsia="Times New Roman" w:hAnsi="Times New Roman" w:cs="Times New Roman"/>
-          <w:sz w:val="24"/>
-          <w:szCs w:val="24"/>
-          <w:lang w:eastAsia="en-GB"/>
-        </w:rPr>
-        <w:fldChar w:fldCharType="end"/>
-      </w:r>
+      <w:proofErr w:type="spellEnd"/>
+      <w:r>
+        <w:rPr>
+          <w:rFonts w:ascii="Times New Roman" w:eastAsia="Times New Roman" w:hAnsi="Times New Roman" w:cs="Times New Roman"/>
+          <w:sz w:val="24"/>
+          <w:szCs w:val="24"/>
+          <w:lang w:val="ru-RU" w:eastAsia="en-GB"/>
+        </w:rPr>
+        <w:t xml:space="preserve"> DB: </w:t>
+      </w:r>
+    </w:p>
+    <w:p>
+      <w:pPr>
+        <w:numPr>
+          <w:ilvl w:val="1"/>
+          <w:numId w:val="18"/>
+        </w:numPr>
+        <w:rPr>
+          <w:rFonts w:ascii="Times New Roman" w:eastAsia="Times New Roman" w:hAnsi="Times New Roman" w:cs="Times New Roman"/>
+          <w:sz w:val="24"/>
+          <w:szCs w:val="24"/>
+          <w:lang w:val="ru-RU" w:eastAsia="en-GB"/>
+        </w:rPr>
+      </w:pPr>
+      <w:r>
+        <w:rPr>
+          <w:rFonts w:ascii="Times New Roman" w:eastAsia="Times New Roman" w:hAnsi="Times New Roman" w:cs="Times New Roman"/>
+          <w:sz w:val="24"/>
+          <w:szCs w:val="24"/>
+          <w:lang w:val="ru-RU" w:eastAsia="en-GB"/>
+        </w:rPr>
+        <w:t>Транзакция.ID</w:t>
+      </w:r>
+    </w:p>
+    <w:p>
+      <w:pPr>
+        <w:numPr>
+          <w:ilvl w:val="1"/>
+          <w:numId w:val="18"/>
+        </w:numPr>
+        <w:rPr>
+          <w:rFonts w:ascii="Times New Roman" w:eastAsia="Times New Roman" w:hAnsi="Times New Roman" w:cs="Times New Roman"/>
+          <w:sz w:val="24"/>
+          <w:szCs w:val="24"/>
+          <w:lang w:val="ru-RU" w:eastAsia="en-GB"/>
+        </w:rPr>
+      </w:pPr>
+      <w:proofErr w:type="spellStart"/>
+      <w:r>
+        <w:rPr>
+          <w:rFonts w:ascii="Times New Roman" w:eastAsia="Times New Roman" w:hAnsi="Times New Roman" w:cs="Times New Roman"/>
+          <w:sz w:val="24"/>
+          <w:szCs w:val="24"/>
+          <w:lang w:val="ru-RU" w:eastAsia="en-GB"/>
+        </w:rPr>
+        <w:t>Транзакция.Статус</w:t>
+      </w:r>
+      <w:proofErr w:type="spellEnd"/>
     </w:p>
     <w:p>
       <w:pPr>
@@ -6203,6 +11152,155 @@
 <file path=word/numbering.xml><?xml version="1.0" encoding="utf-8"?>
 <w:numbering xmlns:wpc="http://schemas.microsoft.com/office/word/2010/wordprocessingCanvas" xmlns:cx="http://schemas.microsoft.com/office/drawing/2014/chartex" xmlns:cx1="http://schemas.microsoft.com/office/drawing/2015/9/8/chartex" xmlns:cx2="http://schemas.microsoft.com/office/drawing/2015/10/21/chartex" xmlns:cx3="http://schemas.microsoft.com/office/drawing/2016/5/9/chartex" xmlns:cx4="http://schemas.microsoft.com/office/drawing/2016/5/10/chartex" xmlns:cx5="http://schemas.microsoft.com/office/drawing/2016/5/11/chartex" xmlns:cx6="http://schemas.microsoft.com/office/drawing/2016/5/12/chartex" xmlns:cx7="http://schemas.microsoft.com/office/drawing/2016/5/13/chartex" xmlns:cx8="http://schemas.microsoft.com/office/drawing/2016/5/14/chartex" xmlns:mc="http://schemas.openxmlformats.org/markup-compatibility/2006" xmlns:aink="http://schemas.microsoft.com/office/drawing/2016/ink" xmlns:am3d="http://schemas.microsoft.com/office/drawing/2017/model3d" xmlns:o="urn:schemas-microsoft-com:office:office" xmlns:r="http://schemas.openxmlformats.org/officeDocument/2006/relationships" xmlns:m="http://schemas.openxmlformats.org/officeDocument/2006/math" xmlns:v="urn:schemas-microsoft-com:vml" xmlns:wp14="http://schemas.microsoft.com/office/word/2010/wordprocessingDrawing" xmlns:wp="http://schemas.openxmlformats.org/drawingml/2006/wordprocessingDrawing" xmlns:w10="urn:schemas-microsoft-com:office:word" xmlns:w="http://schemas.openxmlformats.org/wordprocessingml/2006/main" xmlns:w14="http://schemas.microsoft.com/office/word/2010/wordml" xmlns:w15="http://schemas.microsoft.com/office/word/2012/wordml" xmlns:w16cid="http://schemas.microsoft.com/office/word/2016/wordml/cid" xmlns:w16se="http://schemas.microsoft.com/office/word/2015/wordml/symex" xmlns:wpg="http://schemas.microsoft.com/office/word/2010/wordprocessingGroup" xmlns:wpi="http://schemas.microsoft.com/office/word/2010/wordprocessingInk" xmlns:wne="http://schemas.microsoft.com/office/word/2006/wordml" xmlns:wps="http://schemas.microsoft.com/office/word/2010/wordprocessingShape" mc:Ignorable="w14 w15 w16se w16cid wp14">
   <w:abstractNum w:abstractNumId="0" w15:restartNumberingAfterBreak="0">
+    <w:nsid w:val="01DC7CC0"/>
+    <w:multiLevelType w:val="multilevel"/>
+    <w:tmpl w:val="33942CB2"/>
+    <w:lvl w:ilvl="0">
+      <w:start w:val="1"/>
+      <w:numFmt w:val="bullet"/>
+      <w:lvlText w:val=""/>
+      <w:lvlJc w:val="left"/>
+      <w:pPr>
+        <w:tabs>
+          <w:tab w:val="num" w:pos="720"/>
+        </w:tabs>
+        <w:ind w:left="720" w:hanging="360"/>
+      </w:pPr>
+      <w:rPr>
+        <w:rFonts w:ascii="Symbol" w:hAnsi="Symbol" w:hint="default"/>
+        <w:sz w:val="20"/>
+      </w:rPr>
+    </w:lvl>
+    <w:lvl w:ilvl="1">
+      <w:start w:val="1"/>
+      <w:numFmt w:val="bullet"/>
+      <w:lvlText w:val="o"/>
+      <w:lvlJc w:val="left"/>
+      <w:pPr>
+        <w:tabs>
+          <w:tab w:val="num" w:pos="1440"/>
+        </w:tabs>
+        <w:ind w:left="1440" w:hanging="360"/>
+      </w:pPr>
+      <w:rPr>
+        <w:rFonts w:ascii="Courier New" w:hAnsi="Courier New" w:hint="default"/>
+        <w:sz w:val="20"/>
+      </w:rPr>
+    </w:lvl>
+    <w:lvl w:ilvl="2" w:tentative="1">
+      <w:start w:val="1"/>
+      <w:numFmt w:val="bullet"/>
+      <w:lvlText w:val=""/>
+      <w:lvlJc w:val="left"/>
+      <w:pPr>
+        <w:tabs>
+          <w:tab w:val="num" w:pos="2160"/>
+        </w:tabs>
+        <w:ind w:left="2160" w:hanging="360"/>
+      </w:pPr>
+      <w:rPr>
+        <w:rFonts w:ascii="Wingdings" w:hAnsi="Wingdings" w:hint="default"/>
+        <w:sz w:val="20"/>
+      </w:rPr>
+    </w:lvl>
+    <w:lvl w:ilvl="3" w:tentative="1">
+      <w:start w:val="1"/>
+      <w:numFmt w:val="bullet"/>
+      <w:lvlText w:val=""/>
+      <w:lvlJc w:val="left"/>
+      <w:pPr>
+        <w:tabs>
+          <w:tab w:val="num" w:pos="2880"/>
+        </w:tabs>
+        <w:ind w:left="2880" w:hanging="360"/>
+      </w:pPr>
+      <w:rPr>
+        <w:rFonts w:ascii="Wingdings" w:hAnsi="Wingdings" w:hint="default"/>
+        <w:sz w:val="20"/>
+      </w:rPr>
+    </w:lvl>
+    <w:lvl w:ilvl="4" w:tentative="1">
+      <w:start w:val="1"/>
+      <w:numFmt w:val="bullet"/>
+      <w:lvlText w:val=""/>
+      <w:lvlJc w:val="left"/>
+      <w:pPr>
+        <w:tabs>
+          <w:tab w:val="num" w:pos="3600"/>
+        </w:tabs>
+        <w:ind w:left="3600" w:hanging="360"/>
+      </w:pPr>
+      <w:rPr>
+        <w:rFonts w:ascii="Wingdings" w:hAnsi="Wingdings" w:hint="default"/>
+        <w:sz w:val="20"/>
+      </w:rPr>
+    </w:lvl>
+    <w:lvl w:ilvl="5" w:tentative="1">
+      <w:start w:val="1"/>
+      <w:numFmt w:val="bullet"/>
+      <w:lvlText w:val=""/>
+      <w:lvlJc w:val="left"/>
+      <w:pPr>
+        <w:tabs>
+          <w:tab w:val="num" w:pos="4320"/>
+        </w:tabs>
+        <w:ind w:left="4320" w:hanging="360"/>
+      </w:pPr>
+      <w:rPr>
+        <w:rFonts w:ascii="Wingdings" w:hAnsi="Wingdings" w:hint="default"/>
+        <w:sz w:val="20"/>
+      </w:rPr>
+    </w:lvl>
+    <w:lvl w:ilvl="6" w:tentative="1">
+      <w:start w:val="1"/>
+      <w:numFmt w:val="bullet"/>
+      <w:lvlText w:val=""/>
+      <w:lvlJc w:val="left"/>
+      <w:pPr>
+        <w:tabs>
+          <w:tab w:val="num" w:pos="5040"/>
+        </w:tabs>
+        <w:ind w:left="5040" w:hanging="360"/>
+      </w:pPr>
+      <w:rPr>
+        <w:rFonts w:ascii="Wingdings" w:hAnsi="Wingdings" w:hint="default"/>
+        <w:sz w:val="20"/>
+      </w:rPr>
+    </w:lvl>
+    <w:lvl w:ilvl="7" w:tentative="1">
+      <w:start w:val="1"/>
+      <w:numFmt w:val="bullet"/>
+      <w:lvlText w:val=""/>
+      <w:lvlJc w:val="left"/>
+      <w:pPr>
+        <w:tabs>
+          <w:tab w:val="num" w:pos="5760"/>
+        </w:tabs>
+        <w:ind w:left="5760" w:hanging="360"/>
+      </w:pPr>
+      <w:rPr>
+        <w:rFonts w:ascii="Wingdings" w:hAnsi="Wingdings" w:hint="default"/>
+        <w:sz w:val="20"/>
+      </w:rPr>
+    </w:lvl>
+    <w:lvl w:ilvl="8" w:tentative="1">
+      <w:start w:val="1"/>
+      <w:numFmt w:val="bullet"/>
+      <w:lvlText w:val=""/>
+      <w:lvlJc w:val="left"/>
+      <w:pPr>
+        <w:tabs>
+          <w:tab w:val="num" w:pos="6480"/>
+        </w:tabs>
+        <w:ind w:left="6480" w:hanging="360"/>
+      </w:pPr>
+      <w:rPr>
+        <w:rFonts w:ascii="Wingdings" w:hAnsi="Wingdings" w:hint="default"/>
+        <w:sz w:val="20"/>
+      </w:rPr>
+    </w:lvl>
+  </w:abstractNum>
+  <w:abstractNum w:abstractNumId="1" w15:restartNumberingAfterBreak="0">
     <w:nsid w:val="0F0724D6"/>
     <w:multiLevelType w:val="multilevel"/>
     <w:tmpl w:val="4A54D108"/>
@@ -6319,7 +11417,7 @@
       </w:pPr>
     </w:lvl>
   </w:abstractNum>
-  <w:abstractNum w:abstractNumId="1" w15:restartNumberingAfterBreak="0">
+  <w:abstractNum w:abstractNumId="2" w15:restartNumberingAfterBreak="0">
     <w:nsid w:val="1A00200B"/>
     <w:multiLevelType w:val="multilevel"/>
     <w:tmpl w:val="1582A492"/>
@@ -6468,7 +11566,120 @@
       </w:rPr>
     </w:lvl>
   </w:abstractNum>
-  <w:abstractNum w:abstractNumId="2" w15:restartNumberingAfterBreak="0">
+  <w:abstractNum w:abstractNumId="3" w15:restartNumberingAfterBreak="0">
+    <w:nsid w:val="1D2D0AA4"/>
+    <w:multiLevelType w:val="hybridMultilevel"/>
+    <w:tmpl w:val="EA30B7AA"/>
+    <w:lvl w:ilvl="0" w:tplc="08090001">
+      <w:start w:val="1"/>
+      <w:numFmt w:val="bullet"/>
+      <w:lvlText w:val=""/>
+      <w:lvlJc w:val="left"/>
+      <w:pPr>
+        <w:ind w:left="720" w:hanging="360"/>
+      </w:pPr>
+      <w:rPr>
+        <w:rFonts w:ascii="Symbol" w:hAnsi="Symbol" w:hint="default"/>
+      </w:rPr>
+    </w:lvl>
+    <w:lvl w:ilvl="1" w:tplc="08090003" w:tentative="1">
+      <w:start w:val="1"/>
+      <w:numFmt w:val="bullet"/>
+      <w:lvlText w:val="o"/>
+      <w:lvlJc w:val="left"/>
+      <w:pPr>
+        <w:ind w:left="1440" w:hanging="360"/>
+      </w:pPr>
+      <w:rPr>
+        <w:rFonts w:ascii="Courier New" w:hAnsi="Courier New" w:cs="Courier New" w:hint="default"/>
+      </w:rPr>
+    </w:lvl>
+    <w:lvl w:ilvl="2" w:tplc="08090005" w:tentative="1">
+      <w:start w:val="1"/>
+      <w:numFmt w:val="bullet"/>
+      <w:lvlText w:val=""/>
+      <w:lvlJc w:val="left"/>
+      <w:pPr>
+        <w:ind w:left="2160" w:hanging="360"/>
+      </w:pPr>
+      <w:rPr>
+        <w:rFonts w:ascii="Wingdings" w:hAnsi="Wingdings" w:hint="default"/>
+      </w:rPr>
+    </w:lvl>
+    <w:lvl w:ilvl="3" w:tplc="08090001" w:tentative="1">
+      <w:start w:val="1"/>
+      <w:numFmt w:val="bullet"/>
+      <w:lvlText w:val=""/>
+      <w:lvlJc w:val="left"/>
+      <w:pPr>
+        <w:ind w:left="2880" w:hanging="360"/>
+      </w:pPr>
+      <w:rPr>
+        <w:rFonts w:ascii="Symbol" w:hAnsi="Symbol" w:hint="default"/>
+      </w:rPr>
+    </w:lvl>
+    <w:lvl w:ilvl="4" w:tplc="08090003" w:tentative="1">
+      <w:start w:val="1"/>
+      <w:numFmt w:val="bullet"/>
+      <w:lvlText w:val="o"/>
+      <w:lvlJc w:val="left"/>
+      <w:pPr>
+        <w:ind w:left="3600" w:hanging="360"/>
+      </w:pPr>
+      <w:rPr>
+        <w:rFonts w:ascii="Courier New" w:hAnsi="Courier New" w:cs="Courier New" w:hint="default"/>
+      </w:rPr>
+    </w:lvl>
+    <w:lvl w:ilvl="5" w:tplc="08090005" w:tentative="1">
+      <w:start w:val="1"/>
+      <w:numFmt w:val="bullet"/>
+      <w:lvlText w:val=""/>
+      <w:lvlJc w:val="left"/>
+      <w:pPr>
+        <w:ind w:left="4320" w:hanging="360"/>
+      </w:pPr>
+      <w:rPr>
+        <w:rFonts w:ascii="Wingdings" w:hAnsi="Wingdings" w:hint="default"/>
+      </w:rPr>
+    </w:lvl>
+    <w:lvl w:ilvl="6" w:tplc="08090001" w:tentative="1">
+      <w:start w:val="1"/>
+      <w:numFmt w:val="bullet"/>
+      <w:lvlText w:val=""/>
+      <w:lvlJc w:val="left"/>
+      <w:pPr>
+        <w:ind w:left="5040" w:hanging="360"/>
+      </w:pPr>
+      <w:rPr>
+        <w:rFonts w:ascii="Symbol" w:hAnsi="Symbol" w:hint="default"/>
+      </w:rPr>
+    </w:lvl>
+    <w:lvl w:ilvl="7" w:tplc="08090003" w:tentative="1">
+      <w:start w:val="1"/>
+      <w:numFmt w:val="bullet"/>
+      <w:lvlText w:val="o"/>
+      <w:lvlJc w:val="left"/>
+      <w:pPr>
+        <w:ind w:left="5760" w:hanging="360"/>
+      </w:pPr>
+      <w:rPr>
+        <w:rFonts w:ascii="Courier New" w:hAnsi="Courier New" w:cs="Courier New" w:hint="default"/>
+      </w:rPr>
+    </w:lvl>
+    <w:lvl w:ilvl="8" w:tplc="08090005" w:tentative="1">
+      <w:start w:val="1"/>
+      <w:numFmt w:val="bullet"/>
+      <w:lvlText w:val=""/>
+      <w:lvlJc w:val="left"/>
+      <w:pPr>
+        <w:ind w:left="6480" w:hanging="360"/>
+      </w:pPr>
+      <w:rPr>
+        <w:rFonts w:ascii="Wingdings" w:hAnsi="Wingdings" w:hint="default"/>
+      </w:rPr>
+    </w:lvl>
+  </w:abstractNum>
+  <w:abstractNum w:abstractNumId="4" w15:restartNumberingAfterBreak="0">
     <w:nsid w:val="1F582C6C"/>
     <w:multiLevelType w:val="multilevel"/>
     <w:tmpl w:val="DC44A152"/>
@@ -6617,7 +11828,156 @@
       </w:rPr>
     </w:lvl>
   </w:abstractNum>
-  <w:abstractNum w:abstractNumId="3" w15:restartNumberingAfterBreak="0">
+  <w:abstractNum w:abstractNumId="5" w15:restartNumberingAfterBreak="0">
+    <w:nsid w:val="20A51DFB"/>
+    <w:multiLevelType w:val="multilevel"/>
+    <w:tmpl w:val="C38670D6"/>
+    <w:lvl w:ilvl="0">
+      <w:start w:val="1"/>
+      <w:numFmt w:val="bullet"/>
+      <w:lvlText w:val=""/>
+      <w:lvlJc w:val="left"/>
+      <w:pPr>
+        <w:tabs>
+          <w:tab w:val="num" w:pos="720"/>
+        </w:tabs>
+        <w:ind w:left="720" w:hanging="360"/>
+      </w:pPr>
+      <w:rPr>
+        <w:rFonts w:ascii="Symbol" w:hAnsi="Symbol" w:hint="default"/>
+        <w:sz w:val="20"/>
+      </w:rPr>
+    </w:lvl>
+    <w:lvl w:ilvl="1" w:tentative="1">
+      <w:start w:val="1"/>
+      <w:numFmt w:val="bullet"/>
+      <w:lvlText w:val="o"/>
+      <w:lvlJc w:val="left"/>
+      <w:pPr>
+        <w:tabs>
+          <w:tab w:val="num" w:pos="1440"/>
+        </w:tabs>
+        <w:ind w:left="1440" w:hanging="360"/>
+      </w:pPr>
+      <w:rPr>
+        <w:rFonts w:ascii="Courier New" w:hAnsi="Courier New" w:hint="default"/>
+        <w:sz w:val="20"/>
+      </w:rPr>
+    </w:lvl>
+    <w:lvl w:ilvl="2" w:tentative="1">
+      <w:start w:val="1"/>
+      <w:numFmt w:val="bullet"/>
+      <w:lvlText w:val=""/>
+      <w:lvlJc w:val="left"/>
+      <w:pPr>
+        <w:tabs>
+          <w:tab w:val="num" w:pos="2160"/>
+        </w:tabs>
+        <w:ind w:left="2160" w:hanging="360"/>
+      </w:pPr>
+      <w:rPr>
+        <w:rFonts w:ascii="Wingdings" w:hAnsi="Wingdings" w:hint="default"/>
+        <w:sz w:val="20"/>
+      </w:rPr>
+    </w:lvl>
+    <w:lvl w:ilvl="3" w:tentative="1">
+      <w:start w:val="1"/>
+      <w:numFmt w:val="bullet"/>
+      <w:lvlText w:val=""/>
+      <w:lvlJc w:val="left"/>
+      <w:pPr>
+        <w:tabs>
+          <w:tab w:val="num" w:pos="2880"/>
+        </w:tabs>
+        <w:ind w:left="2880" w:hanging="360"/>
+      </w:pPr>
+      <w:rPr>
+        <w:rFonts w:ascii="Wingdings" w:hAnsi="Wingdings" w:hint="default"/>
+        <w:sz w:val="20"/>
+      </w:rPr>
+    </w:lvl>
+    <w:lvl w:ilvl="4" w:tentative="1">
+      <w:start w:val="1"/>
+      <w:numFmt w:val="bullet"/>
+      <w:lvlText w:val=""/>
+      <w:lvlJc w:val="left"/>
+      <w:pPr>
+        <w:tabs>
+          <w:tab w:val="num" w:pos="3600"/>
+        </w:tabs>
+        <w:ind w:left="3600" w:hanging="360"/>
+      </w:pPr>
+      <w:rPr>
+        <w:rFonts w:ascii="Wingdings" w:hAnsi="Wingdings" w:hint="default"/>
+        <w:sz w:val="20"/>
+      </w:rPr>
+    </w:lvl>
+    <w:lvl w:ilvl="5" w:tentative="1">
+      <w:start w:val="1"/>
+      <w:numFmt w:val="bullet"/>
+      <w:lvlText w:val=""/>
+      <w:lvlJc w:val="left"/>
+      <w:pPr>
+        <w:tabs>
+          <w:tab w:val="num" w:pos="4320"/>
+        </w:tabs>
+        <w:ind w:left="4320" w:hanging="360"/>
+      </w:pPr>
+      <w:rPr>
+        <w:rFonts w:ascii="Wingdings" w:hAnsi="Wingdings" w:hint="default"/>
+        <w:sz w:val="20"/>
+      </w:rPr>
+    </w:lvl>
+    <w:lvl w:ilvl="6" w:tentative="1">
+      <w:start w:val="1"/>
+      <w:numFmt w:val="bullet"/>
+      <w:lvlText w:val=""/>
+      <w:lvlJc w:val="left"/>
+      <w:pPr>
+        <w:tabs>
+          <w:tab w:val="num" w:pos="5040"/>
+        </w:tabs>
+        <w:ind w:left="5040" w:hanging="360"/>
+      </w:pPr>
+      <w:rPr>
+        <w:rFonts w:ascii="Wingdings" w:hAnsi="Wingdings" w:hint="default"/>
+        <w:sz w:val="20"/>
+      </w:rPr>
+    </w:lvl>
+    <w:lvl w:ilvl="7" w:tentative="1">
+      <w:start w:val="1"/>
+      <w:numFmt w:val="bullet"/>
+      <w:lvlText w:val=""/>
+      <w:lvlJc w:val="left"/>
+      <w:pPr>
+        <w:tabs>
+          <w:tab w:val="num" w:pos="5760"/>
+        </w:tabs>
+        <w:ind w:left="5760" w:hanging="360"/>
+      </w:pPr>
+      <w:rPr>
+        <w:rFonts w:ascii="Wingdings" w:hAnsi="Wingdings" w:hint="default"/>
+        <w:sz w:val="20"/>
+      </w:rPr>
+    </w:lvl>
+    <w:lvl w:ilvl="8" w:tentative="1">
+      <w:start w:val="1"/>
+      <w:numFmt w:val="bullet"/>
+      <w:lvlText w:val=""/>
+      <w:lvlJc w:val="left"/>
+      <w:pPr>
+        <w:tabs>
+          <w:tab w:val="num" w:pos="6480"/>
+        </w:tabs>
+        <w:ind w:left="6480" w:hanging="360"/>
+      </w:pPr>
+      <w:rPr>
+        <w:rFonts w:ascii="Wingdings" w:hAnsi="Wingdings" w:hint="default"/>
+        <w:sz w:val="20"/>
+      </w:rPr>
+    </w:lvl>
+  </w:abstractNum>
+  <w:abstractNum w:abstractNumId="6" w15:restartNumberingAfterBreak="0">
     <w:nsid w:val="23F064EC"/>
     <w:multiLevelType w:val="multilevel"/>
     <w:tmpl w:val="1AF0E812"/>
@@ -6766,7 +12126,7 @@
       </w:rPr>
     </w:lvl>
   </w:abstractNum>
-  <w:abstractNum w:abstractNumId="4" w15:restartNumberingAfterBreak="0">
+  <w:abstractNum w:abstractNumId="7" w15:restartNumberingAfterBreak="0">
     <w:nsid w:val="2DAE1BB0"/>
     <w:multiLevelType w:val="multilevel"/>
     <w:tmpl w:val="48B499A8"/>
@@ -6897,7 +12257,7 @@
       </w:pPr>
     </w:lvl>
   </w:abstractNum>
-  <w:abstractNum w:abstractNumId="5" w15:restartNumberingAfterBreak="0">
+  <w:abstractNum w:abstractNumId="8" w15:restartNumberingAfterBreak="0">
     <w:nsid w:val="364D6504"/>
     <w:multiLevelType w:val="multilevel"/>
     <w:tmpl w:val="196A3644"/>
@@ -7046,7 +12406,269 @@
       </w:rPr>
     </w:lvl>
   </w:abstractNum>
-  <w:abstractNum w:abstractNumId="6" w15:restartNumberingAfterBreak="0">
+  <w:abstractNum w:abstractNumId="9" w15:restartNumberingAfterBreak="0">
+    <w:nsid w:val="382A5EBA"/>
+    <w:multiLevelType w:val="multilevel"/>
+    <w:tmpl w:val="AD7042B6"/>
+    <w:lvl w:ilvl="0">
+      <w:start w:val="1"/>
+      <w:numFmt w:val="bullet"/>
+      <w:lvlText w:val=""/>
+      <w:lvlJc w:val="left"/>
+      <w:pPr>
+        <w:tabs>
+          <w:tab w:val="num" w:pos="720"/>
+        </w:tabs>
+        <w:ind w:left="720" w:hanging="360"/>
+      </w:pPr>
+      <w:rPr>
+        <w:rFonts w:ascii="Symbol" w:hAnsi="Symbol" w:hint="default"/>
+        <w:sz w:val="20"/>
+      </w:rPr>
+    </w:lvl>
+    <w:lvl w:ilvl="1">
+      <w:start w:val="1"/>
+      <w:numFmt w:val="bullet"/>
+      <w:lvlText w:val="o"/>
+      <w:lvlJc w:val="left"/>
+      <w:pPr>
+        <w:tabs>
+          <w:tab w:val="num" w:pos="1440"/>
+        </w:tabs>
+        <w:ind w:left="1440" w:hanging="360"/>
+      </w:pPr>
+      <w:rPr>
+        <w:rFonts w:ascii="Courier New" w:hAnsi="Courier New" w:hint="default"/>
+        <w:sz w:val="20"/>
+      </w:rPr>
+    </w:lvl>
+    <w:lvl w:ilvl="2" w:tentative="1">
+      <w:start w:val="1"/>
+      <w:numFmt w:val="bullet"/>
+      <w:lvlText w:val=""/>
+      <w:lvlJc w:val="left"/>
+      <w:pPr>
+        <w:tabs>
+          <w:tab w:val="num" w:pos="2160"/>
+        </w:tabs>
+        <w:ind w:left="2160" w:hanging="360"/>
+      </w:pPr>
+      <w:rPr>
+        <w:rFonts w:ascii="Wingdings" w:hAnsi="Wingdings" w:hint="default"/>
+        <w:sz w:val="20"/>
+      </w:rPr>
+    </w:lvl>
+    <w:lvl w:ilvl="3" w:tentative="1">
+      <w:start w:val="1"/>
+      <w:numFmt w:val="bullet"/>
+      <w:lvlText w:val=""/>
+      <w:lvlJc w:val="left"/>
+      <w:pPr>
+        <w:tabs>
+          <w:tab w:val="num" w:pos="2880"/>
+        </w:tabs>
+        <w:ind w:left="2880" w:hanging="360"/>
+      </w:pPr>
+      <w:rPr>
+        <w:rFonts w:ascii="Wingdings" w:hAnsi="Wingdings" w:hint="default"/>
+        <w:sz w:val="20"/>
+      </w:rPr>
+    </w:lvl>
+    <w:lvl w:ilvl="4" w:tentative="1">
+      <w:start w:val="1"/>
+      <w:numFmt w:val="bullet"/>
+      <w:lvlText w:val=""/>
+      <w:lvlJc w:val="left"/>
+      <w:pPr>
+        <w:tabs>
+          <w:tab w:val="num" w:pos="3600"/>
+        </w:tabs>
+        <w:ind w:left="3600" w:hanging="360"/>
+      </w:pPr>
+      <w:rPr>
+        <w:rFonts w:ascii="Wingdings" w:hAnsi="Wingdings" w:hint="default"/>
+        <w:sz w:val="20"/>
+      </w:rPr>
+    </w:lvl>
+    <w:lvl w:ilvl="5" w:tentative="1">
+      <w:start w:val="1"/>
+      <w:numFmt w:val="bullet"/>
+      <w:lvlText w:val=""/>
+      <w:lvlJc w:val="left"/>
+      <w:pPr>
+        <w:tabs>
+          <w:tab w:val="num" w:pos="4320"/>
+        </w:tabs>
+        <w:ind w:left="4320" w:hanging="360"/>
+      </w:pPr>
+      <w:rPr>
+        <w:rFonts w:ascii="Wingdings" w:hAnsi="Wingdings" w:hint="default"/>
+        <w:sz w:val="20"/>
+      </w:rPr>
+    </w:lvl>
+    <w:lvl w:ilvl="6" w:tentative="1">
+      <w:start w:val="1"/>
+      <w:numFmt w:val="bullet"/>
+      <w:lvlText w:val=""/>
+      <w:lvlJc w:val="left"/>
+      <w:pPr>
+        <w:tabs>
+          <w:tab w:val="num" w:pos="5040"/>
+        </w:tabs>
+        <w:ind w:left="5040" w:hanging="360"/>
+      </w:pPr>
+      <w:rPr>
+        <w:rFonts w:ascii="Wingdings" w:hAnsi="Wingdings" w:hint="default"/>
+        <w:sz w:val="20"/>
+      </w:rPr>
+    </w:lvl>
+    <w:lvl w:ilvl="7" w:tentative="1">
+      <w:start w:val="1"/>
+      <w:numFmt w:val="bullet"/>
+      <w:lvlText w:val=""/>
+      <w:lvlJc w:val="left"/>
+      <w:pPr>
+        <w:tabs>
+          <w:tab w:val="num" w:pos="5760"/>
+        </w:tabs>
+        <w:ind w:left="5760" w:hanging="360"/>
+      </w:pPr>
+      <w:rPr>
+        <w:rFonts w:ascii="Wingdings" w:hAnsi="Wingdings" w:hint="default"/>
+        <w:sz w:val="20"/>
+      </w:rPr>
+    </w:lvl>
+    <w:lvl w:ilvl="8" w:tentative="1">
+      <w:start w:val="1"/>
+      <w:numFmt w:val="bullet"/>
+      <w:lvlText w:val=""/>
+      <w:lvlJc w:val="left"/>
+      <w:pPr>
+        <w:tabs>
+          <w:tab w:val="num" w:pos="6480"/>
+        </w:tabs>
+        <w:ind w:left="6480" w:hanging="360"/>
+      </w:pPr>
+      <w:rPr>
+        <w:rFonts w:ascii="Wingdings" w:hAnsi="Wingdings" w:hint="default"/>
+        <w:sz w:val="20"/>
+      </w:rPr>
+    </w:lvl>
+  </w:abstractNum>
+  <w:abstractNum w:abstractNumId="10" w15:restartNumberingAfterBreak="0">
+    <w:nsid w:val="458A7ACA"/>
+    <w:multiLevelType w:val="hybridMultilevel"/>
+    <w:tmpl w:val="D97E2E92"/>
+    <w:lvl w:ilvl="0" w:tplc="08090001">
+      <w:start w:val="1"/>
+      <w:numFmt w:val="bullet"/>
+      <w:lvlText w:val=""/>
+      <w:lvlJc w:val="left"/>
+      <w:pPr>
+        <w:ind w:left="360" w:hanging="360"/>
+      </w:pPr>
+      <w:rPr>
+        <w:rFonts w:ascii="Symbol" w:hAnsi="Symbol" w:hint="default"/>
+      </w:rPr>
+    </w:lvl>
+    <w:lvl w:ilvl="1" w:tplc="08090003" w:tentative="1">
+      <w:start w:val="1"/>
+      <w:numFmt w:val="bullet"/>
+      <w:lvlText w:val="o"/>
+      <w:lvlJc w:val="left"/>
+      <w:pPr>
+        <w:ind w:left="1080" w:hanging="360"/>
+      </w:pPr>
+      <w:rPr>
+        <w:rFonts w:ascii="Courier New" w:hAnsi="Courier New" w:cs="Courier New" w:hint="default"/>
+      </w:rPr>
+    </w:lvl>
+    <w:lvl w:ilvl="2" w:tplc="08090005" w:tentative="1">
+      <w:start w:val="1"/>
+      <w:numFmt w:val="bullet"/>
+      <w:lvlText w:val=""/>
+      <w:lvlJc w:val="left"/>
+      <w:pPr>
+        <w:ind w:left="1800" w:hanging="360"/>
+      </w:pPr>
+      <w:rPr>
+        <w:rFonts w:ascii="Wingdings" w:hAnsi="Wingdings" w:hint="default"/>
+      </w:rPr>
+    </w:lvl>
+    <w:lvl w:ilvl="3" w:tplc="08090001" w:tentative="1">
+      <w:start w:val="1"/>
+      <w:numFmt w:val="bullet"/>
+      <w:lvlText w:val=""/>
+      <w:lvlJc w:val="left"/>
+      <w:pPr>
+        <w:ind w:left="2520" w:hanging="360"/>
+      </w:pPr>
+      <w:rPr>
+        <w:rFonts w:ascii="Symbol" w:hAnsi="Symbol" w:hint="default"/>
+      </w:rPr>
+    </w:lvl>
+    <w:lvl w:ilvl="4" w:tplc="08090003" w:tentative="1">
+      <w:start w:val="1"/>
+      <w:numFmt w:val="bullet"/>
+      <w:lvlText w:val="o"/>
+      <w:lvlJc w:val="left"/>
+      <w:pPr>
+        <w:ind w:left="3240" w:hanging="360"/>
+      </w:pPr>
+      <w:rPr>
+        <w:rFonts w:ascii="Courier New" w:hAnsi="Courier New" w:cs="Courier New" w:hint="default"/>
+      </w:rPr>
+    </w:lvl>
+    <w:lvl w:ilvl="5" w:tplc="08090005" w:tentative="1">
+      <w:start w:val="1"/>
+      <w:numFmt w:val="bullet"/>
+      <w:lvlText w:val=""/>
+      <w:lvlJc w:val="left"/>
+      <w:pPr>
+        <w:ind w:left="3960" w:hanging="360"/>
+      </w:pPr>
+      <w:rPr>
+        <w:rFonts w:ascii="Wingdings" w:hAnsi="Wingdings" w:hint="default"/>
+      </w:rPr>
+    </w:lvl>
+    <w:lvl w:ilvl="6" w:tplc="08090001" w:tentative="1">
+      <w:start w:val="1"/>
+      <w:numFmt w:val="bullet"/>
+      <w:lvlText w:val=""/>
+      <w:lvlJc w:val="left"/>
+      <w:pPr>
+        <w:ind w:left="4680" w:hanging="360"/>
+      </w:pPr>
+      <w:rPr>
+        <w:rFonts w:ascii="Symbol" w:hAnsi="Symbol" w:hint="default"/>
+      </w:rPr>
+    </w:lvl>
+    <w:lvl w:ilvl="7" w:tplc="08090003" w:tentative="1">
+      <w:start w:val="1"/>
+      <w:numFmt w:val="bullet"/>
+      <w:lvlText w:val="o"/>
+      <w:lvlJc w:val="left"/>
+      <w:pPr>
+        <w:ind w:left="5400" w:hanging="360"/>
+      </w:pPr>
+      <w:rPr>
+        <w:rFonts w:ascii="Courier New" w:hAnsi="Courier New" w:cs="Courier New" w:hint="default"/>
+      </w:rPr>
+    </w:lvl>
+    <w:lvl w:ilvl="8" w:tplc="08090005" w:tentative="1">
+      <w:start w:val="1"/>
+      <w:numFmt w:val="bullet"/>
+      <w:lvlText w:val=""/>
+      <w:lvlJc w:val="left"/>
+      <w:pPr>
+        <w:ind w:left="6120" w:hanging="360"/>
+      </w:pPr>
+      <w:rPr>
+        <w:rFonts w:ascii="Wingdings" w:hAnsi="Wingdings" w:hint="default"/>
+      </w:rPr>
+    </w:lvl>
+  </w:abstractNum>
+  <w:abstractNum w:abstractNumId="11" w15:restartNumberingAfterBreak="0">
     <w:nsid w:val="4E112E32"/>
     <w:multiLevelType w:val="multilevel"/>
     <w:tmpl w:val="DC08DD26"/>
@@ -7195,7 +12817,7 @@
       </w:rPr>
     </w:lvl>
   </w:abstractNum>
-  <w:abstractNum w:abstractNumId="7" w15:restartNumberingAfterBreak="0">
+  <w:abstractNum w:abstractNumId="12" w15:restartNumberingAfterBreak="0">
     <w:nsid w:val="53664821"/>
     <w:multiLevelType w:val="multilevel"/>
     <w:tmpl w:val="D96E0C18"/>
@@ -7344,7 +12966,7 @@
       </w:rPr>
     </w:lvl>
   </w:abstractNum>
-  <w:abstractNum w:abstractNumId="8" w15:restartNumberingAfterBreak="0">
+  <w:abstractNum w:abstractNumId="13" w15:restartNumberingAfterBreak="0">
     <w:nsid w:val="5A4266AE"/>
     <w:multiLevelType w:val="multilevel"/>
     <w:tmpl w:val="F6F808D2"/>
@@ -7457,7 +13079,7 @@
       </w:pPr>
     </w:lvl>
   </w:abstractNum>
-  <w:abstractNum w:abstractNumId="9" w15:restartNumberingAfterBreak="0">
+  <w:abstractNum w:abstractNumId="14" w15:restartNumberingAfterBreak="0">
     <w:nsid w:val="5C0F6925"/>
     <w:multiLevelType w:val="multilevel"/>
     <w:tmpl w:val="118ED146"/>
@@ -7570,7 +13192,7 @@
       </w:pPr>
     </w:lvl>
   </w:abstractNum>
-  <w:abstractNum w:abstractNumId="10" w15:restartNumberingAfterBreak="0">
+  <w:abstractNum w:abstractNumId="15" w15:restartNumberingAfterBreak="0">
     <w:nsid w:val="5E8907BE"/>
     <w:multiLevelType w:val="multilevel"/>
     <w:tmpl w:val="4D82F208"/>
@@ -7715,7 +13337,7 @@
       </w:rPr>
     </w:lvl>
   </w:abstractNum>
-  <w:abstractNum w:abstractNumId="11" w15:restartNumberingAfterBreak="0">
+  <w:abstractNum w:abstractNumId="16" w15:restartNumberingAfterBreak="0">
     <w:nsid w:val="636565AE"/>
     <w:multiLevelType w:val="hybridMultilevel"/>
     <w:tmpl w:val="2626D3A0"/>
@@ -7828,7 +13450,7 @@
       </w:rPr>
     </w:lvl>
   </w:abstractNum>
-  <w:abstractNum w:abstractNumId="12" w15:restartNumberingAfterBreak="0">
+  <w:abstractNum w:abstractNumId="17" w15:restartNumberingAfterBreak="0">
     <w:nsid w:val="63DD63E1"/>
     <w:multiLevelType w:val="hybridMultilevel"/>
     <w:tmpl w:val="1122A420"/>
@@ -7941,7 +13563,7 @@
       </w:rPr>
     </w:lvl>
   </w:abstractNum>
-  <w:abstractNum w:abstractNumId="13" w15:restartNumberingAfterBreak="0">
+  <w:abstractNum w:abstractNumId="18" w15:restartNumberingAfterBreak="0">
     <w:nsid w:val="706656C9"/>
     <w:multiLevelType w:val="multilevel"/>
     <w:tmpl w:val="5CCC7B76"/>
@@ -8091,52 +13713,67 @@
     </w:lvl>
   </w:abstractNum>
   <w:num w:numId="1">
+    <w:abstractNumId w:val="7"/>
+  </w:num>
+  <w:num w:numId="2">
+    <w:abstractNumId w:val="7"/>
+  </w:num>
+  <w:num w:numId="3">
+    <w:abstractNumId w:val="7"/>
+  </w:num>
+  <w:num w:numId="4">
+    <w:abstractNumId w:val="6"/>
+  </w:num>
+  <w:num w:numId="5">
+    <w:abstractNumId w:val="13"/>
+  </w:num>
+  <w:num w:numId="6">
+    <w:abstractNumId w:val="11"/>
+  </w:num>
+  <w:num w:numId="7">
+    <w:abstractNumId w:val="15"/>
+  </w:num>
+  <w:num w:numId="8">
+    <w:abstractNumId w:val="14"/>
+  </w:num>
+  <w:num w:numId="9">
+    <w:abstractNumId w:val="8"/>
+  </w:num>
+  <w:num w:numId="10">
+    <w:abstractNumId w:val="1"/>
+  </w:num>
+  <w:num w:numId="11">
+    <w:abstractNumId w:val="12"/>
+  </w:num>
+  <w:num w:numId="12">
     <w:abstractNumId w:val="4"/>
   </w:num>
-  <w:num w:numId="2">
-    <w:abstractNumId w:val="4"/>
+  <w:num w:numId="13">
+    <w:abstractNumId w:val="2"/>
   </w:num>
-  <w:num w:numId="3">
-    <w:abstractNumId w:val="4"/>
+  <w:num w:numId="14">
+    <w:abstractNumId w:val="16"/>
   </w:num>
-  <w:num w:numId="4">
+  <w:num w:numId="15">
+    <w:abstractNumId w:val="17"/>
+  </w:num>
+  <w:num w:numId="16">
+    <w:abstractNumId w:val="18"/>
+  </w:num>
+  <w:num w:numId="17">
+    <w:abstractNumId w:val="5"/>
+  </w:num>
+  <w:num w:numId="18">
+    <w:abstractNumId w:val="0"/>
+  </w:num>
+  <w:num w:numId="19">
     <w:abstractNumId w:val="3"/>
   </w:num>
-  <w:num w:numId="5">
-    <w:abstractNumId w:val="8"/>
-  </w:num>
-  <w:num w:numId="6">
-    <w:abstractNumId w:val="6"/>
-  </w:num>
-  <w:num w:numId="7">
+  <w:num w:numId="20">
     <w:abstractNumId w:val="10"/>
   </w:num>
-  <w:num w:numId="8">
+  <w:num w:numId="21">
     <w:abstractNumId w:val="9"/>
-  </w:num>
-  <w:num w:numId="9">
-    <w:abstractNumId w:val="5"/>
-  </w:num>
-  <w:num w:numId="10">
-    <w:abstractNumId w:val="0"/>
-  </w:num>
-  <w:num w:numId="11">
-    <w:abstractNumId w:val="7"/>
-  </w:num>
-  <w:num w:numId="12">
-    <w:abstractNumId w:val="2"/>
-  </w:num>
-  <w:num w:numId="13">
-    <w:abstractNumId w:val="1"/>
-  </w:num>
-  <w:num w:numId="14">
-    <w:abstractNumId w:val="11"/>
-  </w:num>
-  <w:num w:numId="15">
-    <w:abstractNumId w:val="12"/>
-  </w:num>
-  <w:num w:numId="16">
-    <w:abstractNumId w:val="13"/>
   </w:num>
 </w:numbering>
 </file>
@@ -8583,6 +14220,7 @@
   <w:style w:type="character" w:default="1" w:styleId="a1">
     <w:name w:val="Default Paragraph Font"/>
     <w:uiPriority w:val="1"/>
+    <w:semiHidden/>
     <w:unhideWhenUsed/>
   </w:style>
   <w:style w:type="table" w:default="1" w:styleId="a2">
